--- a/docs/GraphMInd图数据库管理平台用户操作手册.docx
+++ b/docs/GraphMInd图数据库管理平台用户操作手册.docx
@@ -144,7 +144,7 @@
     </w:p>
     <w:p>
       <w:pPr>
-        <w:pStyle w:val="16"/>
+        <w:pStyle w:val="17"/>
         <w:rPr>
           <w:rFonts w:hint="eastAsia"/>
         </w:rPr>
@@ -377,7 +377,7 @@
     </w:p>
     <w:p>
       <w:pPr>
-        <w:pStyle w:val="17"/>
+        <w:pStyle w:val="18"/>
         <w:numPr>
           <w:ilvl w:val="0"/>
           <w:numId w:val="2"/>
@@ -420,7 +420,7 @@
     </w:p>
     <w:p>
       <w:pPr>
-        <w:pStyle w:val="17"/>
+        <w:pStyle w:val="18"/>
         <w:numPr>
           <w:ilvl w:val="0"/>
           <w:numId w:val="2"/>
@@ -444,7 +444,7 @@
     </w:p>
     <w:p>
       <w:pPr>
-        <w:pStyle w:val="17"/>
+        <w:pStyle w:val="18"/>
         <w:numPr>
           <w:ilvl w:val="0"/>
           <w:numId w:val="2"/>
@@ -477,7 +477,7 @@
     </w:p>
     <w:p>
       <w:pPr>
-        <w:pStyle w:val="17"/>
+        <w:pStyle w:val="18"/>
         <w:numPr>
           <w:ilvl w:val="0"/>
           <w:numId w:val="2"/>
@@ -648,6 +648,7 @@
     </w:p>
     <w:p>
       <w:pPr>
+        <w:ind w:firstLine="420" w:firstLineChars="0"/>
         <w:rPr>
           <w:rFonts w:hint="eastAsia" w:ascii="宋体" w:hAnsi="宋体" w:eastAsia="宋体"/>
           <w:color w:val="000000"/>
@@ -655,6 +656,15 @@
           <w:lang w:eastAsia="zh-CN"/>
         </w:rPr>
       </w:pPr>
+      <w:r>
+        <w:rPr>
+          <w:rFonts w:hint="eastAsia" w:ascii="宋体" w:hAnsi="宋体" w:eastAsia="宋体"/>
+          <w:color w:val="000000"/>
+          <w:sz w:val="21"/>
+          <w:lang w:eastAsia="zh-CN"/>
+        </w:rPr>
+        <w:t>Ω</w:t>
+      </w:r>
       <w:r>
         <w:rPr>
           <w:rFonts w:hint="eastAsia" w:ascii="宋体" w:hAnsi="宋体" w:eastAsia="宋体"/>
@@ -1468,30 +1478,2466 @@
     <w:p>
       <w:pPr>
         <w:spacing w:after="200" w:line="360" w:lineRule="auto"/>
-      </w:pPr>
+        <w:ind w:firstLine="420" w:firstLineChars="0"/>
+        <w:rPr>
+          <w:rFonts w:ascii="Arial" w:hAnsi="Arial" w:eastAsia="Arial" w:cs="Arial"/>
+          <w:sz w:val="24"/>
+          <w:szCs w:val="24"/>
+        </w:rPr>
+      </w:pPr>
+      <w:r>
+        <w:rPr>
+          <w:rFonts w:ascii="Arial" w:hAnsi="Arial" w:eastAsia="Arial" w:cs="Arial"/>
+          <w:sz w:val="24"/>
+          <w:szCs w:val="24"/>
+        </w:rPr>
+        <w:t>点击「新建」按钮，在对话框中选择所属的数据库连接，填写图名称和图</w:t>
+      </w:r>
+      <w:r>
+        <w:rPr>
+          <w:rFonts w:hint="eastAsia" w:ascii="Arial" w:hAnsi="Arial" w:eastAsia="宋体" w:cs="Arial"/>
+          <w:sz w:val="24"/>
+          <w:szCs w:val="24"/>
+          <w:lang w:val="en-US" w:eastAsia="zh-CN"/>
+        </w:rPr>
+        <w:t>标识，点击</w:t>
+      </w:r>
+      <w:r>
+        <w:rPr>
+          <w:rFonts w:ascii="Arial" w:hAnsi="Arial" w:eastAsia="Arial" w:cs="Arial"/>
+          <w:sz w:val="24"/>
+          <w:szCs w:val="24"/>
+        </w:rPr>
+        <w:t>「</w:t>
+      </w:r>
+      <w:r>
+        <w:rPr>
+          <w:rFonts w:hint="eastAsia" w:ascii="Arial" w:hAnsi="Arial" w:eastAsia="宋体" w:cs="Arial"/>
+          <w:sz w:val="24"/>
+          <w:szCs w:val="24"/>
+          <w:lang w:val="en-US" w:eastAsia="zh-CN"/>
+        </w:rPr>
+        <w:t>保存</w:t>
+      </w:r>
+      <w:r>
+        <w:rPr>
+          <w:rFonts w:ascii="Arial" w:hAnsi="Arial" w:eastAsia="Arial" w:cs="Arial"/>
+          <w:sz w:val="24"/>
+          <w:szCs w:val="24"/>
+        </w:rPr>
+        <w:t>」</w:t>
+      </w:r>
+      <w:r>
+        <w:rPr>
+          <w:rFonts w:hint="eastAsia" w:ascii="Arial" w:hAnsi="Arial" w:eastAsia="宋体" w:cs="Arial"/>
+          <w:sz w:val="24"/>
+          <w:szCs w:val="24"/>
+          <w:lang w:eastAsia="zh-CN"/>
+        </w:rPr>
+        <w:t>，</w:t>
+      </w:r>
+      <w:r>
+        <w:rPr>
+          <w:rFonts w:hint="eastAsia" w:ascii="Arial" w:hAnsi="Arial" w:eastAsia="宋体" w:cs="Arial"/>
+          <w:sz w:val="24"/>
+          <w:szCs w:val="24"/>
+          <w:lang w:val="en-US" w:eastAsia="zh-CN"/>
+        </w:rPr>
+        <w:t>会在对应的图连接下创建图实例。Neo4j社区版支持新建图</w:t>
+      </w:r>
+      <w:r>
+        <w:rPr>
+          <w:rFonts w:ascii="Arial" w:hAnsi="Arial" w:eastAsia="Arial" w:cs="Arial"/>
+          <w:sz w:val="24"/>
+          <w:szCs w:val="24"/>
+        </w:rPr>
+        <w:t>。</w:t>
+      </w:r>
+    </w:p>
+    <w:p>
+      <w:pPr>
+        <w:spacing w:after="200" w:line="360" w:lineRule="auto"/>
+        <w:ind w:firstLine="420" w:firstLineChars="0"/>
+        <w:rPr>
+          <w:rFonts w:ascii="Arial" w:hAnsi="Arial" w:eastAsia="Arial" w:cs="Arial"/>
+          <w:sz w:val="24"/>
+          <w:szCs w:val="24"/>
+        </w:rPr>
+      </w:pPr>
+      <w:r>
+        <w:drawing>
+          <wp:inline distT="0" distB="0" distL="0" distR="0">
+            <wp:extent cx="4986655" cy="3333750"/>
+            <wp:effectExtent l="0" t="0" r="17145" b="19050"/>
+            <wp:docPr id="7" name="图片 7"/>
+            <wp:cNvGraphicFramePr>
+              <a:graphicFrameLocks xmlns:a="http://schemas.openxmlformats.org/drawingml/2006/main" noChangeAspect="1"/>
+            </wp:cNvGraphicFramePr>
+            <a:graphic xmlns:a="http://schemas.openxmlformats.org/drawingml/2006/main">
+              <a:graphicData uri="http://schemas.openxmlformats.org/drawingml/2006/picture">
+                <pic:pic xmlns:pic="http://schemas.openxmlformats.org/drawingml/2006/picture">
+                  <pic:nvPicPr>
+                    <pic:cNvPr id="7" name="图片 7"/>
+                    <pic:cNvPicPr>
+                      <a:picLocks noChangeAspect="1" noChangeArrowheads="1"/>
+                    </pic:cNvPicPr>
+                  </pic:nvPicPr>
+                  <pic:blipFill>
+                    <a:blip r:embed="rId13"/>
+                    <a:srcRect/>
+                    <a:stretch>
+                      <a:fillRect/>
+                    </a:stretch>
+                  </pic:blipFill>
+                  <pic:spPr>
+                    <a:xfrm>
+                      <a:off x="0" y="0"/>
+                      <a:ext cx="4986655" cy="3333750"/>
+                    </a:xfrm>
+                    <a:prstGeom prst="rect">
+                      <a:avLst/>
+                    </a:prstGeom>
+                  </pic:spPr>
+                </pic:pic>
+              </a:graphicData>
+            </a:graphic>
+          </wp:inline>
+        </w:drawing>
+      </w:r>
+    </w:p>
+    <w:p>
+      <w:pPr>
+        <w:pStyle w:val="4"/>
+        <w:bidi w:val="0"/>
+        <w:rPr>
+          <w:rFonts w:hint="eastAsia"/>
+          <w:lang w:val="en-US" w:eastAsia="zh-CN"/>
+        </w:rPr>
+      </w:pPr>
+      <w:r>
+        <w:rPr>
+          <w:rFonts w:hint="eastAsia"/>
+          <w:lang w:val="en-US" w:eastAsia="zh-CN"/>
+        </w:rPr>
+        <w:t>3.3.3 查看图详情信息</w:t>
+      </w:r>
+    </w:p>
+    <w:p>
+      <w:pPr>
+        <w:ind w:firstLine="420" w:firstLineChars="0"/>
+        <w:rPr>
+          <w:rFonts w:hint="default" w:ascii="Arial" w:hAnsi="Arial" w:eastAsia="宋体" w:cs="Arial"/>
+          <w:sz w:val="24"/>
+          <w:szCs w:val="24"/>
+          <w:lang w:val="en-US" w:eastAsia="zh-CN"/>
+        </w:rPr>
+      </w:pPr>
+      <w:r>
+        <w:rPr>
+          <w:rFonts w:ascii="Arial" w:hAnsi="Arial" w:eastAsia="Arial" w:cs="Arial"/>
+          <w:sz w:val="24"/>
+          <w:szCs w:val="24"/>
+        </w:rPr>
+        <w:t>点击「</w:t>
+      </w:r>
+      <w:r>
+        <w:rPr>
+          <w:rFonts w:hint="eastAsia" w:ascii="Arial" w:hAnsi="Arial" w:eastAsia="宋体" w:cs="Arial"/>
+          <w:sz w:val="24"/>
+          <w:szCs w:val="24"/>
+          <w:lang w:val="en-US" w:eastAsia="zh-CN"/>
+        </w:rPr>
+        <w:t>图详情</w:t>
+      </w:r>
+      <w:r>
+        <w:rPr>
+          <w:rFonts w:ascii="Arial" w:hAnsi="Arial" w:eastAsia="Arial" w:cs="Arial"/>
+          <w:sz w:val="24"/>
+          <w:szCs w:val="24"/>
+        </w:rPr>
+        <w:t>」按钮</w:t>
+      </w:r>
+      <w:r>
+        <w:rPr>
+          <w:rFonts w:hint="eastAsia" w:ascii="Arial" w:hAnsi="Arial" w:eastAsia="宋体" w:cs="Arial"/>
+          <w:sz w:val="24"/>
+          <w:szCs w:val="24"/>
+          <w:lang w:eastAsia="zh-CN"/>
+        </w:rPr>
+        <w:t>，</w:t>
+      </w:r>
+      <w:r>
+        <w:rPr>
+          <w:rFonts w:hint="eastAsia" w:ascii="Arial" w:hAnsi="Arial" w:eastAsia="宋体" w:cs="Arial"/>
+          <w:sz w:val="24"/>
+          <w:szCs w:val="24"/>
+          <w:lang w:val="en-US" w:eastAsia="zh-CN"/>
+        </w:rPr>
+        <w:t>弹出图详情页，展示图标识、名称、连接名称、图数据库类型、图节点数量、边数量、状态和创建时间。</w:t>
+      </w:r>
+    </w:p>
+    <w:p>
+      <w:pPr>
+        <w:rPr>
+          <w:rFonts w:hint="default" w:ascii="Arial" w:hAnsi="Arial" w:eastAsia="宋体" w:cs="Arial"/>
+          <w:sz w:val="24"/>
+          <w:szCs w:val="24"/>
+          <w:lang w:val="en-US" w:eastAsia="zh-CN"/>
+        </w:rPr>
+      </w:pPr>
+      <w:r>
+        <w:drawing>
+          <wp:inline distT="0" distB="0" distL="114300" distR="114300">
+            <wp:extent cx="5269865" cy="3830320"/>
+            <wp:effectExtent l="0" t="0" r="13335" b="5080"/>
+            <wp:docPr id="8" name="图片 1"/>
+            <wp:cNvGraphicFramePr>
+              <a:graphicFrameLocks xmlns:a="http://schemas.openxmlformats.org/drawingml/2006/main" noChangeAspect="1"/>
+            </wp:cNvGraphicFramePr>
+            <a:graphic xmlns:a="http://schemas.openxmlformats.org/drawingml/2006/main">
+              <a:graphicData uri="http://schemas.openxmlformats.org/drawingml/2006/picture">
+                <pic:pic xmlns:pic="http://schemas.openxmlformats.org/drawingml/2006/picture">
+                  <pic:nvPicPr>
+                    <pic:cNvPr id="8" name="图片 1"/>
+                    <pic:cNvPicPr>
+                      <a:picLocks noChangeAspect="1"/>
+                    </pic:cNvPicPr>
+                  </pic:nvPicPr>
+                  <pic:blipFill>
+                    <a:blip r:embed="rId14"/>
+                    <a:stretch>
+                      <a:fillRect/>
+                    </a:stretch>
+                  </pic:blipFill>
+                  <pic:spPr>
+                    <a:xfrm>
+                      <a:off x="0" y="0"/>
+                      <a:ext cx="5269865" cy="3830320"/>
+                    </a:xfrm>
+                    <a:prstGeom prst="rect">
+                      <a:avLst/>
+                    </a:prstGeom>
+                    <a:noFill/>
+                    <a:ln>
+                      <a:noFill/>
+                    </a:ln>
+                  </pic:spPr>
+                </pic:pic>
+              </a:graphicData>
+            </a:graphic>
+          </wp:inline>
+        </w:drawing>
+      </w:r>
+    </w:p>
+    <w:p>
+      <w:pPr>
+        <w:rPr>
+          <w:rFonts w:hint="default" w:ascii="Arial" w:hAnsi="Arial" w:eastAsia="宋体" w:cs="Arial"/>
+          <w:sz w:val="24"/>
+          <w:szCs w:val="24"/>
+          <w:lang w:val="en-US" w:eastAsia="zh-CN"/>
+        </w:rPr>
+      </w:pPr>
+    </w:p>
+    <w:p>
+      <w:pPr>
+        <w:outlineLvl w:val="1"/>
+        <w:rPr>
+          <w:rFonts w:hint="eastAsia" w:asciiTheme="minorEastAsia" w:hAnsiTheme="minorEastAsia"/>
+          <w:b/>
+          <w:sz w:val="28"/>
+          <w:szCs w:val="28"/>
+          <w:lang w:val="en-US" w:eastAsia="zh-CN"/>
+        </w:rPr>
+      </w:pPr>
+      <w:r>
+        <w:rPr>
+          <w:rFonts w:hint="eastAsia" w:asciiTheme="minorEastAsia" w:hAnsiTheme="minorEastAsia"/>
+          <w:b/>
+          <w:sz w:val="28"/>
+          <w:szCs w:val="28"/>
+        </w:rPr>
+        <w:t>3</w:t>
+      </w:r>
+      <w:r>
+        <w:rPr>
+          <w:rFonts w:asciiTheme="minorEastAsia" w:hAnsiTheme="minorEastAsia"/>
+          <w:b/>
+          <w:sz w:val="28"/>
+          <w:szCs w:val="28"/>
+        </w:rPr>
+        <w:t>.</w:t>
+      </w:r>
+      <w:r>
+        <w:rPr>
+          <w:rFonts w:hint="eastAsia" w:asciiTheme="minorEastAsia" w:hAnsiTheme="minorEastAsia"/>
+          <w:b/>
+          <w:sz w:val="28"/>
+          <w:szCs w:val="28"/>
+          <w:lang w:val="en-US" w:eastAsia="zh-CN"/>
+        </w:rPr>
+        <w:t>4</w:t>
+      </w:r>
+      <w:r>
+        <w:rPr>
+          <w:rFonts w:asciiTheme="minorEastAsia" w:hAnsiTheme="minorEastAsia"/>
+          <w:b/>
+          <w:sz w:val="28"/>
+          <w:szCs w:val="28"/>
+        </w:rPr>
+        <w:t xml:space="preserve"> </w:t>
+      </w:r>
+      <w:r>
+        <w:rPr>
+          <w:rFonts w:hint="eastAsia" w:asciiTheme="minorEastAsia" w:hAnsiTheme="minorEastAsia"/>
+          <w:b/>
+          <w:sz w:val="28"/>
+          <w:szCs w:val="28"/>
+          <w:lang w:val="en-US" w:eastAsia="zh-CN"/>
+        </w:rPr>
+        <w:t>图建模</w:t>
+      </w:r>
+    </w:p>
+    <w:p>
+      <w:pPr>
+        <w:spacing w:after="200" w:line="360" w:lineRule="auto"/>
+        <w:ind w:firstLine="420" w:firstLineChars="0"/>
+      </w:pPr>
+      <w:r>
+        <w:rPr>
+          <w:rFonts w:ascii="Arial" w:hAnsi="Arial" w:eastAsia="Arial" w:cs="Arial"/>
+          <w:sz w:val="24"/>
+          <w:szCs w:val="24"/>
+        </w:rPr>
+        <w:t>图建模是定义图数据结构的核心模块。用户在此页面为选定的图实例设计顶点类型和边类型，每种类型可以配置多个属性字段及其数据类型</w:t>
+      </w:r>
+      <w:r>
+        <w:rPr>
+          <w:rFonts w:hint="eastAsia" w:ascii="Arial" w:hAnsi="Arial" w:eastAsia="宋体" w:cs="Arial"/>
+          <w:sz w:val="24"/>
+          <w:szCs w:val="24"/>
+          <w:lang w:eastAsia="zh-CN"/>
+        </w:rPr>
+        <w:t>。</w:t>
+      </w:r>
+      <w:r>
+        <w:rPr>
+          <w:rFonts w:ascii="Arial" w:hAnsi="Arial" w:eastAsia="Arial" w:cs="Arial"/>
+          <w:sz w:val="24"/>
+          <w:szCs w:val="24"/>
+        </w:rPr>
+        <w:t>列表视图是默认的数据建模视图。页面包含「点定义」和「边定义」两个选项卡，分别管理顶点类型和边类型。</w:t>
+      </w:r>
+    </w:p>
+    <w:p>
+      <w:pPr>
+        <w:spacing w:after="200" w:line="360" w:lineRule="auto"/>
+        <w:ind w:firstLine="420" w:firstLineChars="0"/>
+        <w:rPr>
+          <w:rFonts w:hint="eastAsia" w:eastAsia="宋体"/>
+          <w:lang w:eastAsia="zh-CN"/>
+        </w:rPr>
+      </w:pPr>
+    </w:p>
+    <w:p>
+      <w:pPr>
+        <w:pStyle w:val="4"/>
+        <w:bidi w:val="0"/>
+        <w:rPr>
+          <w:rFonts w:hint="default"/>
+          <w:lang w:val="en-US"/>
+        </w:rPr>
+      </w:pPr>
+      <w:r>
+        <w:rPr>
+          <w:rFonts w:hint="eastAsia"/>
+          <w:lang w:val="en-US" w:eastAsia="zh-CN"/>
+        </w:rPr>
+        <w:t>3.4.1 节点定义列表</w:t>
+      </w:r>
+    </w:p>
+    <w:p>
+      <w:pPr>
+        <w:spacing w:after="200" w:line="360" w:lineRule="auto"/>
+        <w:ind w:firstLine="420" w:firstLineChars="0"/>
+        <w:rPr>
+          <w:rFonts w:ascii="Arial" w:hAnsi="Arial" w:eastAsia="Arial" w:cs="Arial"/>
+          <w:sz w:val="24"/>
+          <w:szCs w:val="24"/>
+        </w:rPr>
+      </w:pPr>
+      <w:r>
+        <w:rPr>
+          <w:rFonts w:ascii="Arial" w:hAnsi="Arial" w:eastAsia="Arial" w:cs="Arial"/>
+          <w:sz w:val="24"/>
+          <w:szCs w:val="24"/>
+        </w:rPr>
+        <w:t>点定义表格展示所有顶点类型的标签、名称、描述和发布状态。每行可展开查看该顶点类型的属性列表，属性列展示每个属性的标识、名称、数据类型和是否</w:t>
+      </w:r>
+      <w:r>
+        <w:rPr>
+          <w:rFonts w:hint="eastAsia" w:ascii="Arial" w:hAnsi="Arial" w:eastAsia="宋体" w:cs="Arial"/>
+          <w:sz w:val="24"/>
+          <w:szCs w:val="24"/>
+          <w:lang w:val="en-US" w:eastAsia="zh-CN"/>
+        </w:rPr>
+        <w:t>是</w:t>
+      </w:r>
+      <w:r>
+        <w:rPr>
+          <w:rFonts w:ascii="Arial" w:hAnsi="Arial" w:eastAsia="Arial" w:cs="Arial"/>
+          <w:sz w:val="24"/>
+          <w:szCs w:val="24"/>
+        </w:rPr>
+        <w:t>索引</w:t>
+      </w:r>
+      <w:r>
+        <w:rPr>
+          <w:rFonts w:hint="eastAsia" w:ascii="Arial" w:hAnsi="Arial" w:eastAsia="宋体" w:cs="Arial"/>
+          <w:sz w:val="24"/>
+          <w:szCs w:val="24"/>
+          <w:lang w:val="en-US" w:eastAsia="zh-CN"/>
+        </w:rPr>
+        <w:t>字段</w:t>
+      </w:r>
+      <w:r>
+        <w:rPr>
+          <w:rFonts w:ascii="Arial" w:hAnsi="Arial" w:eastAsia="Arial" w:cs="Arial"/>
+          <w:sz w:val="24"/>
+          <w:szCs w:val="24"/>
+        </w:rPr>
+        <w:t>。</w:t>
+      </w:r>
+    </w:p>
+    <w:p>
+      <w:pPr>
+        <w:spacing w:after="200" w:line="360" w:lineRule="auto"/>
+        <w:rPr>
+          <w:rFonts w:hint="eastAsia" w:ascii="Arial" w:hAnsi="Arial" w:eastAsia="宋体" w:cs="Arial"/>
+          <w:sz w:val="24"/>
+          <w:szCs w:val="24"/>
+          <w:lang w:eastAsia="zh-CN"/>
+        </w:rPr>
+      </w:pPr>
+      <w:r>
+        <w:rPr>
+          <w:rFonts w:hint="eastAsia" w:ascii="Arial" w:hAnsi="Arial" w:eastAsia="宋体" w:cs="Arial"/>
+          <w:sz w:val="24"/>
+          <w:szCs w:val="24"/>
+          <w:lang w:eastAsia="zh-CN"/>
+        </w:rPr>
+        <w:drawing>
+          <wp:inline distT="0" distB="0" distL="114300" distR="114300">
+            <wp:extent cx="5266690" cy="2527300"/>
+            <wp:effectExtent l="0" t="0" r="16510" b="12700"/>
+            <wp:docPr id="11" name="图片 11" descr="6-图建模-列表视图"/>
+            <wp:cNvGraphicFramePr>
+              <a:graphicFrameLocks xmlns:a="http://schemas.openxmlformats.org/drawingml/2006/main" noChangeAspect="1"/>
+            </wp:cNvGraphicFramePr>
+            <a:graphic xmlns:a="http://schemas.openxmlformats.org/drawingml/2006/main">
+              <a:graphicData uri="http://schemas.openxmlformats.org/drawingml/2006/picture">
+                <pic:pic xmlns:pic="http://schemas.openxmlformats.org/drawingml/2006/picture">
+                  <pic:nvPicPr>
+                    <pic:cNvPr id="11" name="图片 11" descr="6-图建模-列表视图"/>
+                    <pic:cNvPicPr>
+                      <a:picLocks noChangeAspect="1"/>
+                    </pic:cNvPicPr>
+                  </pic:nvPicPr>
+                  <pic:blipFill>
+                    <a:blip r:embed="rId15"/>
+                    <a:stretch>
+                      <a:fillRect/>
+                    </a:stretch>
+                  </pic:blipFill>
+                  <pic:spPr>
+                    <a:xfrm>
+                      <a:off x="0" y="0"/>
+                      <a:ext cx="5266690" cy="2527300"/>
+                    </a:xfrm>
+                    <a:prstGeom prst="rect">
+                      <a:avLst/>
+                    </a:prstGeom>
+                  </pic:spPr>
+                </pic:pic>
+              </a:graphicData>
+            </a:graphic>
+          </wp:inline>
+        </w:drawing>
+      </w:r>
+    </w:p>
+    <w:p>
+      <w:pPr>
+        <w:pStyle w:val="4"/>
+        <w:bidi w:val="0"/>
+      </w:pPr>
+      <w:r>
+        <w:rPr>
+          <w:rFonts w:hint="eastAsia" w:ascii="Arial" w:hAnsi="Arial" w:eastAsia="宋体" w:cs="Arial"/>
+          <w:b/>
+          <w:bCs/>
+          <w:sz w:val="24"/>
+          <w:szCs w:val="24"/>
+          <w:lang w:val="en-US" w:eastAsia="zh-CN"/>
+        </w:rPr>
+        <w:t xml:space="preserve">3.4.2 </w:t>
+      </w:r>
+      <w:r>
+        <w:rPr>
+          <w:rFonts w:ascii="Arial" w:hAnsi="Arial" w:eastAsia="Arial" w:cs="Arial"/>
+          <w:b/>
+          <w:bCs/>
+          <w:sz w:val="24"/>
+          <w:szCs w:val="24"/>
+        </w:rPr>
+        <w:t>新增点定义</w:t>
+      </w:r>
+    </w:p>
+    <w:p>
+      <w:pPr>
+        <w:spacing w:after="200" w:line="360" w:lineRule="auto"/>
+        <w:ind w:firstLine="420" w:firstLineChars="0"/>
+      </w:pPr>
+      <w:r>
+        <w:rPr>
+          <w:rFonts w:ascii="Arial" w:hAnsi="Arial" w:eastAsia="Arial" w:cs="Arial"/>
+          <w:sz w:val="24"/>
+          <w:szCs w:val="24"/>
+        </w:rPr>
+        <w:t>点击「新增」按钮或在表格中点击编辑图标，弹出点定义编辑对话框。用户填写标签（对应图数据库中的节点类型名）、名称和描述后，在下方的属性表格中添加属性字段。每个属性需要指定标识、名称、数据类型和是否建立索引。支持的数据类型包括字符串、整数、浮点数、布尔值和日期五种。每个顶点类型默认包含 uid（唯一标识）属性，不可删除。新增属性点击「新增属性」按钮即可添加一行。保存后定义自动发布到图数据库。</w:t>
+      </w:r>
+    </w:p>
+    <w:p>
+      <w:pPr>
+        <w:spacing w:after="200" w:line="360" w:lineRule="auto"/>
+        <w:rPr>
+          <w:rFonts w:hint="eastAsia" w:ascii="Arial" w:hAnsi="Arial" w:eastAsia="宋体" w:cs="Arial"/>
+          <w:sz w:val="24"/>
+          <w:szCs w:val="24"/>
+          <w:lang w:eastAsia="zh-CN"/>
+        </w:rPr>
+      </w:pPr>
+      <w:r>
+        <w:rPr>
+          <w:rFonts w:hint="eastAsia" w:ascii="Arial" w:hAnsi="Arial" w:eastAsia="宋体" w:cs="Arial"/>
+          <w:sz w:val="24"/>
+          <w:szCs w:val="24"/>
+          <w:lang w:eastAsia="zh-CN"/>
+        </w:rPr>
+        <w:drawing>
+          <wp:inline distT="0" distB="0" distL="114300" distR="114300">
+            <wp:extent cx="5266690" cy="2523490"/>
+            <wp:effectExtent l="0" t="0" r="16510" b="16510"/>
+            <wp:docPr id="13" name="图片 13" descr="8-图建模-新建对话框"/>
+            <wp:cNvGraphicFramePr>
+              <a:graphicFrameLocks xmlns:a="http://schemas.openxmlformats.org/drawingml/2006/main" noChangeAspect="1"/>
+            </wp:cNvGraphicFramePr>
+            <a:graphic xmlns:a="http://schemas.openxmlformats.org/drawingml/2006/main">
+              <a:graphicData uri="http://schemas.openxmlformats.org/drawingml/2006/picture">
+                <pic:pic xmlns:pic="http://schemas.openxmlformats.org/drawingml/2006/picture">
+                  <pic:nvPicPr>
+                    <pic:cNvPr id="13" name="图片 13" descr="8-图建模-新建对话框"/>
+                    <pic:cNvPicPr>
+                      <a:picLocks noChangeAspect="1"/>
+                    </pic:cNvPicPr>
+                  </pic:nvPicPr>
+                  <pic:blipFill>
+                    <a:blip r:embed="rId16"/>
+                    <a:stretch>
+                      <a:fillRect/>
+                    </a:stretch>
+                  </pic:blipFill>
+                  <pic:spPr>
+                    <a:xfrm>
+                      <a:off x="0" y="0"/>
+                      <a:ext cx="5266690" cy="2523490"/>
+                    </a:xfrm>
+                    <a:prstGeom prst="rect">
+                      <a:avLst/>
+                    </a:prstGeom>
+                  </pic:spPr>
+                </pic:pic>
+              </a:graphicData>
+            </a:graphic>
+          </wp:inline>
+        </w:drawing>
+      </w:r>
+    </w:p>
+    <w:p>
+      <w:pPr>
+        <w:pStyle w:val="4"/>
+        <w:bidi w:val="0"/>
+        <w:rPr>
+          <w:rFonts w:hint="eastAsia" w:eastAsia="宋体"/>
+          <w:lang w:val="en-US" w:eastAsia="zh-CN"/>
+        </w:rPr>
+      </w:pPr>
+      <w:r>
+        <w:rPr>
+          <w:rFonts w:hint="eastAsia" w:ascii="Arial" w:hAnsi="Arial" w:eastAsia="宋体" w:cs="Arial"/>
+          <w:b/>
+          <w:bCs/>
+          <w:sz w:val="24"/>
+          <w:szCs w:val="24"/>
+          <w:lang w:val="en-US" w:eastAsia="zh-CN"/>
+        </w:rPr>
+        <w:t xml:space="preserve">3.4.3 </w:t>
+      </w:r>
+      <w:r>
+        <w:rPr>
+          <w:rFonts w:ascii="Arial" w:hAnsi="Arial" w:eastAsia="Arial" w:cs="Arial"/>
+          <w:b/>
+          <w:bCs/>
+          <w:sz w:val="24"/>
+          <w:szCs w:val="24"/>
+        </w:rPr>
+        <w:t>边定义</w:t>
+      </w:r>
+      <w:r>
+        <w:rPr>
+          <w:rFonts w:hint="eastAsia" w:ascii="Arial" w:hAnsi="Arial" w:eastAsia="宋体" w:cs="Arial"/>
+          <w:b/>
+          <w:bCs/>
+          <w:sz w:val="24"/>
+          <w:szCs w:val="24"/>
+          <w:lang w:val="en-US" w:eastAsia="zh-CN"/>
+        </w:rPr>
+        <w:t>列表</w:t>
+      </w:r>
+    </w:p>
+    <w:p>
+      <w:pPr>
+        <w:spacing w:after="200" w:line="360" w:lineRule="auto"/>
+        <w:ind w:firstLine="420" w:firstLineChars="0"/>
+      </w:pPr>
+      <w:r>
+        <w:rPr>
+          <w:rFonts w:ascii="Arial" w:hAnsi="Arial" w:eastAsia="Arial" w:cs="Arial"/>
+          <w:sz w:val="24"/>
+          <w:szCs w:val="24"/>
+        </w:rPr>
+        <w:t>边定义表格展示所有边类型的标签、名称、起点类型、终点类型、描述和发布状态。与点定义类似，每行可展开查看属性详情。</w:t>
+      </w:r>
+    </w:p>
+    <w:p>
+      <w:pPr>
+        <w:spacing w:after="300"/>
+        <w:jc w:val="center"/>
+        <w:rPr>
+          <w:rFonts w:hint="eastAsia" w:eastAsia="Songti SC"/>
+          <w:lang w:eastAsia="zh-CN"/>
+        </w:rPr>
+      </w:pPr>
+      <w:r>
+        <w:rPr>
+          <w:rFonts w:hint="eastAsia" w:eastAsia="Songti SC"/>
+          <w:lang w:eastAsia="zh-CN"/>
+        </w:rPr>
+        <w:drawing>
+          <wp:inline distT="0" distB="0" distL="114300" distR="114300">
+            <wp:extent cx="5266690" cy="2527300"/>
+            <wp:effectExtent l="0" t="0" r="16510" b="12700"/>
+            <wp:docPr id="14" name="图片 14" descr="9-图建模-边定义"/>
+            <wp:cNvGraphicFramePr>
+              <a:graphicFrameLocks xmlns:a="http://schemas.openxmlformats.org/drawingml/2006/main" noChangeAspect="1"/>
+            </wp:cNvGraphicFramePr>
+            <a:graphic xmlns:a="http://schemas.openxmlformats.org/drawingml/2006/main">
+              <a:graphicData uri="http://schemas.openxmlformats.org/drawingml/2006/picture">
+                <pic:pic xmlns:pic="http://schemas.openxmlformats.org/drawingml/2006/picture">
+                  <pic:nvPicPr>
+                    <pic:cNvPr id="14" name="图片 14" descr="9-图建模-边定义"/>
+                    <pic:cNvPicPr>
+                      <a:picLocks noChangeAspect="1"/>
+                    </pic:cNvPicPr>
+                  </pic:nvPicPr>
+                  <pic:blipFill>
+                    <a:blip r:embed="rId17"/>
+                    <a:stretch>
+                      <a:fillRect/>
+                    </a:stretch>
+                  </pic:blipFill>
+                  <pic:spPr>
+                    <a:xfrm>
+                      <a:off x="0" y="0"/>
+                      <a:ext cx="5266690" cy="2527300"/>
+                    </a:xfrm>
+                    <a:prstGeom prst="rect">
+                      <a:avLst/>
+                    </a:prstGeom>
+                  </pic:spPr>
+                </pic:pic>
+              </a:graphicData>
+            </a:graphic>
+          </wp:inline>
+        </w:drawing>
+      </w:r>
+    </w:p>
+    <w:p>
+      <w:pPr>
+        <w:pStyle w:val="4"/>
+        <w:bidi w:val="0"/>
+        <w:rPr>
+          <w:rFonts w:hint="eastAsia"/>
+          <w:lang w:val="en-US" w:eastAsia="zh-CN"/>
+        </w:rPr>
+      </w:pPr>
+      <w:r>
+        <w:rPr>
+          <w:rFonts w:hint="eastAsia"/>
+          <w:lang w:val="en-US" w:eastAsia="zh-CN"/>
+        </w:rPr>
+        <w:t>3.4.4 新增边定义</w:t>
+      </w:r>
+    </w:p>
+    <w:p>
+      <w:pPr>
+        <w:spacing w:after="200" w:line="360" w:lineRule="auto"/>
+        <w:ind w:firstLine="420" w:firstLineChars="0"/>
+      </w:pPr>
+      <w:r>
+        <w:rPr>
+          <w:rFonts w:hint="eastAsia"/>
+          <w:lang w:val="en-US" w:eastAsia="zh-CN"/>
+        </w:rPr>
+        <w:t>在</w:t>
+      </w:r>
+      <w:r>
+        <w:rPr>
+          <w:rFonts w:ascii="Arial" w:hAnsi="Arial" w:eastAsia="Arial" w:cs="Arial"/>
+          <w:sz w:val="24"/>
+          <w:szCs w:val="24"/>
+        </w:rPr>
+        <w:t>「边定义」</w:t>
+      </w:r>
+      <w:r>
+        <w:rPr>
+          <w:rFonts w:hint="eastAsia" w:ascii="Arial" w:hAnsi="Arial" w:eastAsia="宋体" w:cs="Arial"/>
+          <w:sz w:val="24"/>
+          <w:szCs w:val="24"/>
+          <w:lang w:val="en-US" w:eastAsia="zh-CN"/>
+        </w:rPr>
+        <w:t>Tab页点击</w:t>
+      </w:r>
+      <w:r>
+        <w:rPr>
+          <w:rFonts w:ascii="Arial" w:hAnsi="Arial" w:eastAsia="Arial" w:cs="Arial"/>
+          <w:sz w:val="24"/>
+          <w:szCs w:val="24"/>
+        </w:rPr>
+        <w:t>「新增」按钮，弹出点定义编辑对话框。用户填写标签（对应图数据库中的</w:t>
+      </w:r>
+      <w:r>
+        <w:rPr>
+          <w:rFonts w:hint="eastAsia" w:ascii="Arial" w:hAnsi="Arial" w:eastAsia="宋体" w:cs="Arial"/>
+          <w:sz w:val="24"/>
+          <w:szCs w:val="24"/>
+          <w:lang w:val="en-US" w:eastAsia="zh-CN"/>
+        </w:rPr>
+        <w:t>边</w:t>
+      </w:r>
+      <w:r>
+        <w:rPr>
+          <w:rFonts w:ascii="Arial" w:hAnsi="Arial" w:eastAsia="Arial" w:cs="Arial"/>
+          <w:sz w:val="24"/>
+          <w:szCs w:val="24"/>
+        </w:rPr>
+        <w:t>类型名）、名称和描述后，</w:t>
+      </w:r>
+      <w:r>
+        <w:rPr>
+          <w:rFonts w:hint="eastAsia" w:ascii="Arial" w:hAnsi="Arial" w:eastAsia="宋体" w:cs="Arial"/>
+          <w:sz w:val="24"/>
+          <w:szCs w:val="24"/>
+          <w:lang w:val="en-US" w:eastAsia="zh-CN"/>
+        </w:rPr>
+        <w:t>选择起点类型和终点类型，</w:t>
+      </w:r>
+      <w:r>
+        <w:rPr>
+          <w:rFonts w:ascii="Arial" w:hAnsi="Arial" w:eastAsia="Arial" w:cs="Arial"/>
+          <w:sz w:val="24"/>
+          <w:szCs w:val="24"/>
+        </w:rPr>
+        <w:t>在下方的属性表格中添加属性字段。每个属性需要指定标识、名称、数据类型和是否建立索引。支持的数据类型包括字符串、整数、浮点数、布尔值和日期五种。每个顶点类型默认包含 uid（唯一标识）属性，不可删除。新增属性点击「新增属性」按钮即可添加一行。保存后</w:t>
+      </w:r>
+      <w:r>
+        <w:rPr>
+          <w:rFonts w:hint="eastAsia" w:ascii="Arial" w:hAnsi="Arial" w:eastAsia="宋体" w:cs="Arial"/>
+          <w:sz w:val="24"/>
+          <w:szCs w:val="24"/>
+          <w:lang w:val="en-US" w:eastAsia="zh-CN"/>
+        </w:rPr>
+        <w:t>边类型</w:t>
+      </w:r>
+      <w:r>
+        <w:rPr>
+          <w:rFonts w:ascii="Arial" w:hAnsi="Arial" w:eastAsia="Arial" w:cs="Arial"/>
+          <w:sz w:val="24"/>
+          <w:szCs w:val="24"/>
+        </w:rPr>
+        <w:t>自动发布到图数据库。</w:t>
+      </w:r>
+    </w:p>
+    <w:p>
+      <w:pPr>
+        <w:rPr>
+          <w:rFonts w:hint="default" w:eastAsia="宋体"/>
+          <w:lang w:val="en-US" w:eastAsia="zh-CN"/>
+        </w:rPr>
+      </w:pPr>
+    </w:p>
+    <w:p>
+      <w:pPr>
+        <w:rPr>
+          <w:rFonts w:hint="eastAsia"/>
+          <w:lang w:val="en-US" w:eastAsia="zh-CN"/>
+        </w:rPr>
+      </w:pPr>
+      <w:r>
+        <w:rPr>
+          <w:rFonts w:hint="eastAsia"/>
+          <w:lang w:val="en-US" w:eastAsia="zh-CN"/>
+        </w:rPr>
+        <w:drawing>
+          <wp:inline distT="0" distB="0" distL="114300" distR="114300">
+            <wp:extent cx="5266690" cy="2263140"/>
+            <wp:effectExtent l="0" t="0" r="16510" b="22860"/>
+            <wp:docPr id="17" name="图片 17" descr="图建模-新增边"/>
+            <wp:cNvGraphicFramePr>
+              <a:graphicFrameLocks xmlns:a="http://schemas.openxmlformats.org/drawingml/2006/main" noChangeAspect="1"/>
+            </wp:cNvGraphicFramePr>
+            <a:graphic xmlns:a="http://schemas.openxmlformats.org/drawingml/2006/main">
+              <a:graphicData uri="http://schemas.openxmlformats.org/drawingml/2006/picture">
+                <pic:pic xmlns:pic="http://schemas.openxmlformats.org/drawingml/2006/picture">
+                  <pic:nvPicPr>
+                    <pic:cNvPr id="17" name="图片 17" descr="图建模-新增边"/>
+                    <pic:cNvPicPr>
+                      <a:picLocks noChangeAspect="1"/>
+                    </pic:cNvPicPr>
+                  </pic:nvPicPr>
+                  <pic:blipFill>
+                    <a:blip r:embed="rId18"/>
+                    <a:stretch>
+                      <a:fillRect/>
+                    </a:stretch>
+                  </pic:blipFill>
+                  <pic:spPr>
+                    <a:xfrm>
+                      <a:off x="0" y="0"/>
+                      <a:ext cx="5266690" cy="2263140"/>
+                    </a:xfrm>
+                    <a:prstGeom prst="rect">
+                      <a:avLst/>
+                    </a:prstGeom>
+                  </pic:spPr>
+                </pic:pic>
+              </a:graphicData>
+            </a:graphic>
+          </wp:inline>
+        </w:drawing>
+      </w:r>
+    </w:p>
+    <w:p>
+      <w:pPr>
+        <w:pStyle w:val="4"/>
+        <w:bidi w:val="0"/>
+        <w:rPr>
+          <w:rFonts w:hint="eastAsia"/>
+          <w:lang w:val="en-US" w:eastAsia="zh-CN"/>
+        </w:rPr>
+      </w:pPr>
+      <w:r>
+        <w:rPr>
+          <w:rFonts w:hint="eastAsia"/>
+          <w:lang w:val="en-US" w:eastAsia="zh-CN"/>
+        </w:rPr>
+        <w:t>3.4.5 导入导出</w:t>
+      </w:r>
+      <w:r>
+        <w:rPr>
+          <w:rFonts w:hint="eastAsia"/>
+          <w:lang w:val="en-US" w:eastAsia="zh-CN"/>
+        </w:rPr>
+        <w:tab/>
+      </w:r>
+    </w:p>
+    <w:p>
+      <w:pPr>
+        <w:spacing w:after="200" w:line="360" w:lineRule="auto"/>
+        <w:ind w:firstLine="420" w:firstLineChars="0"/>
+      </w:pPr>
+      <w:r>
+        <w:rPr>
+          <w:rFonts w:ascii="Arial" w:hAnsi="Arial" w:eastAsia="Arial" w:cs="Arial"/>
+          <w:sz w:val="24"/>
+          <w:szCs w:val="24"/>
+        </w:rPr>
+        <w:t>Schema 支持 JSON 格式的导入和导出。点击「导出」按钮，系统将当前图的所有点定义和边定义导出为 JSON 文件，便于备份或迁移到其他环境。点击「导入」按钮，选择之前导出的 JSON 文件，系统会解析文件内容并展示导入预览，用户可以选「合并导入」（将文件中的定义与当前定义合并，同标签的保留当前版本）或「仅导入新增」（只导入当前不存在的定义）。</w:t>
+      </w:r>
+    </w:p>
+    <w:p>
+      <w:pPr>
+        <w:ind w:firstLine="420" w:firstLineChars="0"/>
+        <w:rPr>
+          <w:rFonts w:hint="default" w:ascii="Arial" w:hAnsi="Arial" w:eastAsia="宋体" w:cs="Arial"/>
+          <w:sz w:val="24"/>
+          <w:szCs w:val="24"/>
+          <w:lang w:val="en-US" w:eastAsia="zh-CN"/>
+        </w:rPr>
+      </w:pPr>
+      <w:r>
+        <w:rPr>
+          <w:rFonts w:hint="default" w:ascii="Arial" w:hAnsi="Arial" w:eastAsia="宋体" w:cs="Arial"/>
+          <w:sz w:val="24"/>
+          <w:szCs w:val="24"/>
+          <w:lang w:val="en-US" w:eastAsia="zh-CN"/>
+        </w:rPr>
+        <w:drawing>
+          <wp:inline distT="0" distB="0" distL="114300" distR="114300">
+            <wp:extent cx="5266690" cy="2254885"/>
+            <wp:effectExtent l="0" t="0" r="16510" b="5715"/>
+            <wp:docPr id="18" name="图片 18" descr="图建模-导入"/>
+            <wp:cNvGraphicFramePr>
+              <a:graphicFrameLocks xmlns:a="http://schemas.openxmlformats.org/drawingml/2006/main" noChangeAspect="1"/>
+            </wp:cNvGraphicFramePr>
+            <a:graphic xmlns:a="http://schemas.openxmlformats.org/drawingml/2006/main">
+              <a:graphicData uri="http://schemas.openxmlformats.org/drawingml/2006/picture">
+                <pic:pic xmlns:pic="http://schemas.openxmlformats.org/drawingml/2006/picture">
+                  <pic:nvPicPr>
+                    <pic:cNvPr id="18" name="图片 18" descr="图建模-导入"/>
+                    <pic:cNvPicPr>
+                      <a:picLocks noChangeAspect="1"/>
+                    </pic:cNvPicPr>
+                  </pic:nvPicPr>
+                  <pic:blipFill>
+                    <a:blip r:embed="rId19"/>
+                    <a:stretch>
+                      <a:fillRect/>
+                    </a:stretch>
+                  </pic:blipFill>
+                  <pic:spPr>
+                    <a:xfrm>
+                      <a:off x="0" y="0"/>
+                      <a:ext cx="5266690" cy="2254885"/>
+                    </a:xfrm>
+                    <a:prstGeom prst="rect">
+                      <a:avLst/>
+                    </a:prstGeom>
+                  </pic:spPr>
+                </pic:pic>
+              </a:graphicData>
+            </a:graphic>
+          </wp:inline>
+        </w:drawing>
+      </w:r>
+    </w:p>
+    <w:p>
+      <w:pPr>
+        <w:pStyle w:val="4"/>
+        <w:bidi w:val="0"/>
+      </w:pPr>
+      <w:r>
+        <w:rPr>
+          <w:rFonts w:hint="eastAsia"/>
+          <w:lang w:val="en-US" w:eastAsia="zh-CN"/>
+        </w:rPr>
+        <w:t xml:space="preserve">3.4.6 </w:t>
+      </w:r>
+      <w:r>
+        <w:t>图析视图</w:t>
+      </w:r>
+    </w:p>
+    <w:p>
+      <w:pPr>
+        <w:spacing w:after="200" w:line="360" w:lineRule="auto"/>
+        <w:ind w:firstLine="420" w:firstLineChars="0"/>
+        <w:rPr>
+          <w:rFonts w:hint="default" w:asciiTheme="minorEastAsia" w:hAnsiTheme="minorEastAsia"/>
+          <w:b/>
+          <w:sz w:val="28"/>
+          <w:szCs w:val="28"/>
+          <w:lang w:val="en-US" w:eastAsia="zh-CN"/>
+        </w:rPr>
+      </w:pPr>
+      <w:r>
+        <w:rPr>
+          <w:rFonts w:ascii="Arial" w:hAnsi="Arial" w:eastAsia="Arial" w:cs="Arial"/>
+          <w:sz w:val="24"/>
+          <w:szCs w:val="24"/>
+        </w:rPr>
+        <w:t>图析视图以图形化方式展示 Schema 结构，用户可以直观地看到整体数据模型的结构和类型之间的关联关系。</w:t>
+      </w:r>
+      <w:r>
+        <w:rPr>
+          <w:rFonts w:hint="eastAsia" w:ascii="Arial" w:hAnsi="Arial" w:eastAsia="宋体" w:cs="Arial"/>
+          <w:sz w:val="24"/>
+          <w:szCs w:val="24"/>
+          <w:lang w:val="en-US" w:eastAsia="zh-CN"/>
+        </w:rPr>
+        <w:t>点击节点或边展示其详情面板</w:t>
+      </w:r>
+      <w:r>
+        <w:rPr>
+          <w:rFonts w:ascii="Arial" w:hAnsi="Arial" w:eastAsia="Arial" w:cs="Arial"/>
+          <w:sz w:val="24"/>
+          <w:szCs w:val="24"/>
+        </w:rPr>
+        <w:t>。</w:t>
+      </w:r>
+      <w:r>
+        <w:rPr>
+          <w:rFonts w:hint="default" w:asciiTheme="minorEastAsia" w:hAnsiTheme="minorEastAsia"/>
+          <w:b/>
+          <w:sz w:val="28"/>
+          <w:szCs w:val="28"/>
+          <w:lang w:val="en-US" w:eastAsia="zh-CN"/>
+        </w:rPr>
+        <w:drawing>
+          <wp:inline distT="0" distB="0" distL="114300" distR="114300">
+            <wp:extent cx="5266690" cy="2527300"/>
+            <wp:effectExtent l="0" t="0" r="16510" b="12700"/>
+            <wp:docPr id="12" name="图片 12" descr="7-图建模-图析视图"/>
+            <wp:cNvGraphicFramePr>
+              <a:graphicFrameLocks xmlns:a="http://schemas.openxmlformats.org/drawingml/2006/main" noChangeAspect="1"/>
+            </wp:cNvGraphicFramePr>
+            <a:graphic xmlns:a="http://schemas.openxmlformats.org/drawingml/2006/main">
+              <a:graphicData uri="http://schemas.openxmlformats.org/drawingml/2006/picture">
+                <pic:pic xmlns:pic="http://schemas.openxmlformats.org/drawingml/2006/picture">
+                  <pic:nvPicPr>
+                    <pic:cNvPr id="12" name="图片 12" descr="7-图建模-图析视图"/>
+                    <pic:cNvPicPr>
+                      <a:picLocks noChangeAspect="1"/>
+                    </pic:cNvPicPr>
+                  </pic:nvPicPr>
+                  <pic:blipFill>
+                    <a:blip r:embed="rId20"/>
+                    <a:stretch>
+                      <a:fillRect/>
+                    </a:stretch>
+                  </pic:blipFill>
+                  <pic:spPr>
+                    <a:xfrm>
+                      <a:off x="0" y="0"/>
+                      <a:ext cx="5266690" cy="2527300"/>
+                    </a:xfrm>
+                    <a:prstGeom prst="rect">
+                      <a:avLst/>
+                    </a:prstGeom>
+                  </pic:spPr>
+                </pic:pic>
+              </a:graphicData>
+            </a:graphic>
+          </wp:inline>
+        </w:drawing>
+      </w:r>
+    </w:p>
+    <w:p>
+      <w:pPr>
+        <w:pStyle w:val="3"/>
+        <w:bidi w:val="0"/>
+        <w:rPr>
+          <w:rFonts w:hint="eastAsia"/>
+          <w:lang w:val="en-US" w:eastAsia="zh-CN"/>
+        </w:rPr>
+      </w:pPr>
+      <w:r>
+        <w:rPr>
+          <w:rFonts w:hint="eastAsia"/>
+          <w:lang w:val="en-US" w:eastAsia="zh-CN"/>
+        </w:rPr>
+        <w:t>3.5 图数据</w:t>
+      </w:r>
+    </w:p>
+    <w:p>
+      <w:pPr>
+        <w:spacing w:after="200" w:line="360" w:lineRule="auto"/>
+        <w:ind w:firstLine="420" w:firstLineChars="0"/>
+      </w:pPr>
+      <w:r>
+        <w:rPr>
+          <w:rFonts w:ascii="Arial" w:hAnsi="Arial" w:eastAsia="Arial" w:cs="Arial"/>
+          <w:sz w:val="24"/>
+          <w:szCs w:val="24"/>
+        </w:rPr>
+        <w:t>图数据页面是顶点和边数据的日常管理界面。页面采用左右分栏布局：左侧列出当前图的所有顶点类型和边类型，以标签形式展示；右侧根据选中的类型展示对应的数据表格，支持浏览、搜索、新增、编辑、删除和导入导出等操作。</w:t>
+      </w:r>
+    </w:p>
+    <w:p>
+      <w:pPr>
+        <w:pStyle w:val="4"/>
+        <w:bidi w:val="0"/>
+        <w:rPr>
+          <w:rFonts w:hint="eastAsia" w:eastAsia="Songti SC"/>
+          <w:lang w:val="en-US" w:eastAsia="zh-CN"/>
+        </w:rPr>
+      </w:pPr>
+      <w:r>
+        <w:rPr>
+          <w:rFonts w:hint="eastAsia"/>
+          <w:lang w:val="en-US" w:eastAsia="zh-CN"/>
+        </w:rPr>
+        <w:t>3.5.1 点边数据列表</w:t>
+      </w:r>
+    </w:p>
+    <w:p>
+      <w:pPr>
+        <w:spacing w:after="200" w:line="360" w:lineRule="auto"/>
+        <w:ind w:firstLine="420" w:firstLineChars="0"/>
+        <w:rPr>
+          <w:rFonts w:ascii="Arial" w:hAnsi="Arial" w:eastAsia="Arial" w:cs="Arial"/>
+          <w:sz w:val="24"/>
+          <w:szCs w:val="24"/>
+        </w:rPr>
+      </w:pPr>
+      <w:r>
+        <w:rPr>
+          <w:rFonts w:ascii="Arial" w:hAnsi="Arial" w:eastAsia="Arial" w:cs="Arial"/>
+          <w:sz w:val="24"/>
+          <w:szCs w:val="24"/>
+        </w:rPr>
+        <w:t>数据表格根据选中类型动态展示列结构。顶点数据表格包含 UID 列和属性列，属性以「键:值」标签形式展示。边数据表格额外包含起点 UID 和终点 UID 两列，便于追踪关系连接。</w:t>
+      </w:r>
+    </w:p>
+    <w:p>
+      <w:pPr>
+        <w:spacing w:after="200" w:line="360" w:lineRule="auto"/>
+        <w:rPr>
+          <w:rFonts w:ascii="Arial" w:hAnsi="Arial" w:eastAsia="Arial" w:cs="Arial"/>
+          <w:sz w:val="24"/>
+          <w:szCs w:val="24"/>
+        </w:rPr>
+      </w:pPr>
+      <w:r>
+        <w:rPr>
+          <w:rFonts w:hint="default" w:asciiTheme="minorEastAsia" w:hAnsiTheme="minorEastAsia"/>
+          <w:b/>
+          <w:sz w:val="28"/>
+          <w:szCs w:val="28"/>
+          <w:lang w:val="en-US" w:eastAsia="zh-CN"/>
+        </w:rPr>
+        <w:drawing>
+          <wp:inline distT="0" distB="0" distL="114300" distR="114300">
+            <wp:extent cx="5266690" cy="2655570"/>
+            <wp:effectExtent l="0" t="0" r="16510" b="11430"/>
+            <wp:docPr id="19" name="图片 19" descr="10-图数据-顶点列表"/>
+            <wp:cNvGraphicFramePr>
+              <a:graphicFrameLocks xmlns:a="http://schemas.openxmlformats.org/drawingml/2006/main" noChangeAspect="1"/>
+            </wp:cNvGraphicFramePr>
+            <a:graphic xmlns:a="http://schemas.openxmlformats.org/drawingml/2006/main">
+              <a:graphicData uri="http://schemas.openxmlformats.org/drawingml/2006/picture">
+                <pic:pic xmlns:pic="http://schemas.openxmlformats.org/drawingml/2006/picture">
+                  <pic:nvPicPr>
+                    <pic:cNvPr id="19" name="图片 19" descr="10-图数据-顶点列表"/>
+                    <pic:cNvPicPr>
+                      <a:picLocks noChangeAspect="1"/>
+                    </pic:cNvPicPr>
+                  </pic:nvPicPr>
+                  <pic:blipFill>
+                    <a:blip r:embed="rId21"/>
+                    <a:stretch>
+                      <a:fillRect/>
+                    </a:stretch>
+                  </pic:blipFill>
+                  <pic:spPr>
+                    <a:xfrm>
+                      <a:off x="0" y="0"/>
+                      <a:ext cx="5266690" cy="2655570"/>
+                    </a:xfrm>
+                    <a:prstGeom prst="rect">
+                      <a:avLst/>
+                    </a:prstGeom>
+                  </pic:spPr>
+                </pic:pic>
+              </a:graphicData>
+            </a:graphic>
+          </wp:inline>
+        </w:drawing>
+      </w:r>
+    </w:p>
+    <w:p>
+      <w:pPr>
+        <w:spacing w:after="200" w:line="360" w:lineRule="auto"/>
+        <w:rPr>
+          <w:rFonts w:hint="default" w:asciiTheme="minorEastAsia" w:hAnsiTheme="minorEastAsia"/>
+          <w:b/>
+          <w:sz w:val="28"/>
+          <w:szCs w:val="28"/>
+          <w:lang w:val="en-US" w:eastAsia="zh-CN"/>
+        </w:rPr>
+      </w:pPr>
+      <w:r>
+        <w:rPr>
+          <w:rFonts w:hint="default" w:asciiTheme="minorEastAsia" w:hAnsiTheme="minorEastAsia"/>
+          <w:b/>
+          <w:sz w:val="28"/>
+          <w:szCs w:val="28"/>
+          <w:lang w:val="en-US" w:eastAsia="zh-CN"/>
+        </w:rPr>
+        <w:drawing>
+          <wp:inline distT="0" distB="0" distL="114300" distR="114300">
+            <wp:extent cx="5266690" cy="2655570"/>
+            <wp:effectExtent l="0" t="0" r="16510" b="11430"/>
+            <wp:docPr id="20" name="图片 20" descr="11-图数据-边列表"/>
+            <wp:cNvGraphicFramePr>
+              <a:graphicFrameLocks xmlns:a="http://schemas.openxmlformats.org/drawingml/2006/main" noChangeAspect="1"/>
+            </wp:cNvGraphicFramePr>
+            <a:graphic xmlns:a="http://schemas.openxmlformats.org/drawingml/2006/main">
+              <a:graphicData uri="http://schemas.openxmlformats.org/drawingml/2006/picture">
+                <pic:pic xmlns:pic="http://schemas.openxmlformats.org/drawingml/2006/picture">
+                  <pic:nvPicPr>
+                    <pic:cNvPr id="20" name="图片 20" descr="11-图数据-边列表"/>
+                    <pic:cNvPicPr>
+                      <a:picLocks noChangeAspect="1"/>
+                    </pic:cNvPicPr>
+                  </pic:nvPicPr>
+                  <pic:blipFill>
+                    <a:blip r:embed="rId22"/>
+                    <a:stretch>
+                      <a:fillRect/>
+                    </a:stretch>
+                  </pic:blipFill>
+                  <pic:spPr>
+                    <a:xfrm>
+                      <a:off x="0" y="0"/>
+                      <a:ext cx="5266690" cy="2655570"/>
+                    </a:xfrm>
+                    <a:prstGeom prst="rect">
+                      <a:avLst/>
+                    </a:prstGeom>
+                  </pic:spPr>
+                </pic:pic>
+              </a:graphicData>
+            </a:graphic>
+          </wp:inline>
+        </w:drawing>
+      </w:r>
+    </w:p>
+    <w:p>
+      <w:pPr>
+        <w:pStyle w:val="4"/>
+        <w:bidi w:val="0"/>
+        <w:rPr>
+          <w:rFonts w:hint="default"/>
+          <w:lang w:val="en-US" w:eastAsia="zh-CN"/>
+        </w:rPr>
+      </w:pPr>
+      <w:r>
+        <w:rPr>
+          <w:rFonts w:hint="eastAsia"/>
+          <w:lang w:val="en-US" w:eastAsia="zh-CN"/>
+        </w:rPr>
+        <w:t xml:space="preserve">3.5.2 </w:t>
+      </w:r>
+      <w:r>
+        <w:t>新增</w:t>
+      </w:r>
+      <w:r>
+        <w:rPr>
+          <w:rFonts w:hint="eastAsia"/>
+          <w:lang w:val="en-US" w:eastAsia="zh-CN"/>
+        </w:rPr>
+        <w:t>顶点数据</w:t>
+      </w:r>
+    </w:p>
+    <w:p>
+      <w:pPr>
+        <w:spacing w:after="200" w:line="360" w:lineRule="auto"/>
+        <w:ind w:firstLine="420" w:firstLineChars="0"/>
+        <w:rPr>
+          <w:rFonts w:hint="default" w:ascii="Arial" w:hAnsi="Arial" w:eastAsia="宋体" w:cs="Arial"/>
+          <w:sz w:val="24"/>
+          <w:szCs w:val="24"/>
+          <w:lang w:val="en-US" w:eastAsia="zh-CN"/>
+        </w:rPr>
+      </w:pPr>
+      <w:r>
+        <w:rPr>
+          <w:rFonts w:ascii="Arial" w:hAnsi="Arial" w:eastAsia="Arial" w:cs="Arial"/>
+          <w:sz w:val="24"/>
+          <w:szCs w:val="24"/>
+        </w:rPr>
+        <w:t>点击「新增」按钮弹出新增对话框。用户首先在下拉列表中选择顶点类型（标签），然后填写 UID（唯一标识）。选择标签后，对话框会根据该类型的 Schema 定义动态生成属性输入区域</w:t>
+      </w:r>
+      <w:r>
+        <w:rPr>
+          <w:rFonts w:hint="eastAsia" w:ascii="Arial" w:hAnsi="Arial" w:eastAsia="宋体" w:cs="Arial"/>
+          <w:sz w:val="24"/>
+          <w:szCs w:val="24"/>
+          <w:lang w:eastAsia="zh-CN"/>
+        </w:rPr>
+        <w:t>，</w:t>
+      </w:r>
+      <w:r>
+        <w:rPr>
+          <w:rFonts w:hint="eastAsia" w:ascii="Arial" w:hAnsi="Arial" w:eastAsia="宋体" w:cs="Arial"/>
+          <w:sz w:val="24"/>
+          <w:szCs w:val="24"/>
+          <w:lang w:val="en-US" w:eastAsia="zh-CN"/>
+        </w:rPr>
+        <w:t>然后点击</w:t>
+      </w:r>
+      <w:r>
+        <w:rPr>
+          <w:rFonts w:ascii="Arial" w:hAnsi="Arial" w:eastAsia="Arial" w:cs="Arial"/>
+          <w:sz w:val="24"/>
+          <w:szCs w:val="24"/>
+        </w:rPr>
+        <w:t>「</w:t>
+      </w:r>
+      <w:r>
+        <w:rPr>
+          <w:rFonts w:hint="eastAsia" w:ascii="Arial" w:hAnsi="Arial" w:eastAsia="宋体" w:cs="Arial"/>
+          <w:sz w:val="24"/>
+          <w:szCs w:val="24"/>
+          <w:lang w:val="en-US" w:eastAsia="zh-CN"/>
+        </w:rPr>
+        <w:t>保存</w:t>
+      </w:r>
+      <w:r>
+        <w:rPr>
+          <w:rFonts w:ascii="Arial" w:hAnsi="Arial" w:eastAsia="Arial" w:cs="Arial"/>
+          <w:sz w:val="24"/>
+          <w:szCs w:val="24"/>
+        </w:rPr>
+        <w:t>」</w:t>
+      </w:r>
+      <w:r>
+        <w:rPr>
+          <w:rFonts w:hint="eastAsia" w:ascii="Arial" w:hAnsi="Arial" w:eastAsia="宋体" w:cs="Arial"/>
+          <w:sz w:val="24"/>
+          <w:szCs w:val="24"/>
+          <w:lang w:val="en-US" w:eastAsia="zh-CN"/>
+        </w:rPr>
+        <w:t>按钮，会插入顶点数据到图数据库。</w:t>
+      </w:r>
+    </w:p>
+    <w:p>
+      <w:pPr>
+        <w:spacing w:after="200" w:line="360" w:lineRule="auto"/>
+        <w:rPr>
+          <w:rFonts w:hint="eastAsia" w:ascii="Arial" w:hAnsi="Arial" w:eastAsia="宋体" w:cs="Arial"/>
+          <w:sz w:val="24"/>
+          <w:szCs w:val="24"/>
+          <w:lang w:eastAsia="zh-CN"/>
+        </w:rPr>
+      </w:pPr>
+      <w:r>
+        <w:rPr>
+          <w:rFonts w:hint="eastAsia" w:ascii="Arial" w:hAnsi="Arial" w:eastAsia="宋体" w:cs="Arial"/>
+          <w:sz w:val="24"/>
+          <w:szCs w:val="24"/>
+          <w:lang w:eastAsia="zh-CN"/>
+        </w:rPr>
+        <w:drawing>
+          <wp:inline distT="0" distB="0" distL="114300" distR="114300">
+            <wp:extent cx="5266690" cy="2531110"/>
+            <wp:effectExtent l="0" t="0" r="16510" b="8890"/>
+            <wp:docPr id="28" name="图片 28" descr="12-图数据-新增节点"/>
+            <wp:cNvGraphicFramePr>
+              <a:graphicFrameLocks xmlns:a="http://schemas.openxmlformats.org/drawingml/2006/main" noChangeAspect="1"/>
+            </wp:cNvGraphicFramePr>
+            <a:graphic xmlns:a="http://schemas.openxmlformats.org/drawingml/2006/main">
+              <a:graphicData uri="http://schemas.openxmlformats.org/drawingml/2006/picture">
+                <pic:pic xmlns:pic="http://schemas.openxmlformats.org/drawingml/2006/picture">
+                  <pic:nvPicPr>
+                    <pic:cNvPr id="28" name="图片 28" descr="12-图数据-新增节点"/>
+                    <pic:cNvPicPr>
+                      <a:picLocks noChangeAspect="1"/>
+                    </pic:cNvPicPr>
+                  </pic:nvPicPr>
+                  <pic:blipFill>
+                    <a:blip r:embed="rId23"/>
+                    <a:stretch>
+                      <a:fillRect/>
+                    </a:stretch>
+                  </pic:blipFill>
+                  <pic:spPr>
+                    <a:xfrm>
+                      <a:off x="0" y="0"/>
+                      <a:ext cx="5266690" cy="2531110"/>
+                    </a:xfrm>
+                    <a:prstGeom prst="rect">
+                      <a:avLst/>
+                    </a:prstGeom>
+                  </pic:spPr>
+                </pic:pic>
+              </a:graphicData>
+            </a:graphic>
+          </wp:inline>
+        </w:drawing>
+      </w:r>
+    </w:p>
+    <w:p>
+      <w:pPr>
+        <w:pStyle w:val="4"/>
+        <w:bidi w:val="0"/>
+        <w:rPr>
+          <w:rFonts w:hint="eastAsia"/>
+          <w:lang w:val="en-US" w:eastAsia="zh-CN"/>
+        </w:rPr>
+      </w:pPr>
+      <w:r>
+        <w:rPr>
+          <w:rFonts w:hint="eastAsia"/>
+          <w:lang w:val="en-US" w:eastAsia="zh-CN"/>
+        </w:rPr>
+        <w:t>3.5.3 编辑顶点数据</w:t>
+      </w:r>
+    </w:p>
+    <w:p>
+      <w:pPr>
+        <w:spacing w:after="200" w:line="360" w:lineRule="auto"/>
+      </w:pPr>
+      <w:r>
+        <w:rPr>
+          <w:rFonts w:ascii="Arial" w:hAnsi="Arial" w:eastAsia="Arial" w:cs="Arial"/>
+          <w:sz w:val="24"/>
+          <w:szCs w:val="24"/>
+        </w:rPr>
+        <w:t>在表格中点击编辑图标，弹出编辑对话框，预填充当前数据的所有字段值，UID 字段不可修改。修改属性值后点击保存即可更新数据。</w:t>
+      </w:r>
+    </w:p>
+    <w:p>
+      <w:pPr>
+        <w:spacing w:after="300"/>
+        <w:jc w:val="both"/>
+      </w:pPr>
+      <w:r>
+        <w:drawing>
+          <wp:inline distT="0" distB="0" distL="0" distR="0">
+            <wp:extent cx="5249545" cy="3333750"/>
+            <wp:effectExtent l="0" t="0" r="8255" b="19050"/>
+            <wp:docPr id="29" name="图片 29"/>
+            <wp:cNvGraphicFramePr>
+              <a:graphicFrameLocks xmlns:a="http://schemas.openxmlformats.org/drawingml/2006/main" noChangeAspect="1"/>
+            </wp:cNvGraphicFramePr>
+            <a:graphic xmlns:a="http://schemas.openxmlformats.org/drawingml/2006/main">
+              <a:graphicData uri="http://schemas.openxmlformats.org/drawingml/2006/picture">
+                <pic:pic xmlns:pic="http://schemas.openxmlformats.org/drawingml/2006/picture">
+                  <pic:nvPicPr>
+                    <pic:cNvPr id="29" name="图片 29"/>
+                    <pic:cNvPicPr>
+                      <a:picLocks noChangeAspect="1" noChangeArrowheads="1"/>
+                    </pic:cNvPicPr>
+                  </pic:nvPicPr>
+                  <pic:blipFill>
+                    <a:blip r:embed="rId24"/>
+                    <a:srcRect/>
+                    <a:stretch>
+                      <a:fillRect/>
+                    </a:stretch>
+                  </pic:blipFill>
+                  <pic:spPr>
+                    <a:xfrm>
+                      <a:off x="0" y="0"/>
+                      <a:ext cx="5249545" cy="3333750"/>
+                    </a:xfrm>
+                    <a:prstGeom prst="rect">
+                      <a:avLst/>
+                    </a:prstGeom>
+                  </pic:spPr>
+                </pic:pic>
+              </a:graphicData>
+            </a:graphic>
+          </wp:inline>
+        </w:drawing>
+      </w:r>
+    </w:p>
+    <w:p>
+      <w:pPr>
+        <w:spacing w:after="300"/>
+        <w:jc w:val="both"/>
+        <w:rPr>
+          <w:rFonts w:hint="default"/>
+          <w:lang w:val="en-US" w:eastAsia="zh-CN"/>
+        </w:rPr>
+      </w:pPr>
+    </w:p>
+    <w:p>
+      <w:pPr>
+        <w:pStyle w:val="4"/>
+        <w:bidi w:val="0"/>
+        <w:rPr>
+          <w:rFonts w:hint="eastAsia" w:eastAsia="宋体"/>
+          <w:lang w:val="en-US" w:eastAsia="zh-CN"/>
+        </w:rPr>
+      </w:pPr>
+      <w:r>
+        <w:rPr>
+          <w:rFonts w:hint="eastAsia" w:ascii="Arial" w:hAnsi="Arial" w:eastAsia="宋体" w:cs="Arial"/>
+          <w:b/>
+          <w:bCs/>
+          <w:sz w:val="24"/>
+          <w:szCs w:val="24"/>
+          <w:lang w:val="en-US" w:eastAsia="zh-CN"/>
+        </w:rPr>
+        <w:t xml:space="preserve">3.5.4 </w:t>
+      </w:r>
+      <w:r>
+        <w:rPr>
+          <w:rFonts w:ascii="Arial" w:hAnsi="Arial" w:eastAsia="Arial" w:cs="Arial"/>
+          <w:b/>
+          <w:bCs/>
+          <w:sz w:val="24"/>
+          <w:szCs w:val="24"/>
+        </w:rPr>
+        <w:t>新增边</w:t>
+      </w:r>
+      <w:r>
+        <w:rPr>
+          <w:rFonts w:hint="eastAsia" w:ascii="Arial" w:hAnsi="Arial" w:eastAsia="宋体" w:cs="Arial"/>
+          <w:b/>
+          <w:bCs/>
+          <w:sz w:val="24"/>
+          <w:szCs w:val="24"/>
+          <w:lang w:val="en-US" w:eastAsia="zh-CN"/>
+        </w:rPr>
+        <w:t>数据</w:t>
+      </w:r>
+    </w:p>
+    <w:p>
+      <w:pPr>
+        <w:spacing w:after="200" w:line="360" w:lineRule="auto"/>
+        <w:ind w:firstLine="420" w:firstLineChars="0"/>
+        <w:rPr>
+          <w:rFonts w:ascii="Arial" w:hAnsi="Arial" w:eastAsia="Arial" w:cs="Arial"/>
+          <w:sz w:val="24"/>
+          <w:szCs w:val="24"/>
+        </w:rPr>
+      </w:pPr>
+      <w:r>
+        <w:rPr>
+          <w:rFonts w:ascii="Arial" w:hAnsi="Arial" w:eastAsia="Arial" w:cs="Arial"/>
+          <w:sz w:val="24"/>
+          <w:szCs w:val="24"/>
+        </w:rPr>
+        <w:t>新增边时需要指定边标签、UID（唯一标识）、起点顶点 UID 和终点顶点 UID。起点和终点 UID 必须对应实际存在的顶点。与新增顶点类似，属性区域根据边的 Schema 定义动态生成。</w:t>
+      </w:r>
+    </w:p>
+    <w:p>
+      <w:pPr>
+        <w:spacing w:after="200" w:line="360" w:lineRule="auto"/>
+        <w:rPr>
+          <w:rFonts w:hint="eastAsia" w:ascii="Arial" w:hAnsi="Arial" w:eastAsia="宋体" w:cs="Arial"/>
+          <w:sz w:val="24"/>
+          <w:szCs w:val="24"/>
+          <w:lang w:eastAsia="zh-CN"/>
+        </w:rPr>
+      </w:pPr>
+      <w:r>
+        <w:rPr>
+          <w:rFonts w:hint="eastAsia" w:ascii="Arial" w:hAnsi="Arial" w:eastAsia="宋体" w:cs="Arial"/>
+          <w:sz w:val="24"/>
+          <w:szCs w:val="24"/>
+          <w:lang w:eastAsia="zh-CN"/>
+        </w:rPr>
+        <w:drawing>
+          <wp:inline distT="0" distB="0" distL="114300" distR="114300">
+            <wp:extent cx="5266690" cy="2520315"/>
+            <wp:effectExtent l="0" t="0" r="16510" b="19685"/>
+            <wp:docPr id="30" name="图片 30" descr="13-图数据-新增边"/>
+            <wp:cNvGraphicFramePr>
+              <a:graphicFrameLocks xmlns:a="http://schemas.openxmlformats.org/drawingml/2006/main" noChangeAspect="1"/>
+            </wp:cNvGraphicFramePr>
+            <a:graphic xmlns:a="http://schemas.openxmlformats.org/drawingml/2006/main">
+              <a:graphicData uri="http://schemas.openxmlformats.org/drawingml/2006/picture">
+                <pic:pic xmlns:pic="http://schemas.openxmlformats.org/drawingml/2006/picture">
+                  <pic:nvPicPr>
+                    <pic:cNvPr id="30" name="图片 30" descr="13-图数据-新增边"/>
+                    <pic:cNvPicPr>
+                      <a:picLocks noChangeAspect="1"/>
+                    </pic:cNvPicPr>
+                  </pic:nvPicPr>
+                  <pic:blipFill>
+                    <a:blip r:embed="rId25"/>
+                    <a:stretch>
+                      <a:fillRect/>
+                    </a:stretch>
+                  </pic:blipFill>
+                  <pic:spPr>
+                    <a:xfrm>
+                      <a:off x="0" y="0"/>
+                      <a:ext cx="5266690" cy="2520315"/>
+                    </a:xfrm>
+                    <a:prstGeom prst="rect">
+                      <a:avLst/>
+                    </a:prstGeom>
+                  </pic:spPr>
+                </pic:pic>
+              </a:graphicData>
+            </a:graphic>
+          </wp:inline>
+        </w:drawing>
+      </w:r>
+    </w:p>
+    <w:p>
+      <w:pPr>
+        <w:spacing w:after="300"/>
+        <w:jc w:val="center"/>
+      </w:pPr>
+      <w:r>
+        <w:drawing>
+          <wp:inline distT="0" distB="0" distL="0" distR="0">
+            <wp:extent cx="4572000" cy="3333750"/>
+            <wp:effectExtent l="0" t="0" r="0" b="19050"/>
+            <wp:docPr id="22" name="图片 22"/>
+            <wp:cNvGraphicFramePr>
+              <a:graphicFrameLocks xmlns:a="http://schemas.openxmlformats.org/drawingml/2006/main" noChangeAspect="1"/>
+            </wp:cNvGraphicFramePr>
+            <a:graphic xmlns:a="http://schemas.openxmlformats.org/drawingml/2006/main">
+              <a:graphicData uri="http://schemas.openxmlformats.org/drawingml/2006/picture">
+                <pic:pic xmlns:pic="http://schemas.openxmlformats.org/drawingml/2006/picture">
+                  <pic:nvPicPr>
+                    <pic:cNvPr id="22" name="图片 22"/>
+                    <pic:cNvPicPr>
+                      <a:picLocks noChangeAspect="1" noChangeArrowheads="1"/>
+                    </pic:cNvPicPr>
+                  </pic:nvPicPr>
+                  <pic:blipFill>
+                    <a:blip r:embed="rId26"/>
+                    <a:srcRect/>
+                    <a:stretch>
+                      <a:fillRect/>
+                    </a:stretch>
+                  </pic:blipFill>
+                  <pic:spPr>
+                    <a:xfrm>
+                      <a:off x="0" y="0"/>
+                      <a:ext cx="4572000" cy="3333750"/>
+                    </a:xfrm>
+                    <a:prstGeom prst="rect">
+                      <a:avLst/>
+                    </a:prstGeom>
+                  </pic:spPr>
+                </pic:pic>
+              </a:graphicData>
+            </a:graphic>
+          </wp:inline>
+        </w:drawing>
+      </w:r>
+    </w:p>
+    <w:p>
+      <w:pPr>
+        <w:pStyle w:val="4"/>
+        <w:bidi w:val="0"/>
+      </w:pPr>
+      <w:r>
+        <w:rPr>
+          <w:rFonts w:hint="eastAsia" w:ascii="Arial" w:hAnsi="Arial" w:eastAsia="宋体" w:cs="Arial"/>
+          <w:b/>
+          <w:bCs/>
+          <w:sz w:val="24"/>
+          <w:szCs w:val="24"/>
+          <w:lang w:val="en-US" w:eastAsia="zh-CN"/>
+        </w:rPr>
+        <w:t xml:space="preserve">3.5.5 </w:t>
+      </w:r>
+      <w:r>
+        <w:rPr>
+          <w:rFonts w:ascii="Arial" w:hAnsi="Arial" w:eastAsia="Arial" w:cs="Arial"/>
+          <w:b/>
+          <w:bCs/>
+          <w:sz w:val="24"/>
+          <w:szCs w:val="24"/>
+        </w:rPr>
+        <w:t>编辑</w:t>
+      </w:r>
+      <w:r>
+        <w:rPr>
+          <w:rFonts w:hint="eastAsia" w:ascii="Arial" w:hAnsi="Arial" w:eastAsia="宋体" w:cs="Arial"/>
+          <w:b/>
+          <w:bCs/>
+          <w:sz w:val="24"/>
+          <w:szCs w:val="24"/>
+          <w:lang w:val="en-US" w:eastAsia="zh-CN"/>
+        </w:rPr>
+        <w:t>边</w:t>
+      </w:r>
+      <w:r>
+        <w:rPr>
+          <w:rFonts w:ascii="Arial" w:hAnsi="Arial" w:eastAsia="Arial" w:cs="Arial"/>
+          <w:b/>
+          <w:bCs/>
+          <w:sz w:val="24"/>
+          <w:szCs w:val="24"/>
+        </w:rPr>
+        <w:t>数据</w:t>
+      </w:r>
+    </w:p>
+    <w:p>
+      <w:pPr>
+        <w:spacing w:after="200" w:line="360" w:lineRule="auto"/>
+        <w:ind w:firstLine="420" w:firstLineChars="0"/>
+      </w:pPr>
+      <w:r>
+        <w:rPr>
+          <w:rFonts w:ascii="Arial" w:hAnsi="Arial" w:eastAsia="Arial" w:cs="Arial"/>
+          <w:sz w:val="24"/>
+          <w:szCs w:val="24"/>
+        </w:rPr>
+        <w:t>在表格中点击编辑图标，弹出编辑对话框，预填充当前数据的所有字段值，UID 字段不可修改。修改属性值后点击保存即可更新数据。</w:t>
+      </w:r>
+    </w:p>
+    <w:p>
+      <w:pPr>
+        <w:spacing w:after="300"/>
+        <w:jc w:val="both"/>
+        <w:rPr>
+          <w:rFonts w:hint="eastAsia" w:eastAsia="Songti SC"/>
+          <w:lang w:eastAsia="zh-CN"/>
+        </w:rPr>
+      </w:pPr>
+      <w:r>
+        <w:rPr>
+          <w:rFonts w:hint="eastAsia" w:eastAsia="Songti SC"/>
+          <w:lang w:eastAsia="zh-CN"/>
+        </w:rPr>
+        <w:drawing>
+          <wp:inline distT="0" distB="0" distL="114300" distR="114300">
+            <wp:extent cx="5266690" cy="2273935"/>
+            <wp:effectExtent l="0" t="0" r="16510" b="12065"/>
+            <wp:docPr id="31" name="图片 31" descr="图数据-编辑边"/>
+            <wp:cNvGraphicFramePr>
+              <a:graphicFrameLocks xmlns:a="http://schemas.openxmlformats.org/drawingml/2006/main" noChangeAspect="1"/>
+            </wp:cNvGraphicFramePr>
+            <a:graphic xmlns:a="http://schemas.openxmlformats.org/drawingml/2006/main">
+              <a:graphicData uri="http://schemas.openxmlformats.org/drawingml/2006/picture">
+                <pic:pic xmlns:pic="http://schemas.openxmlformats.org/drawingml/2006/picture">
+                  <pic:nvPicPr>
+                    <pic:cNvPr id="31" name="图片 31" descr="图数据-编辑边"/>
+                    <pic:cNvPicPr>
+                      <a:picLocks noChangeAspect="1"/>
+                    </pic:cNvPicPr>
+                  </pic:nvPicPr>
+                  <pic:blipFill>
+                    <a:blip r:embed="rId27"/>
+                    <a:stretch>
+                      <a:fillRect/>
+                    </a:stretch>
+                  </pic:blipFill>
+                  <pic:spPr>
+                    <a:xfrm>
+                      <a:off x="0" y="0"/>
+                      <a:ext cx="5266690" cy="2273935"/>
+                    </a:xfrm>
+                    <a:prstGeom prst="rect">
+                      <a:avLst/>
+                    </a:prstGeom>
+                  </pic:spPr>
+                </pic:pic>
+              </a:graphicData>
+            </a:graphic>
+          </wp:inline>
+        </w:drawing>
+      </w:r>
+    </w:p>
+    <w:p>
+      <w:pPr>
+        <w:pStyle w:val="4"/>
+        <w:bidi w:val="0"/>
+      </w:pPr>
+      <w:r>
+        <w:rPr>
+          <w:rFonts w:hint="eastAsia"/>
+          <w:lang w:val="en-US" w:eastAsia="zh-CN"/>
+        </w:rPr>
+        <w:t>3.5.6</w:t>
+      </w:r>
+      <w:r>
+        <w:t xml:space="preserve"> 导入数据</w:t>
+      </w:r>
+    </w:p>
+    <w:p>
+      <w:pPr>
+        <w:spacing w:after="200" w:line="360" w:lineRule="auto"/>
+        <w:ind w:firstLine="420" w:firstLineChars="0"/>
+      </w:pPr>
+      <w:r>
+        <w:rPr>
+          <w:rFonts w:ascii="Arial" w:hAnsi="Arial" w:eastAsia="Arial" w:cs="Arial"/>
+          <w:sz w:val="24"/>
+          <w:szCs w:val="24"/>
+        </w:rPr>
+        <w:t>系统支持从 CSV 文件批量导入顶点和边数据。点击「导入」按钮弹出导入对话框：</w:t>
+      </w:r>
+    </w:p>
+    <w:p>
+      <w:pPr>
+        <w:pStyle w:val="19"/>
+        <w:numPr>
+          <w:ilvl w:val="0"/>
+          <w:numId w:val="3"/>
+        </w:numPr>
+        <w:spacing w:after="80" w:line="340" w:lineRule="auto"/>
+      </w:pPr>
+      <w:r>
+        <w:rPr>
+          <w:rFonts w:ascii="Arial" w:hAnsi="Arial" w:eastAsia="Arial" w:cs="Arial"/>
+          <w:sz w:val="24"/>
+          <w:szCs w:val="24"/>
+        </w:rPr>
+        <w:t>下载模板：点击「下载CSV模板」按钮，系统根据当前选中类型的 Schema 定义自动生成 CSV 模板文件，首行包含列标题（uid、label 以及各属性字段名），第二行为示例数据，方便用户按格式准备数据。</w:t>
+      </w:r>
+    </w:p>
+    <w:p>
+      <w:pPr>
+        <w:pStyle w:val="19"/>
+        <w:numPr>
+          <w:ilvl w:val="0"/>
+          <w:numId w:val="3"/>
+        </w:numPr>
+        <w:spacing w:after="80" w:line="340" w:lineRule="auto"/>
+      </w:pPr>
+      <w:r>
+        <w:rPr>
+          <w:rFonts w:ascii="Arial" w:hAnsi="Arial" w:eastAsia="Arial" w:cs="Arial"/>
+          <w:sz w:val="24"/>
+          <w:szCs w:val="24"/>
+        </w:rPr>
+        <w:t>选择文件：点击上传区域选择 CSV 文件。系统自动解析 CSV 内容并在下方展示数据预览表格，用户可以核对列名和数据格式是否正确。</w:t>
+      </w:r>
+    </w:p>
+    <w:p>
+      <w:pPr>
+        <w:pStyle w:val="19"/>
+        <w:numPr>
+          <w:ilvl w:val="0"/>
+          <w:numId w:val="3"/>
+        </w:numPr>
+        <w:spacing w:after="80" w:line="340" w:lineRule="auto"/>
+      </w:pPr>
+      <w:r>
+        <w:rPr>
+          <w:rFonts w:ascii="Arial" w:hAnsi="Arial" w:eastAsia="Arial" w:cs="Arial"/>
+          <w:sz w:val="24"/>
+          <w:szCs w:val="24"/>
+        </w:rPr>
+        <w:t>执行导入：确认无误后点击「导入」按钮。系统逐行解析数据并写入图数据库，完成后显示导入结果统计（成功条数和失败条数）。</w:t>
+      </w:r>
+    </w:p>
+    <w:p>
+      <w:pPr>
+        <w:spacing w:after="300"/>
+        <w:jc w:val="center"/>
+        <w:rPr>
+          <w:rFonts w:hint="eastAsia" w:eastAsia="Songti SC"/>
+          <w:lang w:eastAsia="zh-CN"/>
+        </w:rPr>
+      </w:pPr>
+      <w:r>
+        <w:rPr>
+          <w:rFonts w:hint="eastAsia" w:eastAsia="Songti SC"/>
+          <w:lang w:eastAsia="zh-CN"/>
+        </w:rPr>
+        <w:drawing>
+          <wp:inline distT="0" distB="0" distL="114300" distR="114300">
+            <wp:extent cx="5266690" cy="2315210"/>
+            <wp:effectExtent l="0" t="0" r="16510" b="21590"/>
+            <wp:docPr id="25" name="图片 25" descr="图数据-导入"/>
+            <wp:cNvGraphicFramePr>
+              <a:graphicFrameLocks xmlns:a="http://schemas.openxmlformats.org/drawingml/2006/main" noChangeAspect="1"/>
+            </wp:cNvGraphicFramePr>
+            <a:graphic xmlns:a="http://schemas.openxmlformats.org/drawingml/2006/main">
+              <a:graphicData uri="http://schemas.openxmlformats.org/drawingml/2006/picture">
+                <pic:pic xmlns:pic="http://schemas.openxmlformats.org/drawingml/2006/picture">
+                  <pic:nvPicPr>
+                    <pic:cNvPr id="25" name="图片 25" descr="图数据-导入"/>
+                    <pic:cNvPicPr>
+                      <a:picLocks noChangeAspect="1"/>
+                    </pic:cNvPicPr>
+                  </pic:nvPicPr>
+                  <pic:blipFill>
+                    <a:blip r:embed="rId28"/>
+                    <a:stretch>
+                      <a:fillRect/>
+                    </a:stretch>
+                  </pic:blipFill>
+                  <pic:spPr>
+                    <a:xfrm>
+                      <a:off x="0" y="0"/>
+                      <a:ext cx="5266690" cy="2315210"/>
+                    </a:xfrm>
+                    <a:prstGeom prst="rect">
+                      <a:avLst/>
+                    </a:prstGeom>
+                  </pic:spPr>
+                </pic:pic>
+              </a:graphicData>
+            </a:graphic>
+          </wp:inline>
+        </w:drawing>
+      </w:r>
+    </w:p>
+    <w:p>
+      <w:pPr>
+        <w:pStyle w:val="4"/>
+        <w:bidi w:val="0"/>
+      </w:pPr>
+      <w:r>
+        <w:rPr>
+          <w:rFonts w:hint="eastAsia" w:eastAsia="宋体" w:cs="Arial"/>
+          <w:lang w:val="en-US" w:eastAsia="zh-CN"/>
+        </w:rPr>
+        <w:t>3.5.7</w:t>
+      </w:r>
+      <w:r>
+        <w:rPr>
+          <w:rFonts w:ascii="Arial" w:hAnsi="Arial" w:eastAsia="Arial" w:cs="Arial"/>
+        </w:rPr>
+        <w:t xml:space="preserve"> 导出数据</w:t>
+      </w:r>
+    </w:p>
+    <w:p>
+      <w:pPr>
+        <w:spacing w:after="200" w:line="360" w:lineRule="auto"/>
+        <w:ind w:firstLine="420" w:firstLineChars="0"/>
+        <w:rPr>
+          <w:rFonts w:ascii="Arial" w:hAnsi="Arial" w:eastAsia="Arial" w:cs="Arial"/>
+          <w:sz w:val="24"/>
+          <w:szCs w:val="24"/>
+        </w:rPr>
+      </w:pPr>
+      <w:r>
+        <w:rPr>
+          <w:rFonts w:ascii="Arial" w:hAnsi="Arial" w:eastAsia="Arial" w:cs="Arial"/>
+          <w:sz w:val="24"/>
+          <w:szCs w:val="24"/>
+        </w:rPr>
+        <w:t>点击「导出」按钮，可选择导出为 CSV 或 JSON 格式。将当前选中</w:t>
+      </w:r>
+      <w:r>
+        <w:rPr>
+          <w:rFonts w:hint="eastAsia" w:ascii="Arial" w:hAnsi="Arial" w:eastAsia="宋体" w:cs="Arial"/>
+          <w:sz w:val="24"/>
+          <w:szCs w:val="24"/>
+          <w:lang w:val="en-US" w:eastAsia="zh-CN"/>
+        </w:rPr>
+        <w:t>的点或边</w:t>
+      </w:r>
+      <w:r>
+        <w:rPr>
+          <w:rFonts w:ascii="Arial" w:hAnsi="Arial" w:eastAsia="Arial" w:cs="Arial"/>
+          <w:sz w:val="24"/>
+          <w:szCs w:val="24"/>
+        </w:rPr>
+        <w:t>类型的所有数据记录导出为对应格式的文件，文件名包含图名称、数据类型和时间戳。</w:t>
+      </w:r>
+    </w:p>
+    <w:p>
+      <w:pPr>
+        <w:spacing w:after="200" w:line="360" w:lineRule="auto"/>
+        <w:rPr>
+          <w:rFonts w:hint="eastAsia" w:ascii="Arial" w:hAnsi="Arial" w:eastAsia="宋体" w:cs="Arial"/>
+          <w:sz w:val="24"/>
+          <w:szCs w:val="24"/>
+          <w:lang w:eastAsia="zh-CN"/>
+        </w:rPr>
+      </w:pPr>
+      <w:r>
+        <w:rPr>
+          <w:rFonts w:hint="eastAsia" w:ascii="Arial" w:hAnsi="Arial" w:eastAsia="宋体" w:cs="Arial"/>
+          <w:sz w:val="24"/>
+          <w:szCs w:val="24"/>
+          <w:lang w:eastAsia="zh-CN"/>
+        </w:rPr>
+        <w:drawing>
+          <wp:inline distT="0" distB="0" distL="114300" distR="114300">
+            <wp:extent cx="5266690" cy="2334260"/>
+            <wp:effectExtent l="0" t="0" r="16510" b="2540"/>
+            <wp:docPr id="27" name="图片 27" descr="图数据-导出"/>
+            <wp:cNvGraphicFramePr>
+              <a:graphicFrameLocks xmlns:a="http://schemas.openxmlformats.org/drawingml/2006/main" noChangeAspect="1"/>
+            </wp:cNvGraphicFramePr>
+            <a:graphic xmlns:a="http://schemas.openxmlformats.org/drawingml/2006/main">
+              <a:graphicData uri="http://schemas.openxmlformats.org/drawingml/2006/picture">
+                <pic:pic xmlns:pic="http://schemas.openxmlformats.org/drawingml/2006/picture">
+                  <pic:nvPicPr>
+                    <pic:cNvPr id="27" name="图片 27" descr="图数据-导出"/>
+                    <pic:cNvPicPr>
+                      <a:picLocks noChangeAspect="1"/>
+                    </pic:cNvPicPr>
+                  </pic:nvPicPr>
+                  <pic:blipFill>
+                    <a:blip r:embed="rId29"/>
+                    <a:stretch>
+                      <a:fillRect/>
+                    </a:stretch>
+                  </pic:blipFill>
+                  <pic:spPr>
+                    <a:xfrm>
+                      <a:off x="0" y="0"/>
+                      <a:ext cx="5266690" cy="2334260"/>
+                    </a:xfrm>
+                    <a:prstGeom prst="rect">
+                      <a:avLst/>
+                    </a:prstGeom>
+                  </pic:spPr>
+                </pic:pic>
+              </a:graphicData>
+            </a:graphic>
+          </wp:inline>
+        </w:drawing>
+      </w:r>
+    </w:p>
+    <w:p>
+      <w:r>
+        <w:br w:type="page"/>
+      </w:r>
+    </w:p>
+    <w:p>
+      <w:pPr>
+        <w:pStyle w:val="3"/>
+        <w:bidi w:val="0"/>
+        <w:rPr>
+          <w:rFonts w:hint="eastAsia"/>
+          <w:lang w:val="en-US" w:eastAsia="zh-CN"/>
+        </w:rPr>
+      </w:pPr>
+      <w:r>
+        <w:rPr>
+          <w:rFonts w:hint="eastAsia"/>
+          <w:lang w:val="en-US" w:eastAsia="zh-CN"/>
+        </w:rPr>
+        <w:t>3.6 图查询</w:t>
+      </w:r>
+    </w:p>
+    <w:p>
+      <w:pPr>
+        <w:spacing w:after="200" w:line="360" w:lineRule="auto"/>
+        <w:ind w:firstLine="420" w:firstLineChars="0"/>
+      </w:pPr>
+      <w:r>
+        <w:rPr>
+          <w:rFonts w:ascii="Arial" w:hAnsi="Arial" w:eastAsia="Arial" w:cs="Arial"/>
+          <w:sz w:val="24"/>
+          <w:szCs w:val="24"/>
+        </w:rPr>
+        <w:t>图查询页面提供图数据库原生查询语言的编辑执行环境和图结构可视化展示。用户可以在左侧查询面板编写查询语句，执行后在右侧画布中以力导向布局或层次布局查看结果的图形化展示。</w:t>
+      </w:r>
+    </w:p>
+    <w:p>
+      <w:pPr>
+        <w:pStyle w:val="3"/>
+      </w:pPr>
+      <w:r>
+        <w:rPr>
+          <w:rFonts w:hint="eastAsia" w:eastAsia="宋体" w:cs="Arial"/>
+          <w:lang w:val="en-US" w:eastAsia="zh-CN"/>
+        </w:rPr>
+        <w:t>3.6.1</w:t>
+      </w:r>
+      <w:r>
+        <w:rPr>
+          <w:rFonts w:ascii="Arial" w:hAnsi="Arial" w:eastAsia="Arial" w:cs="Arial"/>
+        </w:rPr>
+        <w:t xml:space="preserve"> 查询编辑与执行</w:t>
+      </w:r>
+    </w:p>
+    <w:p>
+      <w:pPr>
+        <w:spacing w:after="200" w:line="360" w:lineRule="auto"/>
+        <w:ind w:firstLine="420" w:firstLineChars="0"/>
+      </w:pPr>
+      <w:r>
+        <w:rPr>
+          <w:rFonts w:ascii="Arial" w:hAnsi="Arial" w:eastAsia="Arial" w:cs="Arial"/>
+          <w:sz w:val="24"/>
+          <w:szCs w:val="24"/>
+        </w:rPr>
+        <w:t>左侧查询面板顶部有「加载示例数据」按钮，点击可加载一组示例顶点和边数据用于快速体验。下方的查询编辑器支持编辑和执行图数据库原生查询语言：Neo4j 使用 Cypher 语法（如 MATCH p=(n)-[r]-&gt;() RETURN p LIMIT 10），Nebula Graph 使用 nGQL 语法，JanusGraph 使用 Gremlin 语法。系统会根据当前图实例的数据库类型自动填充对应的默认查询语句。</w:t>
+      </w:r>
+    </w:p>
+    <w:p>
+      <w:pPr>
+        <w:spacing w:after="200" w:line="360" w:lineRule="auto"/>
+      </w:pPr>
+      <w:r>
+        <w:rPr>
+          <w:rFonts w:ascii="Arial" w:hAnsi="Arial" w:eastAsia="Arial" w:cs="Arial"/>
+          <w:sz w:val="24"/>
+          <w:szCs w:val="24"/>
+        </w:rPr>
+        <w:t>编辑器支持以下操作：</w:t>
+      </w:r>
       <w:bookmarkStart w:id="9" w:name="_GoBack"/>
       <w:bookmarkEnd w:id="9"/>
     </w:p>
     <w:p>
       <w:pPr>
-        <w:outlineLvl w:val="1"/>
+        <w:pStyle w:val="19"/>
+        <w:numPr>
+          <w:ilvl w:val="0"/>
+          <w:numId w:val="3"/>
+        </w:numPr>
+        <w:spacing w:after="80" w:line="340" w:lineRule="auto"/>
+      </w:pPr>
+      <w:r>
+        <w:rPr>
+          <w:rFonts w:ascii="Arial" w:hAnsi="Arial" w:eastAsia="Arial" w:cs="Arial"/>
+          <w:sz w:val="24"/>
+          <w:szCs w:val="24"/>
+        </w:rPr>
+        <w:t>执行（Execute）：将查询语句发送到后端执行，结果以可视化图形展示</w:t>
+      </w:r>
+    </w:p>
+    <w:p>
+      <w:pPr>
+        <w:pStyle w:val="19"/>
+        <w:numPr>
+          <w:ilvl w:val="0"/>
+          <w:numId w:val="3"/>
+        </w:numPr>
+        <w:spacing w:after="80" w:line="340" w:lineRule="auto"/>
+      </w:pPr>
+      <w:r>
+        <w:rPr>
+          <w:rFonts w:ascii="Arial" w:hAnsi="Arial" w:eastAsia="Arial" w:cs="Arial"/>
+          <w:sz w:val="24"/>
+          <w:szCs w:val="24"/>
+        </w:rPr>
+        <w:t>格式化（Format）：自动格式化查询语句的缩进和换行，提高可读性</w:t>
+      </w:r>
+    </w:p>
+    <w:p>
+      <w:pPr>
+        <w:pStyle w:val="19"/>
+        <w:numPr>
+          <w:ilvl w:val="0"/>
+          <w:numId w:val="3"/>
+        </w:numPr>
+        <w:spacing w:after="80" w:line="340" w:lineRule="auto"/>
+      </w:pPr>
+      <w:r>
+        <w:rPr>
+          <w:rFonts w:ascii="Arial" w:hAnsi="Arial" w:eastAsia="Arial" w:cs="Arial"/>
+          <w:sz w:val="24"/>
+          <w:szCs w:val="24"/>
+        </w:rPr>
+        <w:t>清空（Clear）：清空当前编辑器的内容</w:t>
+      </w:r>
+    </w:p>
+    <w:p>
+      <w:pPr>
+        <w:pStyle w:val="19"/>
+        <w:numPr>
+          <w:ilvl w:val="0"/>
+          <w:numId w:val="3"/>
+        </w:numPr>
+        <w:spacing w:after="80" w:line="340" w:lineRule="auto"/>
+      </w:pPr>
+      <w:r>
+        <w:rPr>
+          <w:rFonts w:ascii="Arial" w:hAnsi="Arial" w:eastAsia="Arial" w:cs="Arial"/>
+          <w:sz w:val="24"/>
+          <w:szCs w:val="24"/>
+        </w:rPr>
+        <w:t>历史记录：编辑器自动保存查询历史，方便回顾之前执行过的语句</w:t>
+      </w:r>
+    </w:p>
+    <w:p>
+      <w:pPr>
+        <w:spacing w:after="300"/>
+        <w:jc w:val="center"/>
+      </w:pPr>
+      <w:r>
+        <w:drawing>
+          <wp:inline distT="0" distB="0" distL="0" distR="0">
+            <wp:extent cx="4572000" cy="3333750"/>
+            <wp:effectExtent l="0" t="0" r="0" b="19050"/>
+            <wp:docPr id="16" name="图片 16"/>
+            <wp:cNvGraphicFramePr>
+              <a:graphicFrameLocks xmlns:a="http://schemas.openxmlformats.org/drawingml/2006/main" noChangeAspect="1"/>
+            </wp:cNvGraphicFramePr>
+            <a:graphic xmlns:a="http://schemas.openxmlformats.org/drawingml/2006/main">
+              <a:graphicData uri="http://schemas.openxmlformats.org/drawingml/2006/picture">
+                <pic:pic xmlns:pic="http://schemas.openxmlformats.org/drawingml/2006/picture">
+                  <pic:nvPicPr>
+                    <pic:cNvPr id="16" name="图片 16"/>
+                    <pic:cNvPicPr>
+                      <a:picLocks noChangeAspect="1" noChangeArrowheads="1"/>
+                    </pic:cNvPicPr>
+                  </pic:nvPicPr>
+                  <pic:blipFill>
+                    <a:blip r:embed="rId30"/>
+                    <a:srcRect/>
+                    <a:stretch>
+                      <a:fillRect/>
+                    </a:stretch>
+                  </pic:blipFill>
+                  <pic:spPr>
+                    <a:xfrm>
+                      <a:off x="0" y="0"/>
+                      <a:ext cx="4572000" cy="3333750"/>
+                    </a:xfrm>
+                    <a:prstGeom prst="rect">
+                      <a:avLst/>
+                    </a:prstGeom>
+                  </pic:spPr>
+                </pic:pic>
+              </a:graphicData>
+            </a:graphic>
+          </wp:inline>
+        </w:drawing>
+      </w:r>
+    </w:p>
+    <w:p>
+      <w:pPr>
+        <w:pStyle w:val="3"/>
+      </w:pPr>
+      <w:r>
+        <w:rPr>
+          <w:rFonts w:ascii="Arial" w:hAnsi="Arial" w:eastAsia="Arial" w:cs="Arial"/>
+        </w:rPr>
+        <w:t>9.2 图可视化展示</w:t>
+      </w:r>
+    </w:p>
+    <w:p>
+      <w:pPr>
+        <w:spacing w:after="200" w:line="360" w:lineRule="auto"/>
+      </w:pPr>
+      <w:r>
+        <w:rPr>
+          <w:rFonts w:ascii="Arial" w:hAnsi="Arial" w:eastAsia="Arial" w:cs="Arial"/>
+          <w:sz w:val="24"/>
+          <w:szCs w:val="24"/>
+        </w:rPr>
+        <w:t>查询结果以交互式图形在右侧画布中展示。顶点以圆形节点表示，不同类型的顶点使用不同颜色区分。边以带箭头的连线表示，从源顶点指向目标顶点。画布支持以下交互操作：</w:t>
+      </w:r>
+    </w:p>
+    <w:p>
+      <w:pPr>
+        <w:pStyle w:val="19"/>
+        <w:numPr>
+          <w:ilvl w:val="0"/>
+          <w:numId w:val="3"/>
+        </w:numPr>
+        <w:spacing w:after="80" w:line="340" w:lineRule="auto"/>
+      </w:pPr>
+      <w:r>
+        <w:rPr>
+          <w:rFonts w:ascii="Arial" w:hAnsi="Arial" w:eastAsia="Arial" w:cs="Arial"/>
+          <w:sz w:val="24"/>
+          <w:szCs w:val="24"/>
+        </w:rPr>
+        <w:t>缩放：使用画布左上角的放大/缩小按钮，或使用鼠标滚轮缩放图形</w:t>
+      </w:r>
+    </w:p>
+    <w:p>
+      <w:pPr>
+        <w:pStyle w:val="19"/>
+        <w:numPr>
+          <w:ilvl w:val="0"/>
+          <w:numId w:val="3"/>
+        </w:numPr>
+        <w:spacing w:after="80" w:line="340" w:lineRule="auto"/>
+      </w:pPr>
+      <w:r>
+        <w:rPr>
+          <w:rFonts w:ascii="Arial" w:hAnsi="Arial" w:eastAsia="Arial" w:cs="Arial"/>
+          <w:sz w:val="24"/>
+          <w:szCs w:val="24"/>
+        </w:rPr>
+        <w:t>拖拽：用鼠标拖拽节点可移动其位置，力导向布局会动态调整关联节点位置</w:t>
+      </w:r>
+    </w:p>
+    <w:p>
+      <w:pPr>
+        <w:pStyle w:val="19"/>
+        <w:numPr>
+          <w:ilvl w:val="0"/>
+          <w:numId w:val="3"/>
+        </w:numPr>
+        <w:spacing w:after="80" w:line="340" w:lineRule="auto"/>
+      </w:pPr>
+      <w:r>
+        <w:rPr>
+          <w:rFonts w:ascii="Arial" w:hAnsi="Arial" w:eastAsia="Arial" w:cs="Arial"/>
+          <w:sz w:val="24"/>
+          <w:szCs w:val="24"/>
+        </w:rPr>
+        <w:t>适应画布（Fit）：点击适应画布按钮使整个图形完整显示在可视区域内</w:t>
+      </w:r>
+    </w:p>
+    <w:p>
+      <w:pPr>
+        <w:pStyle w:val="19"/>
+        <w:numPr>
+          <w:ilvl w:val="0"/>
+          <w:numId w:val="3"/>
+        </w:numPr>
+        <w:spacing w:after="80" w:line="340" w:lineRule="auto"/>
+      </w:pPr>
+      <w:r>
+        <w:rPr>
+          <w:rFonts w:ascii="Arial" w:hAnsi="Arial" w:eastAsia="Arial" w:cs="Arial"/>
+          <w:sz w:val="24"/>
+          <w:szCs w:val="24"/>
+        </w:rPr>
+        <w:t>布局切换：下拉菜单可在力导向布局和层次布局之间切换</w:t>
+      </w:r>
+    </w:p>
+    <w:p>
+      <w:pPr>
+        <w:pStyle w:val="19"/>
+        <w:numPr>
+          <w:ilvl w:val="0"/>
+          <w:numId w:val="3"/>
+        </w:numPr>
+        <w:spacing w:after="80" w:line="340" w:lineRule="auto"/>
+      </w:pPr>
+      <w:r>
+        <w:rPr>
+          <w:rFonts w:ascii="Arial" w:hAnsi="Arial" w:eastAsia="Arial" w:cs="Arial"/>
+          <w:sz w:val="24"/>
+          <w:szCs w:val="24"/>
+        </w:rPr>
+        <w:t>展开邻居：选中一个顶点后点击按钮，系统从图数据库加载并展示该顶点的邻居节点和关联边</w:t>
+      </w:r>
+    </w:p>
+    <w:p>
+      <w:pPr>
+        <w:pStyle w:val="19"/>
+        <w:numPr>
+          <w:ilvl w:val="0"/>
+          <w:numId w:val="3"/>
+        </w:numPr>
+        <w:spacing w:after="80" w:line="340" w:lineRule="auto"/>
+      </w:pPr>
+    </w:p>
+    <w:p>
+      <w:pPr>
+        <w:pStyle w:val="19"/>
+        <w:numPr>
+          <w:ilvl w:val="0"/>
+          <w:numId w:val="3"/>
+        </w:numPr>
+        <w:spacing w:after="80" w:line="340" w:lineRule="auto"/>
+      </w:pPr>
+      <w:r>
+        <w:rPr>
+          <w:rFonts w:ascii="Arial" w:hAnsi="Arial" w:eastAsia="Arial" w:cs="Arial"/>
+          <w:sz w:val="24"/>
+          <w:szCs w:val="24"/>
+        </w:rPr>
+        <w:t>恢复视图：在展开/收起操作后，点击恢复按钮还原完整图数据</w:t>
+      </w:r>
+    </w:p>
+    <w:p>
+      <w:pPr>
+        <w:pStyle w:val="19"/>
+        <w:numPr>
+          <w:ilvl w:val="0"/>
+          <w:numId w:val="3"/>
+        </w:numPr>
+        <w:spacing w:after="80" w:line="340" w:lineRule="auto"/>
+      </w:pPr>
+      <w:r>
+        <w:rPr>
+          <w:rFonts w:ascii="Arial" w:hAnsi="Arial" w:eastAsia="Arial" w:cs="Arial"/>
+          <w:sz w:val="24"/>
+          <w:szCs w:val="24"/>
+        </w:rPr>
+        <w:t>查看详情：点击任意顶点或边，右侧弹出详情面板展示该元素的 ID、标签和所有属性信息</w:t>
+      </w:r>
+    </w:p>
+    <w:p>
+      <w:pPr>
+        <w:spacing w:after="300"/>
+        <w:jc w:val="center"/>
+        <w:rPr>
+          <w:rFonts w:hint="eastAsia" w:eastAsia="Songti SC"/>
+          <w:lang w:eastAsia="zh-CN"/>
+        </w:rPr>
+      </w:pPr>
+      <w:r>
+        <w:rPr>
+          <w:rFonts w:hint="eastAsia" w:eastAsia="Songti SC"/>
+          <w:lang w:eastAsia="zh-CN"/>
+        </w:rPr>
+        <w:drawing>
+          <wp:inline distT="0" distB="0" distL="114300" distR="114300">
+            <wp:extent cx="5266690" cy="2531110"/>
+            <wp:effectExtent l="0" t="0" r="16510" b="8890"/>
+            <wp:docPr id="33" name="图片 33" descr="15-图查询"/>
+            <wp:cNvGraphicFramePr>
+              <a:graphicFrameLocks xmlns:a="http://schemas.openxmlformats.org/drawingml/2006/main" noChangeAspect="1"/>
+            </wp:cNvGraphicFramePr>
+            <a:graphic xmlns:a="http://schemas.openxmlformats.org/drawingml/2006/main">
+              <a:graphicData uri="http://schemas.openxmlformats.org/drawingml/2006/picture">
+                <pic:pic xmlns:pic="http://schemas.openxmlformats.org/drawingml/2006/picture">
+                  <pic:nvPicPr>
+                    <pic:cNvPr id="33" name="图片 33" descr="15-图查询"/>
+                    <pic:cNvPicPr>
+                      <a:picLocks noChangeAspect="1"/>
+                    </pic:cNvPicPr>
+                  </pic:nvPicPr>
+                  <pic:blipFill>
+                    <a:blip r:embed="rId31"/>
+                    <a:stretch>
+                      <a:fillRect/>
+                    </a:stretch>
+                  </pic:blipFill>
+                  <pic:spPr>
+                    <a:xfrm>
+                      <a:off x="0" y="0"/>
+                      <a:ext cx="5266690" cy="2531110"/>
+                    </a:xfrm>
+                    <a:prstGeom prst="rect">
+                      <a:avLst/>
+                    </a:prstGeom>
+                  </pic:spPr>
+                </pic:pic>
+              </a:graphicData>
+            </a:graphic>
+          </wp:inline>
+        </w:drawing>
+      </w:r>
+    </w:p>
+    <w:p>
+      <w:pPr>
+        <w:pStyle w:val="3"/>
+      </w:pPr>
+      <w:r>
+        <w:rPr>
+          <w:rFonts w:ascii="Arial" w:hAnsi="Arial" w:eastAsia="Arial" w:cs="Arial"/>
+        </w:rPr>
+        <w:t>9.3 画布辅助功能</w:t>
+      </w:r>
+    </w:p>
+    <w:p>
+      <w:pPr>
+        <w:spacing w:after="200" w:line="360" w:lineRule="auto"/>
+      </w:pPr>
+      <w:r>
+        <w:rPr>
+          <w:rFonts w:ascii="Arial" w:hAnsi="Arial" w:eastAsia="Arial" w:cs="Arial"/>
+          <w:sz w:val="24"/>
+          <w:szCs w:val="24"/>
+        </w:rPr>
+        <w:t>画布左下角显示图例，列出当前图中所有顶点类型和边类型的颜色对应关系。每种顶点类型还可以从下拉列表中选择要在节点标签上显示的属性（如 name、uid 等），便于快速识别节点。画布右下角显示当前图中的顶点总数和边总数统计数据。</w:t>
+      </w:r>
+    </w:p>
+    <w:p>
+      <w:pPr>
+        <w:spacing w:after="200" w:line="360" w:lineRule="auto"/>
+      </w:pPr>
+      <w:r>
+        <w:rPr>
+          <w:rFonts w:ascii="Arial" w:hAnsi="Arial" w:eastAsia="Arial" w:cs="Arial"/>
+          <w:sz w:val="24"/>
+          <w:szCs w:val="24"/>
+        </w:rPr>
+        <w:t>画布左上角的工具栏提供导出功能，支持将当前可视化结果导出为 PNG 图片、SVG 矢量图或 JSON 数据文件。</w:t>
+      </w:r>
+    </w:p>
+    <w:p>
+      <w:pPr>
+        <w:spacing w:after="200" w:line="360" w:lineRule="auto"/>
         <w:rPr>
           <w:rFonts w:hint="default" w:asciiTheme="minorEastAsia" w:hAnsiTheme="minorEastAsia"/>
           <w:b/>
           <w:sz w:val="28"/>
           <w:szCs w:val="28"/>
           <w:lang w:val="en-US" w:eastAsia="zh-CN"/>
-        </w:rPr>
-      </w:pPr>
-    </w:p>
-    <w:p>
-      <w:pPr>
-        <w:spacing w:after="156" w:afterLines="50"/>
-        <w:rPr>
-          <w:rFonts w:hint="eastAsia" w:eastAsia="Songti SC" w:asciiTheme="minorEastAsia" w:hAnsiTheme="minorEastAsia"/>
-          <w:sz w:val="24"/>
-          <w:szCs w:val="24"/>
-          <w:lang w:eastAsia="zh-CN"/>
         </w:rPr>
       </w:pPr>
     </w:p>
@@ -1560,7 +4006,7 @@
 <w:hdr xmlns:wpc="http://schemas.microsoft.com/office/word/2010/wordprocessingCanvas" xmlns:mc="http://schemas.openxmlformats.org/markup-compatibility/2006" xmlns:o="urn:schemas-microsoft-com:office:office" xmlns:r="http://schemas.openxmlformats.org/officeDocument/2006/relationships" xmlns:m="http://schemas.openxmlformats.org/officeDocument/2006/math" xmlns:v="urn:schemas-microsoft-com:vml" xmlns:wp14="http://schemas.microsoft.com/office/word/2010/wordprocessingDrawing" xmlns:wp="http://schemas.openxmlformats.org/drawingml/2006/wordprocessingDrawing" xmlns:w10="urn:schemas-microsoft-com:office:word" xmlns:w="http://schemas.openxmlformats.org/wordprocessingml/2006/main" xmlns:w14="http://schemas.microsoft.com/office/word/2010/wordml" xmlns:w15="http://schemas.microsoft.com/office/word/2012/wordml" xmlns:wpg="http://schemas.microsoft.com/office/word/2010/wordprocessingGroup" xmlns:wpi="http://schemas.microsoft.com/office/word/2010/wordprocessingInk" xmlns:wne="http://schemas.microsoft.com/office/word/2006/wordml" xmlns:wps="http://schemas.microsoft.com/office/word/2010/wordprocessingShape" xmlns:wpsCustomData="http://www.wps.cn/officeDocument/2013/wpsCustomData" mc:Ignorable="w14 w15 wp14">
   <w:p>
     <w:pPr>
-      <w:pStyle w:val="6"/>
+      <w:pStyle w:val="7"/>
       <w:rPr>
         <w:rFonts w:eastAsia="Adobe 宋体 Std L"/>
         <w:szCs w:val="15"/>
@@ -1797,11 +4243,31 @@
       <w:lvlJc w:val="left"/>
     </w:lvl>
   </w:abstractNum>
+  <w:abstractNum w:abstractNumId="2">
+    <w:nsid w:val="F9F497FD"/>
+    <w:multiLevelType w:val="singleLevel"/>
+    <w:tmpl w:val="F9F497FD"/>
+    <w:lvl w:ilvl="0" w:tentative="0">
+      <w:start w:val="1"/>
+      <w:numFmt w:val="bullet"/>
+      <w:lvlText w:val="•"/>
+      <w:lvlJc w:val="left"/>
+      <w:pPr>
+        <w:ind w:left="720" w:hanging="360"/>
+      </w:pPr>
+    </w:lvl>
+  </w:abstractNum>
   <w:num w:numId="1">
     <w:abstractNumId w:val="1"/>
   </w:num>
   <w:num w:numId="2">
     <w:abstractNumId w:val="0"/>
+  </w:num>
+  <w:num w:numId="3">
+    <w:abstractNumId w:val="2"/>
+    <w:lvlOverride w:ilvl="0">
+      <w:startOverride w:val="1"/>
+    </w:lvlOverride>
   </w:num>
 </w:numbering>
 </file>
@@ -1821,7 +4287,7 @@
     <w:lsdException w:qFormat="1" w:unhideWhenUsed="0" w:uiPriority="9" w:semiHidden="0" w:name="heading 1"/>
     <w:lsdException w:qFormat="1" w:uiPriority="9" w:semiHidden="0" w:name="heading 2"/>
     <w:lsdException w:qFormat="1" w:uiPriority="9" w:semiHidden="0" w:name="heading 3"/>
-    <w:lsdException w:qFormat="1" w:uiPriority="9" w:name="heading 4"/>
+    <w:lsdException w:qFormat="1" w:uiPriority="9" w:semiHidden="0" w:name="heading 4"/>
     <w:lsdException w:qFormat="1" w:uiPriority="9" w:name="heading 5"/>
     <w:lsdException w:qFormat="1" w:uiPriority="9" w:name="heading 6"/>
     <w:lsdException w:qFormat="1" w:uiPriority="9" w:name="heading 7"/>
@@ -1987,6 +4453,7 @@
     <w:lsdException w:unhideWhenUsed="0" w:uiPriority="63" w:semiHidden="0" w:name="Medium Shading 1 Accent 1"/>
     <w:lsdException w:unhideWhenUsed="0" w:uiPriority="64" w:semiHidden="0" w:name="Medium Shading 2 Accent 1"/>
     <w:lsdException w:unhideWhenUsed="0" w:uiPriority="65" w:semiHidden="0" w:name="Medium List 1 Accent 1"/>
+    <w:lsdException w:qFormat="1" w:unhideWhenUsed="0" w:uiPriority="0" w:semiHidden="0" w:name="List Paragraph"/>
     <w:lsdException w:unhideWhenUsed="0" w:uiPriority="66" w:semiHidden="0" w:name="Medium List 2 Accent 1"/>
     <w:lsdException w:unhideWhenUsed="0" w:uiPriority="67" w:semiHidden="0" w:name="Medium Grid 1 Accent 1"/>
     <w:lsdException w:unhideWhenUsed="0" w:uiPriority="68" w:semiHidden="0" w:name="Medium Grid 2 Accent 1"/>
@@ -2087,7 +4554,7 @@
     <w:name w:val="heading 1"/>
     <w:basedOn w:val="1"/>
     <w:next w:val="1"/>
-    <w:link w:val="15"/>
+    <w:link w:val="16"/>
     <w:qFormat/>
     <w:uiPriority w:val="9"/>
     <w:pPr>
@@ -2141,13 +4608,32 @@
       <w:sz w:val="32"/>
     </w:rPr>
   </w:style>
-  <w:style w:type="character" w:default="1" w:styleId="10">
+  <w:style w:type="paragraph" w:styleId="5">
+    <w:name w:val="heading 4"/>
+    <w:basedOn w:val="1"/>
+    <w:next w:val="1"/>
+    <w:unhideWhenUsed/>
+    <w:qFormat/>
+    <w:uiPriority w:val="9"/>
+    <w:pPr>
+      <w:keepNext/>
+      <w:keepLines/>
+      <w:spacing w:before="280" w:beforeLines="0" w:beforeAutospacing="0" w:after="290" w:afterLines="0" w:afterAutospacing="0" w:line="372" w:lineRule="auto"/>
+      <w:outlineLvl w:val="3"/>
+    </w:pPr>
+    <w:rPr>
+      <w:rFonts w:ascii="Arial" w:hAnsi="Arial" w:eastAsia="黑体"/>
+      <w:b/>
+      <w:sz w:val="28"/>
+    </w:rPr>
+  </w:style>
+  <w:style w:type="character" w:default="1" w:styleId="11">
     <w:name w:val="Default Paragraph Font"/>
     <w:semiHidden/>
     <w:unhideWhenUsed/>
     <w:uiPriority w:val="1"/>
   </w:style>
-  <w:style w:type="table" w:default="1" w:styleId="9">
+  <w:style w:type="table" w:default="1" w:styleId="10">
     <w:name w:val="Normal Table"/>
     <w:semiHidden/>
     <w:unhideWhenUsed/>
@@ -2161,10 +4647,10 @@
       </w:tblCellMar>
     </w:tblPr>
   </w:style>
-  <w:style w:type="paragraph" w:styleId="5">
+  <w:style w:type="paragraph" w:styleId="6">
     <w:name w:val="footer"/>
     <w:basedOn w:val="1"/>
-    <w:link w:val="13"/>
+    <w:link w:val="14"/>
     <w:unhideWhenUsed/>
     <w:uiPriority w:val="99"/>
     <w:pPr>
@@ -2180,10 +4666,10 @@
       <w:szCs w:val="18"/>
     </w:rPr>
   </w:style>
-  <w:style w:type="paragraph" w:styleId="6">
+  <w:style w:type="paragraph" w:styleId="7">
     <w:name w:val="header"/>
     <w:basedOn w:val="1"/>
-    <w:link w:val="12"/>
+    <w:link w:val="13"/>
     <w:unhideWhenUsed/>
     <w:uiPriority w:val="99"/>
     <w:pPr>
@@ -2202,14 +4688,14 @@
       <w:szCs w:val="18"/>
     </w:rPr>
   </w:style>
-  <w:style w:type="paragraph" w:styleId="7">
+  <w:style w:type="paragraph" w:styleId="8">
     <w:name w:val="toc 1"/>
     <w:basedOn w:val="1"/>
     <w:next w:val="1"/>
     <w:unhideWhenUsed/>
     <w:uiPriority w:val="39"/>
   </w:style>
-  <w:style w:type="paragraph" w:styleId="8">
+  <w:style w:type="paragraph" w:styleId="9">
     <w:name w:val="toc 2"/>
     <w:basedOn w:val="1"/>
     <w:next w:val="1"/>
@@ -2219,9 +4705,9 @@
       <w:ind w:left="420" w:leftChars="200"/>
     </w:pPr>
   </w:style>
-  <w:style w:type="character" w:styleId="11">
+  <w:style w:type="character" w:styleId="12">
     <w:name w:val="Hyperlink"/>
-    <w:basedOn w:val="10"/>
+    <w:basedOn w:val="11"/>
     <w:unhideWhenUsed/>
     <w:uiPriority w:val="99"/>
     <w:rPr>
@@ -2234,9 +4720,19 @@
       </w14:textFill>
     </w:rPr>
   </w:style>
-  <w:style w:type="character" w:customStyle="1" w:styleId="12">
+  <w:style w:type="character" w:customStyle="1" w:styleId="13">
     <w:name w:val="页眉 字符"/>
-    <w:basedOn w:val="10"/>
+    <w:basedOn w:val="11"/>
+    <w:link w:val="7"/>
+    <w:uiPriority w:val="99"/>
+    <w:rPr>
+      <w:sz w:val="18"/>
+      <w:szCs w:val="18"/>
+    </w:rPr>
+  </w:style>
+  <w:style w:type="character" w:customStyle="1" w:styleId="14">
+    <w:name w:val="页脚 字符"/>
+    <w:basedOn w:val="11"/>
     <w:link w:val="6"/>
     <w:uiPriority w:val="99"/>
     <w:rPr>
@@ -2244,19 +4740,9 @@
       <w:szCs w:val="18"/>
     </w:rPr>
   </w:style>
-  <w:style w:type="character" w:customStyle="1" w:styleId="13">
-    <w:name w:val="页脚 字符"/>
-    <w:basedOn w:val="10"/>
-    <w:link w:val="5"/>
-    <w:uiPriority w:val="99"/>
-    <w:rPr>
-      <w:sz w:val="18"/>
-      <w:szCs w:val="18"/>
-    </w:rPr>
-  </w:style>
-  <w:style w:type="character" w:customStyle="1" w:styleId="14">
+  <w:style w:type="character" w:customStyle="1" w:styleId="15">
     <w:name w:val="Unresolved Mention"/>
-    <w:basedOn w:val="10"/>
+    <w:basedOn w:val="11"/>
     <w:semiHidden/>
     <w:unhideWhenUsed/>
     <w:uiPriority w:val="99"/>
@@ -2265,9 +4751,9 @@
       <w:shd w:val="clear" w:color="auto" w:fill="E1DFDD"/>
     </w:rPr>
   </w:style>
-  <w:style w:type="character" w:customStyle="1" w:styleId="15">
+  <w:style w:type="character" w:customStyle="1" w:styleId="16">
     <w:name w:val="标题 1 字符"/>
-    <w:basedOn w:val="10"/>
+    <w:basedOn w:val="11"/>
     <w:link w:val="2"/>
     <w:uiPriority w:val="9"/>
     <w:rPr>
@@ -2278,7 +4764,7 @@
       <w:szCs w:val="44"/>
     </w:rPr>
   </w:style>
-  <w:style w:type="paragraph" w:customStyle="1" w:styleId="16">
+  <w:style w:type="paragraph" w:customStyle="1" w:styleId="17">
     <w:name w:val="TOC Heading"/>
     <w:basedOn w:val="2"/>
     <w:next w:val="1"/>
@@ -2301,7 +4787,7 @@
       <w:szCs w:val="32"/>
     </w:rPr>
   </w:style>
-  <w:style w:type="paragraph" w:customStyle="1" w:styleId="17">
+  <w:style w:type="paragraph" w:customStyle="1" w:styleId="18">
     <w:name w:val="正文1"/>
     <w:qFormat/>
     <w:uiPriority w:val="0"/>
@@ -2315,6 +4801,16 @@
       <w:kern w:val="2"/>
       <w:szCs w:val="21"/>
       <w:lang w:val="en-US" w:eastAsia="zh-CN" w:bidi="ar-SA"/>
+    </w:rPr>
+  </w:style>
+  <w:style w:type="paragraph" w:styleId="19">
+    <w:name w:val="List Paragraph"/>
+    <w:qFormat/>
+    <w:uiPriority w:val="0"/>
+    <w:rPr>
+      <w:rFonts w:ascii="Arial" w:hAnsi="Arial" w:eastAsia="Arial" w:cs="Arial"/>
+      <w:sz w:val="24"/>
+      <w:szCs w:val="24"/>
     </w:rPr>
   </w:style>
 </w:styles>

--- a/docs/GraphMInd图数据库管理平台用户操作手册.docx
+++ b/docs/GraphMInd图数据库管理平台用户操作手册.docx
@@ -144,7 +144,7 @@
     </w:p>
     <w:p>
       <w:pPr>
-        <w:pStyle w:val="16"/>
+        <w:pStyle w:val="17"/>
         <w:rPr>
           <w:rFonts w:hint="eastAsia"/>
         </w:rPr>
@@ -377,7 +377,7 @@
     </w:p>
     <w:p>
       <w:pPr>
-        <w:pStyle w:val="17"/>
+        <w:pStyle w:val="18"/>
         <w:numPr>
           <w:ilvl w:val="0"/>
           <w:numId w:val="2"/>
@@ -420,7 +420,7 @@
     </w:p>
     <w:p>
       <w:pPr>
-        <w:pStyle w:val="17"/>
+        <w:pStyle w:val="18"/>
         <w:numPr>
           <w:ilvl w:val="0"/>
           <w:numId w:val="2"/>
@@ -444,7 +444,7 @@
     </w:p>
     <w:p>
       <w:pPr>
-        <w:pStyle w:val="17"/>
+        <w:pStyle w:val="18"/>
         <w:numPr>
           <w:ilvl w:val="0"/>
           <w:numId w:val="2"/>
@@ -477,7 +477,7 @@
     </w:p>
     <w:p>
       <w:pPr>
-        <w:pStyle w:val="17"/>
+        <w:pStyle w:val="18"/>
         <w:numPr>
           <w:ilvl w:val="0"/>
           <w:numId w:val="2"/>
@@ -648,6 +648,7 @@
     </w:p>
     <w:p>
       <w:pPr>
+        <w:ind w:firstLine="420" w:firstLineChars="0"/>
         <w:rPr>
           <w:rFonts w:hint="eastAsia" w:ascii="宋体" w:hAnsi="宋体" w:eastAsia="宋体"/>
           <w:color w:val="000000"/>
@@ -655,6 +656,15 @@
           <w:lang w:eastAsia="zh-CN"/>
         </w:rPr>
       </w:pPr>
+      <w:r>
+        <w:rPr>
+          <w:rFonts w:hint="eastAsia" w:ascii="宋体" w:hAnsi="宋体" w:eastAsia="宋体"/>
+          <w:color w:val="000000"/>
+          <w:sz w:val="21"/>
+          <w:lang w:eastAsia="zh-CN"/>
+        </w:rPr>
+        <w:t>Ω</w:t>
+      </w:r>
       <w:r>
         <w:rPr>
           <w:rFonts w:hint="eastAsia" w:ascii="宋体" w:hAnsi="宋体" w:eastAsia="宋体"/>
@@ -1468,30 +1478,2471 @@
     <w:p>
       <w:pPr>
         <w:spacing w:after="200" w:line="360" w:lineRule="auto"/>
-      </w:pPr>
-      <w:bookmarkStart w:id="9" w:name="_GoBack"/>
-      <w:bookmarkEnd w:id="9"/>
+        <w:ind w:firstLine="420" w:firstLineChars="0"/>
+        <w:rPr>
+          <w:rFonts w:ascii="Arial" w:hAnsi="Arial" w:eastAsia="Arial" w:cs="Arial"/>
+          <w:sz w:val="24"/>
+          <w:szCs w:val="24"/>
+        </w:rPr>
+      </w:pPr>
+      <w:r>
+        <w:rPr>
+          <w:rFonts w:ascii="Arial" w:hAnsi="Arial" w:eastAsia="Arial" w:cs="Arial"/>
+          <w:sz w:val="24"/>
+          <w:szCs w:val="24"/>
+        </w:rPr>
+        <w:t>点击「新建」按钮，在对话框中选择所属的数据库连接，填写图名称和图</w:t>
+      </w:r>
+      <w:r>
+        <w:rPr>
+          <w:rFonts w:hint="eastAsia" w:ascii="Arial" w:hAnsi="Arial" w:eastAsia="宋体" w:cs="Arial"/>
+          <w:sz w:val="24"/>
+          <w:szCs w:val="24"/>
+          <w:lang w:val="en-US" w:eastAsia="zh-CN"/>
+        </w:rPr>
+        <w:t>标识，点击</w:t>
+      </w:r>
+      <w:r>
+        <w:rPr>
+          <w:rFonts w:ascii="Arial" w:hAnsi="Arial" w:eastAsia="Arial" w:cs="Arial"/>
+          <w:sz w:val="24"/>
+          <w:szCs w:val="24"/>
+        </w:rPr>
+        <w:t>「</w:t>
+      </w:r>
+      <w:r>
+        <w:rPr>
+          <w:rFonts w:hint="eastAsia" w:ascii="Arial" w:hAnsi="Arial" w:eastAsia="宋体" w:cs="Arial"/>
+          <w:sz w:val="24"/>
+          <w:szCs w:val="24"/>
+          <w:lang w:val="en-US" w:eastAsia="zh-CN"/>
+        </w:rPr>
+        <w:t>保存</w:t>
+      </w:r>
+      <w:r>
+        <w:rPr>
+          <w:rFonts w:ascii="Arial" w:hAnsi="Arial" w:eastAsia="Arial" w:cs="Arial"/>
+          <w:sz w:val="24"/>
+          <w:szCs w:val="24"/>
+        </w:rPr>
+        <w:t>」</w:t>
+      </w:r>
+      <w:r>
+        <w:rPr>
+          <w:rFonts w:hint="eastAsia" w:ascii="Arial" w:hAnsi="Arial" w:eastAsia="宋体" w:cs="Arial"/>
+          <w:sz w:val="24"/>
+          <w:szCs w:val="24"/>
+          <w:lang w:eastAsia="zh-CN"/>
+        </w:rPr>
+        <w:t>，</w:t>
+      </w:r>
+      <w:r>
+        <w:rPr>
+          <w:rFonts w:hint="eastAsia" w:ascii="Arial" w:hAnsi="Arial" w:eastAsia="宋体" w:cs="Arial"/>
+          <w:sz w:val="24"/>
+          <w:szCs w:val="24"/>
+          <w:lang w:val="en-US" w:eastAsia="zh-CN"/>
+        </w:rPr>
+        <w:t>会在对应的图连接下创建图实例。Neo4j社区版支持新建图</w:t>
+      </w:r>
+      <w:r>
+        <w:rPr>
+          <w:rFonts w:ascii="Arial" w:hAnsi="Arial" w:eastAsia="Arial" w:cs="Arial"/>
+          <w:sz w:val="24"/>
+          <w:szCs w:val="24"/>
+        </w:rPr>
+        <w:t>。</w:t>
+      </w:r>
+    </w:p>
+    <w:p>
+      <w:pPr>
+        <w:spacing w:after="200" w:line="360" w:lineRule="auto"/>
+        <w:ind w:firstLine="420" w:firstLineChars="0"/>
+        <w:rPr>
+          <w:rFonts w:ascii="Arial" w:hAnsi="Arial" w:eastAsia="Arial" w:cs="Arial"/>
+          <w:sz w:val="24"/>
+          <w:szCs w:val="24"/>
+        </w:rPr>
+      </w:pPr>
+      <w:r>
+        <w:drawing>
+          <wp:inline distT="0" distB="0" distL="0" distR="0">
+            <wp:extent cx="4986655" cy="3333750"/>
+            <wp:effectExtent l="0" t="0" r="17145" b="19050"/>
+            <wp:docPr id="7" name="图片 7"/>
+            <wp:cNvGraphicFramePr>
+              <a:graphicFrameLocks xmlns:a="http://schemas.openxmlformats.org/drawingml/2006/main" noChangeAspect="1"/>
+            </wp:cNvGraphicFramePr>
+            <a:graphic xmlns:a="http://schemas.openxmlformats.org/drawingml/2006/main">
+              <a:graphicData uri="http://schemas.openxmlformats.org/drawingml/2006/picture">
+                <pic:pic xmlns:pic="http://schemas.openxmlformats.org/drawingml/2006/picture">
+                  <pic:nvPicPr>
+                    <pic:cNvPr id="7" name="图片 7"/>
+                    <pic:cNvPicPr>
+                      <a:picLocks noChangeAspect="1" noChangeArrowheads="1"/>
+                    </pic:cNvPicPr>
+                  </pic:nvPicPr>
+                  <pic:blipFill>
+                    <a:blip r:embed="rId13"/>
+                    <a:srcRect/>
+                    <a:stretch>
+                      <a:fillRect/>
+                    </a:stretch>
+                  </pic:blipFill>
+                  <pic:spPr>
+                    <a:xfrm>
+                      <a:off x="0" y="0"/>
+                      <a:ext cx="4986655" cy="3333750"/>
+                    </a:xfrm>
+                    <a:prstGeom prst="rect">
+                      <a:avLst/>
+                    </a:prstGeom>
+                  </pic:spPr>
+                </pic:pic>
+              </a:graphicData>
+            </a:graphic>
+          </wp:inline>
+        </w:drawing>
+      </w:r>
+    </w:p>
+    <w:p>
+      <w:pPr>
+        <w:pStyle w:val="4"/>
+        <w:bidi w:val="0"/>
+        <w:rPr>
+          <w:rFonts w:hint="eastAsia"/>
+          <w:lang w:val="en-US" w:eastAsia="zh-CN"/>
+        </w:rPr>
+      </w:pPr>
+      <w:r>
+        <w:rPr>
+          <w:rFonts w:hint="eastAsia"/>
+          <w:lang w:val="en-US" w:eastAsia="zh-CN"/>
+        </w:rPr>
+        <w:t>3.3.3 查看图详情信息</w:t>
+      </w:r>
+    </w:p>
+    <w:p>
+      <w:pPr>
+        <w:ind w:firstLine="420" w:firstLineChars="0"/>
+        <w:rPr>
+          <w:rFonts w:hint="default" w:ascii="Arial" w:hAnsi="Arial" w:eastAsia="宋体" w:cs="Arial"/>
+          <w:sz w:val="24"/>
+          <w:szCs w:val="24"/>
+          <w:lang w:val="en-US" w:eastAsia="zh-CN"/>
+        </w:rPr>
+      </w:pPr>
+      <w:r>
+        <w:rPr>
+          <w:rFonts w:ascii="Arial" w:hAnsi="Arial" w:eastAsia="Arial" w:cs="Arial"/>
+          <w:sz w:val="24"/>
+          <w:szCs w:val="24"/>
+        </w:rPr>
+        <w:t>点击「</w:t>
+      </w:r>
+      <w:r>
+        <w:rPr>
+          <w:rFonts w:hint="eastAsia" w:ascii="Arial" w:hAnsi="Arial" w:eastAsia="宋体" w:cs="Arial"/>
+          <w:sz w:val="24"/>
+          <w:szCs w:val="24"/>
+          <w:lang w:val="en-US" w:eastAsia="zh-CN"/>
+        </w:rPr>
+        <w:t>图详情</w:t>
+      </w:r>
+      <w:r>
+        <w:rPr>
+          <w:rFonts w:ascii="Arial" w:hAnsi="Arial" w:eastAsia="Arial" w:cs="Arial"/>
+          <w:sz w:val="24"/>
+          <w:szCs w:val="24"/>
+        </w:rPr>
+        <w:t>」按钮</w:t>
+      </w:r>
+      <w:r>
+        <w:rPr>
+          <w:rFonts w:hint="eastAsia" w:ascii="Arial" w:hAnsi="Arial" w:eastAsia="宋体" w:cs="Arial"/>
+          <w:sz w:val="24"/>
+          <w:szCs w:val="24"/>
+          <w:lang w:eastAsia="zh-CN"/>
+        </w:rPr>
+        <w:t>，</w:t>
+      </w:r>
+      <w:r>
+        <w:rPr>
+          <w:rFonts w:hint="eastAsia" w:ascii="Arial" w:hAnsi="Arial" w:eastAsia="宋体" w:cs="Arial"/>
+          <w:sz w:val="24"/>
+          <w:szCs w:val="24"/>
+          <w:lang w:val="en-US" w:eastAsia="zh-CN"/>
+        </w:rPr>
+        <w:t>弹出图详情页，展示图标识、名称、连接名称、图数据库类型、图节点数量、边数量、状态和创建时间。</w:t>
+      </w:r>
+    </w:p>
+    <w:p>
+      <w:pPr>
+        <w:rPr>
+          <w:rFonts w:hint="default" w:ascii="Arial" w:hAnsi="Arial" w:eastAsia="宋体" w:cs="Arial"/>
+          <w:sz w:val="24"/>
+          <w:szCs w:val="24"/>
+          <w:lang w:val="en-US" w:eastAsia="zh-CN"/>
+        </w:rPr>
+      </w:pPr>
+      <w:r>
+        <w:drawing>
+          <wp:inline distT="0" distB="0" distL="114300" distR="114300">
+            <wp:extent cx="5269865" cy="3830320"/>
+            <wp:effectExtent l="0" t="0" r="13335" b="5080"/>
+            <wp:docPr id="8" name="图片 1"/>
+            <wp:cNvGraphicFramePr>
+              <a:graphicFrameLocks xmlns:a="http://schemas.openxmlformats.org/drawingml/2006/main" noChangeAspect="1"/>
+            </wp:cNvGraphicFramePr>
+            <a:graphic xmlns:a="http://schemas.openxmlformats.org/drawingml/2006/main">
+              <a:graphicData uri="http://schemas.openxmlformats.org/drawingml/2006/picture">
+                <pic:pic xmlns:pic="http://schemas.openxmlformats.org/drawingml/2006/picture">
+                  <pic:nvPicPr>
+                    <pic:cNvPr id="8" name="图片 1"/>
+                    <pic:cNvPicPr>
+                      <a:picLocks noChangeAspect="1"/>
+                    </pic:cNvPicPr>
+                  </pic:nvPicPr>
+                  <pic:blipFill>
+                    <a:blip r:embed="rId14"/>
+                    <a:stretch>
+                      <a:fillRect/>
+                    </a:stretch>
+                  </pic:blipFill>
+                  <pic:spPr>
+                    <a:xfrm>
+                      <a:off x="0" y="0"/>
+                      <a:ext cx="5269865" cy="3830320"/>
+                    </a:xfrm>
+                    <a:prstGeom prst="rect">
+                      <a:avLst/>
+                    </a:prstGeom>
+                    <a:noFill/>
+                    <a:ln>
+                      <a:noFill/>
+                    </a:ln>
+                  </pic:spPr>
+                </pic:pic>
+              </a:graphicData>
+            </a:graphic>
+          </wp:inline>
+        </w:drawing>
+      </w:r>
+    </w:p>
+    <w:p>
+      <w:pPr>
+        <w:rPr>
+          <w:rFonts w:hint="default" w:ascii="Arial" w:hAnsi="Arial" w:eastAsia="宋体" w:cs="Arial"/>
+          <w:sz w:val="24"/>
+          <w:szCs w:val="24"/>
+          <w:lang w:val="en-US" w:eastAsia="zh-CN"/>
+        </w:rPr>
+      </w:pPr>
     </w:p>
     <w:p>
       <w:pPr>
         <w:outlineLvl w:val="1"/>
         <w:rPr>
-          <w:rFonts w:hint="default" w:asciiTheme="minorEastAsia" w:hAnsiTheme="minorEastAsia"/>
+          <w:rFonts w:hint="eastAsia" w:asciiTheme="minorEastAsia" w:hAnsiTheme="minorEastAsia"/>
           <w:b/>
           <w:sz w:val="28"/>
           <w:szCs w:val="28"/>
           <w:lang w:val="en-US" w:eastAsia="zh-CN"/>
         </w:rPr>
       </w:pPr>
-    </w:p>
-    <w:p>
-      <w:pPr>
-        <w:spacing w:after="156" w:afterLines="50"/>
-        <w:rPr>
-          <w:rFonts w:hint="eastAsia" w:eastAsia="Songti SC" w:asciiTheme="minorEastAsia" w:hAnsiTheme="minorEastAsia"/>
+      <w:r>
+        <w:rPr>
+          <w:rFonts w:hint="eastAsia" w:asciiTheme="minorEastAsia" w:hAnsiTheme="minorEastAsia"/>
+          <w:b/>
+          <w:sz w:val="28"/>
+          <w:szCs w:val="28"/>
+        </w:rPr>
+        <w:t>3</w:t>
+      </w:r>
+      <w:r>
+        <w:rPr>
+          <w:rFonts w:asciiTheme="minorEastAsia" w:hAnsiTheme="minorEastAsia"/>
+          <w:b/>
+          <w:sz w:val="28"/>
+          <w:szCs w:val="28"/>
+        </w:rPr>
+        <w:t>.</w:t>
+      </w:r>
+      <w:r>
+        <w:rPr>
+          <w:rFonts w:hint="eastAsia" w:asciiTheme="minorEastAsia" w:hAnsiTheme="minorEastAsia"/>
+          <w:b/>
+          <w:sz w:val="28"/>
+          <w:szCs w:val="28"/>
+          <w:lang w:val="en-US" w:eastAsia="zh-CN"/>
+        </w:rPr>
+        <w:t>4</w:t>
+      </w:r>
+      <w:r>
+        <w:rPr>
+          <w:rFonts w:asciiTheme="minorEastAsia" w:hAnsiTheme="minorEastAsia"/>
+          <w:b/>
+          <w:sz w:val="28"/>
+          <w:szCs w:val="28"/>
+        </w:rPr>
+        <w:t xml:space="preserve"> </w:t>
+      </w:r>
+      <w:r>
+        <w:rPr>
+          <w:rFonts w:hint="eastAsia" w:asciiTheme="minorEastAsia" w:hAnsiTheme="minorEastAsia"/>
+          <w:b/>
+          <w:sz w:val="28"/>
+          <w:szCs w:val="28"/>
+          <w:lang w:val="en-US" w:eastAsia="zh-CN"/>
+        </w:rPr>
+        <w:t>图建模</w:t>
+      </w:r>
+    </w:p>
+    <w:p>
+      <w:pPr>
+        <w:spacing w:after="200" w:line="360" w:lineRule="auto"/>
+        <w:ind w:firstLine="420" w:firstLineChars="0"/>
+      </w:pPr>
+      <w:r>
+        <w:rPr>
+          <w:rFonts w:ascii="Arial" w:hAnsi="Arial" w:eastAsia="Arial" w:cs="Arial"/>
+          <w:sz w:val="24"/>
+          <w:szCs w:val="24"/>
+        </w:rPr>
+        <w:t>图建模是定义图数据结构的核心模块。用户在此页面为选定的图实例设计顶点类型和边类型，每种类型可以配置多个属性字段及其数据类型</w:t>
+      </w:r>
+      <w:r>
+        <w:rPr>
+          <w:rFonts w:hint="eastAsia" w:ascii="Arial" w:hAnsi="Arial" w:eastAsia="宋体" w:cs="Arial"/>
           <w:sz w:val="24"/>
           <w:szCs w:val="24"/>
           <w:lang w:eastAsia="zh-CN"/>
+        </w:rPr>
+        <w:t>。</w:t>
+      </w:r>
+      <w:r>
+        <w:rPr>
+          <w:rFonts w:ascii="Arial" w:hAnsi="Arial" w:eastAsia="Arial" w:cs="Arial"/>
+          <w:sz w:val="24"/>
+          <w:szCs w:val="24"/>
+        </w:rPr>
+        <w:t>列表视图是默认的数据建模视图。页面包含「点定义」和「边定义」两个选项卡，分别管理顶点类型和边类型。</w:t>
+      </w:r>
+    </w:p>
+    <w:p>
+      <w:pPr>
+        <w:spacing w:after="200" w:line="360" w:lineRule="auto"/>
+        <w:ind w:firstLine="420" w:firstLineChars="0"/>
+        <w:rPr>
+          <w:rFonts w:hint="eastAsia" w:eastAsia="宋体"/>
+          <w:lang w:eastAsia="zh-CN"/>
+        </w:rPr>
+      </w:pPr>
+    </w:p>
+    <w:p>
+      <w:pPr>
+        <w:pStyle w:val="4"/>
+        <w:bidi w:val="0"/>
+        <w:rPr>
+          <w:rFonts w:hint="default"/>
+          <w:lang w:val="en-US"/>
+        </w:rPr>
+      </w:pPr>
+      <w:r>
+        <w:rPr>
+          <w:rFonts w:hint="eastAsia"/>
+          <w:lang w:val="en-US" w:eastAsia="zh-CN"/>
+        </w:rPr>
+        <w:t>3.4.1 节点定义列表</w:t>
+      </w:r>
+    </w:p>
+    <w:p>
+      <w:pPr>
+        <w:spacing w:after="200" w:line="360" w:lineRule="auto"/>
+        <w:ind w:firstLine="420" w:firstLineChars="0"/>
+        <w:rPr>
+          <w:rFonts w:ascii="Arial" w:hAnsi="Arial" w:eastAsia="Arial" w:cs="Arial"/>
+          <w:sz w:val="24"/>
+          <w:szCs w:val="24"/>
+        </w:rPr>
+      </w:pPr>
+      <w:r>
+        <w:rPr>
+          <w:rFonts w:ascii="Arial" w:hAnsi="Arial" w:eastAsia="Arial" w:cs="Arial"/>
+          <w:sz w:val="24"/>
+          <w:szCs w:val="24"/>
+        </w:rPr>
+        <w:t>点定义表格展示所有顶点类型的标签、名称、描述和发布状态。每行可展开查看该顶点类型的属性列表，属性列展示每个属性的标识、名称、数据类型和是否</w:t>
+      </w:r>
+      <w:r>
+        <w:rPr>
+          <w:rFonts w:hint="eastAsia" w:ascii="Arial" w:hAnsi="Arial" w:eastAsia="宋体" w:cs="Arial"/>
+          <w:sz w:val="24"/>
+          <w:szCs w:val="24"/>
+          <w:lang w:val="en-US" w:eastAsia="zh-CN"/>
+        </w:rPr>
+        <w:t>是</w:t>
+      </w:r>
+      <w:r>
+        <w:rPr>
+          <w:rFonts w:ascii="Arial" w:hAnsi="Arial" w:eastAsia="Arial" w:cs="Arial"/>
+          <w:sz w:val="24"/>
+          <w:szCs w:val="24"/>
+        </w:rPr>
+        <w:t>索引</w:t>
+      </w:r>
+      <w:r>
+        <w:rPr>
+          <w:rFonts w:hint="eastAsia" w:ascii="Arial" w:hAnsi="Arial" w:eastAsia="宋体" w:cs="Arial"/>
+          <w:sz w:val="24"/>
+          <w:szCs w:val="24"/>
+          <w:lang w:val="en-US" w:eastAsia="zh-CN"/>
+        </w:rPr>
+        <w:t>字段</w:t>
+      </w:r>
+      <w:r>
+        <w:rPr>
+          <w:rFonts w:ascii="Arial" w:hAnsi="Arial" w:eastAsia="Arial" w:cs="Arial"/>
+          <w:sz w:val="24"/>
+          <w:szCs w:val="24"/>
+        </w:rPr>
+        <w:t>。</w:t>
+      </w:r>
+    </w:p>
+    <w:p>
+      <w:pPr>
+        <w:spacing w:after="200" w:line="360" w:lineRule="auto"/>
+        <w:rPr>
+          <w:rFonts w:hint="eastAsia" w:ascii="Arial" w:hAnsi="Arial" w:eastAsia="宋体" w:cs="Arial"/>
+          <w:sz w:val="24"/>
+          <w:szCs w:val="24"/>
+          <w:lang w:eastAsia="zh-CN"/>
+        </w:rPr>
+      </w:pPr>
+      <w:r>
+        <w:rPr>
+          <w:rFonts w:hint="eastAsia" w:ascii="Arial" w:hAnsi="Arial" w:eastAsia="宋体" w:cs="Arial"/>
+          <w:sz w:val="24"/>
+          <w:szCs w:val="24"/>
+          <w:lang w:eastAsia="zh-CN"/>
+        </w:rPr>
+        <w:drawing>
+          <wp:inline distT="0" distB="0" distL="114300" distR="114300">
+            <wp:extent cx="5266690" cy="2527300"/>
+            <wp:effectExtent l="0" t="0" r="16510" b="12700"/>
+            <wp:docPr id="11" name="图片 11" descr="6-图建模-列表视图"/>
+            <wp:cNvGraphicFramePr>
+              <a:graphicFrameLocks xmlns:a="http://schemas.openxmlformats.org/drawingml/2006/main" noChangeAspect="1"/>
+            </wp:cNvGraphicFramePr>
+            <a:graphic xmlns:a="http://schemas.openxmlformats.org/drawingml/2006/main">
+              <a:graphicData uri="http://schemas.openxmlformats.org/drawingml/2006/picture">
+                <pic:pic xmlns:pic="http://schemas.openxmlformats.org/drawingml/2006/picture">
+                  <pic:nvPicPr>
+                    <pic:cNvPr id="11" name="图片 11" descr="6-图建模-列表视图"/>
+                    <pic:cNvPicPr>
+                      <a:picLocks noChangeAspect="1"/>
+                    </pic:cNvPicPr>
+                  </pic:nvPicPr>
+                  <pic:blipFill>
+                    <a:blip r:embed="rId15"/>
+                    <a:stretch>
+                      <a:fillRect/>
+                    </a:stretch>
+                  </pic:blipFill>
+                  <pic:spPr>
+                    <a:xfrm>
+                      <a:off x="0" y="0"/>
+                      <a:ext cx="5266690" cy="2527300"/>
+                    </a:xfrm>
+                    <a:prstGeom prst="rect">
+                      <a:avLst/>
+                    </a:prstGeom>
+                  </pic:spPr>
+                </pic:pic>
+              </a:graphicData>
+            </a:graphic>
+          </wp:inline>
+        </w:drawing>
+      </w:r>
+    </w:p>
+    <w:p>
+      <w:pPr>
+        <w:pStyle w:val="4"/>
+        <w:bidi w:val="0"/>
+      </w:pPr>
+      <w:r>
+        <w:rPr>
+          <w:rFonts w:hint="eastAsia" w:ascii="Arial" w:hAnsi="Arial" w:eastAsia="宋体" w:cs="Arial"/>
+          <w:b/>
+          <w:bCs/>
+          <w:sz w:val="24"/>
+          <w:szCs w:val="24"/>
+          <w:lang w:val="en-US" w:eastAsia="zh-CN"/>
+        </w:rPr>
+        <w:t xml:space="preserve">3.4.2 </w:t>
+      </w:r>
+      <w:r>
+        <w:rPr>
+          <w:rFonts w:ascii="Arial" w:hAnsi="Arial" w:eastAsia="Arial" w:cs="Arial"/>
+          <w:b/>
+          <w:bCs/>
+          <w:sz w:val="24"/>
+          <w:szCs w:val="24"/>
+        </w:rPr>
+        <w:t>新增点定义</w:t>
+      </w:r>
+    </w:p>
+    <w:p>
+      <w:pPr>
+        <w:spacing w:after="200" w:line="360" w:lineRule="auto"/>
+        <w:ind w:firstLine="420" w:firstLineChars="0"/>
+      </w:pPr>
+      <w:r>
+        <w:rPr>
+          <w:rFonts w:ascii="Arial" w:hAnsi="Arial" w:eastAsia="Arial" w:cs="Arial"/>
+          <w:sz w:val="24"/>
+          <w:szCs w:val="24"/>
+        </w:rPr>
+        <w:t>点击「新增」按钮或在表格中点击编辑图标，弹出点定义编辑对话框。用户填写标签（对应图数据库中的节点类型名）、名称和描述后，在下方的属性表格中添加属性字段。每个属性需要指定标识、名称、数据类型和是否建立索引。支持的数据类型包括字符串、整数、浮点数、布尔值和日期五种。每个顶点类型默认包含 uid（唯一标识）属性，不可删除。新增属性点击「新增属性」按钮即可添加一行。保存后定义自动发布到图数据库。</w:t>
+      </w:r>
+    </w:p>
+    <w:p>
+      <w:pPr>
+        <w:spacing w:after="200" w:line="360" w:lineRule="auto"/>
+        <w:rPr>
+          <w:rFonts w:hint="eastAsia" w:ascii="Arial" w:hAnsi="Arial" w:eastAsia="宋体" w:cs="Arial"/>
+          <w:sz w:val="24"/>
+          <w:szCs w:val="24"/>
+          <w:lang w:eastAsia="zh-CN"/>
+        </w:rPr>
+      </w:pPr>
+      <w:r>
+        <w:rPr>
+          <w:rFonts w:hint="eastAsia" w:ascii="Arial" w:hAnsi="Arial" w:eastAsia="宋体" w:cs="Arial"/>
+          <w:sz w:val="24"/>
+          <w:szCs w:val="24"/>
+          <w:lang w:eastAsia="zh-CN"/>
+        </w:rPr>
+        <w:drawing>
+          <wp:inline distT="0" distB="0" distL="114300" distR="114300">
+            <wp:extent cx="5266690" cy="2523490"/>
+            <wp:effectExtent l="0" t="0" r="16510" b="16510"/>
+            <wp:docPr id="13" name="图片 13" descr="8-图建模-新建对话框"/>
+            <wp:cNvGraphicFramePr>
+              <a:graphicFrameLocks xmlns:a="http://schemas.openxmlformats.org/drawingml/2006/main" noChangeAspect="1"/>
+            </wp:cNvGraphicFramePr>
+            <a:graphic xmlns:a="http://schemas.openxmlformats.org/drawingml/2006/main">
+              <a:graphicData uri="http://schemas.openxmlformats.org/drawingml/2006/picture">
+                <pic:pic xmlns:pic="http://schemas.openxmlformats.org/drawingml/2006/picture">
+                  <pic:nvPicPr>
+                    <pic:cNvPr id="13" name="图片 13" descr="8-图建模-新建对话框"/>
+                    <pic:cNvPicPr>
+                      <a:picLocks noChangeAspect="1"/>
+                    </pic:cNvPicPr>
+                  </pic:nvPicPr>
+                  <pic:blipFill>
+                    <a:blip r:embed="rId16"/>
+                    <a:stretch>
+                      <a:fillRect/>
+                    </a:stretch>
+                  </pic:blipFill>
+                  <pic:spPr>
+                    <a:xfrm>
+                      <a:off x="0" y="0"/>
+                      <a:ext cx="5266690" cy="2523490"/>
+                    </a:xfrm>
+                    <a:prstGeom prst="rect">
+                      <a:avLst/>
+                    </a:prstGeom>
+                  </pic:spPr>
+                </pic:pic>
+              </a:graphicData>
+            </a:graphic>
+          </wp:inline>
+        </w:drawing>
+      </w:r>
+    </w:p>
+    <w:p>
+      <w:pPr>
+        <w:pStyle w:val="4"/>
+        <w:bidi w:val="0"/>
+        <w:rPr>
+          <w:rFonts w:hint="eastAsia" w:eastAsia="宋体"/>
+          <w:lang w:val="en-US" w:eastAsia="zh-CN"/>
+        </w:rPr>
+      </w:pPr>
+      <w:r>
+        <w:rPr>
+          <w:rFonts w:hint="eastAsia" w:ascii="Arial" w:hAnsi="Arial" w:eastAsia="宋体" w:cs="Arial"/>
+          <w:b/>
+          <w:bCs/>
+          <w:sz w:val="24"/>
+          <w:szCs w:val="24"/>
+          <w:lang w:val="en-US" w:eastAsia="zh-CN"/>
+        </w:rPr>
+        <w:t xml:space="preserve">3.4.3 </w:t>
+      </w:r>
+      <w:r>
+        <w:rPr>
+          <w:rFonts w:ascii="Arial" w:hAnsi="Arial" w:eastAsia="Arial" w:cs="Arial"/>
+          <w:b/>
+          <w:bCs/>
+          <w:sz w:val="24"/>
+          <w:szCs w:val="24"/>
+        </w:rPr>
+        <w:t>边定义</w:t>
+      </w:r>
+      <w:r>
+        <w:rPr>
+          <w:rFonts w:hint="eastAsia" w:ascii="Arial" w:hAnsi="Arial" w:eastAsia="宋体" w:cs="Arial"/>
+          <w:b/>
+          <w:bCs/>
+          <w:sz w:val="24"/>
+          <w:szCs w:val="24"/>
+          <w:lang w:val="en-US" w:eastAsia="zh-CN"/>
+        </w:rPr>
+        <w:t>列表</w:t>
+      </w:r>
+    </w:p>
+    <w:p>
+      <w:pPr>
+        <w:spacing w:after="200" w:line="360" w:lineRule="auto"/>
+        <w:ind w:firstLine="420" w:firstLineChars="0"/>
+      </w:pPr>
+      <w:r>
+        <w:rPr>
+          <w:rFonts w:ascii="Arial" w:hAnsi="Arial" w:eastAsia="Arial" w:cs="Arial"/>
+          <w:sz w:val="24"/>
+          <w:szCs w:val="24"/>
+        </w:rPr>
+        <w:t>边定义表格展示所有边类型的标签、名称、起点类型、终点类型、描述和发布状态。与点定义类似，每行可展开查看属性详情。</w:t>
+      </w:r>
+    </w:p>
+    <w:p>
+      <w:pPr>
+        <w:spacing w:after="300"/>
+        <w:jc w:val="center"/>
+        <w:rPr>
+          <w:rFonts w:hint="eastAsia" w:eastAsia="Songti SC"/>
+          <w:lang w:eastAsia="zh-CN"/>
+        </w:rPr>
+      </w:pPr>
+      <w:r>
+        <w:rPr>
+          <w:rFonts w:hint="eastAsia" w:eastAsia="Songti SC"/>
+          <w:lang w:eastAsia="zh-CN"/>
+        </w:rPr>
+        <w:drawing>
+          <wp:inline distT="0" distB="0" distL="114300" distR="114300">
+            <wp:extent cx="5266690" cy="2527300"/>
+            <wp:effectExtent l="0" t="0" r="16510" b="12700"/>
+            <wp:docPr id="14" name="图片 14" descr="9-图建模-边定义"/>
+            <wp:cNvGraphicFramePr>
+              <a:graphicFrameLocks xmlns:a="http://schemas.openxmlformats.org/drawingml/2006/main" noChangeAspect="1"/>
+            </wp:cNvGraphicFramePr>
+            <a:graphic xmlns:a="http://schemas.openxmlformats.org/drawingml/2006/main">
+              <a:graphicData uri="http://schemas.openxmlformats.org/drawingml/2006/picture">
+                <pic:pic xmlns:pic="http://schemas.openxmlformats.org/drawingml/2006/picture">
+                  <pic:nvPicPr>
+                    <pic:cNvPr id="14" name="图片 14" descr="9-图建模-边定义"/>
+                    <pic:cNvPicPr>
+                      <a:picLocks noChangeAspect="1"/>
+                    </pic:cNvPicPr>
+                  </pic:nvPicPr>
+                  <pic:blipFill>
+                    <a:blip r:embed="rId17"/>
+                    <a:stretch>
+                      <a:fillRect/>
+                    </a:stretch>
+                  </pic:blipFill>
+                  <pic:spPr>
+                    <a:xfrm>
+                      <a:off x="0" y="0"/>
+                      <a:ext cx="5266690" cy="2527300"/>
+                    </a:xfrm>
+                    <a:prstGeom prst="rect">
+                      <a:avLst/>
+                    </a:prstGeom>
+                  </pic:spPr>
+                </pic:pic>
+              </a:graphicData>
+            </a:graphic>
+          </wp:inline>
+        </w:drawing>
+      </w:r>
+    </w:p>
+    <w:p>
+      <w:pPr>
+        <w:pStyle w:val="4"/>
+        <w:bidi w:val="0"/>
+        <w:rPr>
+          <w:rFonts w:hint="eastAsia"/>
+          <w:lang w:val="en-US" w:eastAsia="zh-CN"/>
+        </w:rPr>
+      </w:pPr>
+      <w:r>
+        <w:rPr>
+          <w:rFonts w:hint="eastAsia"/>
+          <w:lang w:val="en-US" w:eastAsia="zh-CN"/>
+        </w:rPr>
+        <w:t>3.4.4 新增边定义</w:t>
+      </w:r>
+    </w:p>
+    <w:p>
+      <w:pPr>
+        <w:spacing w:after="200" w:line="360" w:lineRule="auto"/>
+        <w:ind w:firstLine="420" w:firstLineChars="0"/>
+      </w:pPr>
+      <w:r>
+        <w:rPr>
+          <w:rFonts w:hint="eastAsia"/>
+          <w:lang w:val="en-US" w:eastAsia="zh-CN"/>
+        </w:rPr>
+        <w:t>在</w:t>
+      </w:r>
+      <w:r>
+        <w:rPr>
+          <w:rFonts w:ascii="Arial" w:hAnsi="Arial" w:eastAsia="Arial" w:cs="Arial"/>
+          <w:sz w:val="24"/>
+          <w:szCs w:val="24"/>
+        </w:rPr>
+        <w:t>「边定义」</w:t>
+      </w:r>
+      <w:r>
+        <w:rPr>
+          <w:rFonts w:hint="eastAsia" w:ascii="Arial" w:hAnsi="Arial" w:eastAsia="宋体" w:cs="Arial"/>
+          <w:sz w:val="24"/>
+          <w:szCs w:val="24"/>
+          <w:lang w:val="en-US" w:eastAsia="zh-CN"/>
+        </w:rPr>
+        <w:t>Tab页点击</w:t>
+      </w:r>
+      <w:r>
+        <w:rPr>
+          <w:rFonts w:ascii="Arial" w:hAnsi="Arial" w:eastAsia="Arial" w:cs="Arial"/>
+          <w:sz w:val="24"/>
+          <w:szCs w:val="24"/>
+        </w:rPr>
+        <w:t>「新增」按钮，弹出点定义编辑对话框。用户填写标签（对应图数据库中的</w:t>
+      </w:r>
+      <w:r>
+        <w:rPr>
+          <w:rFonts w:hint="eastAsia" w:ascii="Arial" w:hAnsi="Arial" w:eastAsia="宋体" w:cs="Arial"/>
+          <w:sz w:val="24"/>
+          <w:szCs w:val="24"/>
+          <w:lang w:val="en-US" w:eastAsia="zh-CN"/>
+        </w:rPr>
+        <w:t>边</w:t>
+      </w:r>
+      <w:r>
+        <w:rPr>
+          <w:rFonts w:ascii="Arial" w:hAnsi="Arial" w:eastAsia="Arial" w:cs="Arial"/>
+          <w:sz w:val="24"/>
+          <w:szCs w:val="24"/>
+        </w:rPr>
+        <w:t>类型名）、名称和描述后，</w:t>
+      </w:r>
+      <w:r>
+        <w:rPr>
+          <w:rFonts w:hint="eastAsia" w:ascii="Arial" w:hAnsi="Arial" w:eastAsia="宋体" w:cs="Arial"/>
+          <w:sz w:val="24"/>
+          <w:szCs w:val="24"/>
+          <w:lang w:val="en-US" w:eastAsia="zh-CN"/>
+        </w:rPr>
+        <w:t>选择起点类型和终点类型，</w:t>
+      </w:r>
+      <w:r>
+        <w:rPr>
+          <w:rFonts w:ascii="Arial" w:hAnsi="Arial" w:eastAsia="Arial" w:cs="Arial"/>
+          <w:sz w:val="24"/>
+          <w:szCs w:val="24"/>
+        </w:rPr>
+        <w:t>在下方的属性表格中添加属性字段。每个属性需要指定标识、名称、数据类型和是否建立索引。支持的数据类型包括字符串、整数、浮点数、布尔值和日期五种。每个顶点类型默认包含 uid（唯一标识）属性，不可删除。新增属性点击「新增属性」按钮即可添加一行。保存后</w:t>
+      </w:r>
+      <w:r>
+        <w:rPr>
+          <w:rFonts w:hint="eastAsia" w:ascii="Arial" w:hAnsi="Arial" w:eastAsia="宋体" w:cs="Arial"/>
+          <w:sz w:val="24"/>
+          <w:szCs w:val="24"/>
+          <w:lang w:val="en-US" w:eastAsia="zh-CN"/>
+        </w:rPr>
+        <w:t>边类型</w:t>
+      </w:r>
+      <w:r>
+        <w:rPr>
+          <w:rFonts w:ascii="Arial" w:hAnsi="Arial" w:eastAsia="Arial" w:cs="Arial"/>
+          <w:sz w:val="24"/>
+          <w:szCs w:val="24"/>
+        </w:rPr>
+        <w:t>自动发布到图数据库。</w:t>
+      </w:r>
+    </w:p>
+    <w:p>
+      <w:pPr>
+        <w:rPr>
+          <w:rFonts w:hint="default" w:eastAsia="宋体"/>
+          <w:lang w:val="en-US" w:eastAsia="zh-CN"/>
+        </w:rPr>
+      </w:pPr>
+    </w:p>
+    <w:p>
+      <w:pPr>
+        <w:rPr>
+          <w:rFonts w:hint="eastAsia"/>
+          <w:lang w:val="en-US" w:eastAsia="zh-CN"/>
+        </w:rPr>
+      </w:pPr>
+      <w:r>
+        <w:rPr>
+          <w:rFonts w:hint="eastAsia"/>
+          <w:lang w:val="en-US" w:eastAsia="zh-CN"/>
+        </w:rPr>
+        <w:drawing>
+          <wp:inline distT="0" distB="0" distL="114300" distR="114300">
+            <wp:extent cx="5266690" cy="2263140"/>
+            <wp:effectExtent l="0" t="0" r="16510" b="22860"/>
+            <wp:docPr id="17" name="图片 17" descr="图建模-新增边"/>
+            <wp:cNvGraphicFramePr>
+              <a:graphicFrameLocks xmlns:a="http://schemas.openxmlformats.org/drawingml/2006/main" noChangeAspect="1"/>
+            </wp:cNvGraphicFramePr>
+            <a:graphic xmlns:a="http://schemas.openxmlformats.org/drawingml/2006/main">
+              <a:graphicData uri="http://schemas.openxmlformats.org/drawingml/2006/picture">
+                <pic:pic xmlns:pic="http://schemas.openxmlformats.org/drawingml/2006/picture">
+                  <pic:nvPicPr>
+                    <pic:cNvPr id="17" name="图片 17" descr="图建模-新增边"/>
+                    <pic:cNvPicPr>
+                      <a:picLocks noChangeAspect="1"/>
+                    </pic:cNvPicPr>
+                  </pic:nvPicPr>
+                  <pic:blipFill>
+                    <a:blip r:embed="rId18"/>
+                    <a:stretch>
+                      <a:fillRect/>
+                    </a:stretch>
+                  </pic:blipFill>
+                  <pic:spPr>
+                    <a:xfrm>
+                      <a:off x="0" y="0"/>
+                      <a:ext cx="5266690" cy="2263140"/>
+                    </a:xfrm>
+                    <a:prstGeom prst="rect">
+                      <a:avLst/>
+                    </a:prstGeom>
+                  </pic:spPr>
+                </pic:pic>
+              </a:graphicData>
+            </a:graphic>
+          </wp:inline>
+        </w:drawing>
+      </w:r>
+    </w:p>
+    <w:p>
+      <w:pPr>
+        <w:pStyle w:val="4"/>
+        <w:bidi w:val="0"/>
+        <w:rPr>
+          <w:rFonts w:hint="eastAsia"/>
+          <w:lang w:val="en-US" w:eastAsia="zh-CN"/>
+        </w:rPr>
+      </w:pPr>
+      <w:r>
+        <w:rPr>
+          <w:rFonts w:hint="eastAsia"/>
+          <w:lang w:val="en-US" w:eastAsia="zh-CN"/>
+        </w:rPr>
+        <w:t>3.4.5 导入导出</w:t>
+      </w:r>
+      <w:r>
+        <w:rPr>
+          <w:rFonts w:hint="eastAsia"/>
+          <w:lang w:val="en-US" w:eastAsia="zh-CN"/>
+        </w:rPr>
+        <w:tab/>
+      </w:r>
+    </w:p>
+    <w:p>
+      <w:pPr>
+        <w:spacing w:after="200" w:line="360" w:lineRule="auto"/>
+        <w:ind w:firstLine="420" w:firstLineChars="0"/>
+      </w:pPr>
+      <w:r>
+        <w:rPr>
+          <w:rFonts w:ascii="Arial" w:hAnsi="Arial" w:eastAsia="Arial" w:cs="Arial"/>
+          <w:sz w:val="24"/>
+          <w:szCs w:val="24"/>
+        </w:rPr>
+        <w:t>Schema 支持 JSON 格式的导入和导出。点击「导出」按钮，系统将当前图的所有点定义和边定义导出为 JSON 文件，便于备份或迁移到其他环境。点击「导入」按钮，选择之前导出的 JSON 文件，系统会解析文件内容并展示导入预览，用户可以选「合并导入」（将文件中的定义与当前定义合并，同标签的保留当前版本）或「仅导入新增」（只导入当前不存在的定义）。</w:t>
+      </w:r>
+    </w:p>
+    <w:p>
+      <w:pPr>
+        <w:ind w:firstLine="420" w:firstLineChars="0"/>
+        <w:rPr>
+          <w:rFonts w:hint="default" w:ascii="Arial" w:hAnsi="Arial" w:eastAsia="宋体" w:cs="Arial"/>
+          <w:sz w:val="24"/>
+          <w:szCs w:val="24"/>
+          <w:lang w:val="en-US" w:eastAsia="zh-CN"/>
+        </w:rPr>
+      </w:pPr>
+      <w:r>
+        <w:rPr>
+          <w:rFonts w:hint="default" w:ascii="Arial" w:hAnsi="Arial" w:eastAsia="宋体" w:cs="Arial"/>
+          <w:sz w:val="24"/>
+          <w:szCs w:val="24"/>
+          <w:lang w:val="en-US" w:eastAsia="zh-CN"/>
+        </w:rPr>
+        <w:drawing>
+          <wp:inline distT="0" distB="0" distL="114300" distR="114300">
+            <wp:extent cx="5266690" cy="2254885"/>
+            <wp:effectExtent l="0" t="0" r="16510" b="5715"/>
+            <wp:docPr id="18" name="图片 18" descr="图建模-导入"/>
+            <wp:cNvGraphicFramePr>
+              <a:graphicFrameLocks xmlns:a="http://schemas.openxmlformats.org/drawingml/2006/main" noChangeAspect="1"/>
+            </wp:cNvGraphicFramePr>
+            <a:graphic xmlns:a="http://schemas.openxmlformats.org/drawingml/2006/main">
+              <a:graphicData uri="http://schemas.openxmlformats.org/drawingml/2006/picture">
+                <pic:pic xmlns:pic="http://schemas.openxmlformats.org/drawingml/2006/picture">
+                  <pic:nvPicPr>
+                    <pic:cNvPr id="18" name="图片 18" descr="图建模-导入"/>
+                    <pic:cNvPicPr>
+                      <a:picLocks noChangeAspect="1"/>
+                    </pic:cNvPicPr>
+                  </pic:nvPicPr>
+                  <pic:blipFill>
+                    <a:blip r:embed="rId19"/>
+                    <a:stretch>
+                      <a:fillRect/>
+                    </a:stretch>
+                  </pic:blipFill>
+                  <pic:spPr>
+                    <a:xfrm>
+                      <a:off x="0" y="0"/>
+                      <a:ext cx="5266690" cy="2254885"/>
+                    </a:xfrm>
+                    <a:prstGeom prst="rect">
+                      <a:avLst/>
+                    </a:prstGeom>
+                  </pic:spPr>
+                </pic:pic>
+              </a:graphicData>
+            </a:graphic>
+          </wp:inline>
+        </w:drawing>
+      </w:r>
+    </w:p>
+    <w:p>
+      <w:pPr>
+        <w:pStyle w:val="4"/>
+        <w:bidi w:val="0"/>
+      </w:pPr>
+      <w:r>
+        <w:rPr>
+          <w:rFonts w:hint="eastAsia"/>
+          <w:lang w:val="en-US" w:eastAsia="zh-CN"/>
+        </w:rPr>
+        <w:t xml:space="preserve">3.4.6 </w:t>
+      </w:r>
+      <w:r>
+        <w:t>图析视图</w:t>
+      </w:r>
+    </w:p>
+    <w:p>
+      <w:pPr>
+        <w:spacing w:after="200" w:line="360" w:lineRule="auto"/>
+        <w:ind w:firstLine="420" w:firstLineChars="0"/>
+        <w:rPr>
+          <w:rFonts w:hint="default" w:asciiTheme="minorEastAsia" w:hAnsiTheme="minorEastAsia"/>
+          <w:b/>
+          <w:sz w:val="28"/>
+          <w:szCs w:val="28"/>
+          <w:lang w:val="en-US" w:eastAsia="zh-CN"/>
+        </w:rPr>
+      </w:pPr>
+      <w:r>
+        <w:rPr>
+          <w:rFonts w:ascii="Arial" w:hAnsi="Arial" w:eastAsia="Arial" w:cs="Arial"/>
+          <w:sz w:val="24"/>
+          <w:szCs w:val="24"/>
+        </w:rPr>
+        <w:t>图析视图以图形化方式展示 Schema 结构，用户可以直观地看到整体数据模型的结构和类型之间的关联关系。</w:t>
+      </w:r>
+      <w:r>
+        <w:rPr>
+          <w:rFonts w:hint="eastAsia" w:ascii="Arial" w:hAnsi="Arial" w:eastAsia="宋体" w:cs="Arial"/>
+          <w:sz w:val="24"/>
+          <w:szCs w:val="24"/>
+          <w:lang w:val="en-US" w:eastAsia="zh-CN"/>
+        </w:rPr>
+        <w:t>点击节点或边展示其详情面板</w:t>
+      </w:r>
+      <w:r>
+        <w:rPr>
+          <w:rFonts w:ascii="Arial" w:hAnsi="Arial" w:eastAsia="Arial" w:cs="Arial"/>
+          <w:sz w:val="24"/>
+          <w:szCs w:val="24"/>
+        </w:rPr>
+        <w:t>。</w:t>
+      </w:r>
+      <w:r>
+        <w:rPr>
+          <w:rFonts w:hint="default" w:asciiTheme="minorEastAsia" w:hAnsiTheme="minorEastAsia"/>
+          <w:b/>
+          <w:sz w:val="28"/>
+          <w:szCs w:val="28"/>
+          <w:lang w:val="en-US" w:eastAsia="zh-CN"/>
+        </w:rPr>
+        <w:drawing>
+          <wp:inline distT="0" distB="0" distL="114300" distR="114300">
+            <wp:extent cx="5266690" cy="2527300"/>
+            <wp:effectExtent l="0" t="0" r="16510" b="12700"/>
+            <wp:docPr id="12" name="图片 12" descr="7-图建模-图析视图"/>
+            <wp:cNvGraphicFramePr>
+              <a:graphicFrameLocks xmlns:a="http://schemas.openxmlformats.org/drawingml/2006/main" noChangeAspect="1"/>
+            </wp:cNvGraphicFramePr>
+            <a:graphic xmlns:a="http://schemas.openxmlformats.org/drawingml/2006/main">
+              <a:graphicData uri="http://schemas.openxmlformats.org/drawingml/2006/picture">
+                <pic:pic xmlns:pic="http://schemas.openxmlformats.org/drawingml/2006/picture">
+                  <pic:nvPicPr>
+                    <pic:cNvPr id="12" name="图片 12" descr="7-图建模-图析视图"/>
+                    <pic:cNvPicPr>
+                      <a:picLocks noChangeAspect="1"/>
+                    </pic:cNvPicPr>
+                  </pic:nvPicPr>
+                  <pic:blipFill>
+                    <a:blip r:embed="rId20"/>
+                    <a:stretch>
+                      <a:fillRect/>
+                    </a:stretch>
+                  </pic:blipFill>
+                  <pic:spPr>
+                    <a:xfrm>
+                      <a:off x="0" y="0"/>
+                      <a:ext cx="5266690" cy="2527300"/>
+                    </a:xfrm>
+                    <a:prstGeom prst="rect">
+                      <a:avLst/>
+                    </a:prstGeom>
+                  </pic:spPr>
+                </pic:pic>
+              </a:graphicData>
+            </a:graphic>
+          </wp:inline>
+        </w:drawing>
+      </w:r>
+    </w:p>
+    <w:p>
+      <w:pPr>
+        <w:pStyle w:val="3"/>
+        <w:bidi w:val="0"/>
+        <w:rPr>
+          <w:rFonts w:hint="eastAsia"/>
+          <w:lang w:val="en-US" w:eastAsia="zh-CN"/>
+        </w:rPr>
+      </w:pPr>
+      <w:r>
+        <w:rPr>
+          <w:rFonts w:hint="eastAsia"/>
+          <w:lang w:val="en-US" w:eastAsia="zh-CN"/>
+        </w:rPr>
+        <w:t>3.5 图数据</w:t>
+      </w:r>
+    </w:p>
+    <w:p>
+      <w:pPr>
+        <w:spacing w:after="200" w:line="360" w:lineRule="auto"/>
+        <w:ind w:firstLine="420" w:firstLineChars="0"/>
+      </w:pPr>
+      <w:r>
+        <w:rPr>
+          <w:rFonts w:ascii="Arial" w:hAnsi="Arial" w:eastAsia="Arial" w:cs="Arial"/>
+          <w:sz w:val="24"/>
+          <w:szCs w:val="24"/>
+        </w:rPr>
+        <w:t>图数据页面是顶点和边数据的日常管理界面。页面采用左右分栏布局：左侧列出当前图的所有顶点类型和边类型，以标签形式展示；右侧根据选中的类型展示对应的数据表格，支持浏览、搜索、新增、编辑、删除和导入导出等操作。</w:t>
+      </w:r>
+    </w:p>
+    <w:p>
+      <w:pPr>
+        <w:pStyle w:val="4"/>
+        <w:bidi w:val="0"/>
+        <w:rPr>
+          <w:rFonts w:hint="eastAsia" w:eastAsia="Songti SC"/>
+          <w:lang w:val="en-US" w:eastAsia="zh-CN"/>
+        </w:rPr>
+      </w:pPr>
+      <w:r>
+        <w:rPr>
+          <w:rFonts w:hint="eastAsia"/>
+          <w:lang w:val="en-US" w:eastAsia="zh-CN"/>
+        </w:rPr>
+        <w:t>3.5.1 点边数据列表</w:t>
+      </w:r>
+    </w:p>
+    <w:p>
+      <w:pPr>
+        <w:spacing w:after="200" w:line="360" w:lineRule="auto"/>
+        <w:ind w:firstLine="420" w:firstLineChars="0"/>
+        <w:rPr>
+          <w:rFonts w:ascii="Arial" w:hAnsi="Arial" w:eastAsia="Arial" w:cs="Arial"/>
+          <w:sz w:val="24"/>
+          <w:szCs w:val="24"/>
+        </w:rPr>
+      </w:pPr>
+      <w:r>
+        <w:rPr>
+          <w:rFonts w:ascii="Arial" w:hAnsi="Arial" w:eastAsia="Arial" w:cs="Arial"/>
+          <w:sz w:val="24"/>
+          <w:szCs w:val="24"/>
+        </w:rPr>
+        <w:t>数据表格根据选中类型动态展示列结构。顶点数据表格包含 UID 列和属性列，属性以「键:值」标签形式展示。边数据表格额外包含起点 UID 和终点 UID 两列，便于追踪关系连接。</w:t>
+      </w:r>
+    </w:p>
+    <w:p>
+      <w:pPr>
+        <w:spacing w:after="200" w:line="360" w:lineRule="auto"/>
+        <w:rPr>
+          <w:rFonts w:ascii="Arial" w:hAnsi="Arial" w:eastAsia="Arial" w:cs="Arial"/>
+          <w:sz w:val="24"/>
+          <w:szCs w:val="24"/>
+        </w:rPr>
+      </w:pPr>
+      <w:r>
+        <w:rPr>
+          <w:rFonts w:hint="default" w:asciiTheme="minorEastAsia" w:hAnsiTheme="minorEastAsia"/>
+          <w:b/>
+          <w:sz w:val="28"/>
+          <w:szCs w:val="28"/>
+          <w:lang w:val="en-US" w:eastAsia="zh-CN"/>
+        </w:rPr>
+        <w:drawing>
+          <wp:inline distT="0" distB="0" distL="114300" distR="114300">
+            <wp:extent cx="5266690" cy="2655570"/>
+            <wp:effectExtent l="0" t="0" r="16510" b="11430"/>
+            <wp:docPr id="19" name="图片 19" descr="10-图数据-顶点列表"/>
+            <wp:cNvGraphicFramePr>
+              <a:graphicFrameLocks xmlns:a="http://schemas.openxmlformats.org/drawingml/2006/main" noChangeAspect="1"/>
+            </wp:cNvGraphicFramePr>
+            <a:graphic xmlns:a="http://schemas.openxmlformats.org/drawingml/2006/main">
+              <a:graphicData uri="http://schemas.openxmlformats.org/drawingml/2006/picture">
+                <pic:pic xmlns:pic="http://schemas.openxmlformats.org/drawingml/2006/picture">
+                  <pic:nvPicPr>
+                    <pic:cNvPr id="19" name="图片 19" descr="10-图数据-顶点列表"/>
+                    <pic:cNvPicPr>
+                      <a:picLocks noChangeAspect="1"/>
+                    </pic:cNvPicPr>
+                  </pic:nvPicPr>
+                  <pic:blipFill>
+                    <a:blip r:embed="rId21"/>
+                    <a:stretch>
+                      <a:fillRect/>
+                    </a:stretch>
+                  </pic:blipFill>
+                  <pic:spPr>
+                    <a:xfrm>
+                      <a:off x="0" y="0"/>
+                      <a:ext cx="5266690" cy="2655570"/>
+                    </a:xfrm>
+                    <a:prstGeom prst="rect">
+                      <a:avLst/>
+                    </a:prstGeom>
+                  </pic:spPr>
+                </pic:pic>
+              </a:graphicData>
+            </a:graphic>
+          </wp:inline>
+        </w:drawing>
+      </w:r>
+    </w:p>
+    <w:p>
+      <w:pPr>
+        <w:spacing w:after="200" w:line="360" w:lineRule="auto"/>
+        <w:rPr>
+          <w:rFonts w:hint="default" w:asciiTheme="minorEastAsia" w:hAnsiTheme="minorEastAsia"/>
+          <w:b/>
+          <w:sz w:val="28"/>
+          <w:szCs w:val="28"/>
+          <w:lang w:val="en-US" w:eastAsia="zh-CN"/>
+        </w:rPr>
+      </w:pPr>
+      <w:r>
+        <w:rPr>
+          <w:rFonts w:hint="default" w:asciiTheme="minorEastAsia" w:hAnsiTheme="minorEastAsia"/>
+          <w:b/>
+          <w:sz w:val="28"/>
+          <w:szCs w:val="28"/>
+          <w:lang w:val="en-US" w:eastAsia="zh-CN"/>
+        </w:rPr>
+        <w:drawing>
+          <wp:inline distT="0" distB="0" distL="114300" distR="114300">
+            <wp:extent cx="5266690" cy="2655570"/>
+            <wp:effectExtent l="0" t="0" r="16510" b="11430"/>
+            <wp:docPr id="20" name="图片 20" descr="11-图数据-边列表"/>
+            <wp:cNvGraphicFramePr>
+              <a:graphicFrameLocks xmlns:a="http://schemas.openxmlformats.org/drawingml/2006/main" noChangeAspect="1"/>
+            </wp:cNvGraphicFramePr>
+            <a:graphic xmlns:a="http://schemas.openxmlformats.org/drawingml/2006/main">
+              <a:graphicData uri="http://schemas.openxmlformats.org/drawingml/2006/picture">
+                <pic:pic xmlns:pic="http://schemas.openxmlformats.org/drawingml/2006/picture">
+                  <pic:nvPicPr>
+                    <pic:cNvPr id="20" name="图片 20" descr="11-图数据-边列表"/>
+                    <pic:cNvPicPr>
+                      <a:picLocks noChangeAspect="1"/>
+                    </pic:cNvPicPr>
+                  </pic:nvPicPr>
+                  <pic:blipFill>
+                    <a:blip r:embed="rId22"/>
+                    <a:stretch>
+                      <a:fillRect/>
+                    </a:stretch>
+                  </pic:blipFill>
+                  <pic:spPr>
+                    <a:xfrm>
+                      <a:off x="0" y="0"/>
+                      <a:ext cx="5266690" cy="2655570"/>
+                    </a:xfrm>
+                    <a:prstGeom prst="rect">
+                      <a:avLst/>
+                    </a:prstGeom>
+                  </pic:spPr>
+                </pic:pic>
+              </a:graphicData>
+            </a:graphic>
+          </wp:inline>
+        </w:drawing>
+      </w:r>
+    </w:p>
+    <w:p>
+      <w:pPr>
+        <w:pStyle w:val="4"/>
+        <w:bidi w:val="0"/>
+        <w:rPr>
+          <w:rFonts w:hint="default"/>
+          <w:lang w:val="en-US" w:eastAsia="zh-CN"/>
+        </w:rPr>
+      </w:pPr>
+      <w:r>
+        <w:rPr>
+          <w:rFonts w:hint="eastAsia"/>
+          <w:lang w:val="en-US" w:eastAsia="zh-CN"/>
+        </w:rPr>
+        <w:t xml:space="preserve">3.5.2 </w:t>
+      </w:r>
+      <w:r>
+        <w:t>新增</w:t>
+      </w:r>
+      <w:r>
+        <w:rPr>
+          <w:rFonts w:hint="eastAsia"/>
+          <w:lang w:val="en-US" w:eastAsia="zh-CN"/>
+        </w:rPr>
+        <w:t>顶点数据</w:t>
+      </w:r>
+    </w:p>
+    <w:p>
+      <w:pPr>
+        <w:spacing w:after="200" w:line="360" w:lineRule="auto"/>
+        <w:ind w:firstLine="420" w:firstLineChars="0"/>
+        <w:rPr>
+          <w:rFonts w:hint="default" w:ascii="Arial" w:hAnsi="Arial" w:eastAsia="宋体" w:cs="Arial"/>
+          <w:sz w:val="24"/>
+          <w:szCs w:val="24"/>
+          <w:lang w:val="en-US" w:eastAsia="zh-CN"/>
+        </w:rPr>
+      </w:pPr>
+      <w:r>
+        <w:rPr>
+          <w:rFonts w:ascii="Arial" w:hAnsi="Arial" w:eastAsia="Arial" w:cs="Arial"/>
+          <w:sz w:val="24"/>
+          <w:szCs w:val="24"/>
+        </w:rPr>
+        <w:t>点击「新增」按钮弹出新增对话框。用户首先在下拉列表中选择顶点类型（标签），然后填写 UID（唯一标识）。选择标签后，对话框会根据该类型的 Schema 定义动态生成属性输入区域</w:t>
+      </w:r>
+      <w:r>
+        <w:rPr>
+          <w:rFonts w:hint="eastAsia" w:ascii="Arial" w:hAnsi="Arial" w:eastAsia="宋体" w:cs="Arial"/>
+          <w:sz w:val="24"/>
+          <w:szCs w:val="24"/>
+          <w:lang w:eastAsia="zh-CN"/>
+        </w:rPr>
+        <w:t>，</w:t>
+      </w:r>
+      <w:r>
+        <w:rPr>
+          <w:rFonts w:hint="eastAsia" w:ascii="Arial" w:hAnsi="Arial" w:eastAsia="宋体" w:cs="Arial"/>
+          <w:sz w:val="24"/>
+          <w:szCs w:val="24"/>
+          <w:lang w:val="en-US" w:eastAsia="zh-CN"/>
+        </w:rPr>
+        <w:t>然后点击</w:t>
+      </w:r>
+      <w:r>
+        <w:rPr>
+          <w:rFonts w:ascii="Arial" w:hAnsi="Arial" w:eastAsia="Arial" w:cs="Arial"/>
+          <w:sz w:val="24"/>
+          <w:szCs w:val="24"/>
+        </w:rPr>
+        <w:t>「</w:t>
+      </w:r>
+      <w:r>
+        <w:rPr>
+          <w:rFonts w:hint="eastAsia" w:ascii="Arial" w:hAnsi="Arial" w:eastAsia="宋体" w:cs="Arial"/>
+          <w:sz w:val="24"/>
+          <w:szCs w:val="24"/>
+          <w:lang w:val="en-US" w:eastAsia="zh-CN"/>
+        </w:rPr>
+        <w:t>保存</w:t>
+      </w:r>
+      <w:r>
+        <w:rPr>
+          <w:rFonts w:ascii="Arial" w:hAnsi="Arial" w:eastAsia="Arial" w:cs="Arial"/>
+          <w:sz w:val="24"/>
+          <w:szCs w:val="24"/>
+        </w:rPr>
+        <w:t>」</w:t>
+      </w:r>
+      <w:r>
+        <w:rPr>
+          <w:rFonts w:hint="eastAsia" w:ascii="Arial" w:hAnsi="Arial" w:eastAsia="宋体" w:cs="Arial"/>
+          <w:sz w:val="24"/>
+          <w:szCs w:val="24"/>
+          <w:lang w:val="en-US" w:eastAsia="zh-CN"/>
+        </w:rPr>
+        <w:t>按钮，会插入顶点数据到图数据库。</w:t>
+      </w:r>
+    </w:p>
+    <w:p>
+      <w:pPr>
+        <w:spacing w:after="200" w:line="360" w:lineRule="auto"/>
+        <w:rPr>
+          <w:rFonts w:hint="eastAsia" w:ascii="Arial" w:hAnsi="Arial" w:eastAsia="宋体" w:cs="Arial"/>
+          <w:sz w:val="24"/>
+          <w:szCs w:val="24"/>
+          <w:lang w:eastAsia="zh-CN"/>
+        </w:rPr>
+      </w:pPr>
+      <w:r>
+        <w:rPr>
+          <w:rFonts w:hint="eastAsia" w:ascii="Arial" w:hAnsi="Arial" w:eastAsia="宋体" w:cs="Arial"/>
+          <w:sz w:val="24"/>
+          <w:szCs w:val="24"/>
+          <w:lang w:eastAsia="zh-CN"/>
+        </w:rPr>
+        <w:drawing>
+          <wp:inline distT="0" distB="0" distL="114300" distR="114300">
+            <wp:extent cx="5266690" cy="2531110"/>
+            <wp:effectExtent l="0" t="0" r="16510" b="8890"/>
+            <wp:docPr id="28" name="图片 28" descr="12-图数据-新增节点"/>
+            <wp:cNvGraphicFramePr>
+              <a:graphicFrameLocks xmlns:a="http://schemas.openxmlformats.org/drawingml/2006/main" noChangeAspect="1"/>
+            </wp:cNvGraphicFramePr>
+            <a:graphic xmlns:a="http://schemas.openxmlformats.org/drawingml/2006/main">
+              <a:graphicData uri="http://schemas.openxmlformats.org/drawingml/2006/picture">
+                <pic:pic xmlns:pic="http://schemas.openxmlformats.org/drawingml/2006/picture">
+                  <pic:nvPicPr>
+                    <pic:cNvPr id="28" name="图片 28" descr="12-图数据-新增节点"/>
+                    <pic:cNvPicPr>
+                      <a:picLocks noChangeAspect="1"/>
+                    </pic:cNvPicPr>
+                  </pic:nvPicPr>
+                  <pic:blipFill>
+                    <a:blip r:embed="rId23"/>
+                    <a:stretch>
+                      <a:fillRect/>
+                    </a:stretch>
+                  </pic:blipFill>
+                  <pic:spPr>
+                    <a:xfrm>
+                      <a:off x="0" y="0"/>
+                      <a:ext cx="5266690" cy="2531110"/>
+                    </a:xfrm>
+                    <a:prstGeom prst="rect">
+                      <a:avLst/>
+                    </a:prstGeom>
+                  </pic:spPr>
+                </pic:pic>
+              </a:graphicData>
+            </a:graphic>
+          </wp:inline>
+        </w:drawing>
+      </w:r>
+    </w:p>
+    <w:p>
+      <w:pPr>
+        <w:pStyle w:val="4"/>
+        <w:bidi w:val="0"/>
+        <w:rPr>
+          <w:rFonts w:hint="eastAsia"/>
+          <w:lang w:val="en-US" w:eastAsia="zh-CN"/>
+        </w:rPr>
+      </w:pPr>
+      <w:r>
+        <w:rPr>
+          <w:rFonts w:hint="eastAsia"/>
+          <w:lang w:val="en-US" w:eastAsia="zh-CN"/>
+        </w:rPr>
+        <w:t>3.5.3 编辑顶点数据</w:t>
+      </w:r>
+    </w:p>
+    <w:p>
+      <w:pPr>
+        <w:spacing w:after="200" w:line="360" w:lineRule="auto"/>
+      </w:pPr>
+      <w:r>
+        <w:rPr>
+          <w:rFonts w:ascii="Arial" w:hAnsi="Arial" w:eastAsia="Arial" w:cs="Arial"/>
+          <w:sz w:val="24"/>
+          <w:szCs w:val="24"/>
+        </w:rPr>
+        <w:t>在表格中点击编辑图标，弹出编辑对话框，预填充当前数据的所有字段值，UID 字段不可修改。修改属性值后点击保存即可更新数据。</w:t>
+      </w:r>
+    </w:p>
+    <w:p>
+      <w:pPr>
+        <w:spacing w:after="300"/>
+        <w:jc w:val="both"/>
+      </w:pPr>
+      <w:r>
+        <w:drawing>
+          <wp:inline distT="0" distB="0" distL="0" distR="0">
+            <wp:extent cx="5249545" cy="3333750"/>
+            <wp:effectExtent l="0" t="0" r="8255" b="19050"/>
+            <wp:docPr id="29" name="图片 29"/>
+            <wp:cNvGraphicFramePr>
+              <a:graphicFrameLocks xmlns:a="http://schemas.openxmlformats.org/drawingml/2006/main" noChangeAspect="1"/>
+            </wp:cNvGraphicFramePr>
+            <a:graphic xmlns:a="http://schemas.openxmlformats.org/drawingml/2006/main">
+              <a:graphicData uri="http://schemas.openxmlformats.org/drawingml/2006/picture">
+                <pic:pic xmlns:pic="http://schemas.openxmlformats.org/drawingml/2006/picture">
+                  <pic:nvPicPr>
+                    <pic:cNvPr id="29" name="图片 29"/>
+                    <pic:cNvPicPr>
+                      <a:picLocks noChangeAspect="1" noChangeArrowheads="1"/>
+                    </pic:cNvPicPr>
+                  </pic:nvPicPr>
+                  <pic:blipFill>
+                    <a:blip r:embed="rId24"/>
+                    <a:srcRect/>
+                    <a:stretch>
+                      <a:fillRect/>
+                    </a:stretch>
+                  </pic:blipFill>
+                  <pic:spPr>
+                    <a:xfrm>
+                      <a:off x="0" y="0"/>
+                      <a:ext cx="5249545" cy="3333750"/>
+                    </a:xfrm>
+                    <a:prstGeom prst="rect">
+                      <a:avLst/>
+                    </a:prstGeom>
+                  </pic:spPr>
+                </pic:pic>
+              </a:graphicData>
+            </a:graphic>
+          </wp:inline>
+        </w:drawing>
+      </w:r>
+    </w:p>
+    <w:p>
+      <w:pPr>
+        <w:spacing w:after="300"/>
+        <w:jc w:val="both"/>
+        <w:rPr>
+          <w:rFonts w:hint="default"/>
+          <w:lang w:val="en-US" w:eastAsia="zh-CN"/>
+        </w:rPr>
+      </w:pPr>
+    </w:p>
+    <w:p>
+      <w:pPr>
+        <w:pStyle w:val="4"/>
+        <w:bidi w:val="0"/>
+        <w:rPr>
+          <w:rFonts w:hint="eastAsia" w:eastAsia="宋体"/>
+          <w:lang w:val="en-US" w:eastAsia="zh-CN"/>
+        </w:rPr>
+      </w:pPr>
+      <w:r>
+        <w:rPr>
+          <w:rFonts w:hint="eastAsia" w:ascii="Arial" w:hAnsi="Arial" w:eastAsia="宋体" w:cs="Arial"/>
+          <w:b/>
+          <w:bCs/>
+          <w:sz w:val="24"/>
+          <w:szCs w:val="24"/>
+          <w:lang w:val="en-US" w:eastAsia="zh-CN"/>
+        </w:rPr>
+        <w:t xml:space="preserve">3.5.4 </w:t>
+      </w:r>
+      <w:r>
+        <w:rPr>
+          <w:rFonts w:ascii="Arial" w:hAnsi="Arial" w:eastAsia="Arial" w:cs="Arial"/>
+          <w:b/>
+          <w:bCs/>
+          <w:sz w:val="24"/>
+          <w:szCs w:val="24"/>
+        </w:rPr>
+        <w:t>新增边</w:t>
+      </w:r>
+      <w:r>
+        <w:rPr>
+          <w:rFonts w:hint="eastAsia" w:ascii="Arial" w:hAnsi="Arial" w:eastAsia="宋体" w:cs="Arial"/>
+          <w:b/>
+          <w:bCs/>
+          <w:sz w:val="24"/>
+          <w:szCs w:val="24"/>
+          <w:lang w:val="en-US" w:eastAsia="zh-CN"/>
+        </w:rPr>
+        <w:t>数据</w:t>
+      </w:r>
+    </w:p>
+    <w:p>
+      <w:pPr>
+        <w:spacing w:after="200" w:line="360" w:lineRule="auto"/>
+        <w:ind w:firstLine="420" w:firstLineChars="0"/>
+        <w:rPr>
+          <w:rFonts w:ascii="Arial" w:hAnsi="Arial" w:eastAsia="Arial" w:cs="Arial"/>
+          <w:sz w:val="24"/>
+          <w:szCs w:val="24"/>
+        </w:rPr>
+      </w:pPr>
+      <w:r>
+        <w:rPr>
+          <w:rFonts w:ascii="Arial" w:hAnsi="Arial" w:eastAsia="Arial" w:cs="Arial"/>
+          <w:sz w:val="24"/>
+          <w:szCs w:val="24"/>
+        </w:rPr>
+        <w:t>新增边时需要指定边标签、UID（唯一标识）、起点顶点 UID 和终点顶点 UID。起点和终点 UID 必须对应实际存在的顶点。与新增顶点类似，属性区域根据边的 Schema 定义动态生成。</w:t>
+      </w:r>
+    </w:p>
+    <w:p>
+      <w:pPr>
+        <w:spacing w:after="200" w:line="360" w:lineRule="auto"/>
+        <w:rPr>
+          <w:rFonts w:hint="eastAsia" w:ascii="Arial" w:hAnsi="Arial" w:eastAsia="宋体" w:cs="Arial"/>
+          <w:sz w:val="24"/>
+          <w:szCs w:val="24"/>
+          <w:lang w:eastAsia="zh-CN"/>
+        </w:rPr>
+      </w:pPr>
+      <w:r>
+        <w:rPr>
+          <w:rFonts w:hint="eastAsia" w:ascii="Arial" w:hAnsi="Arial" w:eastAsia="宋体" w:cs="Arial"/>
+          <w:sz w:val="24"/>
+          <w:szCs w:val="24"/>
+          <w:lang w:eastAsia="zh-CN"/>
+        </w:rPr>
+        <w:drawing>
+          <wp:inline distT="0" distB="0" distL="114300" distR="114300">
+            <wp:extent cx="5266690" cy="2520315"/>
+            <wp:effectExtent l="0" t="0" r="16510" b="19685"/>
+            <wp:docPr id="30" name="图片 30" descr="13-图数据-新增边"/>
+            <wp:cNvGraphicFramePr>
+              <a:graphicFrameLocks xmlns:a="http://schemas.openxmlformats.org/drawingml/2006/main" noChangeAspect="1"/>
+            </wp:cNvGraphicFramePr>
+            <a:graphic xmlns:a="http://schemas.openxmlformats.org/drawingml/2006/main">
+              <a:graphicData uri="http://schemas.openxmlformats.org/drawingml/2006/picture">
+                <pic:pic xmlns:pic="http://schemas.openxmlformats.org/drawingml/2006/picture">
+                  <pic:nvPicPr>
+                    <pic:cNvPr id="30" name="图片 30" descr="13-图数据-新增边"/>
+                    <pic:cNvPicPr>
+                      <a:picLocks noChangeAspect="1"/>
+                    </pic:cNvPicPr>
+                  </pic:nvPicPr>
+                  <pic:blipFill>
+                    <a:blip r:embed="rId25"/>
+                    <a:stretch>
+                      <a:fillRect/>
+                    </a:stretch>
+                  </pic:blipFill>
+                  <pic:spPr>
+                    <a:xfrm>
+                      <a:off x="0" y="0"/>
+                      <a:ext cx="5266690" cy="2520315"/>
+                    </a:xfrm>
+                    <a:prstGeom prst="rect">
+                      <a:avLst/>
+                    </a:prstGeom>
+                  </pic:spPr>
+                </pic:pic>
+              </a:graphicData>
+            </a:graphic>
+          </wp:inline>
+        </w:drawing>
+      </w:r>
+    </w:p>
+    <w:p>
+      <w:pPr>
+        <w:spacing w:after="300"/>
+        <w:jc w:val="center"/>
+      </w:pPr>
+      <w:r>
+        <w:drawing>
+          <wp:inline distT="0" distB="0" distL="0" distR="0">
+            <wp:extent cx="4572000" cy="3333750"/>
+            <wp:effectExtent l="0" t="0" r="0" b="19050"/>
+            <wp:docPr id="22" name="图片 22"/>
+            <wp:cNvGraphicFramePr>
+              <a:graphicFrameLocks xmlns:a="http://schemas.openxmlformats.org/drawingml/2006/main" noChangeAspect="1"/>
+            </wp:cNvGraphicFramePr>
+            <a:graphic xmlns:a="http://schemas.openxmlformats.org/drawingml/2006/main">
+              <a:graphicData uri="http://schemas.openxmlformats.org/drawingml/2006/picture">
+                <pic:pic xmlns:pic="http://schemas.openxmlformats.org/drawingml/2006/picture">
+                  <pic:nvPicPr>
+                    <pic:cNvPr id="22" name="图片 22"/>
+                    <pic:cNvPicPr>
+                      <a:picLocks noChangeAspect="1" noChangeArrowheads="1"/>
+                    </pic:cNvPicPr>
+                  </pic:nvPicPr>
+                  <pic:blipFill>
+                    <a:blip r:embed="rId26"/>
+                    <a:srcRect/>
+                    <a:stretch>
+                      <a:fillRect/>
+                    </a:stretch>
+                  </pic:blipFill>
+                  <pic:spPr>
+                    <a:xfrm>
+                      <a:off x="0" y="0"/>
+                      <a:ext cx="4572000" cy="3333750"/>
+                    </a:xfrm>
+                    <a:prstGeom prst="rect">
+                      <a:avLst/>
+                    </a:prstGeom>
+                  </pic:spPr>
+                </pic:pic>
+              </a:graphicData>
+            </a:graphic>
+          </wp:inline>
+        </w:drawing>
+      </w:r>
+    </w:p>
+    <w:p>
+      <w:pPr>
+        <w:pStyle w:val="4"/>
+        <w:bidi w:val="0"/>
+      </w:pPr>
+      <w:r>
+        <w:rPr>
+          <w:rFonts w:hint="eastAsia" w:ascii="Arial" w:hAnsi="Arial" w:eastAsia="宋体" w:cs="Arial"/>
+          <w:b/>
+          <w:bCs/>
+          <w:sz w:val="24"/>
+          <w:szCs w:val="24"/>
+          <w:lang w:val="en-US" w:eastAsia="zh-CN"/>
+        </w:rPr>
+        <w:t xml:space="preserve">3.5.5 </w:t>
+      </w:r>
+      <w:r>
+        <w:rPr>
+          <w:rFonts w:ascii="Arial" w:hAnsi="Arial" w:eastAsia="Arial" w:cs="Arial"/>
+          <w:b/>
+          <w:bCs/>
+          <w:sz w:val="24"/>
+          <w:szCs w:val="24"/>
+        </w:rPr>
+        <w:t>编辑</w:t>
+      </w:r>
+      <w:r>
+        <w:rPr>
+          <w:rFonts w:hint="eastAsia" w:ascii="Arial" w:hAnsi="Arial" w:eastAsia="宋体" w:cs="Arial"/>
+          <w:b/>
+          <w:bCs/>
+          <w:sz w:val="24"/>
+          <w:szCs w:val="24"/>
+          <w:lang w:val="en-US" w:eastAsia="zh-CN"/>
+        </w:rPr>
+        <w:t>边</w:t>
+      </w:r>
+      <w:r>
+        <w:rPr>
+          <w:rFonts w:ascii="Arial" w:hAnsi="Arial" w:eastAsia="Arial" w:cs="Arial"/>
+          <w:b/>
+          <w:bCs/>
+          <w:sz w:val="24"/>
+          <w:szCs w:val="24"/>
+        </w:rPr>
+        <w:t>数据</w:t>
+      </w:r>
+    </w:p>
+    <w:p>
+      <w:pPr>
+        <w:spacing w:after="200" w:line="360" w:lineRule="auto"/>
+        <w:ind w:firstLine="420" w:firstLineChars="0"/>
+      </w:pPr>
+      <w:r>
+        <w:rPr>
+          <w:rFonts w:ascii="Arial" w:hAnsi="Arial" w:eastAsia="Arial" w:cs="Arial"/>
+          <w:sz w:val="24"/>
+          <w:szCs w:val="24"/>
+        </w:rPr>
+        <w:t>在表格中点击编辑图标，弹出编辑对话框，预填充当前数据的所有字段值，UID 字段不可修改。修改属性值后点击保存即可更新数据。</w:t>
+      </w:r>
+    </w:p>
+    <w:p>
+      <w:pPr>
+        <w:spacing w:after="300"/>
+        <w:jc w:val="both"/>
+        <w:rPr>
+          <w:rFonts w:hint="eastAsia" w:eastAsia="Songti SC"/>
+          <w:lang w:eastAsia="zh-CN"/>
+        </w:rPr>
+      </w:pPr>
+      <w:r>
+        <w:rPr>
+          <w:rFonts w:hint="eastAsia" w:eastAsia="Songti SC"/>
+          <w:lang w:eastAsia="zh-CN"/>
+        </w:rPr>
+        <w:drawing>
+          <wp:inline distT="0" distB="0" distL="114300" distR="114300">
+            <wp:extent cx="5266690" cy="2273935"/>
+            <wp:effectExtent l="0" t="0" r="16510" b="12065"/>
+            <wp:docPr id="31" name="图片 31" descr="图数据-编辑边"/>
+            <wp:cNvGraphicFramePr>
+              <a:graphicFrameLocks xmlns:a="http://schemas.openxmlformats.org/drawingml/2006/main" noChangeAspect="1"/>
+            </wp:cNvGraphicFramePr>
+            <a:graphic xmlns:a="http://schemas.openxmlformats.org/drawingml/2006/main">
+              <a:graphicData uri="http://schemas.openxmlformats.org/drawingml/2006/picture">
+                <pic:pic xmlns:pic="http://schemas.openxmlformats.org/drawingml/2006/picture">
+                  <pic:nvPicPr>
+                    <pic:cNvPr id="31" name="图片 31" descr="图数据-编辑边"/>
+                    <pic:cNvPicPr>
+                      <a:picLocks noChangeAspect="1"/>
+                    </pic:cNvPicPr>
+                  </pic:nvPicPr>
+                  <pic:blipFill>
+                    <a:blip r:embed="rId27"/>
+                    <a:stretch>
+                      <a:fillRect/>
+                    </a:stretch>
+                  </pic:blipFill>
+                  <pic:spPr>
+                    <a:xfrm>
+                      <a:off x="0" y="0"/>
+                      <a:ext cx="5266690" cy="2273935"/>
+                    </a:xfrm>
+                    <a:prstGeom prst="rect">
+                      <a:avLst/>
+                    </a:prstGeom>
+                  </pic:spPr>
+                </pic:pic>
+              </a:graphicData>
+            </a:graphic>
+          </wp:inline>
+        </w:drawing>
+      </w:r>
+    </w:p>
+    <w:p>
+      <w:pPr>
+        <w:pStyle w:val="4"/>
+        <w:bidi w:val="0"/>
+      </w:pPr>
+      <w:r>
+        <w:rPr>
+          <w:rFonts w:hint="eastAsia"/>
+          <w:lang w:val="en-US" w:eastAsia="zh-CN"/>
+        </w:rPr>
+        <w:t>3.5.6</w:t>
+      </w:r>
+      <w:r>
+        <w:t xml:space="preserve"> 导入数据</w:t>
+      </w:r>
+    </w:p>
+    <w:p>
+      <w:pPr>
+        <w:spacing w:after="200" w:line="360" w:lineRule="auto"/>
+        <w:ind w:firstLine="420" w:firstLineChars="0"/>
+      </w:pPr>
+      <w:r>
+        <w:rPr>
+          <w:rFonts w:ascii="Arial" w:hAnsi="Arial" w:eastAsia="Arial" w:cs="Arial"/>
+          <w:sz w:val="24"/>
+          <w:szCs w:val="24"/>
+        </w:rPr>
+        <w:t>系统支持从 CSV 文件批量导入顶点和边数据。点击「导入」按钮弹出导入对话框：</w:t>
+      </w:r>
+    </w:p>
+    <w:p>
+      <w:pPr>
+        <w:pStyle w:val="19"/>
+        <w:numPr>
+          <w:ilvl w:val="0"/>
+          <w:numId w:val="3"/>
+        </w:numPr>
+        <w:spacing w:after="80" w:line="340" w:lineRule="auto"/>
+      </w:pPr>
+      <w:r>
+        <w:rPr>
+          <w:rFonts w:ascii="Arial" w:hAnsi="Arial" w:eastAsia="Arial" w:cs="Arial"/>
+          <w:sz w:val="24"/>
+          <w:szCs w:val="24"/>
+        </w:rPr>
+        <w:t>下载模板：点击「下载CSV模板」按钮，系统根据当前选中类型的 Schema 定义自动生成 CSV 模板文件，首行包含列标题（uid、label 以及各属性字段名），第二行为示例数据，方便用户按格式准备数据。</w:t>
+      </w:r>
+    </w:p>
+    <w:p>
+      <w:pPr>
+        <w:pStyle w:val="19"/>
+        <w:numPr>
+          <w:ilvl w:val="0"/>
+          <w:numId w:val="3"/>
+        </w:numPr>
+        <w:spacing w:after="80" w:line="340" w:lineRule="auto"/>
+      </w:pPr>
+      <w:r>
+        <w:rPr>
+          <w:rFonts w:ascii="Arial" w:hAnsi="Arial" w:eastAsia="Arial" w:cs="Arial"/>
+          <w:sz w:val="24"/>
+          <w:szCs w:val="24"/>
+        </w:rPr>
+        <w:t>选择文件：点击上传区域选择 CSV 文件。系统自动解析 CSV 内容并在下方展示数据预览表格，用户可以核对列名和数据格式是否正确。</w:t>
+      </w:r>
+    </w:p>
+    <w:p>
+      <w:pPr>
+        <w:pStyle w:val="19"/>
+        <w:numPr>
+          <w:ilvl w:val="0"/>
+          <w:numId w:val="3"/>
+        </w:numPr>
+        <w:spacing w:after="80" w:line="340" w:lineRule="auto"/>
+      </w:pPr>
+      <w:r>
+        <w:rPr>
+          <w:rFonts w:ascii="Arial" w:hAnsi="Arial" w:eastAsia="Arial" w:cs="Arial"/>
+          <w:sz w:val="24"/>
+          <w:szCs w:val="24"/>
+        </w:rPr>
+        <w:t>执行导入：确认无误后点击「导入」按钮。系统逐行解析数据并写入图数据库，完成后显示导入结果统计（成功条数和失败条数）。</w:t>
+      </w:r>
+    </w:p>
+    <w:p>
+      <w:pPr>
+        <w:spacing w:after="300"/>
+        <w:jc w:val="center"/>
+        <w:rPr>
+          <w:rFonts w:hint="eastAsia" w:eastAsia="Songti SC"/>
+          <w:lang w:eastAsia="zh-CN"/>
+        </w:rPr>
+      </w:pPr>
+      <w:r>
+        <w:rPr>
+          <w:rFonts w:hint="eastAsia" w:eastAsia="Songti SC"/>
+          <w:lang w:eastAsia="zh-CN"/>
+        </w:rPr>
+        <w:drawing>
+          <wp:inline distT="0" distB="0" distL="114300" distR="114300">
+            <wp:extent cx="5266690" cy="2315210"/>
+            <wp:effectExtent l="0" t="0" r="16510" b="21590"/>
+            <wp:docPr id="25" name="图片 25" descr="图数据-导入"/>
+            <wp:cNvGraphicFramePr>
+              <a:graphicFrameLocks xmlns:a="http://schemas.openxmlformats.org/drawingml/2006/main" noChangeAspect="1"/>
+            </wp:cNvGraphicFramePr>
+            <a:graphic xmlns:a="http://schemas.openxmlformats.org/drawingml/2006/main">
+              <a:graphicData uri="http://schemas.openxmlformats.org/drawingml/2006/picture">
+                <pic:pic xmlns:pic="http://schemas.openxmlformats.org/drawingml/2006/picture">
+                  <pic:nvPicPr>
+                    <pic:cNvPr id="25" name="图片 25" descr="图数据-导入"/>
+                    <pic:cNvPicPr>
+                      <a:picLocks noChangeAspect="1"/>
+                    </pic:cNvPicPr>
+                  </pic:nvPicPr>
+                  <pic:blipFill>
+                    <a:blip r:embed="rId28"/>
+                    <a:stretch>
+                      <a:fillRect/>
+                    </a:stretch>
+                  </pic:blipFill>
+                  <pic:spPr>
+                    <a:xfrm>
+                      <a:off x="0" y="0"/>
+                      <a:ext cx="5266690" cy="2315210"/>
+                    </a:xfrm>
+                    <a:prstGeom prst="rect">
+                      <a:avLst/>
+                    </a:prstGeom>
+                  </pic:spPr>
+                </pic:pic>
+              </a:graphicData>
+            </a:graphic>
+          </wp:inline>
+        </w:drawing>
+      </w:r>
+    </w:p>
+    <w:p>
+      <w:pPr>
+        <w:pStyle w:val="4"/>
+        <w:bidi w:val="0"/>
+      </w:pPr>
+      <w:r>
+        <w:rPr>
+          <w:rFonts w:hint="eastAsia" w:eastAsia="宋体" w:cs="Arial"/>
+          <w:lang w:val="en-US" w:eastAsia="zh-CN"/>
+        </w:rPr>
+        <w:t>3.5.7</w:t>
+      </w:r>
+      <w:r>
+        <w:rPr>
+          <w:rFonts w:ascii="Arial" w:hAnsi="Arial" w:eastAsia="Arial" w:cs="Arial"/>
+        </w:rPr>
+        <w:t xml:space="preserve"> 导出数据</w:t>
+      </w:r>
+    </w:p>
+    <w:p>
+      <w:pPr>
+        <w:spacing w:after="200" w:line="360" w:lineRule="auto"/>
+        <w:ind w:firstLine="420" w:firstLineChars="0"/>
+        <w:rPr>
+          <w:rFonts w:ascii="Arial" w:hAnsi="Arial" w:eastAsia="Arial" w:cs="Arial"/>
+          <w:sz w:val="24"/>
+          <w:szCs w:val="24"/>
+        </w:rPr>
+      </w:pPr>
+      <w:r>
+        <w:rPr>
+          <w:rFonts w:ascii="Arial" w:hAnsi="Arial" w:eastAsia="Arial" w:cs="Arial"/>
+          <w:sz w:val="24"/>
+          <w:szCs w:val="24"/>
+        </w:rPr>
+        <w:t>点击「导出」按钮，可选择导出为 CSV 或 JSON 格式。将当前选中</w:t>
+      </w:r>
+      <w:r>
+        <w:rPr>
+          <w:rFonts w:hint="eastAsia" w:ascii="Arial" w:hAnsi="Arial" w:eastAsia="宋体" w:cs="Arial"/>
+          <w:sz w:val="24"/>
+          <w:szCs w:val="24"/>
+          <w:lang w:val="en-US" w:eastAsia="zh-CN"/>
+        </w:rPr>
+        <w:t>的点或边</w:t>
+      </w:r>
+      <w:r>
+        <w:rPr>
+          <w:rFonts w:ascii="Arial" w:hAnsi="Arial" w:eastAsia="Arial" w:cs="Arial"/>
+          <w:sz w:val="24"/>
+          <w:szCs w:val="24"/>
+        </w:rPr>
+        <w:t>类型的所有数据记录导出为对应格式的文件，文件名包含图名称、数据类型和时间戳。</w:t>
+      </w:r>
+    </w:p>
+    <w:p>
+      <w:pPr>
+        <w:spacing w:after="200" w:line="360" w:lineRule="auto"/>
+        <w:rPr>
+          <w:rFonts w:hint="eastAsia" w:ascii="Arial" w:hAnsi="Arial" w:eastAsia="宋体" w:cs="Arial"/>
+          <w:sz w:val="24"/>
+          <w:szCs w:val="24"/>
+          <w:lang w:eastAsia="zh-CN"/>
+        </w:rPr>
+      </w:pPr>
+      <w:r>
+        <w:rPr>
+          <w:rFonts w:hint="eastAsia" w:ascii="Arial" w:hAnsi="Arial" w:eastAsia="宋体" w:cs="Arial"/>
+          <w:sz w:val="24"/>
+          <w:szCs w:val="24"/>
+          <w:lang w:eastAsia="zh-CN"/>
+        </w:rPr>
+        <w:drawing>
+          <wp:inline distT="0" distB="0" distL="114300" distR="114300">
+            <wp:extent cx="5266690" cy="2334260"/>
+            <wp:effectExtent l="0" t="0" r="16510" b="2540"/>
+            <wp:docPr id="27" name="图片 27" descr="图数据-导出"/>
+            <wp:cNvGraphicFramePr>
+              <a:graphicFrameLocks xmlns:a="http://schemas.openxmlformats.org/drawingml/2006/main" noChangeAspect="1"/>
+            </wp:cNvGraphicFramePr>
+            <a:graphic xmlns:a="http://schemas.openxmlformats.org/drawingml/2006/main">
+              <a:graphicData uri="http://schemas.openxmlformats.org/drawingml/2006/picture">
+                <pic:pic xmlns:pic="http://schemas.openxmlformats.org/drawingml/2006/picture">
+                  <pic:nvPicPr>
+                    <pic:cNvPr id="27" name="图片 27" descr="图数据-导出"/>
+                    <pic:cNvPicPr>
+                      <a:picLocks noChangeAspect="1"/>
+                    </pic:cNvPicPr>
+                  </pic:nvPicPr>
+                  <pic:blipFill>
+                    <a:blip r:embed="rId29"/>
+                    <a:stretch>
+                      <a:fillRect/>
+                    </a:stretch>
+                  </pic:blipFill>
+                  <pic:spPr>
+                    <a:xfrm>
+                      <a:off x="0" y="0"/>
+                      <a:ext cx="5266690" cy="2334260"/>
+                    </a:xfrm>
+                    <a:prstGeom prst="rect">
+                      <a:avLst/>
+                    </a:prstGeom>
+                  </pic:spPr>
+                </pic:pic>
+              </a:graphicData>
+            </a:graphic>
+          </wp:inline>
+        </w:drawing>
+      </w:r>
+    </w:p>
+    <w:p>
+      <w:r>
+        <w:br w:type="page"/>
+      </w:r>
+    </w:p>
+    <w:p>
+      <w:pPr>
+        <w:pStyle w:val="3"/>
+        <w:bidi w:val="0"/>
+        <w:rPr>
+          <w:rFonts w:hint="eastAsia"/>
+          <w:lang w:val="en-US" w:eastAsia="zh-CN"/>
+        </w:rPr>
+      </w:pPr>
+      <w:r>
+        <w:rPr>
+          <w:rFonts w:hint="eastAsia"/>
+          <w:lang w:val="en-US" w:eastAsia="zh-CN"/>
+        </w:rPr>
+        <w:t>3.6 图查询</w:t>
+      </w:r>
+    </w:p>
+    <w:p>
+      <w:pPr>
+        <w:spacing w:after="200" w:line="360" w:lineRule="auto"/>
+        <w:ind w:firstLine="420" w:firstLineChars="0"/>
+      </w:pPr>
+      <w:r>
+        <w:rPr>
+          <w:rFonts w:ascii="Arial" w:hAnsi="Arial" w:eastAsia="Arial" w:cs="Arial"/>
+          <w:sz w:val="24"/>
+          <w:szCs w:val="24"/>
+        </w:rPr>
+        <w:t>图查询页面提供图数据库原生查询语言的编辑执行环境和图结构可视化展示。用户可以在左侧查询面板编写查询语句，执行后在右侧画布中以力导向布局或层次布局查看结果的图形化展示。</w:t>
+      </w:r>
+      <w:r>
+        <w:rPr>
+          <w:rFonts w:ascii="宋体" w:hAnsi="宋体" w:eastAsia="宋体"/>
+          <w:color w:val="000000"/>
+          <w:sz w:val="21"/>
+        </w:rPr>
+        <w:t>支持在画布上以力导向布局展示图节点和边的图形化结构，支持缩放、拖拽、节点点击查看详情等交互操作。</w:t>
+      </w:r>
+    </w:p>
+    <w:p>
+      <w:pPr>
+        <w:pStyle w:val="4"/>
+        <w:bidi w:val="0"/>
+      </w:pPr>
+      <w:r>
+        <w:rPr>
+          <w:rFonts w:hint="eastAsia" w:eastAsia="宋体" w:cs="Arial"/>
+          <w:lang w:val="en-US" w:eastAsia="zh-CN"/>
+        </w:rPr>
+        <w:t>3.6.1</w:t>
+      </w:r>
+      <w:r>
+        <w:rPr>
+          <w:rFonts w:ascii="Arial" w:hAnsi="Arial" w:eastAsia="Arial" w:cs="Arial"/>
+        </w:rPr>
+        <w:t xml:space="preserve"> 查询编辑与执行</w:t>
+      </w:r>
+    </w:p>
+    <w:p>
+      <w:pPr>
+        <w:spacing w:after="200" w:line="360" w:lineRule="auto"/>
+        <w:ind w:firstLine="420" w:firstLineChars="0"/>
+      </w:pPr>
+      <w:r>
+        <w:rPr>
+          <w:rFonts w:ascii="Arial" w:hAnsi="Arial" w:eastAsia="Arial" w:cs="Arial"/>
+          <w:sz w:val="24"/>
+          <w:szCs w:val="24"/>
+        </w:rPr>
+        <w:t>左侧查询面板顶部有「加载示例数据」按钮，点击可加载一组示例顶点和边数据用于快速体验。下方的查询编辑器支持编辑和执行图数据库原生查询语言：Neo4j 使用 Cypher 语法（如 MATCH p=(n)-[r]-&gt;() RETURN p LIMIT 10），Nebula Graph 使用 nGQL 语法，JanusGraph 使用 Gremlin 语法。系统会根据当前图实例的数据库类型自动填充对应的默认查询语句。</w:t>
+      </w:r>
+    </w:p>
+    <w:p>
+      <w:pPr>
+        <w:spacing w:after="200" w:line="360" w:lineRule="auto"/>
+      </w:pPr>
+      <w:r>
+        <w:rPr>
+          <w:rFonts w:ascii="Arial" w:hAnsi="Arial" w:eastAsia="Arial" w:cs="Arial"/>
+          <w:sz w:val="24"/>
+          <w:szCs w:val="24"/>
+        </w:rPr>
+        <w:t>编辑器支持以下操作：</w:t>
+      </w:r>
+    </w:p>
+    <w:p>
+      <w:pPr>
+        <w:pStyle w:val="19"/>
+        <w:numPr>
+          <w:ilvl w:val="0"/>
+          <w:numId w:val="3"/>
+        </w:numPr>
+        <w:spacing w:after="80" w:line="340" w:lineRule="auto"/>
+      </w:pPr>
+      <w:r>
+        <w:rPr>
+          <w:rFonts w:ascii="Arial" w:hAnsi="Arial" w:eastAsia="Arial" w:cs="Arial"/>
+          <w:sz w:val="24"/>
+          <w:szCs w:val="24"/>
+        </w:rPr>
+        <w:t>执行（Execute）：将查询语句发送到后端执行，结果以可视化图形展示</w:t>
+      </w:r>
+    </w:p>
+    <w:p>
+      <w:pPr>
+        <w:pStyle w:val="19"/>
+        <w:numPr>
+          <w:ilvl w:val="0"/>
+          <w:numId w:val="3"/>
+        </w:numPr>
+        <w:spacing w:after="80" w:line="340" w:lineRule="auto"/>
+      </w:pPr>
+      <w:r>
+        <w:rPr>
+          <w:rFonts w:ascii="Arial" w:hAnsi="Arial" w:eastAsia="Arial" w:cs="Arial"/>
+          <w:sz w:val="24"/>
+          <w:szCs w:val="24"/>
+        </w:rPr>
+        <w:t>格式化（Format）：自动格式化查询语句的缩进和换行，提高可读性</w:t>
+      </w:r>
+    </w:p>
+    <w:p>
+      <w:pPr>
+        <w:pStyle w:val="19"/>
+        <w:numPr>
+          <w:ilvl w:val="0"/>
+          <w:numId w:val="3"/>
+        </w:numPr>
+        <w:spacing w:after="80" w:line="340" w:lineRule="auto"/>
+      </w:pPr>
+      <w:r>
+        <w:rPr>
+          <w:rFonts w:ascii="Arial" w:hAnsi="Arial" w:eastAsia="Arial" w:cs="Arial"/>
+          <w:sz w:val="24"/>
+          <w:szCs w:val="24"/>
+        </w:rPr>
+        <w:t>清空（Clear）：清空当前编辑器的内容</w:t>
+      </w:r>
+    </w:p>
+    <w:p>
+      <w:pPr>
+        <w:pStyle w:val="19"/>
+        <w:numPr>
+          <w:ilvl w:val="0"/>
+          <w:numId w:val="3"/>
+        </w:numPr>
+        <w:spacing w:after="80" w:line="340" w:lineRule="auto"/>
+      </w:pPr>
+      <w:r>
+        <w:rPr>
+          <w:rFonts w:ascii="Arial" w:hAnsi="Arial" w:eastAsia="Arial" w:cs="Arial"/>
+          <w:sz w:val="24"/>
+          <w:szCs w:val="24"/>
+        </w:rPr>
+        <w:t>历史记录：编辑器自动保存查询历史，方便回顾之前执行过的语句</w:t>
+      </w:r>
+    </w:p>
+    <w:p>
+      <w:pPr>
+        <w:spacing w:after="300"/>
+        <w:jc w:val="center"/>
+      </w:pPr>
+      <w:bookmarkStart w:id="9" w:name="_GoBack"/>
+      <w:r>
+        <w:drawing>
+          <wp:inline distT="0" distB="0" distL="0" distR="0">
+            <wp:extent cx="5196840" cy="3333750"/>
+            <wp:effectExtent l="0" t="0" r="10160" b="19050"/>
+            <wp:docPr id="16" name="图片 16"/>
+            <wp:cNvGraphicFramePr>
+              <a:graphicFrameLocks xmlns:a="http://schemas.openxmlformats.org/drawingml/2006/main" noChangeAspect="1"/>
+            </wp:cNvGraphicFramePr>
+            <a:graphic xmlns:a="http://schemas.openxmlformats.org/drawingml/2006/main">
+              <a:graphicData uri="http://schemas.openxmlformats.org/drawingml/2006/picture">
+                <pic:pic xmlns:pic="http://schemas.openxmlformats.org/drawingml/2006/picture">
+                  <pic:nvPicPr>
+                    <pic:cNvPr id="16" name="图片 16"/>
+                    <pic:cNvPicPr>
+                      <a:picLocks noChangeAspect="1" noChangeArrowheads="1"/>
+                    </pic:cNvPicPr>
+                  </pic:nvPicPr>
+                  <pic:blipFill>
+                    <a:blip r:embed="rId30"/>
+                    <a:srcRect/>
+                    <a:stretch>
+                      <a:fillRect/>
+                    </a:stretch>
+                  </pic:blipFill>
+                  <pic:spPr>
+                    <a:xfrm>
+                      <a:off x="0" y="0"/>
+                      <a:ext cx="5196840" cy="3333750"/>
+                    </a:xfrm>
+                    <a:prstGeom prst="rect">
+                      <a:avLst/>
+                    </a:prstGeom>
+                  </pic:spPr>
+                </pic:pic>
+              </a:graphicData>
+            </a:graphic>
+          </wp:inline>
+        </w:drawing>
+      </w:r>
+      <w:bookmarkEnd w:id="9"/>
+    </w:p>
+    <w:p>
+      <w:pPr>
+        <w:pStyle w:val="4"/>
+        <w:bidi w:val="0"/>
+      </w:pPr>
+      <w:r>
+        <w:t>9.2 图可视化展示</w:t>
+      </w:r>
+    </w:p>
+    <w:p>
+      <w:pPr>
+        <w:spacing w:after="200" w:line="360" w:lineRule="auto"/>
+      </w:pPr>
+      <w:r>
+        <w:rPr>
+          <w:rFonts w:ascii="Arial" w:hAnsi="Arial" w:eastAsia="Arial" w:cs="Arial"/>
+          <w:sz w:val="24"/>
+          <w:szCs w:val="24"/>
+        </w:rPr>
+        <w:t>查询结果以交互式图形在右侧画布中展示。顶点以圆形节点表示，不同类型的顶点使用不同颜色区分。边以带箭头的连线表示，从源顶点指向目标顶点。画布支持以下交互操作：</w:t>
+      </w:r>
+    </w:p>
+    <w:p>
+      <w:pPr>
+        <w:pStyle w:val="19"/>
+        <w:numPr>
+          <w:ilvl w:val="0"/>
+          <w:numId w:val="3"/>
+        </w:numPr>
+        <w:spacing w:after="80" w:line="340" w:lineRule="auto"/>
+      </w:pPr>
+      <w:r>
+        <w:rPr>
+          <w:rFonts w:ascii="Arial" w:hAnsi="Arial" w:eastAsia="Arial" w:cs="Arial"/>
+          <w:sz w:val="24"/>
+          <w:szCs w:val="24"/>
+        </w:rPr>
+        <w:t>缩放：使用画布左上角的放大/缩小按钮，或使用鼠标滚轮缩放图形</w:t>
+      </w:r>
+    </w:p>
+    <w:p>
+      <w:pPr>
+        <w:pStyle w:val="19"/>
+        <w:numPr>
+          <w:ilvl w:val="0"/>
+          <w:numId w:val="3"/>
+        </w:numPr>
+        <w:spacing w:after="80" w:line="340" w:lineRule="auto"/>
+      </w:pPr>
+      <w:r>
+        <w:rPr>
+          <w:rFonts w:ascii="Arial" w:hAnsi="Arial" w:eastAsia="Arial" w:cs="Arial"/>
+          <w:sz w:val="24"/>
+          <w:szCs w:val="24"/>
+        </w:rPr>
+        <w:t>拖拽：用鼠标拖拽节点可移动其位置，力导向布局会动态调整关联节点位置</w:t>
+      </w:r>
+    </w:p>
+    <w:p>
+      <w:pPr>
+        <w:pStyle w:val="19"/>
+        <w:numPr>
+          <w:ilvl w:val="0"/>
+          <w:numId w:val="3"/>
+        </w:numPr>
+        <w:spacing w:after="80" w:line="340" w:lineRule="auto"/>
+      </w:pPr>
+      <w:r>
+        <w:rPr>
+          <w:rFonts w:ascii="Arial" w:hAnsi="Arial" w:eastAsia="Arial" w:cs="Arial"/>
+          <w:sz w:val="24"/>
+          <w:szCs w:val="24"/>
+        </w:rPr>
+        <w:t>适应画布（Fit）：点击适应画布按钮使整个图形完整显示在可视区域内</w:t>
+      </w:r>
+    </w:p>
+    <w:p>
+      <w:pPr>
+        <w:pStyle w:val="19"/>
+        <w:numPr>
+          <w:ilvl w:val="0"/>
+          <w:numId w:val="3"/>
+        </w:numPr>
+        <w:spacing w:after="80" w:line="340" w:lineRule="auto"/>
+      </w:pPr>
+      <w:r>
+        <w:rPr>
+          <w:rFonts w:ascii="Arial" w:hAnsi="Arial" w:eastAsia="Arial" w:cs="Arial"/>
+          <w:sz w:val="24"/>
+          <w:szCs w:val="24"/>
+        </w:rPr>
+        <w:t>布局切换：下拉菜单可在力导向布局和层次布局之间切换</w:t>
+      </w:r>
+    </w:p>
+    <w:p>
+      <w:pPr>
+        <w:pStyle w:val="19"/>
+        <w:numPr>
+          <w:ilvl w:val="0"/>
+          <w:numId w:val="3"/>
+        </w:numPr>
+        <w:spacing w:after="80" w:line="340" w:lineRule="auto"/>
+      </w:pPr>
+      <w:r>
+        <w:rPr>
+          <w:rFonts w:ascii="Arial" w:hAnsi="Arial" w:eastAsia="Arial" w:cs="Arial"/>
+          <w:sz w:val="24"/>
+          <w:szCs w:val="24"/>
+        </w:rPr>
+        <w:t>展开邻居：选中一个顶点后点击按钮，系统从图数据库加载并展示该顶点的邻居节点和关联边</w:t>
+      </w:r>
+    </w:p>
+    <w:p>
+      <w:pPr>
+        <w:pStyle w:val="19"/>
+        <w:numPr>
+          <w:ilvl w:val="0"/>
+          <w:numId w:val="3"/>
+        </w:numPr>
+        <w:spacing w:after="80" w:line="340" w:lineRule="auto"/>
+      </w:pPr>
+    </w:p>
+    <w:p>
+      <w:pPr>
+        <w:pStyle w:val="19"/>
+        <w:numPr>
+          <w:ilvl w:val="0"/>
+          <w:numId w:val="3"/>
+        </w:numPr>
+        <w:spacing w:after="80" w:line="340" w:lineRule="auto"/>
+      </w:pPr>
+      <w:r>
+        <w:rPr>
+          <w:rFonts w:ascii="Arial" w:hAnsi="Arial" w:eastAsia="Arial" w:cs="Arial"/>
+          <w:sz w:val="24"/>
+          <w:szCs w:val="24"/>
+        </w:rPr>
+        <w:t>恢复视图：在展开/收起操作后，点击恢复按钮还原完整图数据</w:t>
+      </w:r>
+    </w:p>
+    <w:p>
+      <w:pPr>
+        <w:pStyle w:val="19"/>
+        <w:numPr>
+          <w:ilvl w:val="0"/>
+          <w:numId w:val="3"/>
+        </w:numPr>
+        <w:spacing w:after="80" w:line="340" w:lineRule="auto"/>
+      </w:pPr>
+      <w:r>
+        <w:rPr>
+          <w:rFonts w:ascii="Arial" w:hAnsi="Arial" w:eastAsia="Arial" w:cs="Arial"/>
+          <w:sz w:val="24"/>
+          <w:szCs w:val="24"/>
+        </w:rPr>
+        <w:t>查看详情：点击任意顶点或边，右侧弹出详情面板展示该元素的 ID、标签和所有属性信息</w:t>
+      </w:r>
+    </w:p>
+    <w:p>
+      <w:pPr>
+        <w:spacing w:after="300"/>
+        <w:jc w:val="center"/>
+        <w:rPr>
+          <w:rFonts w:hint="eastAsia" w:eastAsia="Songti SC"/>
+          <w:lang w:eastAsia="zh-CN"/>
+        </w:rPr>
+      </w:pPr>
+      <w:r>
+        <w:rPr>
+          <w:rFonts w:hint="eastAsia" w:eastAsia="Songti SC"/>
+          <w:lang w:eastAsia="zh-CN"/>
+        </w:rPr>
+        <w:drawing>
+          <wp:inline distT="0" distB="0" distL="114300" distR="114300">
+            <wp:extent cx="5266690" cy="2531110"/>
+            <wp:effectExtent l="0" t="0" r="16510" b="8890"/>
+            <wp:docPr id="33" name="图片 33" descr="15-图查询"/>
+            <wp:cNvGraphicFramePr>
+              <a:graphicFrameLocks xmlns:a="http://schemas.openxmlformats.org/drawingml/2006/main" noChangeAspect="1"/>
+            </wp:cNvGraphicFramePr>
+            <a:graphic xmlns:a="http://schemas.openxmlformats.org/drawingml/2006/main">
+              <a:graphicData uri="http://schemas.openxmlformats.org/drawingml/2006/picture">
+                <pic:pic xmlns:pic="http://schemas.openxmlformats.org/drawingml/2006/picture">
+                  <pic:nvPicPr>
+                    <pic:cNvPr id="33" name="图片 33" descr="15-图查询"/>
+                    <pic:cNvPicPr>
+                      <a:picLocks noChangeAspect="1"/>
+                    </pic:cNvPicPr>
+                  </pic:nvPicPr>
+                  <pic:blipFill>
+                    <a:blip r:embed="rId31"/>
+                    <a:stretch>
+                      <a:fillRect/>
+                    </a:stretch>
+                  </pic:blipFill>
+                  <pic:spPr>
+                    <a:xfrm>
+                      <a:off x="0" y="0"/>
+                      <a:ext cx="5266690" cy="2531110"/>
+                    </a:xfrm>
+                    <a:prstGeom prst="rect">
+                      <a:avLst/>
+                    </a:prstGeom>
+                  </pic:spPr>
+                </pic:pic>
+              </a:graphicData>
+            </a:graphic>
+          </wp:inline>
+        </w:drawing>
+      </w:r>
+    </w:p>
+    <w:p>
+      <w:pPr>
+        <w:pStyle w:val="4"/>
+        <w:bidi w:val="0"/>
+      </w:pPr>
+      <w:r>
+        <w:t>9.3 画布辅助功能</w:t>
+      </w:r>
+    </w:p>
+    <w:p>
+      <w:pPr>
+        <w:spacing w:after="200" w:line="360" w:lineRule="auto"/>
+      </w:pPr>
+      <w:r>
+        <w:rPr>
+          <w:rFonts w:ascii="Arial" w:hAnsi="Arial" w:eastAsia="Arial" w:cs="Arial"/>
+          <w:sz w:val="24"/>
+          <w:szCs w:val="24"/>
+        </w:rPr>
+        <w:t>画布左下角显示图例，列出当前图中所有顶点类型和边类型的颜色对应关系。每种顶点类型还可以从下拉列表中选择要在节点标签上显示的属性（如 name、uid 等），便于快速识别节点。画布右下角显示当前图中的顶点总数和边总数统计数据。</w:t>
+      </w:r>
+    </w:p>
+    <w:p>
+      <w:pPr>
+        <w:spacing w:after="200" w:line="360" w:lineRule="auto"/>
+      </w:pPr>
+      <w:r>
+        <w:rPr>
+          <w:rFonts w:ascii="Arial" w:hAnsi="Arial" w:eastAsia="Arial" w:cs="Arial"/>
+          <w:sz w:val="24"/>
+          <w:szCs w:val="24"/>
+        </w:rPr>
+        <w:t>画布左上角的工具栏提供导出功能，支持将当前可视化结果导出为 PNG 图片、SVG 矢量图或 JSON 数据文件。</w:t>
+      </w:r>
+    </w:p>
+    <w:p>
+      <w:pPr>
+        <w:spacing w:after="200" w:line="360" w:lineRule="auto"/>
+        <w:rPr>
+          <w:rFonts w:hint="default" w:asciiTheme="minorEastAsia" w:hAnsiTheme="minorEastAsia"/>
+          <w:b/>
+          <w:sz w:val="28"/>
+          <w:szCs w:val="28"/>
+          <w:lang w:val="en-US" w:eastAsia="zh-CN"/>
         </w:rPr>
       </w:pPr>
     </w:p>
@@ -1560,7 +4011,7 @@
 <w:hdr xmlns:wpc="http://schemas.microsoft.com/office/word/2010/wordprocessingCanvas" xmlns:mc="http://schemas.openxmlformats.org/markup-compatibility/2006" xmlns:o="urn:schemas-microsoft-com:office:office" xmlns:r="http://schemas.openxmlformats.org/officeDocument/2006/relationships" xmlns:m="http://schemas.openxmlformats.org/officeDocument/2006/math" xmlns:v="urn:schemas-microsoft-com:vml" xmlns:wp14="http://schemas.microsoft.com/office/word/2010/wordprocessingDrawing" xmlns:wp="http://schemas.openxmlformats.org/drawingml/2006/wordprocessingDrawing" xmlns:w10="urn:schemas-microsoft-com:office:word" xmlns:w="http://schemas.openxmlformats.org/wordprocessingml/2006/main" xmlns:w14="http://schemas.microsoft.com/office/word/2010/wordml" xmlns:w15="http://schemas.microsoft.com/office/word/2012/wordml" xmlns:wpg="http://schemas.microsoft.com/office/word/2010/wordprocessingGroup" xmlns:wpi="http://schemas.microsoft.com/office/word/2010/wordprocessingInk" xmlns:wne="http://schemas.microsoft.com/office/word/2006/wordml" xmlns:wps="http://schemas.microsoft.com/office/word/2010/wordprocessingShape" xmlns:wpsCustomData="http://www.wps.cn/officeDocument/2013/wpsCustomData" mc:Ignorable="w14 w15 wp14">
   <w:p>
     <w:pPr>
-      <w:pStyle w:val="6"/>
+      <w:pStyle w:val="7"/>
       <w:rPr>
         <w:rFonts w:eastAsia="Adobe 宋体 Std L"/>
         <w:szCs w:val="15"/>
@@ -1797,11 +4248,31 @@
       <w:lvlJc w:val="left"/>
     </w:lvl>
   </w:abstractNum>
+  <w:abstractNum w:abstractNumId="2">
+    <w:nsid w:val="F9F497FD"/>
+    <w:multiLevelType w:val="singleLevel"/>
+    <w:tmpl w:val="F9F497FD"/>
+    <w:lvl w:ilvl="0" w:tentative="0">
+      <w:start w:val="1"/>
+      <w:numFmt w:val="bullet"/>
+      <w:lvlText w:val="•"/>
+      <w:lvlJc w:val="left"/>
+      <w:pPr>
+        <w:ind w:left="720" w:hanging="360"/>
+      </w:pPr>
+    </w:lvl>
+  </w:abstractNum>
   <w:num w:numId="1">
     <w:abstractNumId w:val="1"/>
   </w:num>
   <w:num w:numId="2">
     <w:abstractNumId w:val="0"/>
+  </w:num>
+  <w:num w:numId="3">
+    <w:abstractNumId w:val="2"/>
+    <w:lvlOverride w:ilvl="0">
+      <w:startOverride w:val="1"/>
+    </w:lvlOverride>
   </w:num>
 </w:numbering>
 </file>
@@ -1821,7 +4292,7 @@
     <w:lsdException w:qFormat="1" w:unhideWhenUsed="0" w:uiPriority="9" w:semiHidden="0" w:name="heading 1"/>
     <w:lsdException w:qFormat="1" w:uiPriority="9" w:semiHidden="0" w:name="heading 2"/>
     <w:lsdException w:qFormat="1" w:uiPriority="9" w:semiHidden="0" w:name="heading 3"/>
-    <w:lsdException w:qFormat="1" w:uiPriority="9" w:name="heading 4"/>
+    <w:lsdException w:qFormat="1" w:uiPriority="9" w:semiHidden="0" w:name="heading 4"/>
     <w:lsdException w:qFormat="1" w:uiPriority="9" w:name="heading 5"/>
     <w:lsdException w:qFormat="1" w:uiPriority="9" w:name="heading 6"/>
     <w:lsdException w:qFormat="1" w:uiPriority="9" w:name="heading 7"/>
@@ -1987,6 +4458,7 @@
     <w:lsdException w:unhideWhenUsed="0" w:uiPriority="63" w:semiHidden="0" w:name="Medium Shading 1 Accent 1"/>
     <w:lsdException w:unhideWhenUsed="0" w:uiPriority="64" w:semiHidden="0" w:name="Medium Shading 2 Accent 1"/>
     <w:lsdException w:unhideWhenUsed="0" w:uiPriority="65" w:semiHidden="0" w:name="Medium List 1 Accent 1"/>
+    <w:lsdException w:qFormat="1" w:unhideWhenUsed="0" w:uiPriority="0" w:semiHidden="0" w:name="List Paragraph"/>
     <w:lsdException w:unhideWhenUsed="0" w:uiPriority="66" w:semiHidden="0" w:name="Medium List 2 Accent 1"/>
     <w:lsdException w:unhideWhenUsed="0" w:uiPriority="67" w:semiHidden="0" w:name="Medium Grid 1 Accent 1"/>
     <w:lsdException w:unhideWhenUsed="0" w:uiPriority="68" w:semiHidden="0" w:name="Medium Grid 2 Accent 1"/>
@@ -2087,7 +4559,7 @@
     <w:name w:val="heading 1"/>
     <w:basedOn w:val="1"/>
     <w:next w:val="1"/>
-    <w:link w:val="15"/>
+    <w:link w:val="16"/>
     <w:qFormat/>
     <w:uiPriority w:val="9"/>
     <w:pPr>
@@ -2141,13 +4613,32 @@
       <w:sz w:val="32"/>
     </w:rPr>
   </w:style>
-  <w:style w:type="character" w:default="1" w:styleId="10">
+  <w:style w:type="paragraph" w:styleId="5">
+    <w:name w:val="heading 4"/>
+    <w:basedOn w:val="1"/>
+    <w:next w:val="1"/>
+    <w:unhideWhenUsed/>
+    <w:qFormat/>
+    <w:uiPriority w:val="9"/>
+    <w:pPr>
+      <w:keepNext/>
+      <w:keepLines/>
+      <w:spacing w:before="280" w:beforeLines="0" w:beforeAutospacing="0" w:after="290" w:afterLines="0" w:afterAutospacing="0" w:line="372" w:lineRule="auto"/>
+      <w:outlineLvl w:val="3"/>
+    </w:pPr>
+    <w:rPr>
+      <w:rFonts w:ascii="Arial" w:hAnsi="Arial" w:eastAsia="黑体"/>
+      <w:b/>
+      <w:sz w:val="28"/>
+    </w:rPr>
+  </w:style>
+  <w:style w:type="character" w:default="1" w:styleId="11">
     <w:name w:val="Default Paragraph Font"/>
     <w:semiHidden/>
     <w:unhideWhenUsed/>
     <w:uiPriority w:val="1"/>
   </w:style>
-  <w:style w:type="table" w:default="1" w:styleId="9">
+  <w:style w:type="table" w:default="1" w:styleId="10">
     <w:name w:val="Normal Table"/>
     <w:semiHidden/>
     <w:unhideWhenUsed/>
@@ -2161,10 +4652,10 @@
       </w:tblCellMar>
     </w:tblPr>
   </w:style>
-  <w:style w:type="paragraph" w:styleId="5">
+  <w:style w:type="paragraph" w:styleId="6">
     <w:name w:val="footer"/>
     <w:basedOn w:val="1"/>
-    <w:link w:val="13"/>
+    <w:link w:val="14"/>
     <w:unhideWhenUsed/>
     <w:uiPriority w:val="99"/>
     <w:pPr>
@@ -2180,10 +4671,10 @@
       <w:szCs w:val="18"/>
     </w:rPr>
   </w:style>
-  <w:style w:type="paragraph" w:styleId="6">
+  <w:style w:type="paragraph" w:styleId="7">
     <w:name w:val="header"/>
     <w:basedOn w:val="1"/>
-    <w:link w:val="12"/>
+    <w:link w:val="13"/>
     <w:unhideWhenUsed/>
     <w:uiPriority w:val="99"/>
     <w:pPr>
@@ -2202,14 +4693,14 @@
       <w:szCs w:val="18"/>
     </w:rPr>
   </w:style>
-  <w:style w:type="paragraph" w:styleId="7">
+  <w:style w:type="paragraph" w:styleId="8">
     <w:name w:val="toc 1"/>
     <w:basedOn w:val="1"/>
     <w:next w:val="1"/>
     <w:unhideWhenUsed/>
     <w:uiPriority w:val="39"/>
   </w:style>
-  <w:style w:type="paragraph" w:styleId="8">
+  <w:style w:type="paragraph" w:styleId="9">
     <w:name w:val="toc 2"/>
     <w:basedOn w:val="1"/>
     <w:next w:val="1"/>
@@ -2219,9 +4710,9 @@
       <w:ind w:left="420" w:leftChars="200"/>
     </w:pPr>
   </w:style>
-  <w:style w:type="character" w:styleId="11">
+  <w:style w:type="character" w:styleId="12">
     <w:name w:val="Hyperlink"/>
-    <w:basedOn w:val="10"/>
+    <w:basedOn w:val="11"/>
     <w:unhideWhenUsed/>
     <w:uiPriority w:val="99"/>
     <w:rPr>
@@ -2234,9 +4725,19 @@
       </w14:textFill>
     </w:rPr>
   </w:style>
-  <w:style w:type="character" w:customStyle="1" w:styleId="12">
+  <w:style w:type="character" w:customStyle="1" w:styleId="13">
     <w:name w:val="页眉 字符"/>
-    <w:basedOn w:val="10"/>
+    <w:basedOn w:val="11"/>
+    <w:link w:val="7"/>
+    <w:uiPriority w:val="99"/>
+    <w:rPr>
+      <w:sz w:val="18"/>
+      <w:szCs w:val="18"/>
+    </w:rPr>
+  </w:style>
+  <w:style w:type="character" w:customStyle="1" w:styleId="14">
+    <w:name w:val="页脚 字符"/>
+    <w:basedOn w:val="11"/>
     <w:link w:val="6"/>
     <w:uiPriority w:val="99"/>
     <w:rPr>
@@ -2244,19 +4745,9 @@
       <w:szCs w:val="18"/>
     </w:rPr>
   </w:style>
-  <w:style w:type="character" w:customStyle="1" w:styleId="13">
-    <w:name w:val="页脚 字符"/>
-    <w:basedOn w:val="10"/>
-    <w:link w:val="5"/>
-    <w:uiPriority w:val="99"/>
-    <w:rPr>
-      <w:sz w:val="18"/>
-      <w:szCs w:val="18"/>
-    </w:rPr>
-  </w:style>
-  <w:style w:type="character" w:customStyle="1" w:styleId="14">
+  <w:style w:type="character" w:customStyle="1" w:styleId="15">
     <w:name w:val="Unresolved Mention"/>
-    <w:basedOn w:val="10"/>
+    <w:basedOn w:val="11"/>
     <w:semiHidden/>
     <w:unhideWhenUsed/>
     <w:uiPriority w:val="99"/>
@@ -2265,9 +4756,9 @@
       <w:shd w:val="clear" w:color="auto" w:fill="E1DFDD"/>
     </w:rPr>
   </w:style>
-  <w:style w:type="character" w:customStyle="1" w:styleId="15">
+  <w:style w:type="character" w:customStyle="1" w:styleId="16">
     <w:name w:val="标题 1 字符"/>
-    <w:basedOn w:val="10"/>
+    <w:basedOn w:val="11"/>
     <w:link w:val="2"/>
     <w:uiPriority w:val="9"/>
     <w:rPr>
@@ -2278,7 +4769,7 @@
       <w:szCs w:val="44"/>
     </w:rPr>
   </w:style>
-  <w:style w:type="paragraph" w:customStyle="1" w:styleId="16">
+  <w:style w:type="paragraph" w:customStyle="1" w:styleId="17">
     <w:name w:val="TOC Heading"/>
     <w:basedOn w:val="2"/>
     <w:next w:val="1"/>
@@ -2301,7 +4792,7 @@
       <w:szCs w:val="32"/>
     </w:rPr>
   </w:style>
-  <w:style w:type="paragraph" w:customStyle="1" w:styleId="17">
+  <w:style w:type="paragraph" w:customStyle="1" w:styleId="18">
     <w:name w:val="正文1"/>
     <w:qFormat/>
     <w:uiPriority w:val="0"/>
@@ -2315,6 +4806,16 @@
       <w:kern w:val="2"/>
       <w:szCs w:val="21"/>
       <w:lang w:val="en-US" w:eastAsia="zh-CN" w:bidi="ar-SA"/>
+    </w:rPr>
+  </w:style>
+  <w:style w:type="paragraph" w:styleId="19">
+    <w:name w:val="List Paragraph"/>
+    <w:qFormat/>
+    <w:uiPriority w:val="0"/>
+    <w:rPr>
+      <w:rFonts w:ascii="Arial" w:hAnsi="Arial" w:eastAsia="Arial" w:cs="Arial"/>
+      <w:sz w:val="24"/>
+      <w:szCs w:val="24"/>
     </w:rPr>
   </w:style>
 </w:styles>

--- a/docs/GraphMInd图数据库管理平台用户操作手册.docx
+++ b/docs/GraphMInd图数据库管理平台用户操作手册.docx
@@ -3552,7 +3552,24 @@
           <w:sz w:val="24"/>
           <w:szCs w:val="24"/>
         </w:rPr>
-        <w:t>左侧查询面板顶部有「加载示例数据」按钮，点击可加载一组示例顶点和边数据用于快速体验。下方的查询编辑器支持编辑和执行图数据库原生查询语言：Neo4j 使用 Cypher 语法（如 MATCH p=(n)-[r]-&gt;() RETURN p LIMIT 10），Nebula Graph 使用 nGQL 语法，JanusGraph 使用 Gremlin 语法。系统会根据当前图实例的数据库类型自动填充对应的默认查询语句。</w:t>
+        <w:t>左侧查询面板</w:t>
+      </w:r>
+      <w:r>
+        <w:rPr>
+          <w:rFonts w:hint="eastAsia" w:ascii="Arial" w:hAnsi="Arial" w:eastAsia="宋体" w:cs="Arial"/>
+          <w:sz w:val="24"/>
+          <w:szCs w:val="24"/>
+          <w:lang w:val="en-US" w:eastAsia="zh-CN"/>
+        </w:rPr>
+        <w:t>的</w:t>
+      </w:r>
+      <w:r>
+        <w:rPr>
+          <w:rFonts w:ascii="Arial" w:hAnsi="Arial" w:eastAsia="Arial" w:cs="Arial"/>
+          <w:sz w:val="24"/>
+          <w:szCs w:val="24"/>
+        </w:rPr>
+        <w:t>查询编辑器支持编辑和执行图数据库原生查询语言：Neo4j 使用 Cypher 语法（如 MATCH p=(n)-[r]-&gt;() RETURN p LIMIT 10），Nebula Graph 使用 nGQL 语法，JanusGraph 使用 Gremlin 语法。系统会根据当前图实例的数据库类型自动填充对应的默认查询语句。</w:t>
       </w:r>
     </w:p>
     <w:p>
@@ -3624,28 +3641,9 @@
     </w:p>
     <w:p>
       <w:pPr>
-        <w:pStyle w:val="19"/>
-        <w:numPr>
-          <w:ilvl w:val="0"/>
-          <w:numId w:val="3"/>
-        </w:numPr>
-        <w:spacing w:after="80" w:line="340" w:lineRule="auto"/>
-      </w:pPr>
-      <w:r>
-        <w:rPr>
-          <w:rFonts w:ascii="Arial" w:hAnsi="Arial" w:eastAsia="Arial" w:cs="Arial"/>
-          <w:sz w:val="24"/>
-          <w:szCs w:val="24"/>
-        </w:rPr>
-        <w:t>历史记录：编辑器自动保存查询历史，方便回顾之前执行过的语句</w:t>
-      </w:r>
-    </w:p>
-    <w:p>
-      <w:pPr>
         <w:spacing w:after="300"/>
         <w:jc w:val="center"/>
       </w:pPr>
-      <w:bookmarkStart w:id="9" w:name="_GoBack"/>
       <w:r>
         <w:drawing>
           <wp:inline distT="0" distB="0" distL="0" distR="0">
@@ -3686,7 +3684,6 @@
           </wp:inline>
         </w:drawing>
       </w:r>
-      <w:bookmarkEnd w:id="9"/>
     </w:p>
     <w:p>
       <w:pPr>
@@ -3694,12 +3691,20 @@
         <w:bidi w:val="0"/>
       </w:pPr>
       <w:r>
-        <w:t>9.2 图可视化展示</w:t>
+        <w:rPr>
+          <w:rFonts w:hint="eastAsia"/>
+          <w:lang w:val="en-US" w:eastAsia="zh-CN"/>
+        </w:rPr>
+        <w:t>3.6.</w:t>
+      </w:r>
+      <w:r>
+        <w:t>2 图可视化展示</w:t>
       </w:r>
     </w:p>
     <w:p>
       <w:pPr>
         <w:spacing w:after="200" w:line="360" w:lineRule="auto"/>
+        <w:ind w:firstLine="420" w:firstLineChars="0"/>
       </w:pPr>
       <w:r>
         <w:rPr>
@@ -3798,34 +3803,6 @@
           <w:szCs w:val="24"/>
         </w:rPr>
         <w:t>展开邻居：选中一个顶点后点击按钮，系统从图数据库加载并展示该顶点的邻居节点和关联边</w:t>
-      </w:r>
-    </w:p>
-    <w:p>
-      <w:pPr>
-        <w:pStyle w:val="19"/>
-        <w:numPr>
-          <w:ilvl w:val="0"/>
-          <w:numId w:val="3"/>
-        </w:numPr>
-        <w:spacing w:after="80" w:line="340" w:lineRule="auto"/>
-      </w:pPr>
-    </w:p>
-    <w:p>
-      <w:pPr>
-        <w:pStyle w:val="19"/>
-        <w:numPr>
-          <w:ilvl w:val="0"/>
-          <w:numId w:val="3"/>
-        </w:numPr>
-        <w:spacing w:after="80" w:line="340" w:lineRule="auto"/>
-      </w:pPr>
-      <w:r>
-        <w:rPr>
-          <w:rFonts w:ascii="Arial" w:hAnsi="Arial" w:eastAsia="Arial" w:cs="Arial"/>
-          <w:sz w:val="24"/>
-          <w:szCs w:val="24"/>
-        </w:rPr>
-        <w:t>恢复视图：在展开/收起操作后，点击恢复按钮还原完整图数据</w:t>
       </w:r>
     </w:p>
     <w:p>
@@ -3901,24 +3878,227 @@
     </w:p>
     <w:p>
       <w:pPr>
+        <w:pStyle w:val="3"/>
+        <w:bidi w:val="0"/>
+        <w:rPr>
+          <w:rFonts w:hint="eastAsia"/>
+          <w:lang w:val="en-US" w:eastAsia="zh-CN"/>
+        </w:rPr>
+      </w:pPr>
+      <w:r>
+        <w:rPr>
+          <w:rFonts w:hint="eastAsia"/>
+          <w:lang w:val="en-US" w:eastAsia="zh-CN"/>
+        </w:rPr>
+        <w:t>3.7 图分析</w:t>
+      </w:r>
+    </w:p>
+    <w:p>
+      <w:pPr>
+        <w:ind w:firstLine="420" w:firstLineChars="0"/>
+        <w:rPr>
+          <w:rFonts w:hint="eastAsia" w:eastAsia="宋体"/>
+          <w:lang w:val="en-US" w:eastAsia="zh-CN"/>
+        </w:rPr>
+      </w:pPr>
+      <w:r>
+        <w:rPr>
+          <w:rFonts w:hint="eastAsia" w:ascii="Arial" w:hAnsi="Arial" w:eastAsia="宋体" w:cs="Arial"/>
+          <w:sz w:val="24"/>
+          <w:szCs w:val="24"/>
+          <w:lang w:val="en-US" w:eastAsia="zh-CN"/>
+        </w:rPr>
+        <w:t>支</w:t>
+      </w:r>
+      <w:r>
+        <w:rPr>
+          <w:rFonts w:ascii="Arial" w:hAnsi="Arial" w:eastAsia="Arial" w:cs="Arial"/>
+          <w:sz w:val="24"/>
+          <w:szCs w:val="24"/>
+        </w:rPr>
+        <w:t>持 K 层展开和路径查询两种分析模式</w:t>
+      </w:r>
+      <w:r>
+        <w:rPr>
+          <w:rFonts w:hint="eastAsia" w:ascii="Arial" w:hAnsi="Arial" w:eastAsia="宋体" w:cs="Arial"/>
+          <w:sz w:val="24"/>
+          <w:szCs w:val="24"/>
+          <w:lang w:eastAsia="zh-CN"/>
+        </w:rPr>
+        <w:t>，</w:t>
+      </w:r>
+      <w:r>
+        <w:rPr>
+          <w:rFonts w:ascii="Arial" w:hAnsi="Arial" w:eastAsia="Arial" w:cs="Arial"/>
+          <w:sz w:val="24"/>
+          <w:szCs w:val="24"/>
+        </w:rPr>
+        <w:t>分析结果以交互式图形在右侧画布展示</w:t>
+      </w:r>
+      <w:r>
+        <w:rPr>
+          <w:rFonts w:hint="eastAsia" w:ascii="Arial" w:hAnsi="Arial" w:eastAsia="宋体" w:cs="Arial"/>
+          <w:sz w:val="24"/>
+          <w:szCs w:val="24"/>
+          <w:lang w:eastAsia="zh-CN"/>
+        </w:rPr>
+        <w:t>。</w:t>
+      </w:r>
+    </w:p>
+    <w:p>
+      <w:pPr>
         <w:pStyle w:val="4"/>
         <w:bidi w:val="0"/>
-      </w:pPr>
-      <w:r>
-        <w:t>9.3 画布辅助功能</w:t>
+        <w:rPr>
+          <w:rFonts w:hint="eastAsia"/>
+          <w:lang w:val="en-US" w:eastAsia="zh-CN"/>
+        </w:rPr>
+      </w:pPr>
+      <w:r>
+        <w:rPr>
+          <w:rFonts w:hint="eastAsia"/>
+          <w:lang w:val="en-US" w:eastAsia="zh-CN"/>
+        </w:rPr>
+        <w:t>3.7.1 K层展开</w:t>
       </w:r>
     </w:p>
     <w:p>
       <w:pPr>
         <w:spacing w:after="200" w:line="360" w:lineRule="auto"/>
-      </w:pPr>
-      <w:r>
-        <w:rPr>
-          <w:rFonts w:ascii="Arial" w:hAnsi="Arial" w:eastAsia="Arial" w:cs="Arial"/>
-          <w:sz w:val="24"/>
-          <w:szCs w:val="24"/>
-        </w:rPr>
-        <w:t>画布左下角显示图例，列出当前图中所有顶点类型和边类型的颜色对应关系。每种顶点类型还可以从下拉列表中选择要在节点标签上显示的属性（如 name、uid 等），便于快速识别节点。画布右下角显示当前图中的顶点总数和边总数统计数据。</w:t>
+        <w:ind w:firstLine="420" w:firstLineChars="0"/>
+      </w:pPr>
+      <w:r>
+        <w:rPr>
+          <w:rFonts w:ascii="Arial" w:hAnsi="Arial" w:eastAsia="Arial" w:cs="Arial"/>
+          <w:sz w:val="24"/>
+          <w:szCs w:val="24"/>
+        </w:rPr>
+        <w:t>K 层展开用于从某个指定顶点出发，按层数展开其关联</w:t>
+      </w:r>
+      <w:r>
+        <w:rPr>
+          <w:rFonts w:hint="eastAsia" w:ascii="Arial" w:hAnsi="Arial" w:eastAsia="宋体" w:cs="Arial"/>
+          <w:sz w:val="24"/>
+          <w:szCs w:val="24"/>
+          <w:lang w:val="en-US" w:eastAsia="zh-CN"/>
+        </w:rPr>
+        <w:t>点边数据</w:t>
+      </w:r>
+      <w:r>
+        <w:rPr>
+          <w:rFonts w:ascii="Arial" w:hAnsi="Arial" w:eastAsia="Arial" w:cs="Arial"/>
+          <w:sz w:val="24"/>
+          <w:szCs w:val="24"/>
+        </w:rPr>
+        <w:t>。操作步骤如下：</w:t>
+      </w:r>
+    </w:p>
+    <w:p>
+      <w:pPr>
+        <w:pStyle w:val="19"/>
+        <w:numPr>
+          <w:numId w:val="0"/>
+        </w:numPr>
+        <w:spacing w:after="80" w:line="340" w:lineRule="auto"/>
+        <w:ind w:left="360" w:leftChars="0"/>
+      </w:pPr>
+      <w:r>
+        <w:rPr>
+          <w:rFonts w:hint="eastAsia" w:eastAsia="宋体" w:cs="Arial"/>
+          <w:sz w:val="24"/>
+          <w:szCs w:val="24"/>
+          <w:lang w:val="en-US" w:eastAsia="zh-CN"/>
+        </w:rPr>
+        <w:t>1）</w:t>
+      </w:r>
+      <w:r>
+        <w:rPr>
+          <w:rFonts w:ascii="Arial" w:hAnsi="Arial" w:eastAsia="Arial" w:cs="Arial"/>
+          <w:sz w:val="24"/>
+          <w:szCs w:val="24"/>
+        </w:rPr>
+        <w:t>在「目标实体」级联选择器中，先选择顶点类型，再选择用于查找的属性字段。</w:t>
+      </w:r>
+    </w:p>
+    <w:p>
+      <w:pPr>
+        <w:pStyle w:val="19"/>
+        <w:numPr>
+          <w:numId w:val="0"/>
+        </w:numPr>
+        <w:spacing w:after="80" w:line="340" w:lineRule="auto"/>
+        <w:ind w:left="360" w:leftChars="0"/>
+      </w:pPr>
+      <w:r>
+        <w:rPr>
+          <w:rFonts w:hint="eastAsia" w:eastAsia="宋体" w:cs="Arial"/>
+          <w:sz w:val="24"/>
+          <w:szCs w:val="24"/>
+          <w:lang w:val="en-US" w:eastAsia="zh-CN"/>
+        </w:rPr>
+        <w:t>2）</w:t>
+      </w:r>
+      <w:r>
+        <w:rPr>
+          <w:rFonts w:ascii="Arial" w:hAnsi="Arial" w:eastAsia="Arial" w:cs="Arial"/>
+          <w:sz w:val="24"/>
+          <w:szCs w:val="24"/>
+        </w:rPr>
+        <w:t>在查询值输入框中输入目标顶点的具体属性值，例如某个人的姓名或公司的名称。</w:t>
+      </w:r>
+    </w:p>
+    <w:p>
+      <w:pPr>
+        <w:pStyle w:val="19"/>
+        <w:numPr>
+          <w:numId w:val="0"/>
+        </w:numPr>
+        <w:spacing w:after="80" w:line="340" w:lineRule="auto"/>
+        <w:ind w:left="360" w:leftChars="0"/>
+      </w:pPr>
+      <w:r>
+        <w:rPr>
+          <w:rFonts w:hint="eastAsia" w:eastAsia="宋体" w:cs="Arial"/>
+          <w:sz w:val="24"/>
+          <w:szCs w:val="24"/>
+          <w:lang w:val="en-US" w:eastAsia="zh-CN"/>
+        </w:rPr>
+        <w:t>3）</w:t>
+      </w:r>
+      <w:r>
+        <w:rPr>
+          <w:rFonts w:ascii="Arial" w:hAnsi="Arial" w:eastAsia="Arial" w:cs="Arial"/>
+          <w:sz w:val="24"/>
+          <w:szCs w:val="24"/>
+        </w:rPr>
+        <w:t>设置以下参数：返回最大路径数（1-10000）、拓展层数（1-10）。</w:t>
+      </w:r>
+    </w:p>
+    <w:p>
+      <w:pPr>
+        <w:pStyle w:val="19"/>
+        <w:numPr>
+          <w:numId w:val="0"/>
+        </w:numPr>
+        <w:spacing w:after="80" w:line="340" w:lineRule="auto"/>
+        <w:ind w:left="360" w:leftChars="0"/>
+      </w:pPr>
+      <w:r>
+        <w:rPr>
+          <w:rFonts w:hint="eastAsia" w:eastAsia="宋体" w:cs="Arial"/>
+          <w:sz w:val="24"/>
+          <w:szCs w:val="24"/>
+          <w:lang w:val="en-US" w:eastAsia="zh-CN"/>
+        </w:rPr>
+        <w:t>4）</w:t>
+      </w:r>
+      <w:r>
+        <w:rPr>
+          <w:rFonts w:ascii="Arial" w:hAnsi="Arial" w:eastAsia="Arial" w:cs="Arial"/>
+          <w:sz w:val="24"/>
+          <w:szCs w:val="24"/>
+        </w:rPr>
+        <w:t>点击「执行分析」按钮。</w:t>
       </w:r>
     </w:p>
     <w:p>
@@ -3931,20 +4111,514 @@
           <w:sz w:val="24"/>
           <w:szCs w:val="24"/>
         </w:rPr>
-        <w:t>画布左上角的工具栏提供导出功能，支持将当前可视化结果导出为 PNG 图片、SVG 矢量图或 JSON 数据文件。</w:t>
+        <w:t>分析完成后，右侧画布以图形方式展示展开结果。用户可以在画布中点击顶点或边查看详情信息。</w:t>
+      </w:r>
+    </w:p>
+    <w:p>
+      <w:pPr>
+        <w:spacing w:after="300"/>
+        <w:jc w:val="center"/>
+      </w:pPr>
+      <w:r>
+        <w:drawing>
+          <wp:inline distT="0" distB="0" distL="0" distR="0">
+            <wp:extent cx="4762500" cy="3619500"/>
+            <wp:effectExtent l="0" t="0" r="12700" b="12700"/>
+            <wp:docPr id="9" name="图片 9"/>
+            <wp:cNvGraphicFramePr>
+              <a:graphicFrameLocks xmlns:a="http://schemas.openxmlformats.org/drawingml/2006/main" noChangeAspect="1"/>
+            </wp:cNvGraphicFramePr>
+            <a:graphic xmlns:a="http://schemas.openxmlformats.org/drawingml/2006/main">
+              <a:graphicData uri="http://schemas.openxmlformats.org/drawingml/2006/picture">
+                <pic:pic xmlns:pic="http://schemas.openxmlformats.org/drawingml/2006/picture">
+                  <pic:nvPicPr>
+                    <pic:cNvPr id="9" name="图片 9"/>
+                    <pic:cNvPicPr>
+                      <a:picLocks noChangeAspect="1" noChangeArrowheads="1"/>
+                    </pic:cNvPicPr>
+                  </pic:nvPicPr>
+                  <pic:blipFill>
+                    <a:blip r:embed="rId32"/>
+                    <a:srcRect/>
+                    <a:stretch>
+                      <a:fillRect/>
+                    </a:stretch>
+                  </pic:blipFill>
+                  <pic:spPr>
+                    <a:xfrm>
+                      <a:off x="0" y="0"/>
+                      <a:ext cx="4762500" cy="3619500"/>
+                    </a:xfrm>
+                    <a:prstGeom prst="rect">
+                      <a:avLst/>
+                    </a:prstGeom>
+                  </pic:spPr>
+                </pic:pic>
+              </a:graphicData>
+            </a:graphic>
+          </wp:inline>
+        </w:drawing>
+      </w:r>
+    </w:p>
+    <w:p>
+      <w:pPr>
+        <w:rPr>
+          <w:rFonts w:hint="eastAsia"/>
+          <w:lang w:val="en-US" w:eastAsia="zh-CN"/>
+        </w:rPr>
+      </w:pPr>
+    </w:p>
+    <w:p>
+      <w:pPr>
+        <w:pStyle w:val="4"/>
+        <w:bidi w:val="0"/>
+        <w:rPr>
+          <w:rFonts w:hint="eastAsia"/>
+          <w:lang w:val="en-US" w:eastAsia="zh-CN"/>
+        </w:rPr>
+      </w:pPr>
+      <w:r>
+        <w:rPr>
+          <w:rFonts w:hint="eastAsia"/>
+          <w:lang w:val="en-US" w:eastAsia="zh-CN"/>
+        </w:rPr>
+        <w:t>3.7.2 路径查询</w:t>
       </w:r>
     </w:p>
     <w:p>
       <w:pPr>
         <w:spacing w:after="200" w:line="360" w:lineRule="auto"/>
-        <w:rPr>
-          <w:rFonts w:hint="default" w:asciiTheme="minorEastAsia" w:hAnsiTheme="minorEastAsia"/>
-          <w:b/>
-          <w:sz w:val="28"/>
-          <w:szCs w:val="28"/>
-          <w:lang w:val="en-US" w:eastAsia="zh-CN"/>
-        </w:rPr>
-      </w:pPr>
+        <w:ind w:firstLine="420" w:firstLineChars="0"/>
+      </w:pPr>
+      <w:r>
+        <w:rPr>
+          <w:rFonts w:ascii="Arial" w:hAnsi="Arial" w:eastAsia="Arial" w:cs="Arial"/>
+          <w:sz w:val="24"/>
+          <w:szCs w:val="24"/>
+        </w:rPr>
+        <w:t>路径查询用于查找两个顶点之间的最短路径。操作步骤如下：</w:t>
+      </w:r>
+    </w:p>
+    <w:p>
+      <w:pPr>
+        <w:pStyle w:val="19"/>
+        <w:numPr>
+          <w:numId w:val="0"/>
+        </w:numPr>
+        <w:spacing w:after="80" w:line="340" w:lineRule="auto"/>
+        <w:ind w:left="360" w:leftChars="0"/>
+      </w:pPr>
+      <w:r>
+        <w:rPr>
+          <w:rFonts w:hint="eastAsia" w:eastAsia="宋体" w:cs="Arial"/>
+          <w:sz w:val="24"/>
+          <w:szCs w:val="24"/>
+          <w:lang w:val="en-US" w:eastAsia="zh-CN"/>
+        </w:rPr>
+        <w:t>1）</w:t>
+      </w:r>
+      <w:r>
+        <w:rPr>
+          <w:rFonts w:ascii="Arial" w:hAnsi="Arial" w:eastAsia="Arial" w:cs="Arial"/>
+          <w:sz w:val="24"/>
+          <w:szCs w:val="24"/>
+        </w:rPr>
+        <w:t>在「起点类型和属性」级联选择器中选择起始顶点类型和查找属性，输入起点值。</w:t>
+      </w:r>
+    </w:p>
+    <w:p>
+      <w:pPr>
+        <w:pStyle w:val="19"/>
+        <w:numPr>
+          <w:numId w:val="0"/>
+        </w:numPr>
+        <w:spacing w:after="80" w:line="340" w:lineRule="auto"/>
+        <w:ind w:left="360" w:leftChars="0"/>
+      </w:pPr>
+      <w:r>
+        <w:rPr>
+          <w:rFonts w:hint="eastAsia" w:eastAsia="宋体" w:cs="Arial"/>
+          <w:sz w:val="24"/>
+          <w:szCs w:val="24"/>
+          <w:lang w:val="en-US" w:eastAsia="zh-CN"/>
+        </w:rPr>
+        <w:t>2）</w:t>
+      </w:r>
+      <w:r>
+        <w:rPr>
+          <w:rFonts w:ascii="Arial" w:hAnsi="Arial" w:eastAsia="Arial" w:cs="Arial"/>
+          <w:sz w:val="24"/>
+          <w:szCs w:val="24"/>
+        </w:rPr>
+        <w:t>在「终点类型和属性」级联选择器中选择目标顶点类型和查找属性，输入终点值。</w:t>
+      </w:r>
+    </w:p>
+    <w:p>
+      <w:pPr>
+        <w:pStyle w:val="19"/>
+        <w:numPr>
+          <w:numId w:val="0"/>
+        </w:numPr>
+        <w:spacing w:after="80" w:line="340" w:lineRule="auto"/>
+        <w:ind w:left="360" w:leftChars="0"/>
+      </w:pPr>
+      <w:r>
+        <w:rPr>
+          <w:rFonts w:hint="eastAsia" w:eastAsia="宋体" w:cs="Arial"/>
+          <w:sz w:val="24"/>
+          <w:szCs w:val="24"/>
+          <w:lang w:val="en-US" w:eastAsia="zh-CN"/>
+        </w:rPr>
+        <w:t>3）</w:t>
+      </w:r>
+      <w:r>
+        <w:rPr>
+          <w:rFonts w:ascii="Arial" w:hAnsi="Arial" w:eastAsia="Arial" w:cs="Arial"/>
+          <w:sz w:val="24"/>
+          <w:szCs w:val="24"/>
+        </w:rPr>
+        <w:t>设置「最大路径长度」参数（1-100），限制搜索深度。</w:t>
+      </w:r>
+    </w:p>
+    <w:p>
+      <w:pPr>
+        <w:pStyle w:val="19"/>
+        <w:numPr>
+          <w:numId w:val="0"/>
+        </w:numPr>
+        <w:spacing w:after="80" w:line="340" w:lineRule="auto"/>
+        <w:ind w:left="360" w:leftChars="0"/>
+      </w:pPr>
+      <w:r>
+        <w:rPr>
+          <w:rFonts w:hint="eastAsia" w:eastAsia="宋体" w:cs="Arial"/>
+          <w:sz w:val="24"/>
+          <w:szCs w:val="24"/>
+          <w:lang w:val="en-US" w:eastAsia="zh-CN"/>
+        </w:rPr>
+        <w:t>4）</w:t>
+      </w:r>
+      <w:r>
+        <w:rPr>
+          <w:rFonts w:ascii="Arial" w:hAnsi="Arial" w:eastAsia="Arial" w:cs="Arial"/>
+          <w:sz w:val="24"/>
+          <w:szCs w:val="24"/>
+        </w:rPr>
+        <w:t>点击「开始探索」按钮。</w:t>
+      </w:r>
+    </w:p>
+    <w:p>
+      <w:pPr>
+        <w:spacing w:after="200" w:line="360" w:lineRule="auto"/>
+      </w:pPr>
+      <w:r>
+        <w:rPr>
+          <w:rFonts w:ascii="Arial" w:hAnsi="Arial" w:eastAsia="Arial" w:cs="Arial"/>
+          <w:sz w:val="24"/>
+          <w:szCs w:val="24"/>
+        </w:rPr>
+        <w:t>查询完成后，系统在画布中绘制从起点到终点的最短路径，路径上的顶点和边以红色高亮显示。左侧同时展示分析结果摘要，包括路径长度和路径顶点数。起点和终点分别以绿色和橙色标记。</w:t>
+      </w:r>
+    </w:p>
+    <w:p>
+      <w:r>
+        <w:drawing>
+          <wp:inline distT="0" distB="0" distL="0" distR="0">
+            <wp:extent cx="4762500" cy="3619500"/>
+            <wp:effectExtent l="0" t="0" r="12700" b="12700"/>
+            <wp:docPr id="10" name="图片 10"/>
+            <wp:cNvGraphicFramePr>
+              <a:graphicFrameLocks xmlns:a="http://schemas.openxmlformats.org/drawingml/2006/main" noChangeAspect="1"/>
+            </wp:cNvGraphicFramePr>
+            <a:graphic xmlns:a="http://schemas.openxmlformats.org/drawingml/2006/main">
+              <a:graphicData uri="http://schemas.openxmlformats.org/drawingml/2006/picture">
+                <pic:pic xmlns:pic="http://schemas.openxmlformats.org/drawingml/2006/picture">
+                  <pic:nvPicPr>
+                    <pic:cNvPr id="10" name="图片 10"/>
+                    <pic:cNvPicPr>
+                      <a:picLocks noChangeAspect="1" noChangeArrowheads="1"/>
+                    </pic:cNvPicPr>
+                  </pic:nvPicPr>
+                  <pic:blipFill>
+                    <a:blip r:embed="rId33"/>
+                    <a:srcRect/>
+                    <a:stretch>
+                      <a:fillRect/>
+                    </a:stretch>
+                  </pic:blipFill>
+                  <pic:spPr>
+                    <a:xfrm>
+                      <a:off x="0" y="0"/>
+                      <a:ext cx="4762500" cy="3619500"/>
+                    </a:xfrm>
+                    <a:prstGeom prst="rect">
+                      <a:avLst/>
+                    </a:prstGeom>
+                  </pic:spPr>
+                </pic:pic>
+              </a:graphicData>
+            </a:graphic>
+          </wp:inline>
+        </w:drawing>
+      </w:r>
+    </w:p>
+    <w:p>
+      <w:pPr>
+        <w:pStyle w:val="3"/>
+        <w:bidi w:val="0"/>
+        <w:rPr>
+          <w:rFonts w:hint="eastAsia"/>
+          <w:lang w:val="en-US" w:eastAsia="zh-CN"/>
+        </w:rPr>
+      </w:pPr>
+      <w:r>
+        <w:rPr>
+          <w:rFonts w:hint="eastAsia"/>
+          <w:lang w:val="en-US" w:eastAsia="zh-CN"/>
+        </w:rPr>
+        <w:t>3.8 图统计</w:t>
+      </w:r>
+    </w:p>
+    <w:p>
+      <w:pPr>
+        <w:spacing w:after="200" w:line="360" w:lineRule="auto"/>
+        <w:rPr>
+          <w:rFonts w:ascii="Arial" w:hAnsi="Arial" w:eastAsia="Arial" w:cs="Arial"/>
+          <w:sz w:val="24"/>
+          <w:szCs w:val="24"/>
+        </w:rPr>
+      </w:pPr>
+      <w:r>
+        <w:rPr>
+          <w:rFonts w:ascii="Arial" w:hAnsi="Arial" w:eastAsia="Arial" w:cs="Arial"/>
+          <w:sz w:val="24"/>
+          <w:szCs w:val="24"/>
+        </w:rPr>
+        <w:t>图统计页面以数据卡片和表格的形式展示当前图实例的统计信息，帮助用户快速了解图数据的整体规模和结构分布。</w:t>
+      </w:r>
+    </w:p>
+    <w:p>
+      <w:pPr>
+        <w:spacing w:after="200" w:line="360" w:lineRule="auto"/>
+        <w:rPr>
+          <w:rFonts w:ascii="Arial" w:hAnsi="Arial" w:eastAsia="Arial" w:cs="Arial"/>
+          <w:sz w:val="24"/>
+          <w:szCs w:val="24"/>
+        </w:rPr>
+      </w:pPr>
+      <w:r>
+        <w:rPr>
+          <w:rFonts w:ascii="Arial" w:hAnsi="Arial" w:eastAsia="Arial" w:cs="Arial"/>
+          <w:sz w:val="24"/>
+          <w:szCs w:val="24"/>
+        </w:rPr>
+        <w:t>页面顶部显示四个统计卡片</w:t>
+      </w:r>
+    </w:p>
+    <w:p>
+      <w:pPr>
+        <w:pStyle w:val="19"/>
+        <w:numPr>
+          <w:ilvl w:val="0"/>
+          <w:numId w:val="4"/>
+        </w:numPr>
+        <w:spacing w:after="80" w:line="340" w:lineRule="auto"/>
+      </w:pPr>
+      <w:r>
+        <w:rPr>
+          <w:rFonts w:ascii="Arial" w:hAnsi="Arial" w:eastAsia="Arial" w:cs="Arial"/>
+          <w:sz w:val="24"/>
+          <w:szCs w:val="24"/>
+        </w:rPr>
+        <w:t>节点总数：图中所有顶点的总数量</w:t>
+      </w:r>
+    </w:p>
+    <w:p>
+      <w:pPr>
+        <w:pStyle w:val="19"/>
+        <w:numPr>
+          <w:ilvl w:val="0"/>
+          <w:numId w:val="4"/>
+        </w:numPr>
+        <w:spacing w:after="80" w:line="340" w:lineRule="auto"/>
+      </w:pPr>
+      <w:r>
+        <w:rPr>
+          <w:rFonts w:ascii="Arial" w:hAnsi="Arial" w:eastAsia="Arial" w:cs="Arial"/>
+          <w:sz w:val="24"/>
+          <w:szCs w:val="24"/>
+        </w:rPr>
+        <w:t>边总数：图中所有边的总数量</w:t>
+      </w:r>
+    </w:p>
+    <w:p>
+      <w:pPr>
+        <w:pStyle w:val="19"/>
+        <w:numPr>
+          <w:ilvl w:val="0"/>
+          <w:numId w:val="4"/>
+        </w:numPr>
+        <w:spacing w:after="80" w:line="340" w:lineRule="auto"/>
+      </w:pPr>
+      <w:r>
+        <w:rPr>
+          <w:rFonts w:ascii="Arial" w:hAnsi="Arial" w:eastAsia="Arial" w:cs="Arial"/>
+          <w:sz w:val="24"/>
+          <w:szCs w:val="24"/>
+        </w:rPr>
+        <w:t>节点标签数：图中定义的不同顶点类型的数量</w:t>
+      </w:r>
+    </w:p>
+    <w:p>
+      <w:pPr>
+        <w:pStyle w:val="19"/>
+        <w:numPr>
+          <w:ilvl w:val="0"/>
+          <w:numId w:val="4"/>
+        </w:numPr>
+        <w:spacing w:after="80" w:line="340" w:lineRule="auto"/>
+      </w:pPr>
+      <w:r>
+        <w:rPr>
+          <w:rFonts w:ascii="Arial" w:hAnsi="Arial" w:eastAsia="Arial" w:cs="Arial"/>
+          <w:sz w:val="24"/>
+          <w:szCs w:val="24"/>
+        </w:rPr>
+        <w:t>边类型数：图中定义的不同边类型的数量</w:t>
+      </w:r>
+    </w:p>
+    <w:p>
+      <w:pPr>
+        <w:spacing w:after="200" w:line="360" w:lineRule="auto"/>
+        <w:rPr>
+          <w:rFonts w:ascii="Arial" w:hAnsi="Arial" w:eastAsia="Arial" w:cs="Arial"/>
+          <w:sz w:val="24"/>
+          <w:szCs w:val="24"/>
+        </w:rPr>
+      </w:pPr>
+    </w:p>
+    <w:p>
+      <w:pPr>
+        <w:pStyle w:val="3"/>
+      </w:pPr>
+      <w:r>
+        <w:rPr>
+          <w:rFonts w:ascii="Arial" w:hAnsi="Arial" w:eastAsia="Arial" w:cs="Arial"/>
+        </w:rPr>
+        <w:t>分类统计详情</w:t>
+      </w:r>
+    </w:p>
+    <w:p>
+      <w:pPr>
+        <w:spacing w:after="200" w:line="360" w:lineRule="auto"/>
+      </w:pPr>
+      <w:r>
+        <w:rPr>
+          <w:rFonts w:ascii="Arial" w:hAnsi="Arial" w:eastAsia="Arial" w:cs="Arial"/>
+          <w:sz w:val="24"/>
+          <w:szCs w:val="24"/>
+        </w:rPr>
+        <w:t>统计卡片下方展示了两种分类统计表格，左右并列排列：</w:t>
+      </w:r>
+    </w:p>
+    <w:p>
+      <w:pPr>
+        <w:pStyle w:val="19"/>
+        <w:numPr>
+          <w:ilvl w:val="0"/>
+          <w:numId w:val="4"/>
+        </w:numPr>
+        <w:spacing w:after="80" w:line="340" w:lineRule="auto"/>
+      </w:pPr>
+      <w:r>
+        <w:rPr>
+          <w:rFonts w:ascii="Arial" w:hAnsi="Arial" w:eastAsia="Arial" w:cs="Arial"/>
+          <w:sz w:val="24"/>
+          <w:szCs w:val="24"/>
+        </w:rPr>
+        <w:t>节点类型统计：表格列出每种顶点类型的名称和对应的节点数量，反映不同实体类型的分布情况。例如在社交网络中，可以直观看到「人物」类型和「公司」类型各有多少个节点。</w:t>
+      </w:r>
+    </w:p>
+    <w:p>
+      <w:pPr>
+        <w:pStyle w:val="19"/>
+        <w:numPr>
+          <w:ilvl w:val="0"/>
+          <w:numId w:val="4"/>
+        </w:numPr>
+        <w:spacing w:after="80" w:line="340" w:lineRule="auto"/>
+      </w:pPr>
+      <w:r>
+        <w:rPr>
+          <w:rFonts w:ascii="Arial" w:hAnsi="Arial" w:eastAsia="Arial" w:cs="Arial"/>
+          <w:sz w:val="24"/>
+          <w:szCs w:val="24"/>
+        </w:rPr>
+        <w:t>边类型统计：表格列出每种边类型的名称和对应的边数量，反映不同关系类型的分布情况。例如在知识图谱中，可以看到「任职于」关系和「位于」关系各有多少条。</w:t>
+      </w:r>
+    </w:p>
+    <w:p>
+      <w:pPr>
+        <w:spacing w:after="200" w:line="360" w:lineRule="auto"/>
+        <w:rPr>
+          <w:rFonts w:ascii="Arial" w:hAnsi="Arial" w:eastAsia="Arial" w:cs="Arial"/>
+          <w:sz w:val="24"/>
+          <w:szCs w:val="24"/>
+        </w:rPr>
+      </w:pPr>
+    </w:p>
+    <w:p>
+      <w:pPr>
+        <w:rPr>
+          <w:rFonts w:hint="default"/>
+          <w:lang w:val="en-US" w:eastAsia="zh-CN"/>
+        </w:rPr>
+      </w:pPr>
+      <w:bookmarkStart w:id="9" w:name="_GoBack"/>
+      <w:r>
+        <w:rPr>
+          <w:rFonts w:hint="default"/>
+          <w:lang w:val="en-US" w:eastAsia="zh-CN"/>
+        </w:rPr>
+        <w:drawing>
+          <wp:inline distT="0" distB="0" distL="114300" distR="114300">
+            <wp:extent cx="5266690" cy="2523490"/>
+            <wp:effectExtent l="0" t="0" r="16510" b="16510"/>
+            <wp:docPr id="15" name="图片 15" descr="18-图统计"/>
+            <wp:cNvGraphicFramePr>
+              <a:graphicFrameLocks xmlns:a="http://schemas.openxmlformats.org/drawingml/2006/main" noChangeAspect="1"/>
+            </wp:cNvGraphicFramePr>
+            <a:graphic xmlns:a="http://schemas.openxmlformats.org/drawingml/2006/main">
+              <a:graphicData uri="http://schemas.openxmlformats.org/drawingml/2006/picture">
+                <pic:pic xmlns:pic="http://schemas.openxmlformats.org/drawingml/2006/picture">
+                  <pic:nvPicPr>
+                    <pic:cNvPr id="15" name="图片 15" descr="18-图统计"/>
+                    <pic:cNvPicPr>
+                      <a:picLocks noChangeAspect="1"/>
+                    </pic:cNvPicPr>
+                  </pic:nvPicPr>
+                  <pic:blipFill>
+                    <a:blip r:embed="rId34"/>
+                    <a:stretch>
+                      <a:fillRect/>
+                    </a:stretch>
+                  </pic:blipFill>
+                  <pic:spPr>
+                    <a:xfrm>
+                      <a:off x="0" y="0"/>
+                      <a:ext cx="5266690" cy="2523490"/>
+                    </a:xfrm>
+                    <a:prstGeom prst="rect">
+                      <a:avLst/>
+                    </a:prstGeom>
+                  </pic:spPr>
+                </pic:pic>
+              </a:graphicData>
+            </a:graphic>
+          </wp:inline>
+        </w:drawing>
+      </w:r>
+      <w:bookmarkEnd w:id="9"/>
     </w:p>
     <w:sectPr>
       <w:headerReference r:id="rId5" w:type="default"/>
@@ -4269,6 +4943,12 @@
     <w:abstractNumId w:val="0"/>
   </w:num>
   <w:num w:numId="3">
+    <w:abstractNumId w:val="2"/>
+    <w:lvlOverride w:ilvl="0">
+      <w:startOverride w:val="1"/>
+    </w:lvlOverride>
+  </w:num>
+  <w:num w:numId="4">
     <w:abstractNumId w:val="2"/>
     <w:lvlOverride w:ilvl="0">
       <w:startOverride w:val="1"/>

--- a/docs/GraphMInd图数据库管理平台用户操作手册.docx
+++ b/docs/GraphMInd图数据库管理平台用户操作手册.docx
@@ -3552,7 +3552,24 @@
           <w:sz w:val="24"/>
           <w:szCs w:val="24"/>
         </w:rPr>
-        <w:t>左侧查询面板顶部有「加载示例数据」按钮，点击可加载一组示例顶点和边数据用于快速体验。下方的查询编辑器支持编辑和执行图数据库原生查询语言：Neo4j 使用 Cypher 语法（如 MATCH p=(n)-[r]-&gt;() RETURN p LIMIT 10），Nebula Graph 使用 nGQL 语法，JanusGraph 使用 Gremlin 语法。系统会根据当前图实例的数据库类型自动填充对应的默认查询语句。</w:t>
+        <w:t>左侧查询面板</w:t>
+      </w:r>
+      <w:r>
+        <w:rPr>
+          <w:rFonts w:hint="eastAsia" w:ascii="Arial" w:hAnsi="Arial" w:eastAsia="宋体" w:cs="Arial"/>
+          <w:sz w:val="24"/>
+          <w:szCs w:val="24"/>
+          <w:lang w:val="en-US" w:eastAsia="zh-CN"/>
+        </w:rPr>
+        <w:t>的</w:t>
+      </w:r>
+      <w:r>
+        <w:rPr>
+          <w:rFonts w:ascii="Arial" w:hAnsi="Arial" w:eastAsia="Arial" w:cs="Arial"/>
+          <w:sz w:val="24"/>
+          <w:szCs w:val="24"/>
+        </w:rPr>
+        <w:t>查询编辑器支持编辑和执行图数据库原生查询语言：Neo4j 使用 Cypher 语法（如 MATCH p=(n)-[r]-&gt;() RETURN p LIMIT 10），Nebula Graph 使用 nGQL 语法，JanusGraph 使用 Gremlin 语法。系统会根据当前图实例的数据库类型自动填充对应的默认查询语句。</w:t>
       </w:r>
     </w:p>
     <w:p>
@@ -3624,28 +3641,9 @@
     </w:p>
     <w:p>
       <w:pPr>
-        <w:pStyle w:val="19"/>
-        <w:numPr>
-          <w:ilvl w:val="0"/>
-          <w:numId w:val="3"/>
-        </w:numPr>
-        <w:spacing w:after="80" w:line="340" w:lineRule="auto"/>
-      </w:pPr>
-      <w:r>
-        <w:rPr>
-          <w:rFonts w:ascii="Arial" w:hAnsi="Arial" w:eastAsia="Arial" w:cs="Arial"/>
-          <w:sz w:val="24"/>
-          <w:szCs w:val="24"/>
-        </w:rPr>
-        <w:t>历史记录：编辑器自动保存查询历史，方便回顾之前执行过的语句</w:t>
-      </w:r>
-    </w:p>
-    <w:p>
-      <w:pPr>
         <w:spacing w:after="300"/>
         <w:jc w:val="center"/>
       </w:pPr>
-      <w:bookmarkStart w:id="9" w:name="_GoBack"/>
       <w:r>
         <w:drawing>
           <wp:inline distT="0" distB="0" distL="0" distR="0">
@@ -3686,7 +3684,6 @@
           </wp:inline>
         </w:drawing>
       </w:r>
-      <w:bookmarkEnd w:id="9"/>
     </w:p>
     <w:p>
       <w:pPr>
@@ -3694,12 +3691,20 @@
         <w:bidi w:val="0"/>
       </w:pPr>
       <w:r>
-        <w:t>9.2 图可视化展示</w:t>
+        <w:rPr>
+          <w:rFonts w:hint="eastAsia"/>
+          <w:lang w:val="en-US" w:eastAsia="zh-CN"/>
+        </w:rPr>
+        <w:t>3.6.</w:t>
+      </w:r>
+      <w:r>
+        <w:t>2 图可视化展示</w:t>
       </w:r>
     </w:p>
     <w:p>
       <w:pPr>
         <w:spacing w:after="200" w:line="360" w:lineRule="auto"/>
+        <w:ind w:firstLine="420" w:firstLineChars="0"/>
       </w:pPr>
       <w:r>
         <w:rPr>
@@ -3798,34 +3803,6 @@
           <w:szCs w:val="24"/>
         </w:rPr>
         <w:t>展开邻居：选中一个顶点后点击按钮，系统从图数据库加载并展示该顶点的邻居节点和关联边</w:t>
-      </w:r>
-    </w:p>
-    <w:p>
-      <w:pPr>
-        <w:pStyle w:val="19"/>
-        <w:numPr>
-          <w:ilvl w:val="0"/>
-          <w:numId w:val="3"/>
-        </w:numPr>
-        <w:spacing w:after="80" w:line="340" w:lineRule="auto"/>
-      </w:pPr>
-    </w:p>
-    <w:p>
-      <w:pPr>
-        <w:pStyle w:val="19"/>
-        <w:numPr>
-          <w:ilvl w:val="0"/>
-          <w:numId w:val="3"/>
-        </w:numPr>
-        <w:spacing w:after="80" w:line="340" w:lineRule="auto"/>
-      </w:pPr>
-      <w:r>
-        <w:rPr>
-          <w:rFonts w:ascii="Arial" w:hAnsi="Arial" w:eastAsia="Arial" w:cs="Arial"/>
-          <w:sz w:val="24"/>
-          <w:szCs w:val="24"/>
-        </w:rPr>
-        <w:t>恢复视图：在展开/收起操作后，点击恢复按钮还原完整图数据</w:t>
       </w:r>
     </w:p>
     <w:p>
@@ -3901,24 +3878,231 @@
     </w:p>
     <w:p>
       <w:pPr>
+        <w:pStyle w:val="3"/>
+        <w:bidi w:val="0"/>
+        <w:rPr>
+          <w:rFonts w:hint="eastAsia"/>
+          <w:lang w:val="en-US" w:eastAsia="zh-CN"/>
+        </w:rPr>
+      </w:pPr>
+      <w:r>
+        <w:rPr>
+          <w:rFonts w:hint="eastAsia"/>
+          <w:lang w:val="en-US" w:eastAsia="zh-CN"/>
+        </w:rPr>
+        <w:t>3.7 图分析</w:t>
+      </w:r>
+    </w:p>
+    <w:p>
+      <w:pPr>
+        <w:ind w:firstLine="420" w:firstLineChars="0"/>
+        <w:rPr>
+          <w:rFonts w:hint="eastAsia" w:eastAsia="宋体"/>
+          <w:lang w:val="en-US" w:eastAsia="zh-CN"/>
+        </w:rPr>
+      </w:pPr>
+      <w:r>
+        <w:rPr>
+          <w:rFonts w:hint="eastAsia" w:ascii="Arial" w:hAnsi="Arial" w:eastAsia="宋体" w:cs="Arial"/>
+          <w:sz w:val="24"/>
+          <w:szCs w:val="24"/>
+          <w:lang w:val="en-US" w:eastAsia="zh-CN"/>
+        </w:rPr>
+        <w:t>支</w:t>
+      </w:r>
+      <w:r>
+        <w:rPr>
+          <w:rFonts w:ascii="Arial" w:hAnsi="Arial" w:eastAsia="Arial" w:cs="Arial"/>
+          <w:sz w:val="24"/>
+          <w:szCs w:val="24"/>
+        </w:rPr>
+        <w:t>持 K 层展开和路径查询两种分析模式</w:t>
+      </w:r>
+      <w:r>
+        <w:rPr>
+          <w:rFonts w:hint="eastAsia" w:ascii="Arial" w:hAnsi="Arial" w:eastAsia="宋体" w:cs="Arial"/>
+          <w:sz w:val="24"/>
+          <w:szCs w:val="24"/>
+          <w:lang w:eastAsia="zh-CN"/>
+        </w:rPr>
+        <w:t>，</w:t>
+      </w:r>
+      <w:r>
+        <w:rPr>
+          <w:rFonts w:ascii="Arial" w:hAnsi="Arial" w:eastAsia="Arial" w:cs="Arial"/>
+          <w:sz w:val="24"/>
+          <w:szCs w:val="24"/>
+        </w:rPr>
+        <w:t>分析结果以交互式图形在右侧画布展示</w:t>
+      </w:r>
+      <w:r>
+        <w:rPr>
+          <w:rFonts w:hint="eastAsia" w:ascii="Arial" w:hAnsi="Arial" w:eastAsia="宋体" w:cs="Arial"/>
+          <w:sz w:val="24"/>
+          <w:szCs w:val="24"/>
+          <w:lang w:eastAsia="zh-CN"/>
+        </w:rPr>
+        <w:t>。</w:t>
+      </w:r>
+    </w:p>
+    <w:p>
+      <w:pPr>
         <w:pStyle w:val="4"/>
         <w:bidi w:val="0"/>
-      </w:pPr>
-      <w:r>
-        <w:t>9.3 画布辅助功能</w:t>
+        <w:rPr>
+          <w:rFonts w:hint="eastAsia"/>
+          <w:lang w:val="en-US" w:eastAsia="zh-CN"/>
+        </w:rPr>
+      </w:pPr>
+      <w:r>
+        <w:rPr>
+          <w:rFonts w:hint="eastAsia"/>
+          <w:lang w:val="en-US" w:eastAsia="zh-CN"/>
+        </w:rPr>
+        <w:t>3.7.1 K层展开</w:t>
       </w:r>
     </w:p>
     <w:p>
       <w:pPr>
         <w:spacing w:after="200" w:line="360" w:lineRule="auto"/>
-      </w:pPr>
-      <w:r>
-        <w:rPr>
-          <w:rFonts w:ascii="Arial" w:hAnsi="Arial" w:eastAsia="Arial" w:cs="Arial"/>
-          <w:sz w:val="24"/>
-          <w:szCs w:val="24"/>
-        </w:rPr>
-        <w:t>画布左下角显示图例，列出当前图中所有顶点类型和边类型的颜色对应关系。每种顶点类型还可以从下拉列表中选择要在节点标签上显示的属性（如 name、uid 等），便于快速识别节点。画布右下角显示当前图中的顶点总数和边总数统计数据。</w:t>
+        <w:ind w:firstLine="420" w:firstLineChars="0"/>
+      </w:pPr>
+      <w:r>
+        <w:rPr>
+          <w:rFonts w:ascii="Arial" w:hAnsi="Arial" w:eastAsia="Arial" w:cs="Arial"/>
+          <w:sz w:val="24"/>
+          <w:szCs w:val="24"/>
+        </w:rPr>
+        <w:t>K 层展开用于从某个指定顶点出发，按层数展开其关联</w:t>
+      </w:r>
+      <w:r>
+        <w:rPr>
+          <w:rFonts w:hint="eastAsia" w:ascii="Arial" w:hAnsi="Arial" w:eastAsia="宋体" w:cs="Arial"/>
+          <w:sz w:val="24"/>
+          <w:szCs w:val="24"/>
+          <w:lang w:val="en-US" w:eastAsia="zh-CN"/>
+        </w:rPr>
+        <w:t>点边数据</w:t>
+      </w:r>
+      <w:r>
+        <w:rPr>
+          <w:rFonts w:ascii="Arial" w:hAnsi="Arial" w:eastAsia="Arial" w:cs="Arial"/>
+          <w:sz w:val="24"/>
+          <w:szCs w:val="24"/>
+        </w:rPr>
+        <w:t>。操作步骤如下：</w:t>
+      </w:r>
+    </w:p>
+    <w:p>
+      <w:pPr>
+        <w:pStyle w:val="19"/>
+        <w:numPr>
+          <w:ilvl w:val="0"/>
+          <w:numId w:val="0"/>
+        </w:numPr>
+        <w:spacing w:after="80" w:line="340" w:lineRule="auto"/>
+        <w:ind w:left="360" w:leftChars="0"/>
+      </w:pPr>
+      <w:r>
+        <w:rPr>
+          <w:rFonts w:hint="eastAsia" w:eastAsia="宋体" w:cs="Arial"/>
+          <w:sz w:val="24"/>
+          <w:szCs w:val="24"/>
+          <w:lang w:val="en-US" w:eastAsia="zh-CN"/>
+        </w:rPr>
+        <w:t>1）</w:t>
+      </w:r>
+      <w:r>
+        <w:rPr>
+          <w:rFonts w:ascii="Arial" w:hAnsi="Arial" w:eastAsia="Arial" w:cs="Arial"/>
+          <w:sz w:val="24"/>
+          <w:szCs w:val="24"/>
+        </w:rPr>
+        <w:t>在「目标实体」级联选择器中，先选择顶点类型，再选择用于查找的属性字段。</w:t>
+      </w:r>
+    </w:p>
+    <w:p>
+      <w:pPr>
+        <w:pStyle w:val="19"/>
+        <w:numPr>
+          <w:ilvl w:val="0"/>
+          <w:numId w:val="0"/>
+        </w:numPr>
+        <w:spacing w:after="80" w:line="340" w:lineRule="auto"/>
+        <w:ind w:left="360" w:leftChars="0"/>
+      </w:pPr>
+      <w:r>
+        <w:rPr>
+          <w:rFonts w:hint="eastAsia" w:eastAsia="宋体" w:cs="Arial"/>
+          <w:sz w:val="24"/>
+          <w:szCs w:val="24"/>
+          <w:lang w:val="en-US" w:eastAsia="zh-CN"/>
+        </w:rPr>
+        <w:t>2）</w:t>
+      </w:r>
+      <w:r>
+        <w:rPr>
+          <w:rFonts w:ascii="Arial" w:hAnsi="Arial" w:eastAsia="Arial" w:cs="Arial"/>
+          <w:sz w:val="24"/>
+          <w:szCs w:val="24"/>
+        </w:rPr>
+        <w:t>在查询值输入框中输入目标顶点的具体属性值，例如某个人的姓名或公司的名称。</w:t>
+      </w:r>
+    </w:p>
+    <w:p>
+      <w:pPr>
+        <w:pStyle w:val="19"/>
+        <w:numPr>
+          <w:ilvl w:val="0"/>
+          <w:numId w:val="0"/>
+        </w:numPr>
+        <w:spacing w:after="80" w:line="340" w:lineRule="auto"/>
+        <w:ind w:left="360" w:leftChars="0"/>
+      </w:pPr>
+      <w:r>
+        <w:rPr>
+          <w:rFonts w:hint="eastAsia" w:eastAsia="宋体" w:cs="Arial"/>
+          <w:sz w:val="24"/>
+          <w:szCs w:val="24"/>
+          <w:lang w:val="en-US" w:eastAsia="zh-CN"/>
+        </w:rPr>
+        <w:t>3）</w:t>
+      </w:r>
+      <w:r>
+        <w:rPr>
+          <w:rFonts w:ascii="Arial" w:hAnsi="Arial" w:eastAsia="Arial" w:cs="Arial"/>
+          <w:sz w:val="24"/>
+          <w:szCs w:val="24"/>
+        </w:rPr>
+        <w:t>设置以下参数：返回最大路径数（1-10000）、拓展层数（1-10）。</w:t>
+      </w:r>
+    </w:p>
+    <w:p>
+      <w:pPr>
+        <w:pStyle w:val="19"/>
+        <w:numPr>
+          <w:ilvl w:val="0"/>
+          <w:numId w:val="0"/>
+        </w:numPr>
+        <w:spacing w:after="80" w:line="340" w:lineRule="auto"/>
+        <w:ind w:left="360" w:leftChars="0"/>
+      </w:pPr>
+      <w:r>
+        <w:rPr>
+          <w:rFonts w:hint="eastAsia" w:eastAsia="宋体" w:cs="Arial"/>
+          <w:sz w:val="24"/>
+          <w:szCs w:val="24"/>
+          <w:lang w:val="en-US" w:eastAsia="zh-CN"/>
+        </w:rPr>
+        <w:t>4）</w:t>
+      </w:r>
+      <w:r>
+        <w:rPr>
+          <w:rFonts w:ascii="Arial" w:hAnsi="Arial" w:eastAsia="Arial" w:cs="Arial"/>
+          <w:sz w:val="24"/>
+          <w:szCs w:val="24"/>
+        </w:rPr>
+        <w:t>点击「执行分析」按钮。</w:t>
       </w:r>
     </w:p>
     <w:p>
@@ -3931,20 +4115,520 @@
           <w:sz w:val="24"/>
           <w:szCs w:val="24"/>
         </w:rPr>
-        <w:t>画布左上角的工具栏提供导出功能，支持将当前可视化结果导出为 PNG 图片、SVG 矢量图或 JSON 数据文件。</w:t>
+        <w:t>分析完成后，右侧画布以图形方式展示展开结果。用户可以在画布中点击顶点或边查看详情信息。</w:t>
+      </w:r>
+    </w:p>
+    <w:p>
+      <w:pPr>
+        <w:spacing w:after="300"/>
+        <w:jc w:val="center"/>
+      </w:pPr>
+      <w:r>
+        <w:drawing>
+          <wp:inline distT="0" distB="0" distL="0" distR="0">
+            <wp:extent cx="4762500" cy="3619500"/>
+            <wp:effectExtent l="0" t="0" r="12700" b="12700"/>
+            <wp:docPr id="9" name="图片 9"/>
+            <wp:cNvGraphicFramePr>
+              <a:graphicFrameLocks xmlns:a="http://schemas.openxmlformats.org/drawingml/2006/main" noChangeAspect="1"/>
+            </wp:cNvGraphicFramePr>
+            <a:graphic xmlns:a="http://schemas.openxmlformats.org/drawingml/2006/main">
+              <a:graphicData uri="http://schemas.openxmlformats.org/drawingml/2006/picture">
+                <pic:pic xmlns:pic="http://schemas.openxmlformats.org/drawingml/2006/picture">
+                  <pic:nvPicPr>
+                    <pic:cNvPr id="9" name="图片 9"/>
+                    <pic:cNvPicPr>
+                      <a:picLocks noChangeAspect="1" noChangeArrowheads="1"/>
+                    </pic:cNvPicPr>
+                  </pic:nvPicPr>
+                  <pic:blipFill>
+                    <a:blip r:embed="rId32"/>
+                    <a:srcRect/>
+                    <a:stretch>
+                      <a:fillRect/>
+                    </a:stretch>
+                  </pic:blipFill>
+                  <pic:spPr>
+                    <a:xfrm>
+                      <a:off x="0" y="0"/>
+                      <a:ext cx="4762500" cy="3619500"/>
+                    </a:xfrm>
+                    <a:prstGeom prst="rect">
+                      <a:avLst/>
+                    </a:prstGeom>
+                  </pic:spPr>
+                </pic:pic>
+              </a:graphicData>
+            </a:graphic>
+          </wp:inline>
+        </w:drawing>
+      </w:r>
+    </w:p>
+    <w:p>
+      <w:pPr>
+        <w:rPr>
+          <w:rFonts w:hint="eastAsia"/>
+          <w:lang w:val="en-US" w:eastAsia="zh-CN"/>
+        </w:rPr>
+      </w:pPr>
+    </w:p>
+    <w:p>
+      <w:pPr>
+        <w:pStyle w:val="4"/>
+        <w:bidi w:val="0"/>
+        <w:rPr>
+          <w:rFonts w:hint="eastAsia"/>
+          <w:lang w:val="en-US" w:eastAsia="zh-CN"/>
+        </w:rPr>
+      </w:pPr>
+      <w:r>
+        <w:rPr>
+          <w:rFonts w:hint="eastAsia"/>
+          <w:lang w:val="en-US" w:eastAsia="zh-CN"/>
+        </w:rPr>
+        <w:t>3.7.2 路径查询</w:t>
       </w:r>
     </w:p>
     <w:p>
       <w:pPr>
         <w:spacing w:after="200" w:line="360" w:lineRule="auto"/>
-        <w:rPr>
-          <w:rFonts w:hint="default" w:asciiTheme="minorEastAsia" w:hAnsiTheme="minorEastAsia"/>
-          <w:b/>
-          <w:sz w:val="28"/>
-          <w:szCs w:val="28"/>
-          <w:lang w:val="en-US" w:eastAsia="zh-CN"/>
-        </w:rPr>
-      </w:pPr>
+        <w:ind w:firstLine="420" w:firstLineChars="0"/>
+      </w:pPr>
+      <w:r>
+        <w:rPr>
+          <w:rFonts w:ascii="Arial" w:hAnsi="Arial" w:eastAsia="Arial" w:cs="Arial"/>
+          <w:sz w:val="24"/>
+          <w:szCs w:val="24"/>
+        </w:rPr>
+        <w:t>路径查询用于查找两个顶点之间的最短路径。操作步骤如下：</w:t>
+      </w:r>
+    </w:p>
+    <w:p>
+      <w:pPr>
+        <w:pStyle w:val="19"/>
+        <w:numPr>
+          <w:ilvl w:val="0"/>
+          <w:numId w:val="0"/>
+        </w:numPr>
+        <w:spacing w:after="80" w:line="340" w:lineRule="auto"/>
+        <w:ind w:left="360" w:leftChars="0"/>
+      </w:pPr>
+      <w:r>
+        <w:rPr>
+          <w:rFonts w:hint="eastAsia" w:eastAsia="宋体" w:cs="Arial"/>
+          <w:sz w:val="24"/>
+          <w:szCs w:val="24"/>
+          <w:lang w:val="en-US" w:eastAsia="zh-CN"/>
+        </w:rPr>
+        <w:t>1）</w:t>
+      </w:r>
+      <w:r>
+        <w:rPr>
+          <w:rFonts w:ascii="Arial" w:hAnsi="Arial" w:eastAsia="Arial" w:cs="Arial"/>
+          <w:sz w:val="24"/>
+          <w:szCs w:val="24"/>
+        </w:rPr>
+        <w:t>在「起点类型和属性」级联选择器中选择起始顶点类型和查找属性，输入起点值。</w:t>
+      </w:r>
+    </w:p>
+    <w:p>
+      <w:pPr>
+        <w:pStyle w:val="19"/>
+        <w:numPr>
+          <w:ilvl w:val="0"/>
+          <w:numId w:val="0"/>
+        </w:numPr>
+        <w:spacing w:after="80" w:line="340" w:lineRule="auto"/>
+        <w:ind w:left="360" w:leftChars="0"/>
+      </w:pPr>
+      <w:r>
+        <w:rPr>
+          <w:rFonts w:hint="eastAsia" w:eastAsia="宋体" w:cs="Arial"/>
+          <w:sz w:val="24"/>
+          <w:szCs w:val="24"/>
+          <w:lang w:val="en-US" w:eastAsia="zh-CN"/>
+        </w:rPr>
+        <w:t>2）</w:t>
+      </w:r>
+      <w:r>
+        <w:rPr>
+          <w:rFonts w:ascii="Arial" w:hAnsi="Arial" w:eastAsia="Arial" w:cs="Arial"/>
+          <w:sz w:val="24"/>
+          <w:szCs w:val="24"/>
+        </w:rPr>
+        <w:t>在「终点类型和属性」级联选择器中选择目标顶点类型和查找属性，输入终点值。</w:t>
+      </w:r>
+    </w:p>
+    <w:p>
+      <w:pPr>
+        <w:pStyle w:val="19"/>
+        <w:numPr>
+          <w:ilvl w:val="0"/>
+          <w:numId w:val="0"/>
+        </w:numPr>
+        <w:spacing w:after="80" w:line="340" w:lineRule="auto"/>
+        <w:ind w:left="360" w:leftChars="0"/>
+      </w:pPr>
+      <w:r>
+        <w:rPr>
+          <w:rFonts w:hint="eastAsia" w:eastAsia="宋体" w:cs="Arial"/>
+          <w:sz w:val="24"/>
+          <w:szCs w:val="24"/>
+          <w:lang w:val="en-US" w:eastAsia="zh-CN"/>
+        </w:rPr>
+        <w:t>3）</w:t>
+      </w:r>
+      <w:r>
+        <w:rPr>
+          <w:rFonts w:ascii="Arial" w:hAnsi="Arial" w:eastAsia="Arial" w:cs="Arial"/>
+          <w:sz w:val="24"/>
+          <w:szCs w:val="24"/>
+        </w:rPr>
+        <w:t>设置「最大路径长度」参数（1-100），限制搜索深度。</w:t>
+      </w:r>
+    </w:p>
+    <w:p>
+      <w:pPr>
+        <w:pStyle w:val="19"/>
+        <w:numPr>
+          <w:ilvl w:val="0"/>
+          <w:numId w:val="0"/>
+        </w:numPr>
+        <w:spacing w:after="80" w:line="340" w:lineRule="auto"/>
+        <w:ind w:left="360" w:leftChars="0"/>
+      </w:pPr>
+      <w:r>
+        <w:rPr>
+          <w:rFonts w:hint="eastAsia" w:eastAsia="宋体" w:cs="Arial"/>
+          <w:sz w:val="24"/>
+          <w:szCs w:val="24"/>
+          <w:lang w:val="en-US" w:eastAsia="zh-CN"/>
+        </w:rPr>
+        <w:t>4）</w:t>
+      </w:r>
+      <w:r>
+        <w:rPr>
+          <w:rFonts w:ascii="Arial" w:hAnsi="Arial" w:eastAsia="Arial" w:cs="Arial"/>
+          <w:sz w:val="24"/>
+          <w:szCs w:val="24"/>
+        </w:rPr>
+        <w:t>点击「开始探索」按钮。</w:t>
+      </w:r>
+    </w:p>
+    <w:p>
+      <w:pPr>
+        <w:spacing w:after="200" w:line="360" w:lineRule="auto"/>
+      </w:pPr>
+      <w:r>
+        <w:rPr>
+          <w:rFonts w:ascii="Arial" w:hAnsi="Arial" w:eastAsia="Arial" w:cs="Arial"/>
+          <w:sz w:val="24"/>
+          <w:szCs w:val="24"/>
+        </w:rPr>
+        <w:t>查询完成后，系统在画布中绘制从起点到终点的最短路径，路径上的顶点和边以红色高亮显示。左侧同时展示分析结果摘要，包括路径长度和路径顶点数。起点和终点分别以绿色和橙色标记。</w:t>
+      </w:r>
+    </w:p>
+    <w:p>
+      <w:r>
+        <w:drawing>
+          <wp:inline distT="0" distB="0" distL="0" distR="0">
+            <wp:extent cx="4762500" cy="3619500"/>
+            <wp:effectExtent l="0" t="0" r="12700" b="12700"/>
+            <wp:docPr id="10" name="图片 10"/>
+            <wp:cNvGraphicFramePr>
+              <a:graphicFrameLocks xmlns:a="http://schemas.openxmlformats.org/drawingml/2006/main" noChangeAspect="1"/>
+            </wp:cNvGraphicFramePr>
+            <a:graphic xmlns:a="http://schemas.openxmlformats.org/drawingml/2006/main">
+              <a:graphicData uri="http://schemas.openxmlformats.org/drawingml/2006/picture">
+                <pic:pic xmlns:pic="http://schemas.openxmlformats.org/drawingml/2006/picture">
+                  <pic:nvPicPr>
+                    <pic:cNvPr id="10" name="图片 10"/>
+                    <pic:cNvPicPr>
+                      <a:picLocks noChangeAspect="1" noChangeArrowheads="1"/>
+                    </pic:cNvPicPr>
+                  </pic:nvPicPr>
+                  <pic:blipFill>
+                    <a:blip r:embed="rId33"/>
+                    <a:srcRect/>
+                    <a:stretch>
+                      <a:fillRect/>
+                    </a:stretch>
+                  </pic:blipFill>
+                  <pic:spPr>
+                    <a:xfrm>
+                      <a:off x="0" y="0"/>
+                      <a:ext cx="4762500" cy="3619500"/>
+                    </a:xfrm>
+                    <a:prstGeom prst="rect">
+                      <a:avLst/>
+                    </a:prstGeom>
+                  </pic:spPr>
+                </pic:pic>
+              </a:graphicData>
+            </a:graphic>
+          </wp:inline>
+        </w:drawing>
+      </w:r>
+    </w:p>
+    <w:p>
+      <w:pPr>
+        <w:pStyle w:val="3"/>
+        <w:bidi w:val="0"/>
+        <w:rPr>
+          <w:rFonts w:hint="eastAsia"/>
+          <w:lang w:val="en-US" w:eastAsia="zh-CN"/>
+        </w:rPr>
+      </w:pPr>
+      <w:r>
+        <w:rPr>
+          <w:rFonts w:hint="eastAsia"/>
+          <w:lang w:val="en-US" w:eastAsia="zh-CN"/>
+        </w:rPr>
+        <w:t>3.8 图统计</w:t>
+      </w:r>
+    </w:p>
+    <w:p>
+      <w:pPr>
+        <w:spacing w:after="200" w:line="360" w:lineRule="auto"/>
+        <w:ind w:firstLine="420" w:firstLineChars="0"/>
+        <w:rPr>
+          <w:rFonts w:ascii="Arial" w:hAnsi="Arial" w:eastAsia="Arial" w:cs="Arial"/>
+          <w:sz w:val="24"/>
+          <w:szCs w:val="24"/>
+        </w:rPr>
+      </w:pPr>
+      <w:r>
+        <w:rPr>
+          <w:rFonts w:ascii="Arial" w:hAnsi="Arial" w:eastAsia="Arial" w:cs="Arial"/>
+          <w:sz w:val="24"/>
+          <w:szCs w:val="24"/>
+        </w:rPr>
+        <w:t>图统计页面以数据卡片和表格的形式展示当前图实例的统计信息，帮助用户快速了解图数据的整体规模和结构分布。</w:t>
+      </w:r>
+    </w:p>
+    <w:p>
+      <w:pPr>
+        <w:spacing w:after="200" w:line="360" w:lineRule="auto"/>
+        <w:ind w:firstLine="420" w:firstLineChars="0"/>
+        <w:rPr>
+          <w:rFonts w:ascii="Arial" w:hAnsi="Arial" w:eastAsia="Arial" w:cs="Arial"/>
+          <w:sz w:val="24"/>
+          <w:szCs w:val="24"/>
+        </w:rPr>
+      </w:pPr>
+      <w:r>
+        <w:rPr>
+          <w:rFonts w:ascii="Arial" w:hAnsi="Arial" w:eastAsia="Arial" w:cs="Arial"/>
+          <w:sz w:val="24"/>
+          <w:szCs w:val="24"/>
+        </w:rPr>
+        <w:t>顶部显示四个统计</w:t>
+      </w:r>
+      <w:r>
+        <w:rPr>
+          <w:rFonts w:hint="eastAsia" w:ascii="Arial" w:hAnsi="Arial" w:eastAsia="宋体" w:cs="Arial"/>
+          <w:sz w:val="24"/>
+          <w:szCs w:val="24"/>
+          <w:lang w:val="en-US" w:eastAsia="zh-CN"/>
+        </w:rPr>
+        <w:t>信息：节点总数、</w:t>
+      </w:r>
+      <w:r>
+        <w:rPr>
+          <w:rFonts w:ascii="Arial" w:hAnsi="Arial" w:eastAsia="Arial" w:cs="Arial"/>
+          <w:sz w:val="24"/>
+          <w:szCs w:val="24"/>
+        </w:rPr>
+        <w:t>边总数</w:t>
+      </w:r>
+      <w:r>
+        <w:rPr>
+          <w:rFonts w:hint="eastAsia" w:ascii="Arial" w:hAnsi="Arial" w:eastAsia="宋体" w:cs="Arial"/>
+          <w:sz w:val="24"/>
+          <w:szCs w:val="24"/>
+          <w:lang w:eastAsia="zh-CN"/>
+        </w:rPr>
+        <w:t>、</w:t>
+      </w:r>
+      <w:r>
+        <w:rPr>
+          <w:rFonts w:ascii="Arial" w:hAnsi="Arial" w:eastAsia="Arial" w:cs="Arial"/>
+          <w:sz w:val="24"/>
+          <w:szCs w:val="24"/>
+        </w:rPr>
+        <w:t>节点标签数</w:t>
+      </w:r>
+      <w:r>
+        <w:rPr>
+          <w:rFonts w:hint="eastAsia" w:ascii="Arial" w:hAnsi="Arial" w:eastAsia="宋体" w:cs="Arial"/>
+          <w:sz w:val="24"/>
+          <w:szCs w:val="24"/>
+          <w:lang w:eastAsia="zh-CN"/>
+        </w:rPr>
+        <w:t>、</w:t>
+      </w:r>
+      <w:r>
+        <w:rPr>
+          <w:rFonts w:ascii="Arial" w:hAnsi="Arial" w:eastAsia="Arial" w:cs="Arial"/>
+          <w:sz w:val="24"/>
+          <w:szCs w:val="24"/>
+        </w:rPr>
+        <w:t>节点标签数</w:t>
+      </w:r>
+      <w:r>
+        <w:rPr>
+          <w:rFonts w:hint="eastAsia" w:ascii="Arial" w:hAnsi="Arial" w:eastAsia="宋体" w:cs="Arial"/>
+          <w:sz w:val="24"/>
+          <w:szCs w:val="24"/>
+          <w:lang w:eastAsia="zh-CN"/>
+        </w:rPr>
+        <w:t>、</w:t>
+      </w:r>
+      <w:r>
+        <w:rPr>
+          <w:rFonts w:hint="eastAsia" w:ascii="Arial" w:hAnsi="Arial" w:eastAsia="宋体" w:cs="Arial"/>
+          <w:sz w:val="24"/>
+          <w:szCs w:val="24"/>
+          <w:lang w:val="en-US" w:eastAsia="zh-CN"/>
+        </w:rPr>
+        <w:t>边类型数。</w:t>
+      </w:r>
+    </w:p>
+    <w:p>
+      <w:pPr>
+        <w:bidi w:val="0"/>
+        <w:ind w:firstLine="420" w:firstLineChars="0"/>
+        <w:rPr>
+          <w:rFonts w:hint="default" w:eastAsia="宋体"/>
+          <w:lang w:val="en-US" w:eastAsia="zh-CN"/>
+        </w:rPr>
+      </w:pPr>
+      <w:r>
+        <w:rPr>
+          <w:rFonts w:hint="eastAsia" w:eastAsia="宋体" w:cs="Arial"/>
+          <w:lang w:val="en-US" w:eastAsia="zh-CN"/>
+        </w:rPr>
+        <w:t>下方是</w:t>
+      </w:r>
+      <w:r>
+        <w:rPr>
+          <w:rFonts w:ascii="Arial" w:hAnsi="Arial" w:eastAsia="Arial" w:cs="Arial"/>
+        </w:rPr>
+        <w:t>分类统计详情</w:t>
+      </w:r>
+      <w:r>
+        <w:rPr>
+          <w:rFonts w:hint="eastAsia" w:eastAsia="宋体" w:cs="Arial"/>
+          <w:lang w:eastAsia="zh-CN"/>
+        </w:rPr>
+        <w:t>，</w:t>
+      </w:r>
+      <w:r>
+        <w:rPr>
+          <w:rFonts w:hint="eastAsia" w:eastAsia="宋体" w:cs="Arial"/>
+          <w:lang w:val="en-US" w:eastAsia="zh-CN"/>
+        </w:rPr>
+        <w:t>分别对节点和边类型统计：</w:t>
+      </w:r>
+    </w:p>
+    <w:p>
+      <w:pPr>
+        <w:pStyle w:val="19"/>
+        <w:numPr>
+          <w:ilvl w:val="0"/>
+          <w:numId w:val="4"/>
+        </w:numPr>
+        <w:spacing w:after="80" w:line="340" w:lineRule="auto"/>
+      </w:pPr>
+      <w:r>
+        <w:rPr>
+          <w:rFonts w:ascii="Arial" w:hAnsi="Arial" w:eastAsia="Arial" w:cs="Arial"/>
+          <w:sz w:val="24"/>
+          <w:szCs w:val="24"/>
+        </w:rPr>
+        <w:t>节点类型统计：表格列出每种顶点类型的名称和对应的节点数量，反映不同实体类型的分布情况。</w:t>
+      </w:r>
+    </w:p>
+    <w:p>
+      <w:pPr>
+        <w:pStyle w:val="19"/>
+        <w:numPr>
+          <w:ilvl w:val="0"/>
+          <w:numId w:val="4"/>
+        </w:numPr>
+        <w:spacing w:after="80" w:line="340" w:lineRule="auto"/>
+      </w:pPr>
+      <w:r>
+        <w:rPr>
+          <w:rFonts w:ascii="Arial" w:hAnsi="Arial" w:eastAsia="Arial" w:cs="Arial"/>
+          <w:sz w:val="24"/>
+          <w:szCs w:val="24"/>
+        </w:rPr>
+        <w:t>边类型统计：表格列出每种边类型的名称和对应的边数量，反映不同关系类型的分布情况。</w:t>
+      </w:r>
+    </w:p>
+    <w:p>
+      <w:pPr>
+        <w:spacing w:after="200" w:line="360" w:lineRule="auto"/>
+        <w:rPr>
+          <w:rFonts w:ascii="Arial" w:hAnsi="Arial" w:eastAsia="Arial" w:cs="Arial"/>
+          <w:sz w:val="24"/>
+          <w:szCs w:val="24"/>
+        </w:rPr>
+      </w:pPr>
+    </w:p>
+    <w:p>
+      <w:pPr>
+        <w:rPr>
+          <w:rFonts w:hint="default"/>
+          <w:lang w:val="en-US" w:eastAsia="zh-CN"/>
+        </w:rPr>
+      </w:pPr>
+      <w:r>
+        <w:rPr>
+          <w:rFonts w:hint="default"/>
+          <w:lang w:val="en-US" w:eastAsia="zh-CN"/>
+        </w:rPr>
+        <w:drawing>
+          <wp:inline distT="0" distB="0" distL="114300" distR="114300">
+            <wp:extent cx="5266690" cy="2523490"/>
+            <wp:effectExtent l="0" t="0" r="16510" b="16510"/>
+            <wp:docPr id="15" name="图片 15" descr="18-图统计"/>
+            <wp:cNvGraphicFramePr>
+              <a:graphicFrameLocks xmlns:a="http://schemas.openxmlformats.org/drawingml/2006/main" noChangeAspect="1"/>
+            </wp:cNvGraphicFramePr>
+            <a:graphic xmlns:a="http://schemas.openxmlformats.org/drawingml/2006/main">
+              <a:graphicData uri="http://schemas.openxmlformats.org/drawingml/2006/picture">
+                <pic:pic xmlns:pic="http://schemas.openxmlformats.org/drawingml/2006/picture">
+                  <pic:nvPicPr>
+                    <pic:cNvPr id="15" name="图片 15" descr="18-图统计"/>
+                    <pic:cNvPicPr>
+                      <a:picLocks noChangeAspect="1"/>
+                    </pic:cNvPicPr>
+                  </pic:nvPicPr>
+                  <pic:blipFill>
+                    <a:blip r:embed="rId34"/>
+                    <a:stretch>
+                      <a:fillRect/>
+                    </a:stretch>
+                  </pic:blipFill>
+                  <pic:spPr>
+                    <a:xfrm>
+                      <a:off x="0" y="0"/>
+                      <a:ext cx="5266690" cy="2523490"/>
+                    </a:xfrm>
+                    <a:prstGeom prst="rect">
+                      <a:avLst/>
+                    </a:prstGeom>
+                  </pic:spPr>
+                </pic:pic>
+              </a:graphicData>
+            </a:graphic>
+          </wp:inline>
+        </w:drawing>
+      </w:r>
+      <w:bookmarkStart w:id="9" w:name="_GoBack"/>
+      <w:bookmarkEnd w:id="9"/>
     </w:p>
     <w:sectPr>
       <w:headerReference r:id="rId5" w:type="default"/>
@@ -4269,6 +4953,12 @@
     <w:abstractNumId w:val="0"/>
   </w:num>
   <w:num w:numId="3">
+    <w:abstractNumId w:val="2"/>
+    <w:lvlOverride w:ilvl="0">
+      <w:startOverride w:val="1"/>
+    </w:lvlOverride>
+  </w:num>
+  <w:num w:numId="4">
     <w:abstractNumId w:val="2"/>
     <w:lvlOverride w:ilvl="0">
       <w:startOverride w:val="1"/>

--- a/docs/GraphMInd图数据库管理平台用户操作手册.docx
+++ b/docs/GraphMInd图数据库管理平台用户操作手册.docx
@@ -6,67 +6,89 @@
       <w:pPr>
         <w:jc w:val="center"/>
         <w:rPr>
+          <w:rFonts w:hint="eastAsia"/>
           <w:sz w:val="84"/>
           <w:szCs w:val="84"/>
-        </w:rPr>
-      </w:pPr>
-      <w:r>
+          <w:lang w:val="en-US" w:eastAsia="zh-CN"/>
+        </w:rPr>
+      </w:pPr>
+    </w:p>
+    <w:p>
+      <w:pPr>
+        <w:jc w:val="center"/>
         <w:rPr>
           <w:rFonts w:hint="eastAsia"/>
           <w:sz w:val="84"/>
           <w:szCs w:val="84"/>
           <w:lang w:val="en-US" w:eastAsia="zh-CN"/>
         </w:rPr>
-        <w:t>GraphMind图数据库管理平台</w:t>
-      </w:r>
-      <w:r>
-        <w:rPr>
-          <w:rFonts w:hint="eastAsia"/>
+      </w:pPr>
+    </w:p>
+    <w:p>
+      <w:pPr>
+        <w:jc w:val="center"/>
+        <w:rPr>
           <w:sz w:val="84"/>
           <w:szCs w:val="84"/>
         </w:rPr>
-        <w:t>V</w:t>
-      </w:r>
-      <w:r>
-        <w:rPr>
+      </w:pPr>
+      <w:r>
+        <w:rPr>
+          <w:rFonts w:hint="eastAsia"/>
           <w:sz w:val="84"/>
           <w:szCs w:val="84"/>
-        </w:rPr>
-        <w:t>1.0</w:t>
-      </w:r>
-    </w:p>
-    <w:p>
-      <w:pPr>
-        <w:jc w:val="center"/>
-        <w:rPr>
+          <w:lang w:val="en-US" w:eastAsia="zh-CN"/>
+        </w:rPr>
+        <w:t>GraphMind图数据库管理平台</w:t>
+      </w:r>
+      <w:r>
+        <w:rPr>
+          <w:rFonts w:hint="eastAsia"/>
           <w:sz w:val="84"/>
           <w:szCs w:val="84"/>
         </w:rPr>
-      </w:pPr>
+        <w:t>V</w:t>
+      </w:r>
+      <w:r>
+        <w:rPr>
+          <w:sz w:val="84"/>
+          <w:szCs w:val="84"/>
+        </w:rPr>
+        <w:t>1.0</w:t>
+      </w:r>
     </w:p>
     <w:p>
       <w:pPr>
         <w:jc w:val="center"/>
         <w:rPr>
+          <w:sz w:val="84"/>
+          <w:szCs w:val="84"/>
+        </w:rPr>
+      </w:pPr>
+    </w:p>
+    <w:p>
+      <w:pPr>
+        <w:jc w:val="center"/>
+        <w:rPr>
           <w:rFonts w:hint="default" w:eastAsiaTheme="minorEastAsia"/>
-          <w:sz w:val="96"/>
-          <w:szCs w:val="84"/>
-          <w:lang w:val="en-US" w:eastAsia="zh-CN"/>
-        </w:rPr>
-      </w:pPr>
-      <w:r>
-        <w:rPr>
-          <w:rFonts w:hint="eastAsia"/>
-          <w:sz w:val="96"/>
-          <w:szCs w:val="84"/>
+          <w:sz w:val="52"/>
+          <w:szCs w:val="52"/>
+          <w:lang w:val="en-US" w:eastAsia="zh-CN"/>
+        </w:rPr>
+      </w:pPr>
+      <w:r>
+        <w:rPr>
+          <w:rFonts w:hint="eastAsia"/>
+          <w:sz w:val="52"/>
+          <w:szCs w:val="52"/>
         </w:rPr>
         <w:t>用户</w:t>
       </w:r>
       <w:r>
         <w:rPr>
           <w:rFonts w:hint="eastAsia"/>
-          <w:sz w:val="96"/>
-          <w:szCs w:val="84"/>
+          <w:sz w:val="52"/>
+          <w:szCs w:val="52"/>
           <w:lang w:val="en-US" w:eastAsia="zh-CN"/>
         </w:rPr>
         <w:t>操作手册</w:t>
@@ -134,26 +156,7 @@
     </w:p>
     <w:p>
       <w:pPr>
-        <w:widowControl/>
-        <w:jc w:val="left"/>
-        <w:rPr>
-          <w:sz w:val="72"/>
-          <w:szCs w:val="84"/>
-        </w:rPr>
-      </w:pPr>
-    </w:p>
-    <w:p>
-      <w:pPr>
-        <w:pStyle w:val="17"/>
-        <w:rPr>
-          <w:rFonts w:hint="eastAsia"/>
-        </w:rPr>
-      </w:pPr>
-    </w:p>
-    <w:p>
-      <w:pPr>
         <w:spacing w:after="156" w:afterLines="50"/>
-        <w:ind w:firstLine="480" w:firstLineChars="200"/>
         <w:rPr>
           <w:rFonts w:asciiTheme="minorEastAsia" w:hAnsiTheme="minorEastAsia"/>
           <w:sz w:val="24"/>
@@ -161,17 +164,6 @@
         </w:rPr>
       </w:pPr>
       <w:bookmarkStart w:id="0" w:name="_Toc130239827"/>
-    </w:p>
-    <w:p>
-      <w:pPr>
-        <w:spacing w:after="156" w:afterLines="50"/>
-        <w:ind w:firstLine="480" w:firstLineChars="200"/>
-        <w:rPr>
-          <w:rFonts w:asciiTheme="minorEastAsia" w:hAnsiTheme="minorEastAsia"/>
-          <w:sz w:val="24"/>
-          <w:szCs w:val="24"/>
-        </w:rPr>
-      </w:pPr>
     </w:p>
     <w:p>
       <w:pPr>
@@ -192,39 +184,22 @@
     </w:p>
     <w:p>
       <w:pPr>
-        <w:outlineLvl w:val="1"/>
-        <w:rPr>
-          <w:rFonts w:asciiTheme="minorEastAsia" w:hAnsiTheme="minorEastAsia"/>
-          <w:b/>
-          <w:sz w:val="28"/>
-          <w:szCs w:val="28"/>
-        </w:rPr>
+        <w:pStyle w:val="3"/>
+        <w:bidi w:val="0"/>
       </w:pPr>
       <w:bookmarkStart w:id="1" w:name="_Toc130239828"/>
       <w:r>
         <w:rPr>
-          <w:rFonts w:hint="eastAsia" w:asciiTheme="minorEastAsia" w:hAnsiTheme="minorEastAsia"/>
-          <w:b/>
-          <w:sz w:val="28"/>
-          <w:szCs w:val="28"/>
+          <w:rFonts w:hint="eastAsia"/>
         </w:rPr>
         <w:t>1</w:t>
       </w:r>
       <w:r>
-        <w:rPr>
-          <w:rFonts w:asciiTheme="minorEastAsia" w:hAnsiTheme="minorEastAsia"/>
-          <w:b/>
-          <w:sz w:val="28"/>
-          <w:szCs w:val="28"/>
-        </w:rPr>
         <w:t xml:space="preserve">.1 </w:t>
       </w:r>
       <w:r>
         <w:rPr>
-          <w:rFonts w:hint="eastAsia" w:asciiTheme="minorEastAsia" w:hAnsiTheme="minorEastAsia"/>
-          <w:b/>
-          <w:sz w:val="28"/>
-          <w:szCs w:val="28"/>
+          <w:rFonts w:hint="eastAsia"/>
         </w:rPr>
         <w:t>编写目的</w:t>
       </w:r>
@@ -234,11 +209,6 @@
       <w:pPr>
         <w:bidi w:val="0"/>
         <w:ind w:firstLine="420" w:firstLineChars="0"/>
-        <w:rPr>
-          <w:rFonts w:asciiTheme="minorEastAsia" w:hAnsiTheme="minorEastAsia"/>
-          <w:sz w:val="24"/>
-          <w:szCs w:val="24"/>
-        </w:rPr>
       </w:pPr>
       <w:r>
         <w:t>本文旨在编写一份详细的用户说明书，</w:t>
@@ -272,41 +242,27 @@
     </w:p>
     <w:p>
       <w:pPr>
-        <w:outlineLvl w:val="1"/>
-        <w:rPr>
-          <w:rFonts w:hint="default" w:eastAsia="Songti SC" w:asciiTheme="minorEastAsia" w:hAnsiTheme="minorEastAsia"/>
-          <w:b/>
-          <w:sz w:val="28"/>
-          <w:szCs w:val="28"/>
+        <w:pStyle w:val="3"/>
+        <w:bidi w:val="0"/>
+        <w:rPr>
+          <w:rFonts w:hint="default"/>
           <w:lang w:val="en-US" w:eastAsia="zh-CN"/>
         </w:rPr>
       </w:pPr>
       <w:bookmarkStart w:id="2" w:name="_Toc130239829"/>
       <w:r>
         <w:rPr>
-          <w:rFonts w:hint="eastAsia" w:asciiTheme="minorEastAsia" w:hAnsiTheme="minorEastAsia"/>
-          <w:b/>
-          <w:sz w:val="28"/>
-          <w:szCs w:val="28"/>
+          <w:rFonts w:hint="eastAsia"/>
         </w:rPr>
         <w:t>1</w:t>
       </w:r>
       <w:r>
-        <w:rPr>
-          <w:rFonts w:asciiTheme="minorEastAsia" w:hAnsiTheme="minorEastAsia"/>
-          <w:b/>
-          <w:sz w:val="28"/>
-          <w:szCs w:val="28"/>
-        </w:rPr>
         <w:t xml:space="preserve">.2 </w:t>
       </w:r>
       <w:bookmarkEnd w:id="2"/>
       <w:r>
         <w:rPr>
-          <w:rFonts w:hint="eastAsia" w:asciiTheme="minorEastAsia" w:hAnsiTheme="minorEastAsia"/>
-          <w:b/>
-          <w:sz w:val="28"/>
-          <w:szCs w:val="28"/>
+          <w:rFonts w:hint="eastAsia"/>
           <w:lang w:val="en-US" w:eastAsia="zh-CN"/>
         </w:rPr>
         <w:t>适用人员</w:t>
@@ -314,20 +270,16 @@
     </w:p>
     <w:p>
       <w:pPr>
-        <w:spacing w:after="156" w:afterLines="50"/>
-        <w:ind w:firstLine="480" w:firstLineChars="200"/>
-        <w:rPr>
-          <w:rFonts w:hint="default" w:eastAsia="Songti SC" w:asciiTheme="minorEastAsia" w:hAnsiTheme="minorEastAsia"/>
-          <w:sz w:val="24"/>
-          <w:szCs w:val="24"/>
-          <w:lang w:val="en-US" w:eastAsia="zh-CN"/>
-        </w:rPr>
-      </w:pPr>
-      <w:r>
-        <w:rPr>
-          <w:rFonts w:hint="eastAsia" w:asciiTheme="minorEastAsia" w:hAnsiTheme="minorEastAsia"/>
-          <w:sz w:val="24"/>
-          <w:szCs w:val="24"/>
+        <w:bidi w:val="0"/>
+        <w:ind w:firstLine="420" w:firstLineChars="0"/>
+        <w:rPr>
+          <w:rFonts w:hint="default"/>
+          <w:lang w:val="en-US" w:eastAsia="zh-CN"/>
+        </w:rPr>
+      </w:pPr>
+      <w:r>
+        <w:rPr>
+          <w:rFonts w:hint="eastAsia"/>
           <w:lang w:val="en-US" w:eastAsia="zh-CN"/>
         </w:rPr>
         <w:t>本手册主要适用于图数据库管理员、系统运维人员、图数据工程师、图应用开发工程师等。</w:t>
@@ -335,41 +287,27 @@
     </w:p>
     <w:p>
       <w:pPr>
-        <w:outlineLvl w:val="1"/>
-        <w:rPr>
-          <w:rFonts w:hint="eastAsia" w:asciiTheme="minorEastAsia" w:hAnsiTheme="minorEastAsia"/>
-          <w:b/>
-          <w:sz w:val="28"/>
-          <w:szCs w:val="28"/>
+        <w:pStyle w:val="3"/>
+        <w:bidi w:val="0"/>
+        <w:rPr>
+          <w:rFonts w:hint="eastAsia"/>
           <w:lang w:val="en-US" w:eastAsia="zh-CN"/>
         </w:rPr>
       </w:pPr>
       <w:bookmarkStart w:id="3" w:name="_Toc130239830"/>
       <w:r>
         <w:rPr>
-          <w:rFonts w:hint="eastAsia" w:asciiTheme="minorEastAsia" w:hAnsiTheme="minorEastAsia"/>
-          <w:b/>
-          <w:sz w:val="28"/>
-          <w:szCs w:val="28"/>
+          <w:rFonts w:hint="eastAsia"/>
         </w:rPr>
         <w:t>1</w:t>
       </w:r>
       <w:r>
-        <w:rPr>
-          <w:rFonts w:asciiTheme="minorEastAsia" w:hAnsiTheme="minorEastAsia"/>
-          <w:b/>
-          <w:sz w:val="28"/>
-          <w:szCs w:val="28"/>
-        </w:rPr>
         <w:t xml:space="preserve">.3 </w:t>
       </w:r>
       <w:bookmarkEnd w:id="3"/>
       <w:r>
         <w:rPr>
-          <w:rFonts w:hint="eastAsia" w:asciiTheme="minorEastAsia" w:hAnsiTheme="minorEastAsia"/>
-          <w:b/>
-          <w:sz w:val="28"/>
-          <w:szCs w:val="28"/>
+          <w:rFonts w:hint="eastAsia"/>
           <w:lang w:val="en-US" w:eastAsia="zh-CN"/>
         </w:rPr>
         <w:t>系统运行环境</w:t>
@@ -377,66 +315,35 @@
     </w:p>
     <w:p>
       <w:pPr>
-        <w:pStyle w:val="18"/>
         <w:numPr>
           <w:ilvl w:val="0"/>
           <w:numId w:val="2"/>
         </w:numPr>
-        <w:ind w:left="840" w:leftChars="0" w:hanging="420" w:firstLineChars="0"/>
-        <w:rPr>
-          <w:rFonts w:hint="eastAsia" w:ascii="宋体" w:hAnsi="宋体" w:eastAsia="宋体" w:cs="宋体"/>
-          <w:sz w:val="21"/>
-          <w:szCs w:val="22"/>
-          <w:lang w:val="en-US" w:eastAsia="zh-CN"/>
-        </w:rPr>
-      </w:pPr>
-      <w:r>
-        <w:rPr>
-          <w:rFonts w:hint="eastAsia" w:ascii="宋体" w:hAnsi="宋体" w:eastAsia="宋体" w:cs="宋体"/>
-          <w:sz w:val="21"/>
-          <w:szCs w:val="22"/>
-          <w:lang w:val="en-US" w:eastAsia="zh-CN"/>
-        </w:rPr>
-        <w:t>浏览器配置：建议使用谷歌Chrome、</w:t>
-      </w:r>
-      <w:r>
-        <w:rPr>
-          <w:rFonts w:hint="eastAsia" w:ascii="宋体" w:hAnsi="宋体" w:cs="宋体"/>
-          <w:sz w:val="21"/>
-          <w:szCs w:val="22"/>
-          <w:lang w:val="en-US" w:eastAsia="zh-CN"/>
-        </w:rPr>
-        <w:t>Edge</w:t>
-      </w:r>
-      <w:r>
-        <w:rPr>
-          <w:rFonts w:hint="eastAsia" w:ascii="宋体" w:hAnsi="宋体" w:eastAsia="宋体" w:cs="宋体"/>
-          <w:sz w:val="21"/>
-          <w:szCs w:val="22"/>
-          <w:lang w:val="en-US" w:eastAsia="zh-CN"/>
-        </w:rPr>
-        <w:t>浏览器</w:t>
-      </w:r>
-    </w:p>
-    <w:p>
-      <w:pPr>
-        <w:pStyle w:val="18"/>
+        <w:bidi w:val="0"/>
+        <w:rPr>
+          <w:rFonts w:hint="eastAsia"/>
+          <w:lang w:val="en-US" w:eastAsia="zh-CN"/>
+        </w:rPr>
+      </w:pPr>
+      <w:r>
+        <w:rPr>
+          <w:rFonts w:hint="eastAsia"/>
+          <w:lang w:val="en-US" w:eastAsia="zh-CN"/>
+        </w:rPr>
+        <w:t>浏览器配置：建议使用谷歌Chrome、Edge浏览器</w:t>
+      </w:r>
+    </w:p>
+    <w:p>
+      <w:pPr>
         <w:numPr>
           <w:ilvl w:val="0"/>
           <w:numId w:val="2"/>
         </w:numPr>
-        <w:ind w:left="840" w:leftChars="0" w:hanging="420" w:firstLineChars="0"/>
-        <w:rPr>
-          <w:rFonts w:asciiTheme="minorEastAsia" w:hAnsiTheme="minorEastAsia"/>
-          <w:sz w:val="24"/>
-          <w:szCs w:val="24"/>
-        </w:rPr>
-      </w:pPr>
-      <w:r>
-        <w:rPr>
-          <w:rFonts w:hint="eastAsia" w:ascii="宋体" w:hAnsi="宋体" w:eastAsia="宋体" w:cs="宋体"/>
-          <w:sz w:val="21"/>
-          <w:szCs w:val="22"/>
+        <w:bidi w:val="0"/>
+      </w:pPr>
+      <w:r>
+        <w:rPr>
+          <w:rFonts w:hint="eastAsia"/>
           <w:lang w:val="en-US" w:eastAsia="zh-CN"/>
         </w:rPr>
         <w:t>硬件配置：建议内存2G、50G硬盘以上</w:t>
@@ -444,56 +351,44 @@
     </w:p>
     <w:p>
       <w:pPr>
-        <w:pStyle w:val="18"/>
         <w:numPr>
           <w:ilvl w:val="0"/>
           <w:numId w:val="2"/>
         </w:numPr>
-        <w:ind w:left="840" w:leftChars="0" w:hanging="420" w:firstLineChars="0"/>
-        <w:rPr>
-          <w:rFonts w:hint="eastAsia" w:ascii="宋体" w:hAnsi="宋体" w:eastAsia="宋体" w:cs="宋体"/>
-          <w:sz w:val="21"/>
-          <w:szCs w:val="22"/>
-          <w:lang w:val="en-US" w:eastAsia="zh-CN"/>
-        </w:rPr>
-      </w:pPr>
-      <w:r>
-        <w:rPr>
-          <w:rFonts w:hint="eastAsia" w:ascii="宋体" w:hAnsi="宋体" w:cs="宋体"/>
-          <w:sz w:val="21"/>
-          <w:szCs w:val="22"/>
+        <w:bidi w:val="0"/>
+        <w:rPr>
+          <w:rFonts w:hint="eastAsia"/>
+          <w:lang w:val="en-US" w:eastAsia="zh-CN"/>
+        </w:rPr>
+      </w:pPr>
+      <w:r>
+        <w:rPr>
+          <w:rFonts w:hint="eastAsia"/>
           <w:lang w:val="en-US" w:eastAsia="zh-CN"/>
         </w:rPr>
         <w:t>软件环境：</w:t>
       </w:r>
       <w:r>
         <w:rPr>
-          <w:rFonts w:hint="eastAsia" w:asciiTheme="minorEastAsia" w:hAnsiTheme="minorEastAsia"/>
-          <w:sz w:val="24"/>
-          <w:szCs w:val="24"/>
+          <w:rFonts w:hint="eastAsia"/>
         </w:rPr>
         <w:t>Windows 10或更高版本，macOS 10.14或更高版本</w:t>
       </w:r>
     </w:p>
     <w:p>
       <w:pPr>
-        <w:pStyle w:val="18"/>
         <w:numPr>
           <w:ilvl w:val="0"/>
           <w:numId w:val="2"/>
         </w:numPr>
-        <w:ind w:left="840" w:leftChars="0" w:hanging="420" w:firstLineChars="0"/>
-        <w:rPr>
-          <w:rFonts w:hint="eastAsia" w:ascii="宋体" w:hAnsi="宋体" w:eastAsia="宋体" w:cs="宋体"/>
-          <w:sz w:val="21"/>
-          <w:szCs w:val="22"/>
-        </w:rPr>
-      </w:pPr>
-      <w:r>
-        <w:rPr>
-          <w:rFonts w:hint="eastAsia" w:ascii="宋体" w:hAnsi="宋体" w:eastAsia="宋体" w:cs="宋体"/>
-          <w:sz w:val="21"/>
-          <w:szCs w:val="22"/>
+        <w:bidi w:val="0"/>
+        <w:rPr>
+          <w:rFonts w:hint="eastAsia"/>
+        </w:rPr>
+      </w:pPr>
+      <w:r>
+        <w:rPr>
+          <w:rFonts w:hint="eastAsia"/>
           <w:lang w:val="en-US" w:eastAsia="zh-CN"/>
         </w:rPr>
         <w:t>显示器分辨率：建议1280*500以上</w:t>
@@ -546,32 +441,24 @@
     <w:bookmarkEnd w:id="5"/>
     <w:p>
       <w:pPr>
-        <w:outlineLvl w:val="0"/>
-        <w:rPr>
-          <w:rFonts w:hint="default" w:eastAsia="Songti SC" w:asciiTheme="minorEastAsia" w:hAnsiTheme="minorEastAsia"/>
-          <w:b/>
-          <w:sz w:val="32"/>
-          <w:szCs w:val="32"/>
+        <w:pStyle w:val="2"/>
+        <w:bidi w:val="0"/>
+        <w:rPr>
+          <w:rFonts w:hint="default"/>
           <w:lang w:val="en-US" w:eastAsia="zh-CN"/>
         </w:rPr>
       </w:pPr>
       <w:bookmarkStart w:id="6" w:name="_Toc130239835"/>
       <w:r>
         <w:rPr>
-          <w:rFonts w:hint="eastAsia" w:asciiTheme="minorEastAsia" w:hAnsiTheme="minorEastAsia"/>
-          <w:b/>
-          <w:sz w:val="32"/>
-          <w:szCs w:val="32"/>
+          <w:rFonts w:hint="eastAsia"/>
         </w:rPr>
         <w:t>3、系统</w:t>
       </w:r>
       <w:bookmarkEnd w:id="6"/>
       <w:r>
         <w:rPr>
-          <w:rFonts w:hint="eastAsia" w:asciiTheme="minorEastAsia" w:hAnsiTheme="minorEastAsia"/>
-          <w:b/>
-          <w:sz w:val="32"/>
-          <w:szCs w:val="32"/>
+          <w:rFonts w:hint="eastAsia"/>
           <w:lang w:val="en-US" w:eastAsia="zh-CN"/>
         </w:rPr>
         <w:t>功能介绍</w:t>
@@ -579,41 +466,27 @@
     </w:p>
     <w:p>
       <w:pPr>
-        <w:outlineLvl w:val="1"/>
-        <w:rPr>
-          <w:rFonts w:hint="eastAsia" w:eastAsia="Songti SC" w:asciiTheme="minorEastAsia" w:hAnsiTheme="minorEastAsia"/>
-          <w:b/>
-          <w:sz w:val="28"/>
-          <w:szCs w:val="28"/>
+        <w:pStyle w:val="3"/>
+        <w:bidi w:val="0"/>
+        <w:rPr>
+          <w:rFonts w:hint="eastAsia"/>
           <w:lang w:val="en-US" w:eastAsia="zh-CN"/>
         </w:rPr>
       </w:pPr>
       <w:bookmarkStart w:id="7" w:name="_Toc130239836"/>
       <w:r>
         <w:rPr>
-          <w:rFonts w:hint="eastAsia" w:asciiTheme="minorEastAsia" w:hAnsiTheme="minorEastAsia"/>
-          <w:b/>
-          <w:sz w:val="28"/>
-          <w:szCs w:val="28"/>
+          <w:rFonts w:hint="eastAsia"/>
         </w:rPr>
         <w:t>3</w:t>
       </w:r>
       <w:r>
-        <w:rPr>
-          <w:rFonts w:asciiTheme="minorEastAsia" w:hAnsiTheme="minorEastAsia"/>
-          <w:b/>
-          <w:sz w:val="28"/>
-          <w:szCs w:val="28"/>
-        </w:rPr>
         <w:t xml:space="preserve">.1 </w:t>
       </w:r>
       <w:bookmarkEnd w:id="7"/>
       <w:r>
         <w:rPr>
-          <w:rFonts w:hint="eastAsia" w:asciiTheme="minorEastAsia" w:hAnsiTheme="minorEastAsia"/>
-          <w:b/>
-          <w:sz w:val="28"/>
-          <w:szCs w:val="28"/>
+          <w:rFonts w:hint="eastAsia"/>
           <w:lang w:val="en-US" w:eastAsia="zh-CN"/>
         </w:rPr>
         <w:t>首页</w:t>
@@ -621,34 +494,22 @@
     </w:p>
     <w:p>
       <w:pPr>
-        <w:rPr>
-          <w:rFonts w:ascii="宋体" w:hAnsi="宋体" w:eastAsia="宋体"/>
-          <w:color w:val="000000"/>
-          <w:sz w:val="21"/>
-        </w:rPr>
+        <w:bidi w:val="0"/>
       </w:pPr>
       <w:bookmarkStart w:id="8" w:name="_Toc130239837"/>
       <w:r>
         <w:rPr>
-          <w:rFonts w:hint="eastAsia" w:ascii="宋体" w:hAnsi="宋体" w:eastAsia="宋体"/>
-          <w:color w:val="000000"/>
-          <w:sz w:val="21"/>
+          <w:rFonts w:hint="eastAsia"/>
           <w:lang w:val="en-US" w:eastAsia="zh-CN"/>
         </w:rPr>
         <w:tab/>
       </w:r>
       <w:r>
-        <w:rPr>
-          <w:rFonts w:ascii="宋体" w:hAnsi="宋体" w:eastAsia="宋体"/>
-          <w:color w:val="000000"/>
-          <w:sz w:val="21"/>
-        </w:rPr>
-        <w:t>首页顶部显示欢迎信息，下方以统计卡片形式展示系统的关键数据概览，包括当前活跃的图数据库连接数量、已管理的图实例数量以及已执行的查询次数。首页同时提供快捷导航入口，用户可以通过左侧菜单栏切换到各功能模块。页面中的统计数字帮助用户快速了解系统当前的使用状况，点击菜单即可进入对应的管理页面。</w:t>
-      </w:r>
-    </w:p>
-    <w:p>
-      <w:pPr>
-        <w:ind w:firstLine="420" w:firstLineChars="0"/>
+        <w:t>首页顶部显示欢迎信息，下方以统计卡片形式展示系统的关键数据概览，包括当前活跃的图数据库连接数量、已管理的图实例数量以及已执行的查询次数。首页同时提供快捷导航入口，用户可以点击菜单即可进入对应的管理页面。</w:t>
+      </w:r>
+    </w:p>
+    <w:p>
+      <w:pPr>
         <w:rPr>
           <w:rFonts w:hint="eastAsia" w:ascii="宋体" w:hAnsi="宋体" w:eastAsia="宋体"/>
           <w:color w:val="000000"/>
@@ -656,15 +517,6 @@
           <w:lang w:eastAsia="zh-CN"/>
         </w:rPr>
       </w:pPr>
-      <w:r>
-        <w:rPr>
-          <w:rFonts w:hint="eastAsia" w:ascii="宋体" w:hAnsi="宋体" w:eastAsia="宋体"/>
-          <w:color w:val="000000"/>
-          <w:sz w:val="21"/>
-          <w:lang w:eastAsia="zh-CN"/>
-        </w:rPr>
-        <w:t>Ω</w:t>
-      </w:r>
       <w:r>
         <w:rPr>
           <w:rFonts w:hint="eastAsia" w:ascii="宋体" w:hAnsi="宋体" w:eastAsia="宋体"/>
@@ -690,7 +542,7 @@
                     </pic:cNvPicPr>
                   </pic:nvPicPr>
                   <pic:blipFill>
-                    <a:blip r:embed="rId7"/>
+                    <a:blip r:embed="rId8"/>
                     <a:stretch>
                       <a:fillRect/>
                     </a:stretch>
@@ -713,40 +565,26 @@
     </w:p>
     <w:p>
       <w:pPr>
-        <w:outlineLvl w:val="1"/>
-        <w:rPr>
-          <w:rFonts w:hint="eastAsia" w:asciiTheme="minorEastAsia" w:hAnsiTheme="minorEastAsia"/>
-          <w:b/>
-          <w:sz w:val="28"/>
-          <w:szCs w:val="28"/>
-          <w:lang w:val="en-US" w:eastAsia="zh-CN"/>
-        </w:rPr>
-      </w:pPr>
-      <w:r>
-        <w:rPr>
-          <w:rFonts w:hint="eastAsia" w:asciiTheme="minorEastAsia" w:hAnsiTheme="minorEastAsia"/>
-          <w:b/>
-          <w:sz w:val="28"/>
-          <w:szCs w:val="28"/>
+        <w:pStyle w:val="3"/>
+        <w:bidi w:val="0"/>
+        <w:rPr>
+          <w:rFonts w:hint="eastAsia"/>
+          <w:lang w:val="en-US" w:eastAsia="zh-CN"/>
+        </w:rPr>
+      </w:pPr>
+      <w:r>
+        <w:rPr>
+          <w:rFonts w:hint="eastAsia"/>
         </w:rPr>
         <w:t>3</w:t>
       </w:r>
       <w:r>
-        <w:rPr>
-          <w:rFonts w:asciiTheme="minorEastAsia" w:hAnsiTheme="minorEastAsia"/>
-          <w:b/>
-          <w:sz w:val="28"/>
-          <w:szCs w:val="28"/>
-        </w:rPr>
         <w:t xml:space="preserve">.2 </w:t>
       </w:r>
       <w:bookmarkEnd w:id="8"/>
       <w:r>
         <w:rPr>
-          <w:rFonts w:hint="eastAsia" w:asciiTheme="minorEastAsia" w:hAnsiTheme="minorEastAsia"/>
-          <w:b/>
-          <w:sz w:val="28"/>
-          <w:szCs w:val="28"/>
+          <w:rFonts w:hint="eastAsia"/>
           <w:lang w:val="en-US" w:eastAsia="zh-CN"/>
         </w:rPr>
         <w:t>连接管理</w:t>
@@ -754,21 +592,14 @@
     </w:p>
     <w:p>
       <w:pPr>
+        <w:bidi w:val="0"/>
         <w:ind w:firstLine="420" w:firstLineChars="0"/>
         <w:rPr>
-          <w:rFonts w:hint="eastAsia" w:asciiTheme="minorEastAsia" w:hAnsiTheme="minorEastAsia"/>
-          <w:b/>
-          <w:sz w:val="28"/>
-          <w:szCs w:val="28"/>
-          <w:lang w:val="en-US" w:eastAsia="zh-CN"/>
-        </w:rPr>
-      </w:pPr>
-      <w:r>
-        <w:rPr>
-          <w:rFonts w:ascii="宋体" w:hAnsi="宋体" w:eastAsia="宋体"/>
-          <w:color w:val="000000"/>
-          <w:sz w:val="21"/>
-        </w:rPr>
+          <w:rFonts w:hint="eastAsia"/>
+          <w:lang w:val="en-US" w:eastAsia="zh-CN"/>
+        </w:rPr>
+      </w:pPr>
+      <w:r>
         <w:t>用户使用图数据库连接管理时，可以支持配置 Neo4j、Nebula Graph、JanusGraph 的连接参数（地址、端口、用户名、密码等），可测试连接连通性并查看连接状态。</w:t>
       </w:r>
     </w:p>
@@ -791,6 +622,7 @@
     </w:p>
     <w:p>
       <w:pPr>
+        <w:bidi w:val="0"/>
         <w:ind w:firstLine="420" w:firstLineChars="0"/>
         <w:rPr>
           <w:rFonts w:hint="default"/>
@@ -835,7 +667,7 @@
                     </pic:cNvPicPr>
                   </pic:nvPicPr>
                   <pic:blipFill>
-                    <a:blip r:embed="rId8"/>
+                    <a:blip r:embed="rId9"/>
                     <a:stretch>
                       <a:fillRect/>
                     </a:stretch>
@@ -883,9 +715,10 @@
     </w:p>
     <w:p>
       <w:pPr>
+        <w:bidi w:val="0"/>
         <w:ind w:firstLine="420" w:firstLineChars="0"/>
         <w:rPr>
-          <w:rFonts w:hint="default" w:eastAsia="宋体"/>
+          <w:rFonts w:hint="default"/>
           <w:lang w:val="en-US" w:eastAsia="zh-CN"/>
         </w:rPr>
       </w:pPr>
@@ -897,73 +730,64 @@
         <w:t>在连接管理页面点击新增连接按钮，弹出新增连接表单，选择图数据库类型，填写</w:t>
       </w:r>
       <w:r>
-        <w:rPr>
-          <w:rFonts w:ascii="宋体" w:hAnsi="宋体" w:eastAsia="宋体"/>
-          <w:color w:val="000000"/>
-          <w:sz w:val="21"/>
-        </w:rPr>
         <w:t>地址、端口、用户名、密码</w:t>
       </w:r>
       <w:r>
         <w:rPr>
-          <w:rFonts w:hint="eastAsia" w:ascii="宋体" w:hAnsi="宋体" w:eastAsia="宋体"/>
-          <w:color w:val="000000"/>
-          <w:sz w:val="21"/>
+          <w:rFonts w:hint="eastAsia"/>
           <w:lang w:eastAsia="zh-CN"/>
         </w:rPr>
         <w:t>、</w:t>
       </w:r>
       <w:r>
         <w:rPr>
-          <w:rFonts w:hint="eastAsia" w:ascii="宋体" w:hAnsi="宋体" w:eastAsia="宋体"/>
-          <w:color w:val="000000"/>
-          <w:sz w:val="21"/>
+          <w:rFonts w:hint="eastAsia"/>
           <w:lang w:val="en-US" w:eastAsia="zh-CN"/>
         </w:rPr>
         <w:t>描述等信息，点击</w:t>
       </w:r>
       <w:r>
         <w:rPr>
-          <w:rFonts w:hint="eastAsia" w:ascii="宋体" w:hAnsi="宋体" w:eastAsia="宋体" w:cs="宋体"/>
+          <w:rFonts w:hint="eastAsia"/>
         </w:rPr>
         <w:t>击</w:t>
       </w:r>
       <w:r>
         <w:rPr>
-          <w:rFonts w:hint="eastAsia" w:ascii="宋体" w:hAnsi="宋体" w:eastAsia="宋体" w:cs="宋体"/>
+          <w:rFonts w:hint="eastAsia"/>
           <w:lang w:eastAsia="zh-CN"/>
         </w:rPr>
         <w:t>“</w:t>
       </w:r>
       <w:r>
         <w:rPr>
-          <w:rFonts w:hint="eastAsia" w:ascii="宋体" w:hAnsi="宋体" w:eastAsia="宋体" w:cs="宋体"/>
+          <w:rFonts w:hint="eastAsia"/>
           <w:lang w:val="en-US" w:eastAsia="zh-CN"/>
         </w:rPr>
         <w:t>保存”</w:t>
       </w:r>
       <w:r>
         <w:rPr>
-          <w:rFonts w:hint="eastAsia" w:ascii="宋体" w:hAnsi="宋体" w:eastAsia="宋体" w:cs="宋体"/>
+          <w:rFonts w:hint="eastAsia"/>
         </w:rPr>
         <w:t>保存</w:t>
       </w:r>
       <w:r>
         <w:rPr>
-          <w:rFonts w:hint="eastAsia" w:ascii="宋体" w:hAnsi="宋体" w:eastAsia="宋体" w:cs="宋体"/>
+          <w:rFonts w:hint="eastAsia"/>
           <w:lang w:val="en-US" w:eastAsia="zh-CN"/>
         </w:rPr>
         <w:t>连接</w:t>
       </w:r>
       <w:r>
         <w:rPr>
-          <w:rFonts w:hint="eastAsia" w:ascii="宋体" w:hAnsi="宋体" w:eastAsia="宋体" w:cs="宋体"/>
+          <w:rFonts w:hint="eastAsia"/>
         </w:rPr>
         <w:t>信息，</w:t>
       </w:r>
       <w:r>
         <w:rPr>
-          <w:rFonts w:hint="eastAsia" w:ascii="宋体" w:hAnsi="宋体" w:eastAsia="宋体" w:cs="宋体"/>
+          <w:rFonts w:hint="eastAsia"/>
           <w:lang w:val="en-US" w:eastAsia="zh-CN"/>
         </w:rPr>
         <w:t>弹出“保存成功”状态，可在列表页看到新建的连接。</w:t>
@@ -994,118 +818,6 @@
                 <pic:pic xmlns:pic="http://schemas.openxmlformats.org/drawingml/2006/picture">
                   <pic:nvPicPr>
                     <pic:cNvPr id="4" name="图片 4" descr="3-连接管理-新增链接"/>
-                    <pic:cNvPicPr>
-                      <a:picLocks noChangeAspect="1"/>
-                    </pic:cNvPicPr>
-                  </pic:nvPicPr>
-                  <pic:blipFill>
-                    <a:blip r:embed="rId9"/>
-                    <a:stretch>
-                      <a:fillRect/>
-                    </a:stretch>
-                  </pic:blipFill>
-                  <pic:spPr>
-                    <a:xfrm>
-                      <a:off x="0" y="0"/>
-                      <a:ext cx="5266690" cy="2527300"/>
-                    </a:xfrm>
-                    <a:prstGeom prst="rect">
-                      <a:avLst/>
-                    </a:prstGeom>
-                  </pic:spPr>
-                </pic:pic>
-              </a:graphicData>
-            </a:graphic>
-          </wp:inline>
-        </w:drawing>
-      </w:r>
-    </w:p>
-    <w:p>
-      <w:pPr>
-        <w:spacing w:before="156" w:beforeLines="50"/>
-        <w:ind w:firstLine="480" w:firstLineChars="200"/>
-        <w:rPr>
-          <w:rFonts w:asciiTheme="minorEastAsia" w:hAnsiTheme="minorEastAsia"/>
-          <w:sz w:val="24"/>
-          <w:szCs w:val="24"/>
-        </w:rPr>
-      </w:pPr>
-    </w:p>
-    <w:p>
-      <w:pPr>
-        <w:pStyle w:val="4"/>
-        <w:bidi w:val="0"/>
-        <w:rPr>
-          <w:rFonts w:hint="eastAsia"/>
-          <w:lang w:val="en-US" w:eastAsia="zh-CN"/>
-        </w:rPr>
-      </w:pPr>
-      <w:r>
-        <w:rPr>
-          <w:rFonts w:hint="eastAsia"/>
-          <w:lang w:val="en-US" w:eastAsia="zh-CN"/>
-        </w:rPr>
-        <w:t>3.2.3 测试连接</w:t>
-      </w:r>
-    </w:p>
-    <w:p>
-      <w:pPr>
-        <w:spacing w:before="156" w:beforeLines="50"/>
-        <w:ind w:firstLine="420" w:firstLineChars="0"/>
-        <w:rPr>
-          <w:rFonts w:hint="eastAsia" w:asciiTheme="minorEastAsia" w:hAnsiTheme="minorEastAsia"/>
-          <w:sz w:val="24"/>
-          <w:szCs w:val="24"/>
-          <w:lang w:val="en-US" w:eastAsia="zh-CN"/>
-        </w:rPr>
-      </w:pPr>
-      <w:r>
-        <w:rPr>
-          <w:rFonts w:hint="eastAsia" w:asciiTheme="minorEastAsia" w:hAnsiTheme="minorEastAsia"/>
-          <w:sz w:val="24"/>
-          <w:szCs w:val="24"/>
-          <w:lang w:val="en-US" w:eastAsia="zh-CN"/>
-        </w:rPr>
-        <w:t>点击操作栏中的测试按钮，可测试连接是否可用，如果可用则弹出</w:t>
-      </w:r>
-      <w:r>
-        <w:rPr>
-          <w:rFonts w:hint="eastAsia" w:ascii="宋体" w:hAnsi="宋体" w:eastAsia="宋体" w:cs="宋体"/>
-          <w:lang w:val="en-US" w:eastAsia="zh-CN"/>
-        </w:rPr>
-        <w:t>“连接测试通过”状态。</w:t>
-      </w:r>
-    </w:p>
-    <w:p>
-      <w:pPr>
-        <w:spacing w:before="156" w:beforeLines="50"/>
-        <w:rPr>
-          <w:rFonts w:hint="eastAsia" w:eastAsia="Songti SC" w:asciiTheme="minorEastAsia" w:hAnsiTheme="minorEastAsia"/>
-          <w:sz w:val="24"/>
-          <w:szCs w:val="24"/>
-          <w:lang w:eastAsia="zh-CN"/>
-        </w:rPr>
-      </w:pPr>
-      <w:r>
-        <w:rPr>
-          <w:rFonts w:hint="eastAsia" w:eastAsia="Songti SC" w:asciiTheme="minorEastAsia" w:hAnsiTheme="minorEastAsia"/>
-          <w:sz w:val="24"/>
-          <w:szCs w:val="24"/>
-          <w:lang w:eastAsia="zh-CN"/>
-        </w:rPr>
-        <w:drawing>
-          <wp:inline distT="0" distB="0" distL="114300" distR="114300">
-            <wp:extent cx="5266690" cy="2527300"/>
-            <wp:effectExtent l="0" t="0" r="16510" b="12700"/>
-            <wp:docPr id="5" name="图片 5" descr="连接管理-测试连接"/>
-            <wp:cNvGraphicFramePr>
-              <a:graphicFrameLocks xmlns:a="http://schemas.openxmlformats.org/drawingml/2006/main" noChangeAspect="1"/>
-            </wp:cNvGraphicFramePr>
-            <a:graphic xmlns:a="http://schemas.openxmlformats.org/drawingml/2006/main">
-              <a:graphicData uri="http://schemas.openxmlformats.org/drawingml/2006/picture">
-                <pic:pic xmlns:pic="http://schemas.openxmlformats.org/drawingml/2006/picture">
-                  <pic:nvPicPr>
-                    <pic:cNvPr id="5" name="图片 5" descr="连接管理-测试连接"/>
                     <pic:cNvPicPr>
                       <a:picLocks noChangeAspect="1"/>
                     </pic:cNvPicPr>
@@ -1134,6 +846,118 @@
     </w:p>
     <w:p>
       <w:pPr>
+        <w:spacing w:before="156" w:beforeLines="50"/>
+        <w:ind w:firstLine="480" w:firstLineChars="200"/>
+        <w:rPr>
+          <w:rFonts w:asciiTheme="minorEastAsia" w:hAnsiTheme="minorEastAsia"/>
+          <w:sz w:val="24"/>
+          <w:szCs w:val="24"/>
+        </w:rPr>
+      </w:pPr>
+    </w:p>
+    <w:p>
+      <w:pPr>
+        <w:pStyle w:val="4"/>
+        <w:bidi w:val="0"/>
+        <w:rPr>
+          <w:rFonts w:hint="eastAsia"/>
+          <w:lang w:val="en-US" w:eastAsia="zh-CN"/>
+        </w:rPr>
+      </w:pPr>
+      <w:r>
+        <w:rPr>
+          <w:rFonts w:hint="eastAsia"/>
+          <w:lang w:val="en-US" w:eastAsia="zh-CN"/>
+        </w:rPr>
+        <w:t>3.2.3 测试连接</w:t>
+      </w:r>
+    </w:p>
+    <w:p>
+      <w:pPr>
+        <w:spacing w:before="156" w:beforeLines="50"/>
+        <w:ind w:firstLine="420" w:firstLineChars="0"/>
+        <w:rPr>
+          <w:rFonts w:hint="eastAsia" w:asciiTheme="minorEastAsia" w:hAnsiTheme="minorEastAsia"/>
+          <w:sz w:val="24"/>
+          <w:szCs w:val="24"/>
+          <w:lang w:val="en-US" w:eastAsia="zh-CN"/>
+        </w:rPr>
+      </w:pPr>
+      <w:r>
+        <w:rPr>
+          <w:rFonts w:hint="eastAsia" w:asciiTheme="minorEastAsia" w:hAnsiTheme="minorEastAsia"/>
+          <w:sz w:val="24"/>
+          <w:szCs w:val="24"/>
+          <w:lang w:val="en-US" w:eastAsia="zh-CN"/>
+        </w:rPr>
+        <w:t>点击操作栏中的测试按钮，可测试连接是否可用，如果可用则弹出</w:t>
+      </w:r>
+      <w:r>
+        <w:rPr>
+          <w:rFonts w:hint="eastAsia" w:ascii="宋体" w:hAnsi="宋体" w:eastAsia="宋体" w:cs="宋体"/>
+          <w:lang w:val="en-US" w:eastAsia="zh-CN"/>
+        </w:rPr>
+        <w:t>“连接测试通过”状态。</w:t>
+      </w:r>
+    </w:p>
+    <w:p>
+      <w:pPr>
+        <w:spacing w:before="156" w:beforeLines="50"/>
+        <w:rPr>
+          <w:rFonts w:hint="eastAsia" w:eastAsia="Songti SC" w:asciiTheme="minorEastAsia" w:hAnsiTheme="minorEastAsia"/>
+          <w:sz w:val="24"/>
+          <w:szCs w:val="24"/>
+          <w:lang w:eastAsia="zh-CN"/>
+        </w:rPr>
+      </w:pPr>
+      <w:r>
+        <w:rPr>
+          <w:rFonts w:hint="eastAsia" w:eastAsia="Songti SC" w:asciiTheme="minorEastAsia" w:hAnsiTheme="minorEastAsia"/>
+          <w:sz w:val="24"/>
+          <w:szCs w:val="24"/>
+          <w:lang w:eastAsia="zh-CN"/>
+        </w:rPr>
+        <w:drawing>
+          <wp:inline distT="0" distB="0" distL="114300" distR="114300">
+            <wp:extent cx="5266690" cy="2527300"/>
+            <wp:effectExtent l="0" t="0" r="16510" b="12700"/>
+            <wp:docPr id="5" name="图片 5" descr="连接管理-测试连接"/>
+            <wp:cNvGraphicFramePr>
+              <a:graphicFrameLocks xmlns:a="http://schemas.openxmlformats.org/drawingml/2006/main" noChangeAspect="1"/>
+            </wp:cNvGraphicFramePr>
+            <a:graphic xmlns:a="http://schemas.openxmlformats.org/drawingml/2006/main">
+              <a:graphicData uri="http://schemas.openxmlformats.org/drawingml/2006/picture">
+                <pic:pic xmlns:pic="http://schemas.openxmlformats.org/drawingml/2006/picture">
+                  <pic:nvPicPr>
+                    <pic:cNvPr id="5" name="图片 5" descr="连接管理-测试连接"/>
+                    <pic:cNvPicPr>
+                      <a:picLocks noChangeAspect="1"/>
+                    </pic:cNvPicPr>
+                  </pic:nvPicPr>
+                  <pic:blipFill>
+                    <a:blip r:embed="rId11"/>
+                    <a:stretch>
+                      <a:fillRect/>
+                    </a:stretch>
+                  </pic:blipFill>
+                  <pic:spPr>
+                    <a:xfrm>
+                      <a:off x="0" y="0"/>
+                      <a:ext cx="5266690" cy="2527300"/>
+                    </a:xfrm>
+                    <a:prstGeom prst="rect">
+                      <a:avLst/>
+                    </a:prstGeom>
+                  </pic:spPr>
+                </pic:pic>
+              </a:graphicData>
+            </a:graphic>
+          </wp:inline>
+        </w:drawing>
+      </w:r>
+    </w:p>
+    <w:p>
+      <w:pPr>
         <w:pStyle w:val="4"/>
         <w:bidi w:val="0"/>
         <w:rPr>
@@ -1249,7 +1073,7 @@
                     </pic:cNvPicPr>
                   </pic:nvPicPr>
                   <pic:blipFill>
-                    <a:blip r:embed="rId11"/>
+                    <a:blip r:embed="rId12"/>
                     <a:stretch>
                       <a:fillRect/>
                     </a:stretch>
@@ -1274,19 +1098,38 @@
       <w:pPr>
         <w:outlineLvl w:val="1"/>
         <w:rPr>
+          <w:rFonts w:hint="default" w:asciiTheme="minorEastAsia" w:hAnsiTheme="minorEastAsia"/>
+          <w:b/>
+          <w:sz w:val="28"/>
+          <w:szCs w:val="28"/>
+          <w:lang w:val="en-US" w:eastAsia="zh-CN"/>
+        </w:rPr>
+      </w:pPr>
+      <w:r>
+        <w:rPr>
           <w:rFonts w:hint="eastAsia" w:asciiTheme="minorEastAsia" w:hAnsiTheme="minorEastAsia"/>
           <w:b/>
           <w:sz w:val="28"/>
           <w:szCs w:val="28"/>
-          <w:lang w:val="en-US" w:eastAsia="zh-CN"/>
-        </w:rPr>
-      </w:pPr>
+        </w:rPr>
+        <w:t>3</w:t>
+      </w:r>
+      <w:r>
+        <w:rPr>
+          <w:rFonts w:asciiTheme="minorEastAsia" w:hAnsiTheme="minorEastAsia"/>
+          <w:b/>
+          <w:sz w:val="28"/>
+          <w:szCs w:val="28"/>
+        </w:rPr>
+        <w:t>.</w:t>
+      </w:r>
       <w:r>
         <w:rPr>
           <w:rFonts w:hint="eastAsia" w:asciiTheme="minorEastAsia" w:hAnsiTheme="minorEastAsia"/>
           <w:b/>
           <w:sz w:val="28"/>
           <w:szCs w:val="28"/>
+          <w:lang w:val="en-US" w:eastAsia="zh-CN"/>
         </w:rPr>
         <w:t>3</w:t>
       </w:r>
@@ -1297,7 +1140,7 @@
           <w:sz w:val="28"/>
           <w:szCs w:val="28"/>
         </w:rPr>
-        <w:t>.</w:t>
+        <w:t xml:space="preserve"> </w:t>
       </w:r>
       <w:r>
         <w:rPr>
@@ -1307,26 +1150,7 @@
           <w:szCs w:val="28"/>
           <w:lang w:val="en-US" w:eastAsia="zh-CN"/>
         </w:rPr>
-        <w:t>3</w:t>
-      </w:r>
-      <w:r>
-        <w:rPr>
-          <w:rFonts w:asciiTheme="minorEastAsia" w:hAnsiTheme="minorEastAsia"/>
-          <w:b/>
-          <w:sz w:val="28"/>
-          <w:szCs w:val="28"/>
-        </w:rPr>
-        <w:t xml:space="preserve"> </w:t>
-      </w:r>
-      <w:r>
-        <w:rPr>
-          <w:rFonts w:hint="eastAsia" w:asciiTheme="minorEastAsia" w:hAnsiTheme="minorEastAsia"/>
-          <w:b/>
-          <w:sz w:val="28"/>
-          <w:szCs w:val="28"/>
-          <w:lang w:val="en-US" w:eastAsia="zh-CN"/>
-        </w:rPr>
-        <w:t>图管理</w:t>
+        <w:t>图列表</w:t>
       </w:r>
     </w:p>
     <w:p>
@@ -1335,7 +1159,17 @@
         <w:ind w:firstLine="420" w:firstLineChars="0"/>
       </w:pPr>
       <w:r>
-        <w:t>在图实例管理中，用户可以管理图实例的创建、查看和删除，展示图实例的基本信息和统计概况。</w:t>
+        <w:t>在图</w:t>
+      </w:r>
+      <w:r>
+        <w:rPr>
+          <w:rFonts w:hint="eastAsia"/>
+          <w:lang w:val="en-US" w:eastAsia="zh-CN"/>
+        </w:rPr>
+        <w:t>列表页</w:t>
+      </w:r>
+      <w:r>
+        <w:t>中，用户可以管理图实例的创建、查看和删除，展示图实例的基本信息和统计概况。</w:t>
       </w:r>
     </w:p>
     <w:p>
@@ -1370,7 +1204,16 @@
           <w:sz w:val="24"/>
           <w:szCs w:val="24"/>
         </w:rPr>
-        <w:t>图列表展示所有已创建的图实例。每条记录显示图名称、所属连接、数据库类型、节点</w:t>
+        <w:t>图列表展示所有已创建的图实例。每条记录显示图名称、所属连接、数据库类型、</w:t>
+      </w:r>
+      <w:r>
+        <w:rPr>
+          <w:rFonts w:hint="eastAsia" w:ascii="Arial" w:hAnsi="Arial" w:eastAsia="宋体" w:cs="Arial"/>
+          <w:sz w:val="24"/>
+          <w:szCs w:val="24"/>
+          <w:lang w:eastAsia="zh-CN"/>
+        </w:rPr>
+        <w:t>顶点</w:t>
       </w:r>
       <w:r>
         <w:rPr>
@@ -1437,7 +1280,7 @@
                     </pic:cNvPicPr>
                   </pic:nvPicPr>
                   <pic:blipFill>
-                    <a:blip r:embed="rId12"/>
+                    <a:blip r:embed="rId13"/>
                     <a:stretch>
                       <a:fillRect/>
                     </a:stretch>
@@ -1583,7 +1426,7 @@
                     </pic:cNvPicPr>
                   </pic:nvPicPr>
                   <pic:blipFill>
-                    <a:blip r:embed="rId13"/>
+                    <a:blip r:embed="rId14"/>
                     <a:srcRect/>
                     <a:stretch>
                       <a:fillRect/>
@@ -1673,7 +1516,7 @@
           <w:szCs w:val="24"/>
           <w:lang w:val="en-US" w:eastAsia="zh-CN"/>
         </w:rPr>
-        <w:t>弹出图详情页，展示图标识、名称、连接名称、图数据库类型、图节点数量、边数量、状态和创建时间。</w:t>
+        <w:t>弹出图详情页，展示图标识、名称、连接名称、图数据库类型、图顶点数量、边数量、状态和创建时间。</w:t>
       </w:r>
     </w:p>
     <w:p>
@@ -1704,7 +1547,7 @@
                     </pic:cNvPicPr>
                   </pic:nvPicPr>
                   <pic:blipFill>
-                    <a:blip r:embed="rId14"/>
+                    <a:blip r:embed="rId15"/>
                     <a:stretch>
                       <a:fillRect/>
                     </a:stretch>
@@ -1809,7 +1652,7 @@
           <w:sz w:val="24"/>
           <w:szCs w:val="24"/>
         </w:rPr>
-        <w:t>图建模是定义图数据结构的核心模块。用户在此页面为选定的图实例设计顶点类型和边类型，每种类型可以配置多个属性字段及其数据类型</w:t>
+        <w:t>图建模是定义图数据结构的核心模块。用户在此页面为选定的图实例设计顶点类型和边类型</w:t>
       </w:r>
       <w:r>
         <w:rPr>
@@ -1826,7 +1669,7 @@
           <w:sz w:val="24"/>
           <w:szCs w:val="24"/>
         </w:rPr>
-        <w:t>列表视图是默认的数据建模视图。页面包含「点定义」和「边定义」两个选项卡，分别管理顶点类型和边类型。</w:t>
+        <w:t>页面包含「点定义」和「边定义」两个选项卡，分别管理顶点类型和边类型。</w:t>
       </w:r>
     </w:p>
     <w:p>
@@ -1853,7 +1696,7 @@
           <w:rFonts w:hint="eastAsia"/>
           <w:lang w:val="en-US" w:eastAsia="zh-CN"/>
         </w:rPr>
-        <w:t>3.4.1 节点定义列表</w:t>
+        <w:t>3.4.1 顶点定义列表</w:t>
       </w:r>
     </w:p>
     <w:p>
@@ -1944,7 +1787,7 @@
                     </pic:cNvPicPr>
                   </pic:nvPicPr>
                   <pic:blipFill>
-                    <a:blip r:embed="rId15"/>
+                    <a:blip r:embed="rId16"/>
                     <a:stretch>
                       <a:fillRect/>
                     </a:stretch>
@@ -2003,7 +1846,24 @@
           <w:sz w:val="24"/>
           <w:szCs w:val="24"/>
         </w:rPr>
-        <w:t>点击「新增」按钮或在表格中点击编辑图标，弹出点定义编辑对话框。用户填写标签（对应图数据库中的节点类型名）、名称和描述后，在下方的属性表格中添加属性字段。每个属性需要指定标识、名称、数据类型和是否建立索引。支持的数据类型包括字符串、整数、浮点数、布尔值和日期五种。每个顶点类型默认包含 uid（唯一标识）属性，不可删除。新增属性点击「新增属性」按钮即可添加一行。保存后定义自动发布到图数据库。</w:t>
+        <w:t>点击「新增」按钮或在表格中点击编辑图标，弹出点定义编辑对话框。用户填写标签（对应图数据库中的</w:t>
+      </w:r>
+      <w:r>
+        <w:rPr>
+          <w:rFonts w:hint="eastAsia" w:ascii="Arial" w:hAnsi="Arial" w:eastAsia="宋体" w:cs="Arial"/>
+          <w:sz w:val="24"/>
+          <w:szCs w:val="24"/>
+          <w:lang w:eastAsia="zh-CN"/>
+        </w:rPr>
+        <w:t>顶点</w:t>
+      </w:r>
+      <w:r>
+        <w:rPr>
+          <w:rFonts w:ascii="Arial" w:hAnsi="Arial" w:eastAsia="Arial" w:cs="Arial"/>
+          <w:sz w:val="24"/>
+          <w:szCs w:val="24"/>
+        </w:rPr>
+        <w:t>类型名）、名称和描述后，在下方的属性表格中添加属性字段。每个属性需要指定标识、名称、数据类型和是否建立索引。支持的数据类型包括字符串、整数、浮点数、布尔值和日期五种。每个顶点类型默认包含 uid（唯一标识）属性，不可删除。新增属性点击「新增属性」按钮即可添加一行。保存后定义自动发布到图数据库。</w:t>
       </w:r>
     </w:p>
     <w:p>
@@ -2041,7 +1901,7 @@
                     </pic:cNvPicPr>
                   </pic:nvPicPr>
                   <pic:blipFill>
-                    <a:blip r:embed="rId16"/>
+                    <a:blip r:embed="rId17"/>
                     <a:stretch>
                       <a:fillRect/>
                     </a:stretch>
@@ -2150,7 +2010,7 @@
                     </pic:cNvPicPr>
                   </pic:nvPicPr>
                   <pic:blipFill>
-                    <a:blip r:embed="rId17"/>
+                    <a:blip r:embed="rId18"/>
                     <a:stretch>
                       <a:fillRect/>
                     </a:stretch>
@@ -2257,7 +2117,24 @@
           <w:sz w:val="24"/>
           <w:szCs w:val="24"/>
         </w:rPr>
-        <w:t>在下方的属性表格中添加属性字段。每个属性需要指定标识、名称、数据类型和是否建立索引。支持的数据类型包括字符串、整数、浮点数、布尔值和日期五种。每个顶点类型默认包含 uid（唯一标识）属性，不可删除。新增属性点击「新增属性」按钮即可添加一行。保存后</w:t>
+        <w:t>在下方的属性表格中添加属性字段。每个</w:t>
+      </w:r>
+      <w:r>
+        <w:rPr>
+          <w:rFonts w:hint="eastAsia" w:ascii="Arial" w:hAnsi="Arial" w:eastAsia="宋体" w:cs="Arial"/>
+          <w:sz w:val="24"/>
+          <w:szCs w:val="24"/>
+          <w:lang w:val="en-US" w:eastAsia="zh-CN"/>
+        </w:rPr>
+        <w:t>边</w:t>
+      </w:r>
+      <w:r>
+        <w:rPr>
+          <w:rFonts w:ascii="Arial" w:hAnsi="Arial" w:eastAsia="Arial" w:cs="Arial"/>
+          <w:sz w:val="24"/>
+          <w:szCs w:val="24"/>
+        </w:rPr>
+        <w:t>类型默认包含 uid（唯一标识）属性，不可删除。新增属性点击「新增属性」按钮即可添加一行。保存后</w:t>
       </w:r>
       <w:r>
         <w:rPr>
@@ -2315,7 +2192,7 @@
                     </pic:cNvPicPr>
                   </pic:nvPicPr>
                   <pic:blipFill>
-                    <a:blip r:embed="rId18"/>
+                    <a:blip r:embed="rId19"/>
                     <a:stretch>
                       <a:fillRect/>
                     </a:stretch>
@@ -2371,7 +2248,7 @@
           <w:sz w:val="24"/>
           <w:szCs w:val="24"/>
         </w:rPr>
-        <w:t>Schema 支持 JSON 格式的导入和导出。点击「导出」按钮，系统将当前图的所有点定义和边定义导出为 JSON 文件，便于备份或迁移到其他环境。点击「导入」按钮，选择之前导出的 JSON 文件，系统会解析文件内容并展示导入预览，用户可以选「合并导入」（将文件中的定义与当前定义合并，同标签的保留当前版本）或「仅导入新增」（只导入当前不存在的定义）。</w:t>
+        <w:t>Schema 支持 JSON 格式的导入和导出。点击「导出」按钮，系统将当前图的所有点定义和边定义导出为 JSON 文件。点击「导入」按钮，选择之前导出的 JSON 文件，系统会解析文件内容并展示导入预览，用户可以选「合并导入」（将文件中的定义与当前定义合并，同标签的保留当前版本）或「仅导入新增」（只导入当前不存在的定义）。</w:t>
       </w:r>
     </w:p>
     <w:p>
@@ -2409,7 +2286,7 @@
                     </pic:cNvPicPr>
                   </pic:nvPicPr>
                   <pic:blipFill>
-                    <a:blip r:embed="rId19"/>
+                    <a:blip r:embed="rId20"/>
                     <a:stretch>
                       <a:fillRect/>
                     </a:stretch>
@@ -2473,7 +2350,7 @@
           <w:szCs w:val="24"/>
           <w:lang w:val="en-US" w:eastAsia="zh-CN"/>
         </w:rPr>
-        <w:t>点击节点或边展示其详情面板</w:t>
+        <w:t>点击顶点或边展示其详情面板</w:t>
       </w:r>
       <w:r>
         <w:rPr>
@@ -2509,7 +2386,7 @@
                     </pic:cNvPicPr>
                   </pic:nvPicPr>
                   <pic:blipFill>
-                    <a:blip r:embed="rId20"/>
+                    <a:blip r:embed="rId21"/>
                     <a:stretch>
                       <a:fillRect/>
                     </a:stretch>
@@ -2558,7 +2435,24 @@
           <w:sz w:val="24"/>
           <w:szCs w:val="24"/>
         </w:rPr>
-        <w:t>图数据页面是顶点和边数据的日常管理界面。页面采用左右分栏布局：左侧列出当前图的所有顶点类型和边类型，以标签形式展示；右侧根据选中的类型展示对应的数据表格，支持浏览、搜索、新增、编辑、删除和导入导出等操作。</w:t>
+        <w:t>图数据页面是顶点和边数据的管理</w:t>
+      </w:r>
+      <w:r>
+        <w:rPr>
+          <w:rFonts w:hint="eastAsia" w:ascii="Arial" w:hAnsi="Arial" w:eastAsia="宋体" w:cs="Arial"/>
+          <w:sz w:val="24"/>
+          <w:szCs w:val="24"/>
+          <w:lang w:val="en-US" w:eastAsia="zh-CN"/>
+        </w:rPr>
+        <w:t>页面</w:t>
+      </w:r>
+      <w:r>
+        <w:rPr>
+          <w:rFonts w:ascii="Arial" w:hAnsi="Arial" w:eastAsia="Arial" w:cs="Arial"/>
+          <w:sz w:val="24"/>
+          <w:szCs w:val="24"/>
+        </w:rPr>
+        <w:t>。页面采用左右分栏布局：左侧列出当前图的所有顶点类型和边类型，以标签形式展示；右侧根据选中的类型展示对应的数据表格，支持浏览、搜索、新增、编辑、删除和导入导出等操作。</w:t>
       </w:r>
     </w:p>
     <w:p>
@@ -2627,64 +2521,6 @@
                 <pic:pic xmlns:pic="http://schemas.openxmlformats.org/drawingml/2006/picture">
                   <pic:nvPicPr>
                     <pic:cNvPr id="19" name="图片 19" descr="10-图数据-顶点列表"/>
-                    <pic:cNvPicPr>
-                      <a:picLocks noChangeAspect="1"/>
-                    </pic:cNvPicPr>
-                  </pic:nvPicPr>
-                  <pic:blipFill>
-                    <a:blip r:embed="rId21"/>
-                    <a:stretch>
-                      <a:fillRect/>
-                    </a:stretch>
-                  </pic:blipFill>
-                  <pic:spPr>
-                    <a:xfrm>
-                      <a:off x="0" y="0"/>
-                      <a:ext cx="5266690" cy="2655570"/>
-                    </a:xfrm>
-                    <a:prstGeom prst="rect">
-                      <a:avLst/>
-                    </a:prstGeom>
-                  </pic:spPr>
-                </pic:pic>
-              </a:graphicData>
-            </a:graphic>
-          </wp:inline>
-        </w:drawing>
-      </w:r>
-    </w:p>
-    <w:p>
-      <w:pPr>
-        <w:spacing w:after="200" w:line="360" w:lineRule="auto"/>
-        <w:rPr>
-          <w:rFonts w:hint="default" w:asciiTheme="minorEastAsia" w:hAnsiTheme="minorEastAsia"/>
-          <w:b/>
-          <w:sz w:val="28"/>
-          <w:szCs w:val="28"/>
-          <w:lang w:val="en-US" w:eastAsia="zh-CN"/>
-        </w:rPr>
-      </w:pPr>
-      <w:r>
-        <w:rPr>
-          <w:rFonts w:hint="default" w:asciiTheme="minorEastAsia" w:hAnsiTheme="minorEastAsia"/>
-          <w:b/>
-          <w:sz w:val="28"/>
-          <w:szCs w:val="28"/>
-          <w:lang w:val="en-US" w:eastAsia="zh-CN"/>
-        </w:rPr>
-        <w:drawing>
-          <wp:inline distT="0" distB="0" distL="114300" distR="114300">
-            <wp:extent cx="5266690" cy="2655570"/>
-            <wp:effectExtent l="0" t="0" r="16510" b="11430"/>
-            <wp:docPr id="20" name="图片 20" descr="11-图数据-边列表"/>
-            <wp:cNvGraphicFramePr>
-              <a:graphicFrameLocks xmlns:a="http://schemas.openxmlformats.org/drawingml/2006/main" noChangeAspect="1"/>
-            </wp:cNvGraphicFramePr>
-            <a:graphic xmlns:a="http://schemas.openxmlformats.org/drawingml/2006/main">
-              <a:graphicData uri="http://schemas.openxmlformats.org/drawingml/2006/picture">
-                <pic:pic xmlns:pic="http://schemas.openxmlformats.org/drawingml/2006/picture">
-                  <pic:nvPicPr>
-                    <pic:cNvPr id="20" name="图片 20" descr="11-图数据-边列表"/>
                     <pic:cNvPicPr>
                       <a:picLocks noChangeAspect="1"/>
                     </pic:cNvPicPr>
@@ -2713,6 +2549,64 @@
     </w:p>
     <w:p>
       <w:pPr>
+        <w:spacing w:after="200" w:line="360" w:lineRule="auto"/>
+        <w:rPr>
+          <w:rFonts w:hint="default" w:asciiTheme="minorEastAsia" w:hAnsiTheme="minorEastAsia"/>
+          <w:b/>
+          <w:sz w:val="28"/>
+          <w:szCs w:val="28"/>
+          <w:lang w:val="en-US" w:eastAsia="zh-CN"/>
+        </w:rPr>
+      </w:pPr>
+      <w:r>
+        <w:rPr>
+          <w:rFonts w:hint="default" w:asciiTheme="minorEastAsia" w:hAnsiTheme="minorEastAsia"/>
+          <w:b/>
+          <w:sz w:val="28"/>
+          <w:szCs w:val="28"/>
+          <w:lang w:val="en-US" w:eastAsia="zh-CN"/>
+        </w:rPr>
+        <w:drawing>
+          <wp:inline distT="0" distB="0" distL="114300" distR="114300">
+            <wp:extent cx="5266690" cy="2655570"/>
+            <wp:effectExtent l="0" t="0" r="16510" b="11430"/>
+            <wp:docPr id="20" name="图片 20" descr="11-图数据-边列表"/>
+            <wp:cNvGraphicFramePr>
+              <a:graphicFrameLocks xmlns:a="http://schemas.openxmlformats.org/drawingml/2006/main" noChangeAspect="1"/>
+            </wp:cNvGraphicFramePr>
+            <a:graphic xmlns:a="http://schemas.openxmlformats.org/drawingml/2006/main">
+              <a:graphicData uri="http://schemas.openxmlformats.org/drawingml/2006/picture">
+                <pic:pic xmlns:pic="http://schemas.openxmlformats.org/drawingml/2006/picture">
+                  <pic:nvPicPr>
+                    <pic:cNvPr id="20" name="图片 20" descr="11-图数据-边列表"/>
+                    <pic:cNvPicPr>
+                      <a:picLocks noChangeAspect="1"/>
+                    </pic:cNvPicPr>
+                  </pic:nvPicPr>
+                  <pic:blipFill>
+                    <a:blip r:embed="rId23"/>
+                    <a:stretch>
+                      <a:fillRect/>
+                    </a:stretch>
+                  </pic:blipFill>
+                  <pic:spPr>
+                    <a:xfrm>
+                      <a:off x="0" y="0"/>
+                      <a:ext cx="5266690" cy="2655570"/>
+                    </a:xfrm>
+                    <a:prstGeom prst="rect">
+                      <a:avLst/>
+                    </a:prstGeom>
+                  </pic:spPr>
+                </pic:pic>
+              </a:graphicData>
+            </a:graphic>
+          </wp:inline>
+        </w:drawing>
+      </w:r>
+    </w:p>
+    <w:p>
+      <w:pPr>
         <w:pStyle w:val="4"/>
         <w:bidi w:val="0"/>
         <w:rPr>
@@ -2845,7 +2739,7 @@
                     </pic:cNvPicPr>
                   </pic:nvPicPr>
                   <pic:blipFill>
-                    <a:blip r:embed="rId23"/>
+                    <a:blip r:embed="rId24"/>
                     <a:stretch>
                       <a:fillRect/>
                     </a:stretch>
@@ -2886,6 +2780,7 @@
     <w:p>
       <w:pPr>
         <w:spacing w:after="200" w:line="360" w:lineRule="auto"/>
+        <w:ind w:firstLine="420" w:firstLineChars="0"/>
       </w:pPr>
       <w:r>
         <w:rPr>
@@ -2920,7 +2815,7 @@
                     </pic:cNvPicPr>
                   </pic:nvPicPr>
                   <pic:blipFill>
-                    <a:blip r:embed="rId24"/>
+                    <a:blip r:embed="rId25"/>
                     <a:srcRect/>
                     <a:stretch>
                       <a:fillRect/>
@@ -3016,12 +2911,6 @@
     <w:p>
       <w:pPr>
         <w:spacing w:after="200" w:line="360" w:lineRule="auto"/>
-        <w:rPr>
-          <w:rFonts w:hint="eastAsia" w:ascii="Arial" w:hAnsi="Arial" w:eastAsia="宋体" w:cs="Arial"/>
-          <w:sz w:val="24"/>
-          <w:szCs w:val="24"/>
-          <w:lang w:eastAsia="zh-CN"/>
-        </w:rPr>
       </w:pPr>
       <w:r>
         <w:rPr>
@@ -3048,7 +2937,7 @@
                     </pic:cNvPicPr>
                   </pic:nvPicPr>
                   <pic:blipFill>
-                    <a:blip r:embed="rId25"/>
+                    <a:blip r:embed="rId26"/>
                     <a:stretch>
                       <a:fillRect/>
                     </a:stretch>
@@ -3071,52 +2960,6 @@
     </w:p>
     <w:p>
       <w:pPr>
-        <w:spacing w:after="300"/>
-        <w:jc w:val="center"/>
-      </w:pPr>
-      <w:r>
-        <w:drawing>
-          <wp:inline distT="0" distB="0" distL="0" distR="0">
-            <wp:extent cx="4572000" cy="3333750"/>
-            <wp:effectExtent l="0" t="0" r="0" b="19050"/>
-            <wp:docPr id="22" name="图片 22"/>
-            <wp:cNvGraphicFramePr>
-              <a:graphicFrameLocks xmlns:a="http://schemas.openxmlformats.org/drawingml/2006/main" noChangeAspect="1"/>
-            </wp:cNvGraphicFramePr>
-            <a:graphic xmlns:a="http://schemas.openxmlformats.org/drawingml/2006/main">
-              <a:graphicData uri="http://schemas.openxmlformats.org/drawingml/2006/picture">
-                <pic:pic xmlns:pic="http://schemas.openxmlformats.org/drawingml/2006/picture">
-                  <pic:nvPicPr>
-                    <pic:cNvPr id="22" name="图片 22"/>
-                    <pic:cNvPicPr>
-                      <a:picLocks noChangeAspect="1" noChangeArrowheads="1"/>
-                    </pic:cNvPicPr>
-                  </pic:nvPicPr>
-                  <pic:blipFill>
-                    <a:blip r:embed="rId26"/>
-                    <a:srcRect/>
-                    <a:stretch>
-                      <a:fillRect/>
-                    </a:stretch>
-                  </pic:blipFill>
-                  <pic:spPr>
-                    <a:xfrm>
-                      <a:off x="0" y="0"/>
-                      <a:ext cx="4572000" cy="3333750"/>
-                    </a:xfrm>
-                    <a:prstGeom prst="rect">
-                      <a:avLst/>
-                    </a:prstGeom>
-                  </pic:spPr>
-                </pic:pic>
-              </a:graphicData>
-            </a:graphic>
-          </wp:inline>
-        </w:drawing>
-      </w:r>
-    </w:p>
-    <w:p>
-      <w:pPr>
         <w:pStyle w:val="4"/>
         <w:bidi w:val="0"/>
       </w:pPr>
@@ -3174,7 +3017,24 @@
           <w:sz w:val="24"/>
           <w:szCs w:val="24"/>
         </w:rPr>
-        <w:t>在表格中点击编辑图标，弹出编辑对话框，预填充当前数据的所有字段值，UID 字段不可修改。修改属性值后点击保存即可更新数据。</w:t>
+        <w:t>在表格中点击编辑图标，弹出编辑对话框，预填充当前数据的所有字段值，UID 字段不可修改。修改属性值后点击保存即可更新数据</w:t>
+      </w:r>
+      <w:r>
+        <w:rPr>
+          <w:rFonts w:hint="eastAsia" w:ascii="Arial" w:hAnsi="Arial" w:eastAsia="宋体" w:cs="Arial"/>
+          <w:sz w:val="24"/>
+          <w:szCs w:val="24"/>
+          <w:lang w:val="en-US" w:eastAsia="zh-CN"/>
+        </w:rPr>
+        <w:t>到图数据库</w:t>
+      </w:r>
+      <w:r>
+        <w:rPr>
+          <w:rFonts w:ascii="Arial" w:hAnsi="Arial" w:eastAsia="Arial" w:cs="Arial"/>
+          <w:sz w:val="24"/>
+          <w:szCs w:val="24"/>
+        </w:rPr>
+        <w:t>。</w:t>
       </w:r>
     </w:p>
     <w:p>
@@ -3502,6 +3362,64 @@
     </w:p>
     <w:p>
       <w:pPr>
+        <w:bidi w:val="0"/>
+        <w:ind w:firstLine="420" w:firstLineChars="0"/>
+      </w:pPr>
+      <w:r>
+        <w:t>图查询页面提供图数据库原生查询语言的编辑执行环境和</w:t>
+      </w:r>
+      <w:r>
+        <w:rPr>
+          <w:rFonts w:hint="eastAsia"/>
+          <w:lang w:val="en-US" w:eastAsia="zh-CN"/>
+        </w:rPr>
+        <w:t>图的</w:t>
+      </w:r>
+      <w:r>
+        <w:t>可视化展示。用户可以在左侧查询面板编写查询语句，执行后在右侧画布中以力导向布局或层次布局查看结果的图形化展示。支持在画布上以力导向布局展示图</w:t>
+      </w:r>
+      <w:r>
+        <w:rPr>
+          <w:rFonts w:hint="eastAsia"/>
+          <w:lang w:eastAsia="zh-CN"/>
+        </w:rPr>
+        <w:t>顶点</w:t>
+      </w:r>
+      <w:r>
+        <w:t>和边的图形化结构，支持缩放、拖拽、</w:t>
+      </w:r>
+      <w:r>
+        <w:rPr>
+          <w:rFonts w:hint="eastAsia"/>
+          <w:lang w:eastAsia="zh-CN"/>
+        </w:rPr>
+        <w:t>顶点</w:t>
+      </w:r>
+      <w:r>
+        <w:t>点击查看详情等交互操作。</w:t>
+      </w:r>
+    </w:p>
+    <w:p>
+      <w:pPr>
+        <w:pStyle w:val="4"/>
+        <w:bidi w:val="0"/>
+      </w:pPr>
+      <w:r>
+        <w:rPr>
+          <w:rFonts w:hint="eastAsia" w:eastAsia="宋体" w:cs="Arial"/>
+          <w:lang w:val="en-US" w:eastAsia="zh-CN"/>
+        </w:rPr>
+        <w:t>3.6.1</w:t>
+      </w:r>
+      <w:r>
+        <w:rPr>
+          <w:rFonts w:ascii="Arial" w:hAnsi="Arial" w:eastAsia="Arial" w:cs="Arial"/>
+        </w:rPr>
+        <w:t xml:space="preserve"> 查询编辑与执行</w:t>
+      </w:r>
+    </w:p>
+    <w:p>
+      <w:pPr>
         <w:spacing w:after="200" w:line="360" w:lineRule="auto"/>
         <w:ind w:firstLine="420" w:firstLineChars="0"/>
       </w:pPr>
@@ -3511,47 +3429,6 @@
           <w:sz w:val="24"/>
           <w:szCs w:val="24"/>
         </w:rPr>
-        <w:t>图查询页面提供图数据库原生查询语言的编辑执行环境和图结构可视化展示。用户可以在左侧查询面板编写查询语句，执行后在右侧画布中以力导向布局或层次布局查看结果的图形化展示。</w:t>
-      </w:r>
-      <w:r>
-        <w:rPr>
-          <w:rFonts w:ascii="宋体" w:hAnsi="宋体" w:eastAsia="宋体"/>
-          <w:color w:val="000000"/>
-          <w:sz w:val="21"/>
-        </w:rPr>
-        <w:t>支持在画布上以力导向布局展示图节点和边的图形化结构，支持缩放、拖拽、节点点击查看详情等交互操作。</w:t>
-      </w:r>
-    </w:p>
-    <w:p>
-      <w:pPr>
-        <w:pStyle w:val="4"/>
-        <w:bidi w:val="0"/>
-      </w:pPr>
-      <w:r>
-        <w:rPr>
-          <w:rFonts w:hint="eastAsia" w:eastAsia="宋体" w:cs="Arial"/>
-          <w:lang w:val="en-US" w:eastAsia="zh-CN"/>
-        </w:rPr>
-        <w:t>3.6.1</w:t>
-      </w:r>
-      <w:r>
-        <w:rPr>
-          <w:rFonts w:ascii="Arial" w:hAnsi="Arial" w:eastAsia="Arial" w:cs="Arial"/>
-        </w:rPr>
-        <w:t xml:space="preserve"> 查询编辑与执行</w:t>
-      </w:r>
-    </w:p>
-    <w:p>
-      <w:pPr>
-        <w:spacing w:after="200" w:line="360" w:lineRule="auto"/>
-        <w:ind w:firstLine="420" w:firstLineChars="0"/>
-      </w:pPr>
-      <w:r>
-        <w:rPr>
-          <w:rFonts w:ascii="Arial" w:hAnsi="Arial" w:eastAsia="Arial" w:cs="Arial"/>
-          <w:sz w:val="24"/>
-          <w:szCs w:val="24"/>
-        </w:rPr>
         <w:t>左侧查询面板</w:t>
       </w:r>
       <w:r>
@@ -3569,20 +3446,7 @@
           <w:sz w:val="24"/>
           <w:szCs w:val="24"/>
         </w:rPr>
-        <w:t>查询编辑器支持编辑和执行图数据库原生查询语言：Neo4j 使用 Cypher 语法（如 MATCH p=(n)-[r]-&gt;() RETURN p LIMIT 10），Nebula Graph 使用 nGQL 语法，JanusGraph 使用 Gremlin 语法。系统会根据当前图实例的数据库类型自动填充对应的默认查询语句。</w:t>
-      </w:r>
-    </w:p>
-    <w:p>
-      <w:pPr>
-        <w:spacing w:after="200" w:line="360" w:lineRule="auto"/>
-      </w:pPr>
-      <w:r>
-        <w:rPr>
-          <w:rFonts w:ascii="Arial" w:hAnsi="Arial" w:eastAsia="Arial" w:cs="Arial"/>
-          <w:sz w:val="24"/>
-          <w:szCs w:val="24"/>
-        </w:rPr>
-        <w:t>编辑器支持以下操作：</w:t>
+        <w:t>查询编辑器支持编辑和执行图数据库原生查询语言：Neo4j 使用 Cypher 语法（如 MATCH p=(n)-[r]-&gt;() RETURN p LIMIT 10），Nebula Graph 使用 nGQL 语法，JanusGraph 使用 Gremlin 语法。系统会根据当前图实例的数据库类型自动填充对应的默认查询语句。编辑器支持以下操作：</w:t>
       </w:r>
     </w:p>
     <w:p>
@@ -3703,123 +3567,122 @@
     </w:p>
     <w:p>
       <w:pPr>
-        <w:spacing w:after="200" w:line="360" w:lineRule="auto"/>
+        <w:bidi w:val="0"/>
         <w:ind w:firstLine="420" w:firstLineChars="0"/>
       </w:pPr>
       <w:r>
-        <w:rPr>
-          <w:rFonts w:ascii="Arial" w:hAnsi="Arial" w:eastAsia="Arial" w:cs="Arial"/>
-          <w:sz w:val="24"/>
-          <w:szCs w:val="24"/>
-        </w:rPr>
-        <w:t>查询结果以交互式图形在右侧画布中展示。顶点以圆形节点表示，不同类型的顶点使用不同颜色区分。边以带箭头的连线表示，从源顶点指向目标顶点。画布支持以下交互操作：</w:t>
-      </w:r>
-    </w:p>
-    <w:p>
-      <w:pPr>
-        <w:pStyle w:val="19"/>
+        <w:t>查询结果以交互式图形在右侧画布中展示。顶点以圆形</w:t>
+      </w:r>
+      <w:r>
+        <w:rPr>
+          <w:rFonts w:hint="eastAsia"/>
+          <w:lang w:eastAsia="zh-CN"/>
+        </w:rPr>
+        <w:t>顶点</w:t>
+      </w:r>
+      <w:r>
+        <w:t>表示，不同类型的顶点使用不同颜色区分。边以带箭头的连线表示，从源顶点指向目标顶点。画布支持以下交互操作：</w:t>
+      </w:r>
+    </w:p>
+    <w:p>
+      <w:pPr>
         <w:numPr>
           <w:ilvl w:val="0"/>
           <w:numId w:val="3"/>
         </w:numPr>
-        <w:spacing w:after="80" w:line="340" w:lineRule="auto"/>
-      </w:pPr>
-      <w:r>
-        <w:rPr>
-          <w:rFonts w:ascii="Arial" w:hAnsi="Arial" w:eastAsia="Arial" w:cs="Arial"/>
-          <w:sz w:val="24"/>
-          <w:szCs w:val="24"/>
-        </w:rPr>
+        <w:bidi w:val="0"/>
+      </w:pPr>
+      <w:r>
         <w:t>缩放：使用画布左上角的放大/缩小按钮，或使用鼠标滚轮缩放图形</w:t>
       </w:r>
     </w:p>
     <w:p>
       <w:pPr>
-        <w:pStyle w:val="19"/>
         <w:numPr>
           <w:ilvl w:val="0"/>
           <w:numId w:val="3"/>
         </w:numPr>
-        <w:spacing w:after="80" w:line="340" w:lineRule="auto"/>
-      </w:pPr>
-      <w:r>
-        <w:rPr>
-          <w:rFonts w:ascii="Arial" w:hAnsi="Arial" w:eastAsia="Arial" w:cs="Arial"/>
-          <w:sz w:val="24"/>
-          <w:szCs w:val="24"/>
-        </w:rPr>
-        <w:t>拖拽：用鼠标拖拽节点可移动其位置，力导向布局会动态调整关联节点位置</w:t>
-      </w:r>
-    </w:p>
-    <w:p>
-      <w:pPr>
-        <w:pStyle w:val="19"/>
+        <w:bidi w:val="0"/>
+      </w:pPr>
+      <w:r>
+        <w:t>拖拽：用鼠标拖拽</w:t>
+      </w:r>
+      <w:r>
+        <w:rPr>
+          <w:rFonts w:hint="eastAsia"/>
+          <w:lang w:eastAsia="zh-CN"/>
+        </w:rPr>
+        <w:t>顶点</w:t>
+      </w:r>
+      <w:r>
+        <w:t>可移动其位置，力导向布局会动态调整关联</w:t>
+      </w:r>
+      <w:r>
+        <w:rPr>
+          <w:rFonts w:hint="eastAsia"/>
+          <w:lang w:eastAsia="zh-CN"/>
+        </w:rPr>
+        <w:t>顶点</w:t>
+      </w:r>
+      <w:r>
+        <w:t>位置</w:t>
+      </w:r>
+    </w:p>
+    <w:p>
+      <w:pPr>
         <w:numPr>
           <w:ilvl w:val="0"/>
           <w:numId w:val="3"/>
         </w:numPr>
-        <w:spacing w:after="80" w:line="340" w:lineRule="auto"/>
-      </w:pPr>
-      <w:r>
-        <w:rPr>
-          <w:rFonts w:ascii="Arial" w:hAnsi="Arial" w:eastAsia="Arial" w:cs="Arial"/>
-          <w:sz w:val="24"/>
-          <w:szCs w:val="24"/>
-        </w:rPr>
+        <w:bidi w:val="0"/>
+      </w:pPr>
+      <w:r>
         <w:t>适应画布（Fit）：点击适应画布按钮使整个图形完整显示在可视区域内</w:t>
       </w:r>
     </w:p>
     <w:p>
       <w:pPr>
-        <w:pStyle w:val="19"/>
         <w:numPr>
           <w:ilvl w:val="0"/>
           <w:numId w:val="3"/>
         </w:numPr>
-        <w:spacing w:after="80" w:line="340" w:lineRule="auto"/>
-      </w:pPr>
-      <w:r>
-        <w:rPr>
-          <w:rFonts w:ascii="Arial" w:hAnsi="Arial" w:eastAsia="Arial" w:cs="Arial"/>
-          <w:sz w:val="24"/>
-          <w:szCs w:val="24"/>
-        </w:rPr>
+        <w:bidi w:val="0"/>
+      </w:pPr>
+      <w:r>
         <w:t>布局切换：下拉菜单可在力导向布局和层次布局之间切换</w:t>
       </w:r>
     </w:p>
     <w:p>
       <w:pPr>
-        <w:pStyle w:val="19"/>
         <w:numPr>
           <w:ilvl w:val="0"/>
           <w:numId w:val="3"/>
         </w:numPr>
-        <w:spacing w:after="80" w:line="340" w:lineRule="auto"/>
-      </w:pPr>
-      <w:r>
-        <w:rPr>
-          <w:rFonts w:ascii="Arial" w:hAnsi="Arial" w:eastAsia="Arial" w:cs="Arial"/>
-          <w:sz w:val="24"/>
-          <w:szCs w:val="24"/>
-        </w:rPr>
-        <w:t>展开邻居：选中一个顶点后点击按钮，系统从图数据库加载并展示该顶点的邻居节点和关联边</w:t>
-      </w:r>
-    </w:p>
-    <w:p>
-      <w:pPr>
-        <w:pStyle w:val="19"/>
+        <w:bidi w:val="0"/>
+      </w:pPr>
+      <w:r>
+        <w:t>展开邻居：选中一个顶点后点击按钮，系统从图数据库加载并展示该顶点的邻居</w:t>
+      </w:r>
+      <w:r>
+        <w:rPr>
+          <w:rFonts w:hint="eastAsia"/>
+          <w:lang w:eastAsia="zh-CN"/>
+        </w:rPr>
+        <w:t>顶点</w:t>
+      </w:r>
+      <w:r>
+        <w:t>和关联边</w:t>
+      </w:r>
+    </w:p>
+    <w:p>
+      <w:pPr>
         <w:numPr>
           <w:ilvl w:val="0"/>
           <w:numId w:val="3"/>
         </w:numPr>
-        <w:spacing w:after="80" w:line="340" w:lineRule="auto"/>
-      </w:pPr>
-      <w:r>
-        <w:rPr>
-          <w:rFonts w:ascii="Arial" w:hAnsi="Arial" w:eastAsia="Arial" w:cs="Arial"/>
-          <w:sz w:val="24"/>
-          <w:szCs w:val="24"/>
-        </w:rPr>
+        <w:bidi w:val="0"/>
+      </w:pPr>
+      <w:r>
         <w:t>查看详情：点击任意顶点或边，右侧弹出详情面板展示该元素的 ID、标签和所有属性信息</w:t>
       </w:r>
     </w:p>
@@ -4115,20 +3978,45 @@
           <w:sz w:val="24"/>
           <w:szCs w:val="24"/>
         </w:rPr>
-        <w:t>分析完成后，右侧画布以图形方式展示展开结果。用户可以在画布中点击顶点或边查看详情信息。</w:t>
+        <w:t>分析完成后，右侧画布以图形方式展示展开结果</w:t>
+      </w:r>
+      <w:r>
+        <w:rPr>
+          <w:rFonts w:hint="eastAsia" w:ascii="Arial" w:hAnsi="Arial" w:eastAsia="宋体" w:cs="Arial"/>
+          <w:sz w:val="24"/>
+          <w:szCs w:val="24"/>
+          <w:lang w:eastAsia="zh-CN"/>
+        </w:rPr>
+        <w:t>，</w:t>
+      </w:r>
+      <w:r>
+        <w:rPr>
+          <w:rFonts w:ascii="Arial" w:hAnsi="Arial" w:eastAsia="Arial" w:cs="Arial"/>
+          <w:sz w:val="24"/>
+          <w:szCs w:val="24"/>
+        </w:rPr>
+        <w:t>在画布中点击顶点或边查看详情信息。</w:t>
       </w:r>
     </w:p>
     <w:p>
       <w:pPr>
         <w:spacing w:after="300"/>
-        <w:jc w:val="center"/>
-      </w:pPr>
-      <w:r>
+        <w:jc w:val="both"/>
+        <w:rPr>
+          <w:rFonts w:hint="eastAsia" w:eastAsia="Songti SC"/>
+          <w:lang w:eastAsia="zh-CN"/>
+        </w:rPr>
+      </w:pPr>
+      <w:r>
+        <w:rPr>
+          <w:rFonts w:hint="eastAsia" w:eastAsia="Songti SC"/>
+          <w:lang w:eastAsia="zh-CN"/>
+        </w:rPr>
         <w:drawing>
-          <wp:inline distT="0" distB="0" distL="0" distR="0">
-            <wp:extent cx="4762500" cy="3619500"/>
-            <wp:effectExtent l="0" t="0" r="12700" b="12700"/>
-            <wp:docPr id="9" name="图片 9"/>
+          <wp:inline distT="0" distB="0" distL="114300" distR="114300">
+            <wp:extent cx="5266690" cy="2331720"/>
+            <wp:effectExtent l="0" t="0" r="16510" b="5080"/>
+            <wp:docPr id="23" name="图片 23" descr="图分析-K层展开"/>
             <wp:cNvGraphicFramePr>
               <a:graphicFrameLocks xmlns:a="http://schemas.openxmlformats.org/drawingml/2006/main" noChangeAspect="1"/>
             </wp:cNvGraphicFramePr>
@@ -4136,14 +4024,13 @@
               <a:graphicData uri="http://schemas.openxmlformats.org/drawingml/2006/picture">
                 <pic:pic xmlns:pic="http://schemas.openxmlformats.org/drawingml/2006/picture">
                   <pic:nvPicPr>
-                    <pic:cNvPr id="9" name="图片 9"/>
+                    <pic:cNvPr id="23" name="图片 23" descr="图分析-K层展开"/>
                     <pic:cNvPicPr>
-                      <a:picLocks noChangeAspect="1" noChangeArrowheads="1"/>
+                      <a:picLocks noChangeAspect="1"/>
                     </pic:cNvPicPr>
                   </pic:nvPicPr>
                   <pic:blipFill>
                     <a:blip r:embed="rId32"/>
-                    <a:srcRect/>
                     <a:stretch>
                       <a:fillRect/>
                     </a:stretch>
@@ -4151,7 +4038,7 @@
                   <pic:spPr>
                     <a:xfrm>
                       <a:off x="0" y="0"/>
-                      <a:ext cx="4762500" cy="3619500"/>
+                      <a:ext cx="5266690" cy="2331720"/>
                     </a:xfrm>
                     <a:prstGeom prst="rect">
                       <a:avLst/>
@@ -4200,7 +4087,7 @@
           <w:sz w:val="24"/>
           <w:szCs w:val="24"/>
         </w:rPr>
-        <w:t>路径查询用于查找两个顶点之间的最短路径。操作步骤如下：</w:t>
+        <w:t>路径查询用于查找两个顶点之间的路径。操作步骤如下：</w:t>
       </w:r>
     </w:p>
     <w:p>
@@ -4228,7 +4115,24 @@
           <w:sz w:val="24"/>
           <w:szCs w:val="24"/>
         </w:rPr>
-        <w:t>在「起点类型和属性」级联选择器中选择起始顶点类型和查找属性，输入起点值。</w:t>
+        <w:t>在「起点类型和属性」级联选择器中选择起始顶点类型和属性，输入</w:t>
+      </w:r>
+      <w:r>
+        <w:rPr>
+          <w:rFonts w:hint="eastAsia" w:eastAsia="宋体" w:cs="Arial"/>
+          <w:sz w:val="24"/>
+          <w:szCs w:val="24"/>
+          <w:lang w:val="en-US" w:eastAsia="zh-CN"/>
+        </w:rPr>
+        <w:t>属性</w:t>
+      </w:r>
+      <w:r>
+        <w:rPr>
+          <w:rFonts w:ascii="Arial" w:hAnsi="Arial" w:eastAsia="Arial" w:cs="Arial"/>
+          <w:sz w:val="24"/>
+          <w:szCs w:val="24"/>
+        </w:rPr>
+        <w:t>值。</w:t>
       </w:r>
     </w:p>
     <w:p>
@@ -4256,7 +4160,24 @@
           <w:sz w:val="24"/>
           <w:szCs w:val="24"/>
         </w:rPr>
-        <w:t>在「终点类型和属性」级联选择器中选择目标顶点类型和查找属性，输入终点值。</w:t>
+        <w:t>在「终点类型和属性」级联选择器中选择目标顶点类型和属性，输入</w:t>
+      </w:r>
+      <w:r>
+        <w:rPr>
+          <w:rFonts w:hint="eastAsia" w:eastAsia="宋体" w:cs="Arial"/>
+          <w:sz w:val="24"/>
+          <w:szCs w:val="24"/>
+          <w:lang w:val="en-US" w:eastAsia="zh-CN"/>
+        </w:rPr>
+        <w:t>属性</w:t>
+      </w:r>
+      <w:r>
+        <w:rPr>
+          <w:rFonts w:ascii="Arial" w:hAnsi="Arial" w:eastAsia="Arial" w:cs="Arial"/>
+          <w:sz w:val="24"/>
+          <w:szCs w:val="24"/>
+        </w:rPr>
+        <w:t>值。</w:t>
       </w:r>
     </w:p>
     <w:p>
@@ -4325,16 +4246,60 @@
           <w:sz w:val="24"/>
           <w:szCs w:val="24"/>
         </w:rPr>
-        <w:t>查询完成后，系统在画布中绘制从起点到终点的最短路径，路径上的顶点和边以红色高亮显示。左侧同时展示分析结果摘要，包括路径长度和路径顶点数。起点和终点分别以绿色和橙色标记。</w:t>
-      </w:r>
-    </w:p>
-    <w:p>
-      <w:r>
+        <w:t>查询完成后，画布中</w:t>
+      </w:r>
+      <w:r>
+        <w:rPr>
+          <w:rFonts w:hint="eastAsia" w:ascii="Arial" w:hAnsi="Arial" w:eastAsia="宋体" w:cs="Arial"/>
+          <w:sz w:val="24"/>
+          <w:szCs w:val="24"/>
+          <w:lang w:val="en-US" w:eastAsia="zh-CN"/>
+        </w:rPr>
+        <w:t>显示</w:t>
+      </w:r>
+      <w:r>
+        <w:rPr>
+          <w:rFonts w:ascii="Arial" w:hAnsi="Arial" w:eastAsia="Arial" w:cs="Arial"/>
+          <w:sz w:val="24"/>
+          <w:szCs w:val="24"/>
+        </w:rPr>
+        <w:t>从起点到终点的</w:t>
+      </w:r>
+      <w:r>
+        <w:rPr>
+          <w:rFonts w:hint="eastAsia" w:ascii="Arial" w:hAnsi="Arial" w:eastAsia="宋体" w:cs="Arial"/>
+          <w:sz w:val="24"/>
+          <w:szCs w:val="24"/>
+          <w:lang w:val="en-US" w:eastAsia="zh-CN"/>
+        </w:rPr>
+        <w:t>所有路径</w:t>
+      </w:r>
+      <w:r>
+        <w:rPr>
+          <w:rFonts w:ascii="Arial" w:hAnsi="Arial" w:eastAsia="Arial" w:cs="Arial"/>
+          <w:sz w:val="24"/>
+          <w:szCs w:val="24"/>
+        </w:rPr>
+        <w:t>路径。</w:t>
+      </w:r>
+    </w:p>
+    <w:p>
+      <w:pPr>
+        <w:rPr>
+          <w:rFonts w:hint="eastAsia" w:eastAsia="Songti SC"/>
+          <w:lang w:eastAsia="zh-CN"/>
+        </w:rPr>
+      </w:pPr>
+      <w:r>
+        <w:rPr>
+          <w:rFonts w:hint="eastAsia" w:eastAsia="Songti SC"/>
+          <w:lang w:eastAsia="zh-CN"/>
+        </w:rPr>
         <w:drawing>
-          <wp:inline distT="0" distB="0" distL="0" distR="0">
-            <wp:extent cx="4762500" cy="3619500"/>
-            <wp:effectExtent l="0" t="0" r="12700" b="12700"/>
-            <wp:docPr id="10" name="图片 10"/>
+          <wp:inline distT="0" distB="0" distL="114300" distR="114300">
+            <wp:extent cx="5266690" cy="2320925"/>
+            <wp:effectExtent l="0" t="0" r="16510" b="15875"/>
+            <wp:docPr id="22" name="图片 22" descr="图分析-路径查询"/>
             <wp:cNvGraphicFramePr>
               <a:graphicFrameLocks xmlns:a="http://schemas.openxmlformats.org/drawingml/2006/main" noChangeAspect="1"/>
             </wp:cNvGraphicFramePr>
@@ -4342,14 +4307,13 @@
               <a:graphicData uri="http://schemas.openxmlformats.org/drawingml/2006/picture">
                 <pic:pic xmlns:pic="http://schemas.openxmlformats.org/drawingml/2006/picture">
                   <pic:nvPicPr>
-                    <pic:cNvPr id="10" name="图片 10"/>
+                    <pic:cNvPr id="22" name="图片 22" descr="图分析-路径查询"/>
                     <pic:cNvPicPr>
-                      <a:picLocks noChangeAspect="1" noChangeArrowheads="1"/>
+                      <a:picLocks noChangeAspect="1"/>
                     </pic:cNvPicPr>
                   </pic:nvPicPr>
                   <pic:blipFill>
                     <a:blip r:embed="rId33"/>
-                    <a:srcRect/>
                     <a:stretch>
                       <a:fillRect/>
                     </a:stretch>
@@ -4357,7 +4321,7 @@
                   <pic:spPr>
                     <a:xfrm>
                       <a:off x="0" y="0"/>
-                      <a:ext cx="4762500" cy="3619500"/>
+                      <a:ext cx="5266690" cy="2320925"/>
                     </a:xfrm>
                     <a:prstGeom prst="rect">
                       <a:avLst/>
@@ -4431,7 +4395,7 @@
           <w:szCs w:val="24"/>
           <w:lang w:val="en-US" w:eastAsia="zh-CN"/>
         </w:rPr>
-        <w:t>信息：节点总数、</w:t>
+        <w:t>信息：顶点总数、</w:t>
       </w:r>
       <w:r>
         <w:rPr>
@@ -4452,28 +4416,46 @@
       </w:r>
       <w:r>
         <w:rPr>
-          <w:rFonts w:ascii="Arial" w:hAnsi="Arial" w:eastAsia="Arial" w:cs="Arial"/>
-          <w:sz w:val="24"/>
-          <w:szCs w:val="24"/>
-        </w:rPr>
-        <w:t>节点标签数</w:t>
-      </w:r>
-      <w:r>
-        <w:rPr>
           <w:rFonts w:hint="eastAsia" w:ascii="Arial" w:hAnsi="Arial" w:eastAsia="宋体" w:cs="Arial"/>
           <w:sz w:val="24"/>
           <w:szCs w:val="24"/>
           <w:lang w:eastAsia="zh-CN"/>
         </w:rPr>
+        <w:t>顶点</w:t>
+      </w:r>
+      <w:r>
+        <w:rPr>
+          <w:rFonts w:ascii="Arial" w:hAnsi="Arial" w:eastAsia="Arial" w:cs="Arial"/>
+          <w:sz w:val="24"/>
+          <w:szCs w:val="24"/>
+        </w:rPr>
+        <w:t>标签数</w:t>
+      </w:r>
+      <w:r>
+        <w:rPr>
+          <w:rFonts w:hint="eastAsia" w:ascii="Arial" w:hAnsi="Arial" w:eastAsia="宋体" w:cs="Arial"/>
+          <w:sz w:val="24"/>
+          <w:szCs w:val="24"/>
+          <w:lang w:eastAsia="zh-CN"/>
+        </w:rPr>
         <w:t>、</w:t>
       </w:r>
       <w:r>
         <w:rPr>
-          <w:rFonts w:ascii="Arial" w:hAnsi="Arial" w:eastAsia="Arial" w:cs="Arial"/>
-          <w:sz w:val="24"/>
-          <w:szCs w:val="24"/>
-        </w:rPr>
-        <w:t>节点标签数</w:t>
+          <w:rFonts w:hint="eastAsia" w:ascii="Arial" w:hAnsi="Arial" w:eastAsia="宋体" w:cs="Arial"/>
+          <w:sz w:val="24"/>
+          <w:szCs w:val="24"/>
+          <w:lang w:eastAsia="zh-CN"/>
+        </w:rPr>
+        <w:t>顶点</w:t>
+      </w:r>
+      <w:r>
+        <w:rPr>
+          <w:rFonts w:ascii="Arial" w:hAnsi="Arial" w:eastAsia="Arial" w:cs="Arial"/>
+          <w:sz w:val="24"/>
+          <w:szCs w:val="24"/>
+        </w:rPr>
+        <w:t>标签数</w:t>
       </w:r>
       <w:r>
         <w:rPr>
@@ -4528,7 +4510,7 @@
           <w:rFonts w:hint="eastAsia" w:eastAsia="宋体" w:cs="Arial"/>
           <w:lang w:val="en-US" w:eastAsia="zh-CN"/>
         </w:rPr>
-        <w:t>分别对节点和边类型统计：</w:t>
+        <w:t>分别对顶点和边类型统计：</w:t>
       </w:r>
     </w:p>
     <w:p>
@@ -4542,11 +4524,37 @@
       </w:pPr>
       <w:r>
         <w:rPr>
-          <w:rFonts w:ascii="Arial" w:hAnsi="Arial" w:eastAsia="Arial" w:cs="Arial"/>
-          <w:sz w:val="24"/>
-          <w:szCs w:val="24"/>
-        </w:rPr>
-        <w:t>节点类型统计：表格列出每种顶点类型的名称和对应的节点数量，反映不同实体类型的分布情况。</w:t>
+          <w:rFonts w:hint="eastAsia" w:eastAsia="宋体" w:cs="Arial"/>
+          <w:sz w:val="24"/>
+          <w:szCs w:val="24"/>
+          <w:lang w:eastAsia="zh-CN"/>
+        </w:rPr>
+        <w:t>顶点</w:t>
+      </w:r>
+      <w:r>
+        <w:rPr>
+          <w:rFonts w:ascii="Arial" w:hAnsi="Arial" w:eastAsia="Arial" w:cs="Arial"/>
+          <w:sz w:val="24"/>
+          <w:szCs w:val="24"/>
+        </w:rPr>
+        <w:t>类型统计：表格列出每种顶点类型的名称和对应的</w:t>
+      </w:r>
+      <w:r>
+        <w:rPr>
+          <w:rFonts w:hint="eastAsia" w:eastAsia="宋体" w:cs="Arial"/>
+          <w:sz w:val="24"/>
+          <w:szCs w:val="24"/>
+          <w:lang w:eastAsia="zh-CN"/>
+        </w:rPr>
+        <w:t>顶点</w:t>
+      </w:r>
+      <w:r>
+        <w:rPr>
+          <w:rFonts w:ascii="Arial" w:hAnsi="Arial" w:eastAsia="Arial" w:cs="Arial"/>
+          <w:sz w:val="24"/>
+          <w:szCs w:val="24"/>
+        </w:rPr>
+        <w:t>数量，反映不同实体类型的分布情况。</w:t>
       </w:r>
     </w:p>
     <w:p>
@@ -4627,11 +4635,10 @@
           </wp:inline>
         </w:drawing>
       </w:r>
-      <w:bookmarkStart w:id="9" w:name="_GoBack"/>
-      <w:bookmarkEnd w:id="9"/>
     </w:p>
     <w:sectPr>
       <w:headerReference r:id="rId5" w:type="default"/>
+      <w:footerReference r:id="rId6" w:type="default"/>
       <w:pgSz w:w="11906" w:h="16838"/>
       <w:pgMar w:top="1440" w:right="1800" w:bottom="1440" w:left="1800" w:header="851" w:footer="992" w:gutter="0"/>
       <w:cols w:space="425" w:num="1"/>
@@ -4664,6 +4671,16 @@
     </w:p>
   </w:endnote>
 </w:endnotes>
+</file>
+
+<file path=word/footer1.xml><?xml version="1.0" encoding="utf-8"?>
+<w:ftr xmlns:wpc="http://schemas.microsoft.com/office/word/2010/wordprocessingCanvas" xmlns:mc="http://schemas.openxmlformats.org/markup-compatibility/2006" xmlns:o="urn:schemas-microsoft-com:office:office" xmlns:r="http://schemas.openxmlformats.org/officeDocument/2006/relationships" xmlns:m="http://schemas.openxmlformats.org/officeDocument/2006/math" xmlns:v="urn:schemas-microsoft-com:vml" xmlns:wp14="http://schemas.microsoft.com/office/word/2010/wordprocessingDrawing" xmlns:wp="http://schemas.openxmlformats.org/drawingml/2006/wordprocessingDrawing" xmlns:w10="urn:schemas-microsoft-com:office:word" xmlns:w="http://schemas.openxmlformats.org/wordprocessingml/2006/main" xmlns:w14="http://schemas.microsoft.com/office/word/2010/wordml" xmlns:w15="http://schemas.microsoft.com/office/word/2012/wordml" xmlns:wpg="http://schemas.microsoft.com/office/word/2010/wordprocessingGroup" xmlns:wpi="http://schemas.microsoft.com/office/word/2010/wordprocessingInk" xmlns:wne="http://schemas.microsoft.com/office/word/2006/wordml" xmlns:wps="http://schemas.microsoft.com/office/word/2010/wordprocessingShape" xmlns:wpsCustomData="http://www.wps.cn/officeDocument/2013/wpsCustomData" mc:Ignorable="w14 w15 wp14">
+  <w:p>
+    <w:pPr>
+      <w:pStyle w:val="6"/>
+    </w:pPr>
+  </w:p>
+</w:ftr>
 </file>
 
 <file path=word/footnotes.xml><?xml version="1.0" encoding="utf-8"?>
@@ -4705,22 +4722,24 @@
       <w:rPr>
         <w:rFonts w:hint="eastAsia" w:eastAsia="Adobe 宋体 Std L"/>
         <w:szCs w:val="15"/>
+        <w:lang w:val="en-US" w:eastAsia="zh-CN"/>
       </w:rPr>
-      <w:t>软件名称系统</w:t>
+      <w:t>GraphMind图数据库管理平台</w:t>
     </w:r>
     <w:r>
       <w:rPr>
         <w:rFonts w:eastAsia="Adobe 宋体 Std L"/>
         <w:szCs w:val="15"/>
       </w:rPr>
-      <w:t xml:space="preserve"> V1.0</w:t>
+      <w:t>V1.0</w:t>
     </w:r>
     <w:r>
       <w:rPr>
         <w:rFonts w:hint="eastAsia" w:eastAsia="Adobe 宋体 Std L"/>
         <w:szCs w:val="15"/>
+        <w:lang w:val="en-US" w:eastAsia="zh-CN"/>
       </w:rPr>
-      <w:t>用户说明书</w:t>
+      <w:t>用户操作手册</w:t>
     </w:r>
     <w:r>
       <w:rPr>
@@ -4894,6 +4913,8 @@
       </w:rPr>
       <w:t>页</w:t>
     </w:r>
+    <w:bookmarkStart w:id="9" w:name="_GoBack"/>
+    <w:bookmarkEnd w:id="9"/>
   </w:p>
 </w:hdr>
 </file>

--- a/docs/GraphMInd图数据库管理平台用户操作手册.docx
+++ b/docs/GraphMInd图数据库管理平台用户操作手册.docx
@@ -744,7 +744,7 @@
           <w:rFonts w:hint="eastAsia"/>
           <w:lang w:val="en-US" w:eastAsia="zh-CN"/>
         </w:rPr>
-        <w:t>描述等信息，点击</w:t>
+        <w:t>描述等信息，点</w:t>
       </w:r>
       <w:r>
         <w:rPr>
@@ -754,17 +754,35 @@
       </w:r>
       <w:r>
         <w:rPr>
-          <w:rFonts w:hint="eastAsia"/>
-          <w:lang w:eastAsia="zh-CN"/>
-        </w:rPr>
-        <w:t>“</w:t>
-      </w:r>
-      <w:r>
-        <w:rPr>
-          <w:rFonts w:hint="eastAsia"/>
-          <w:lang w:val="en-US" w:eastAsia="zh-CN"/>
-        </w:rPr>
-        <w:t>保存”</w:t>
+          <w:rFonts w:ascii="Arial" w:hAnsi="Arial" w:eastAsia="Arial" w:cs="Arial"/>
+          <w:sz w:val="24"/>
+          <w:szCs w:val="24"/>
+        </w:rPr>
+        <w:t>「</w:t>
+      </w:r>
+      <w:r>
+        <w:rPr>
+          <w:rFonts w:hint="eastAsia"/>
+          <w:lang w:val="en-US" w:eastAsia="zh-CN"/>
+        </w:rPr>
+        <w:t>保存</w:t>
+      </w:r>
+      <w:r>
+        <w:rPr>
+          <w:rFonts w:ascii="Arial" w:hAnsi="Arial" w:eastAsia="Arial" w:cs="Arial"/>
+          <w:sz w:val="24"/>
+          <w:szCs w:val="24"/>
+        </w:rPr>
+        <w:t>」</w:t>
+      </w:r>
+      <w:r>
+        <w:rPr>
+          <w:rFonts w:hint="eastAsia" w:ascii="Arial" w:hAnsi="Arial" w:eastAsia="宋体" w:cs="Arial"/>
+          <w:sz w:val="24"/>
+          <w:szCs w:val="24"/>
+          <w:lang w:val="en-US" w:eastAsia="zh-CN"/>
+        </w:rPr>
+        <w:t>按钮</w:t>
       </w:r>
       <w:r>
         <w:rPr>
@@ -993,22 +1011,34 @@
       </w:r>
       <w:r>
         <w:rPr>
+          <w:rFonts w:ascii="Arial" w:hAnsi="Arial" w:eastAsia="Arial" w:cs="Arial"/>
+          <w:sz w:val="24"/>
+          <w:szCs w:val="24"/>
+        </w:rPr>
+        <w:t>「</w:t>
+      </w:r>
+      <w:r>
+        <w:rPr>
+          <w:rFonts w:hint="eastAsia" w:ascii="Arial" w:hAnsi="Arial" w:eastAsia="宋体" w:cs="Arial"/>
+          <w:sz w:val="24"/>
+          <w:szCs w:val="24"/>
+          <w:lang w:val="en-US" w:eastAsia="zh-CN"/>
+        </w:rPr>
+        <w:t>删除</w:t>
+      </w:r>
+      <w:r>
+        <w:rPr>
+          <w:rFonts w:ascii="Arial" w:hAnsi="Arial" w:eastAsia="Arial" w:cs="Arial"/>
+          <w:sz w:val="24"/>
+          <w:szCs w:val="24"/>
+        </w:rPr>
+        <w:t>」</w:t>
+      </w:r>
+      <w:r>
+        <w:rPr>
           <w:rFonts w:hint="eastAsia" w:ascii="宋体" w:hAnsi="宋体" w:eastAsia="宋体" w:cs="宋体"/>
         </w:rPr>
-        <w:t>“</w:t>
-      </w:r>
-      <w:r>
-        <w:rPr>
-          <w:rFonts w:hint="eastAsia" w:ascii="宋体" w:hAnsi="宋体" w:eastAsia="宋体" w:cs="宋体"/>
-          <w:lang w:val="en-US" w:eastAsia="zh-CN"/>
-        </w:rPr>
-        <w:t>删除</w:t>
-      </w:r>
-      <w:r>
-        <w:rPr>
-          <w:rFonts w:hint="eastAsia" w:ascii="宋体" w:hAnsi="宋体" w:eastAsia="宋体" w:cs="宋体"/>
-        </w:rPr>
-        <w:t>”按钮</w:t>
+        <w:t>按钮</w:t>
       </w:r>
       <w:r>
         <w:rPr>
@@ -1035,7 +1065,39 @@
           <w:rFonts w:hint="eastAsia" w:ascii="宋体" w:hAnsi="宋体" w:eastAsia="宋体" w:cs="宋体"/>
           <w:lang w:val="en-US" w:eastAsia="zh-CN"/>
         </w:rPr>
-        <w:t>点击“确认”完成删除。</w:t>
+        <w:t>点击</w:t>
+      </w:r>
+      <w:r>
+        <w:rPr>
+          <w:rFonts w:ascii="Arial" w:hAnsi="Arial" w:eastAsia="Arial" w:cs="Arial"/>
+          <w:sz w:val="24"/>
+          <w:szCs w:val="24"/>
+        </w:rPr>
+        <w:t>「</w:t>
+      </w:r>
+      <w:r>
+        <w:rPr>
+          <w:rFonts w:hint="eastAsia" w:ascii="Arial" w:hAnsi="Arial" w:eastAsia="宋体" w:cs="Arial"/>
+          <w:sz w:val="24"/>
+          <w:szCs w:val="24"/>
+          <w:lang w:val="en-US" w:eastAsia="zh-CN"/>
+        </w:rPr>
+        <w:t>确认</w:t>
+      </w:r>
+      <w:r>
+        <w:rPr>
+          <w:rFonts w:ascii="Arial" w:hAnsi="Arial" w:eastAsia="Arial" w:cs="Arial"/>
+          <w:sz w:val="24"/>
+          <w:szCs w:val="24"/>
+        </w:rPr>
+        <w:t>」</w:t>
+      </w:r>
+      <w:r>
+        <w:rPr>
+          <w:rFonts w:hint="eastAsia" w:ascii="宋体" w:hAnsi="宋体" w:eastAsia="宋体" w:cs="宋体"/>
+          <w:lang w:val="en-US" w:eastAsia="zh-CN"/>
+        </w:rPr>
+        <w:t>完成删除。</w:t>
       </w:r>
     </w:p>
     <w:p>
@@ -1169,7 +1231,27 @@
         <w:t>列表页</w:t>
       </w:r>
       <w:r>
-        <w:t>中，用户可以管理图实例的创建、查看和删除，展示图实例的基本信息和统计概况。</w:t>
+        <w:t>中，用户可以</w:t>
+      </w:r>
+      <w:r>
+        <w:rPr>
+          <w:rFonts w:hint="eastAsia"/>
+          <w:lang w:val="en-US" w:eastAsia="zh-CN"/>
+        </w:rPr>
+        <w:t>查看已有的图实例，对</w:t>
+      </w:r>
+      <w:r>
+        <w:t>图</w:t>
+      </w:r>
+      <w:r>
+        <w:rPr>
+          <w:rFonts w:hint="eastAsia"/>
+          <w:lang w:val="en-US" w:eastAsia="zh-CN"/>
+        </w:rPr>
+        <w:t>实例进行</w:t>
+      </w:r>
+      <w:r>
+        <w:t>创建、删除，展示图实例的基本信息和统计概况。</w:t>
       </w:r>
     </w:p>
     <w:p>
@@ -1386,7 +1468,7 @@
           <w:szCs w:val="24"/>
           <w:lang w:val="en-US" w:eastAsia="zh-CN"/>
         </w:rPr>
-        <w:t>会在对应的图连接下创建图实例。Neo4j社区版支持新建图</w:t>
+        <w:t>会在对应的图连接下创建图实例。注意Neo4j图数据库社区版不支持新建图</w:t>
       </w:r>
       <w:r>
         <w:rPr>
@@ -1652,7 +1734,16 @@
           <w:sz w:val="24"/>
           <w:szCs w:val="24"/>
         </w:rPr>
-        <w:t>图建模是定义图数据结构的核心模块。用户在此页面为选定的图实例设计顶点类型和边类型</w:t>
+        <w:t>图建模是定义图数据结构的核心模块。用户在此页面为选定的图实例设计顶点和边</w:t>
+      </w:r>
+      <w:r>
+        <w:rPr>
+          <w:rFonts w:hint="eastAsia" w:ascii="Arial" w:hAnsi="Arial" w:eastAsia="宋体" w:cs="Arial"/>
+          <w:sz w:val="24"/>
+          <w:szCs w:val="24"/>
+          <w:lang w:val="en-US" w:eastAsia="zh-CN"/>
+        </w:rPr>
+        <w:t>的schema</w:t>
       </w:r>
       <w:r>
         <w:rPr>
@@ -2488,7 +2579,24 @@
           <w:sz w:val="24"/>
           <w:szCs w:val="24"/>
         </w:rPr>
-        <w:t>数据表格根据选中类型动态展示列结构。顶点数据表格包含 UID 列和属性列，属性以「键:值」标签形式展示。边数据表格额外包含起点 UID 和终点 UID 两列，便于追踪关系连接。</w:t>
+        <w:t>数据表格根据选中类型动态展示列结构。顶点数据表格包含 UID 列和属性列，属性以「键:值」标签形式展示</w:t>
+      </w:r>
+      <w:r>
+        <w:rPr>
+          <w:rFonts w:hint="eastAsia" w:ascii="Arial" w:hAnsi="Arial" w:eastAsia="宋体" w:cs="Arial"/>
+          <w:sz w:val="24"/>
+          <w:szCs w:val="24"/>
+          <w:lang w:eastAsia="zh-CN"/>
+        </w:rPr>
+        <w:t>，</w:t>
+      </w:r>
+      <w:r>
+        <w:rPr>
+          <w:rFonts w:ascii="Arial" w:hAnsi="Arial" w:eastAsia="Arial" w:cs="Arial"/>
+          <w:sz w:val="24"/>
+          <w:szCs w:val="24"/>
+        </w:rPr>
+        <w:t>边数据表格额外包含起点 UID 和终点 UID 两列。</w:t>
       </w:r>
     </w:p>
     <w:p>
@@ -4412,50 +4520,24 @@
           <w:szCs w:val="24"/>
           <w:lang w:eastAsia="zh-CN"/>
         </w:rPr>
-        <w:t>、</w:t>
-      </w:r>
-      <w:r>
-        <w:rPr>
-          <w:rFonts w:hint="eastAsia" w:ascii="Arial" w:hAnsi="Arial" w:eastAsia="宋体" w:cs="Arial"/>
-          <w:sz w:val="24"/>
-          <w:szCs w:val="24"/>
-          <w:lang w:eastAsia="zh-CN"/>
-        </w:rPr>
-        <w:t>顶点</w:t>
-      </w:r>
-      <w:r>
-        <w:rPr>
-          <w:rFonts w:ascii="Arial" w:hAnsi="Arial" w:eastAsia="Arial" w:cs="Arial"/>
-          <w:sz w:val="24"/>
-          <w:szCs w:val="24"/>
-        </w:rPr>
-        <w:t>标签数</w:t>
-      </w:r>
-      <w:r>
-        <w:rPr>
-          <w:rFonts w:hint="eastAsia" w:ascii="Arial" w:hAnsi="Arial" w:eastAsia="宋体" w:cs="Arial"/>
-          <w:sz w:val="24"/>
-          <w:szCs w:val="24"/>
-          <w:lang w:eastAsia="zh-CN"/>
-        </w:rPr>
-        <w:t>、</w:t>
-      </w:r>
-      <w:r>
-        <w:rPr>
-          <w:rFonts w:hint="eastAsia" w:ascii="Arial" w:hAnsi="Arial" w:eastAsia="宋体" w:cs="Arial"/>
-          <w:sz w:val="24"/>
-          <w:szCs w:val="24"/>
-          <w:lang w:eastAsia="zh-CN"/>
-        </w:rPr>
-        <w:t>顶点</w:t>
-      </w:r>
-      <w:r>
-        <w:rPr>
-          <w:rFonts w:ascii="Arial" w:hAnsi="Arial" w:eastAsia="Arial" w:cs="Arial"/>
-          <w:sz w:val="24"/>
-          <w:szCs w:val="24"/>
-        </w:rPr>
-        <w:t>标签数</w:t>
+        <w:t>、顶点</w:t>
+      </w:r>
+      <w:r>
+        <w:rPr>
+          <w:rFonts w:hint="eastAsia" w:ascii="Arial" w:hAnsi="Arial" w:eastAsia="宋体" w:cs="Arial"/>
+          <w:sz w:val="24"/>
+          <w:szCs w:val="24"/>
+          <w:lang w:val="en-US" w:eastAsia="zh-CN"/>
+        </w:rPr>
+        <w:t>类型</w:t>
+      </w:r>
+      <w:r>
+        <w:rPr>
+          <w:rFonts w:ascii="Arial" w:hAnsi="Arial" w:eastAsia="Arial" w:cs="Arial"/>
+          <w:sz w:val="24"/>
+          <w:szCs w:val="24"/>
+        </w:rPr>
+        <w:t>数</w:t>
       </w:r>
       <w:r>
         <w:rPr>
@@ -4510,7 +4592,16 @@
           <w:rFonts w:hint="eastAsia" w:eastAsia="宋体" w:cs="Arial"/>
           <w:lang w:val="en-US" w:eastAsia="zh-CN"/>
         </w:rPr>
-        <w:t>分别对顶点和边类型统计：</w:t>
+        <w:t>分别对顶点和边类型统计</w:t>
+      </w:r>
+      <w:bookmarkStart w:id="9" w:name="_GoBack"/>
+      <w:bookmarkEnd w:id="9"/>
+      <w:r>
+        <w:rPr>
+          <w:rFonts w:hint="eastAsia" w:eastAsia="宋体" w:cs="Arial"/>
+          <w:lang w:val="en-US" w:eastAsia="zh-CN"/>
+        </w:rPr>
+        <w:t>：</w:t>
       </w:r>
     </w:p>
     <w:p>
@@ -4913,8 +5004,6 @@
       </w:rPr>
       <w:t>页</w:t>
     </w:r>
-    <w:bookmarkStart w:id="9" w:name="_GoBack"/>
-    <w:bookmarkEnd w:id="9"/>
   </w:p>
 </w:hdr>
 </file>
